--- a/zaini_case_audit_output/outputs/word/documents/116_المسحوبات 1434 (zip).docx
+++ b/zaini_case_audit_output/outputs/word/documents/116_المسحوبات 1434 (zip).docx
@@ -53,6 +53,20 @@
         <w:t>[مخرج آلي / Script Output - سماوي]  [مخرج آلي يحتاج مراجعة بشرية - وردي]</w:t>
       </w:r>
     </w:p>
+    <w:p>
+      <w:pPr>
+        <w:jc w:val="right"/>
+        <w:bidi/>
+      </w:pPr>
+      <w:r>
+        <w:rPr>
+          <w:b w:val="0"/>
+          <w:i/>
+          <w:color w:val="C00000"/>
+        </w:rPr>
+        <w:t>[نص ممسوح OCR صُحِّح ترتيبه آلياً — قد يحتوي أخطاء طفيفة]</w:t>
+      </w:r>
+    </w:p>
     <w:p/>
     <w:p>
       <w:pPr>
@@ -711,7 +725,7 @@
           <w:b w:val="0"/>
           <w:i w:val="0"/>
         </w:rPr>
-        <w:t>VAJAV ERE  :خيراتلا‎</w:t>
+        <w:t>‎التاريخ:  ERE VAJAV</w:t>
       </w:r>
     </w:p>
     <w:p>
@@ -1501,7 +1515,7 @@
           <w:b w:val="0"/>
           <w:i w:val="0"/>
         </w:rPr>
-        <w:t>رياسال ‎Vep vere  :خيراتلا Ave‏</w:t>
+        <w:t>‏Ave التاريخ:  vere Vep‎ لاساير</w:t>
         <w:br/>
         <w:t>الموافق:  ‎".10/.0/8١‏</w:t>
         <w:br/>
@@ -1590,7 +1604,7 @@
           <w:b w:val="0"/>
           <w:i w:val="0"/>
         </w:rPr>
-        <w:t>TEP AVENE  :خيراتلا‎</w:t>
+        <w:t>‎التاريخ:  AVENE TEP</w:t>
       </w:r>
     </w:p>
     <w:p>
@@ -3138,7 +3152,7 @@
         <w:br/>
         <w:t>Tel: ‏ل م‎ Fax: 5.5.4 WOMAN OE ‏هاتف م5" كع فاكس:‎</w:t>
         <w:br/>
-        <w:t>OVA {VEE 7  :خيراتلا‎ 1 ‏ري ال‎</w:t>
+        <w:t>‎لا ير‏ 1 ‎التاريخ:  7 VEE} OVA</w:t>
         <w:br/>
         <w:t>".15/00008  :قفاوملا‎</w:t>
         <w:br/>
@@ -8897,7 +8911,7 @@
           <w:b w:val="0"/>
           <w:i w:val="0"/>
         </w:rPr>
-        <w:t>‎51/١١/١144  :خيراتلا‎</w:t>
+        <w:t>‎التاريخ:  51/١١/١144‎</w:t>
         <w:br/>
         <w:t>؟:1١7/.9/9.‎  :قفاوملا‎</w:t>
       </w:r>
@@ -9115,7 +9129,7 @@
           <w:b w:val="0"/>
           <w:i w:val="0"/>
         </w:rPr>
-        <w:t>71/1١/1١44  :خيراتلا‎</w:t>
+        <w:t>‎التاريخ:  71/1١/1١44</w:t>
       </w:r>
     </w:p>
     <w:p>
@@ -9233,7 +9247,7 @@
         </w:rPr>
         <w:t>[صفحة 2 - OCR]</w:t>
         <w:br/>
-        <w:t>1434/11/24  :خيراتلا‎</w:t>
+        <w:t>‎التاريخ:  1434/11/24</w:t>
         <w:br/>
         <w:t>2013/09/30</w:t>
       </w:r>
@@ -9660,7 +9674,7 @@
           <w:b w:val="0"/>
           <w:i w:val="0"/>
         </w:rPr>
-        <w:t>Ay ARYA  :خيراتلا‎</w:t>
+        <w:t>‎التاريخ:  ARYA Ay</w:t>
       </w:r>
     </w:p>
     <w:p>
@@ -10061,7 +10075,7 @@
           <w:b w:val="0"/>
           <w:i w:val="0"/>
         </w:rPr>
-        <w:t>؟0/1١١/١4"4‎  :خيراتلا‎</w:t>
+        <w:t>‎التاريخ:  ‎4"0/1١١/١4؟</w:t>
       </w:r>
     </w:p>
     <w:p>
@@ -12258,7 +12272,7 @@
           <w:b w:val="0"/>
           <w:i w:val="0"/>
         </w:rPr>
-        <w:t>سابعاً : الدفعات وطريقة السداد</w:t>
+        <w:t>دادسلا ةقيرطو تاعفدلا : ًاعباس</w:t>
       </w:r>
     </w:p>
     <w:p>
@@ -12361,7 +12375,7 @@
           <w:b w:val="0"/>
           <w:i w:val="0"/>
         </w:rPr>
-        <w:t>‏إنشاءات وتمديدات الماء والكهرباء إلا بالموافقة الخطية المسبقة من الطرف الأول» وعليه فإن</w:t>
+        <w:t>نإف هيلعو «لوألا فرطلا نم ةقبسملا ةيطخلا ةقفاوملاب الإ ءابرهكلاو ءاملا تاديدمتو تاءاشنإ‏</w:t>
       </w:r>
     </w:p>
     <w:p>
@@ -13783,7 +13797,7 @@
           <w:b w:val="0"/>
           <w:i w:val="0"/>
         </w:rPr>
-        <w:t>VEMEPO VIVA  :خيراتلا‎</w:t>
+        <w:t>‎التاريخ:  VIVA VEMEPO</w:t>
         <w:br/>
         <w:t>؟0١5؟١؟-١؟‎ 2 ‏الموافق:‎</w:t>
       </w:r>
@@ -14167,7 +14181,7 @@
           <w:b w:val="0"/>
           <w:i w:val="0"/>
         </w:rPr>
-        <w:t>١4"4/."/ء١‎  :خيراتلا‎</w:t>
+        <w:t>‎التاريخ:  ‎١ء/"4/."١4</w:t>
       </w:r>
     </w:p>
     <w:p>
@@ -14796,7 +14810,7 @@
           <w:b w:val="0"/>
           <w:i w:val="0"/>
         </w:rPr>
-        <w:t>TAPMINEYE  :خيراتلا‎</w:t>
+        <w:t>‎التاريخ:  TAPMINEYE</w:t>
       </w:r>
     </w:p>
     <w:p>
@@ -16109,7 +16123,7 @@
           <w:b w:val="0"/>
           <w:i w:val="0"/>
         </w:rPr>
-        <w:t>VEEP MINN  :خيراتلا‎</w:t>
+        <w:t>‎التاريخ:  MINN VEEP</w:t>
       </w:r>
     </w:p>
     <w:p>
@@ -16636,7 +16650,7 @@
           <w:b w:val="0"/>
           <w:i w:val="0"/>
         </w:rPr>
-        <w:t>١4"4/."ل١9‎  :خيراتلا‎</w:t>
+        <w:t>‎التاريخ:  ‎١9ل"4/."١4</w:t>
       </w:r>
     </w:p>
     <w:p>
@@ -17934,7 +17948,7 @@
           <w:b w:val="0"/>
           <w:i w:val="0"/>
         </w:rPr>
-        <w:t>1١474/.؛4/5١‎  :خيراتلا‎</w:t>
+        <w:t>‎التاريخ:  ‎4/5١؛1١474/.</w:t>
       </w:r>
     </w:p>
     <w:p>
@@ -18455,7 +18469,7 @@
           <w:b w:val="0"/>
           <w:i w:val="0"/>
         </w:rPr>
-        <w:t>١4"4/.4/15  :خيراتلا‎</w:t>
+        <w:t>‎التاريخ:  4/.4/15"١4</w:t>
       </w:r>
     </w:p>
     <w:p>
@@ -19061,7 +19075,7 @@
           <w:b w:val="0"/>
           <w:i w:val="0"/>
         </w:rPr>
-        <w:t>VEEP OVE  :خيراتلا‎</w:t>
+        <w:t>‎التاريخ:  OVE VEEP</w:t>
       </w:r>
     </w:p>
     <w:p>
@@ -19586,7 +19600,7 @@
           <w:b w:val="0"/>
           <w:i w:val="0"/>
         </w:rPr>
-        <w:t>VEVEP OVA  :خيراتلا‎</w:t>
+        <w:t>‎التاريخ:  OVA VEVEP</w:t>
       </w:r>
     </w:p>
     <w:p>

--- a/zaini_case_audit_output/outputs/word/documents/116_المسحوبات 1434 (zip).docx
+++ b/zaini_case_audit_output/outputs/word/documents/116_المسحوبات 1434 (zip).docx
@@ -78,7 +78,7 @@
           <w:b w:val="0"/>
           <w:i w:val="0"/>
         </w:rPr>
-        <w:t>[أرشيف 1F7QvZkaWmAuP--ItuTYRFvlWt8QjTlQw.zip - عدد الملفات الداخلية: 25 - طريقة: zip]</w:t>
+        <w:t>[zip :ةقيرط - 25 :ةيلخادلا تافلملا ددع - 1F7QvZkaWmAuP--ItuTYRFvlWt8QjTlQw.zip فيشرأ]</w:t>
       </w:r>
     </w:p>
     <w:p>
@@ -95,21 +95,21 @@
         <w:br/>
         <w:t>[صفحة 1 - OCR]</w:t>
         <w:br/>
-        <w:t>شركة ابناء محمد عبيد القثمي ‎Mohd. 0. AL Guthmi Sons Co‏</w:t>
-        <w:br/>
-        <w:t>شركة ابناء محمد عبيد القثمي ‎Quotation QS‏</w:t>
-        <w:br/>
-        <w:t>الفرع:التحلية</w:t>
+        <w:t>‏Co Sons Guthmi AL 0. Mohd.‎ يمثقلا ديبع دمحم ءانبا ةكرش</w:t>
+        <w:br/>
+        <w:t>‏QS Quotation‎ يمثقلا ديبع دمحم ءانبا ةكرش</w:t>
+        <w:br/>
+        <w:t>ةيلحتلا:عرفلا</w:t>
         <w:br/>
         <w:t>التاريخ ‎Date: 1 / Verte Vive‏</w:t>
         <w:br/>
         <w:t>أسم العميل: الشيخاحمدزيني ا ‎Clients‏</w:t>
         <w:br/>
-        <w:t>‏رقم العميل : ملعملل قط يلظ ‎Clients‏</w:t>
+        <w:t>‏Clients‎ ظلي طق للمعلم : ليمعلا مقر‏</w:t>
         <w:br/>
         <w:t>‏رقم الفاكس: ل مل 1506© لون لال دوع</w:t>
         <w:br/>
-        <w:t>رقم الجوال: ‎Mobile Number:............:...000 ٠558851484‏</w:t>
+        <w:t>‏٠558851484 Number:............:...000 Mobile‎ :لاوجلا مقر</w:t>
       </w:r>
     </w:p>
     <w:p>
@@ -124,7 +124,7 @@
         </w:rPr>
         <w:t>- ——</w:t>
         <w:br/>
-        <w:t>التسلسل رقم ‎[ten Nowinal‏ البيان ‎Unitary! Price pus! Description/‏ الكميقدي0 | الإجمالي الخصم الصاقي</w:t>
+        <w:t>يقاصلا مصخلا يلامجإلا | 0يدقيمكلا ‏Description/ !pus Price !Unitary‎ نايبلا ‏Nowinal ten]‎ مقر لسلستلا</w:t>
       </w:r>
     </w:p>
     <w:p>
@@ -373,7 +373,7 @@
           <w:b w:val="0"/>
           <w:i w:val="0"/>
         </w:rPr>
-        <w:t>NATIONAL FURINTURE 2 ‏مفروشات الوطن‎</w:t>
+        <w:t>‎نطولا تاشورفم‏ 2 FURINTURE NATIONAL</w:t>
       </w:r>
     </w:p>
     <w:p>
@@ -388,7 +388,7 @@
         </w:rPr>
         <w:t>* All'Kinds of Curtains &amp; Decoration - 6 5</w:t>
         <w:br/>
-        <w:t>‏جميع أنواع الستائروالديكورا‎</w:t>
+        <w:t>‎اروكيدلاورئاتسلا عاونأ عيمج‏</w:t>
         <w:br/>
         <w:t>Upholstery Settes &amp; Arabian Sofa , “2 3 ‏جميع انواع‎</w:t>
       </w:r>
@@ -403,7 +403,7 @@
           <w:b w:val="0"/>
           <w:i w:val="0"/>
         </w:rPr>
-        <w:t>. 8 ‏تنجيد وتمصيل الكنبات والمجالس العربية‎</w:t>
+        <w:t>‎ةيبرعلا سلاجملاو تابنكلا ليصمتو ديجنت‏ 8 .</w:t>
         <w:br/>
         <w:t>Metal Curtains &amp; Accordion Doors 0 2 81 1 8 ae - ait</w:t>
         <w:br/>
@@ -422,9 +422,9 @@
           <w:b w:val="0"/>
           <w:i w:val="0"/>
         </w:rPr>
-        <w:t>دوار الدراجة - بجوار سوق نجار فاتورة ‎ile:‏</w:t>
-        <w:br/>
-        <w:t>‏جوال : ‎INVOICE mM / 0 NVANE‏ اسيك د سند</w:t>
+        <w:t>‏ile:‎ ةروتاف راجن قوس راوجب - ةجاردلا راود</w:t>
+        <w:br/>
+        <w:t>دنس د كيسا ‏NVANE 0 / mM INVOICE‎ : لاوج‏</w:t>
       </w:r>
     </w:p>
     <w:p>
@@ -465,20 +465,20 @@
         </w:rPr>
         <w:t>التاريخ 1 | اه</w:t>
         <w:br/>
-        <w:t>المطلوب من المكرم 1</w:t>
-      </w:r>
-    </w:p>
-    <w:p>
-      <w:pPr>
-        <w:jc w:val="right"/>
-        <w:bidi/>
-      </w:pPr>
-      <w:r>
-        <w:rPr>
-          <w:b w:val="0"/>
-          <w:i w:val="0"/>
-        </w:rPr>
-        <w:t>المبلغ الإجما الي | سعرالوحدة</w:t>
+        <w:t>1 مركملا نم بولطملا</w:t>
+      </w:r>
+    </w:p>
+    <w:p>
+      <w:pPr>
+        <w:jc w:val="right"/>
+        <w:bidi/>
+      </w:pPr>
+      <w:r>
+        <w:rPr>
+          <w:b w:val="0"/>
+          <w:i w:val="0"/>
+        </w:rPr>
+        <w:t>ةدحولارعس | يلا امجإلا غلبملا</w:t>
         <w:br/>
         <w:t>‎Description 5 : Unit Price’ Total Price‏</w:t>
       </w:r>
@@ -493,7 +493,7 @@
           <w:b w:val="0"/>
           <w:i w:val="0"/>
         </w:rPr>
-        <w:t>يال .5.8 | ريال .5.8</w:t>
+        <w:t>.5.8 لاير | .5.8 لاي</w:t>
         <w:br/>
         <w:t>9</w:t>
       </w:r>
@@ -527,7 +527,7 @@
         <w:br/>
         <w:t>جدة عمارة اوزكو ‎Jeddah-Ozco Building‏</w:t>
         <w:br/>
-        <w:t>هاتف: "5.5251" فاكس: ‎NeW et‏ لي لل اال 2 ‎Tel:‏</w:t>
+        <w:t>‏Tel:‎ 2 لاا لل يل ‏et NeW‎ :سكاف "5.5251" :فتاه</w:t>
       </w:r>
     </w:p>
     <w:p>
@@ -553,22 +553,22 @@
           <w:b w:val="0"/>
           <w:i w:val="0"/>
         </w:rPr>
-        <w:t>ريسال 14 التاريخ: ‎VAPALVEYE‏</w:t>
-        <w:br/>
-        <w:t>‏الموافق: ‏ 6١١/5./”١2؟‏</w:t>
-      </w:r>
-    </w:p>
-    <w:p>
-      <w:pPr>
-        <w:jc w:val="right"/>
-        <w:bidi/>
-      </w:pPr>
-      <w:r>
-        <w:rPr>
-          <w:b w:val="0"/>
-          <w:i w:val="0"/>
-        </w:rPr>
-        <w:t>يصرف إلى المكرم: مندوب مفروشات الوطنى ‎PAY TO MESSRS‏</w:t>
+        <w:t>‏VAPALVEYE‎ :خيراتلا 14 لاسير</w:t>
+        <w:br/>
+        <w:t>‏؟١2”6١١/5./ ‏ :قفاوملا‏</w:t>
+      </w:r>
+    </w:p>
+    <w:p>
+      <w:pPr>
+        <w:jc w:val="right"/>
+        <w:bidi/>
+      </w:pPr>
+      <w:r>
+        <w:rPr>
+          <w:b w:val="0"/>
+          <w:i w:val="0"/>
+        </w:rPr>
+        <w:t>‏MESSRS TO PAY‎ ىنطولا تاشورفم بودنم :مركملا ىلإ فرصي</w:t>
         <w:br/>
         <w:t>‎Jy‏</w:t>
       </w:r>
@@ -611,20 +611,20 @@
         </w:rPr>
         <w:t>oT ‏لحرن رح‎ BT</w:t>
         <w:br/>
-        <w:t>‏قفر آل !1 المجموع‎</w:t>
-      </w:r>
-    </w:p>
-    <w:p>
-      <w:pPr>
-        <w:jc w:val="right"/>
-        <w:bidi/>
-      </w:pPr>
-      <w:r>
-        <w:rPr>
-          <w:b w:val="0"/>
-          <w:i w:val="0"/>
-        </w:rPr>
-        <w:t>ير الما المدير العام</w:t>
+        <w:t>‎عومجملا 1! لآ رفق‏</w:t>
+      </w:r>
+    </w:p>
+    <w:p>
+      <w:pPr>
+        <w:jc w:val="right"/>
+        <w:bidi/>
+      </w:pPr>
+      <w:r>
+        <w:rPr>
+          <w:b w:val="0"/>
+          <w:i w:val="0"/>
+        </w:rPr>
+        <w:t>ماعلا ريدملا املا ري</w:t>
         <w:br/>
         <w:t>77</w:t>
       </w:r>
@@ -684,7 +684,7 @@
         </w:rPr>
         <w:t>رقم القهيد: ‎١:55‏</w:t>
         <w:br/>
-        <w:t>‏بينن القيد:</w:t>
+        <w:t>:ديقلا ننيب‏</w:t>
       </w:r>
     </w:p>
     <w:p>
@@ -725,7 +725,7 @@
           <w:b w:val="0"/>
           <w:i w:val="0"/>
         </w:rPr>
-        <w:t>‎التاريخ:  ERE VAJAV</w:t>
+        <w:t>VAJAV ERE  :خيراتلا‎</w:t>
       </w:r>
     </w:p>
     <w:p>
@@ -751,20 +751,20 @@
           <w:b w:val="0"/>
           <w:i w:val="0"/>
         </w:rPr>
-        <w:t>فاتورة مفروشات الوطن رقم ‎58١١‏ قيمقستائر</w:t>
-      </w:r>
-    </w:p>
-    <w:p>
-      <w:pPr>
-        <w:jc w:val="right"/>
-        <w:bidi/>
-      </w:pPr>
-      <w:r>
-        <w:rPr>
-          <w:b w:val="0"/>
-          <w:i w:val="0"/>
-        </w:rPr>
-        <w:t>ترف ك5 ندوق مندوب مفروشات الوطنى</w:t>
+        <w:t>رئاتسقميق ‏58١١‎ مقر نطولا تاشورفم ةروتاف</w:t>
+      </w:r>
+    </w:p>
+    <w:p>
+      <w:pPr>
+        <w:jc w:val="right"/>
+        <w:bidi/>
+      </w:pPr>
+      <w:r>
+        <w:rPr>
+          <w:b w:val="0"/>
+          <w:i w:val="0"/>
+        </w:rPr>
+        <w:t>ىنطولا تاشورفم بودنم قودن 5ك فرت</w:t>
       </w:r>
     </w:p>
     <w:p>
@@ -794,7 +794,7 @@
           <w:b w:val="0"/>
           <w:i w:val="0"/>
         </w:rPr>
-        <w:t>المخصصات الشهرية للشيوخ والاقارب ............الخ</w:t>
+        <w:t>خلا............ براقالاو خويشلل ةيرهشلا تاصصخملا</w:t>
         <w:br/>
         <w:t>عن شهر شعبان 1434ه يوليو 2013م</w:t>
       </w:r>
@@ -837,20 +837,20 @@
           <w:b w:val="0"/>
           <w:i w:val="0"/>
         </w:rPr>
-        <w:t>المجموع</w:t>
-      </w:r>
-    </w:p>
-    <w:p>
-      <w:pPr>
-        <w:jc w:val="right"/>
-        <w:bidi/>
-      </w:pPr>
-      <w:r>
-        <w:rPr>
-          <w:b w:val="0"/>
-          <w:i w:val="0"/>
-        </w:rPr>
-        <w:t>ثانيا :- المخصصات الشهرية للاقارب</w:t>
+        <w:t>عومجملا</w:t>
+      </w:r>
+    </w:p>
+    <w:p>
+      <w:pPr>
+        <w:jc w:val="right"/>
+        <w:bidi/>
+      </w:pPr>
+      <w:r>
+        <w:rPr>
+          <w:b w:val="0"/>
+          <w:i w:val="0"/>
+        </w:rPr>
+        <w:t>براقالل ةيرهشلا تاصصخملا :- ايناث</w:t>
         <w:br/>
         <w:t>عائلة / عثمان زيني ( الهام زيني)</w:t>
         <w:br/>
@@ -906,9 +906,9 @@
           <w:b w:val="0"/>
           <w:i w:val="0"/>
         </w:rPr>
-        <w:t>الجمعية الخيرية لتحفيظ القرآن الكريم - الجموم</w:t>
-        <w:br/>
-        <w:t>السيد / علي سلطان</w:t>
+        <w:t>مومجلا - ميركلا نآرقلا ظيفحتل ةيريخلا ةيعمجلا</w:t>
+        <w:br/>
+        <w:t>ناطلس يلع / ديسلا</w:t>
       </w:r>
     </w:p>
     <w:p>
@@ -934,59 +934,59 @@
           <w:b w:val="0"/>
           <w:i w:val="0"/>
         </w:rPr>
-        <w:t>السيد /محمد بدر النهدي</w:t>
-      </w:r>
-    </w:p>
-    <w:p>
-      <w:pPr>
-        <w:jc w:val="right"/>
-        <w:bidi/>
-      </w:pPr>
-      <w:r>
-        <w:rPr>
-          <w:b w:val="0"/>
-          <w:i w:val="0"/>
-        </w:rPr>
-        <w:t>السيد ‎J‏ اشرف ‎pele‏ مصطفى خيرالدين</w:t>
-      </w:r>
-    </w:p>
-    <w:p>
-      <w:pPr>
-        <w:jc w:val="right"/>
-        <w:bidi/>
-      </w:pPr>
-      <w:r>
-        <w:rPr>
-          <w:b w:val="0"/>
-          <w:i w:val="0"/>
-        </w:rPr>
-        <w:t>السيد بندر الحرازي</w:t>
-      </w:r>
-    </w:p>
-    <w:p>
-      <w:pPr>
-        <w:jc w:val="right"/>
-        <w:bidi/>
-      </w:pPr>
-      <w:r>
-        <w:rPr>
-          <w:b w:val="0"/>
-          <w:i w:val="0"/>
-        </w:rPr>
-        <w:t>الجمعية الخيرية لتحفيظ القرآن الكريم - دارام حميد - دف زية</w:t>
-      </w:r>
-    </w:p>
-    <w:p>
-      <w:pPr>
-        <w:jc w:val="right"/>
-        <w:bidi/>
-      </w:pPr>
-      <w:r>
-        <w:rPr>
-          <w:b w:val="0"/>
-          <w:i w:val="0"/>
-        </w:rPr>
-        <w:t>= نم ين الى تن ين بيد من قي</w:t>
+        <w:t>يدهنلا ردب دمحم/ ديسلا</w:t>
+      </w:r>
+    </w:p>
+    <w:p>
+      <w:pPr>
+        <w:jc w:val="right"/>
+        <w:bidi/>
+      </w:pPr>
+      <w:r>
+        <w:rPr>
+          <w:b w:val="0"/>
+          <w:i w:val="0"/>
+        </w:rPr>
+        <w:t>نيدلاريخ ىفطصم ‏pele‎ فرشا ‏J‎ ديسلا</w:t>
+      </w:r>
+    </w:p>
+    <w:p>
+      <w:pPr>
+        <w:jc w:val="right"/>
+        <w:bidi/>
+      </w:pPr>
+      <w:r>
+        <w:rPr>
+          <w:b w:val="0"/>
+          <w:i w:val="0"/>
+        </w:rPr>
+        <w:t>يزارحلا ردنب ديسلا</w:t>
+      </w:r>
+    </w:p>
+    <w:p>
+      <w:pPr>
+        <w:jc w:val="right"/>
+        <w:bidi/>
+      </w:pPr>
+      <w:r>
+        <w:rPr>
+          <w:b w:val="0"/>
+          <w:i w:val="0"/>
+        </w:rPr>
+        <w:t>ةيز فد - ديمح ماراد - ميركلا نآرقلا ظيفحتل ةيريخلا ةيعمجلا</w:t>
+      </w:r>
+    </w:p>
+    <w:p>
+      <w:pPr>
+        <w:jc w:val="right"/>
+        <w:bidi/>
+      </w:pPr>
+      <w:r>
+        <w:rPr>
+          <w:b w:val="0"/>
+          <w:i w:val="0"/>
+        </w:rPr>
+        <w:t>يق نم ديب ني نت ىلا ني من =</w:t>
       </w:r>
     </w:p>
     <w:p>
@@ -1016,7 +1016,7 @@
           <w:b w:val="0"/>
           <w:i w:val="0"/>
         </w:rPr>
-        <w:t>عائلة المرحوم حامد رزق حسن رجب</w:t>
+        <w:t>بجر نسح قزر دماح موحرملا ةلئاع</w:t>
         <w:br/>
         <w:t>انور باحميشان</w:t>
       </w:r>
@@ -1061,22 +1061,22 @@
           <w:b w:val="0"/>
           <w:i w:val="0"/>
         </w:rPr>
-        <w:t>Tel: ‏امل‎ Fax: vesaret 5.5١.ع ‏فاكس:‎ "5 ."58951١1 ‏هاتف:‎</w:t>
-      </w:r>
-    </w:p>
-    <w:p>
-      <w:pPr>
-        <w:jc w:val="right"/>
-        <w:bidi/>
-      </w:pPr>
-      <w:r>
-        <w:rPr>
-          <w:b w:val="0"/>
-          <w:i w:val="0"/>
-        </w:rPr>
-        <w:t>ريسسال 3/18 التاريسخ: ‎VASA ENE‏</w:t>
-        <w:br/>
-        <w:t>الموافق: 01/0/00"</w:t>
+        <w:t>‎:فتاه‏ 58951١1". 5" ‎:سكاف‏ ع5.5١. vesaret Fax: ‎لما‏ Tel:</w:t>
+      </w:r>
+    </w:p>
+    <w:p>
+      <w:pPr>
+        <w:jc w:val="right"/>
+        <w:bidi/>
+      </w:pPr>
+      <w:r>
+        <w:rPr>
+          <w:b w:val="0"/>
+          <w:i w:val="0"/>
+        </w:rPr>
+        <w:t>‏ENE VASA‎ :خسيراتلا 3/18 لاسسير</w:t>
+        <w:br/>
+        <w:t>"01/0/00 :قفاوملا</w:t>
         <w:br/>
         <w:t>يصرف إلى المكرم: الشيخ/احمد زينى ‎PAY TO MESSRS‏</w:t>
       </w:r>
@@ -1091,7 +1091,7 @@
           <w:b w:val="0"/>
           <w:i w:val="0"/>
         </w:rPr>
-        <w:t>5 5 1 يال</w:t>
+        <w:t>لاي 1 5 5</w:t>
         <w:br/>
         <w:t>مبلغ فقط خمسون ألف وسبعمائة ‎Shy‏ سعودي لاغير ‎SR‏</w:t>
       </w:r>
@@ -1136,7 +1136,7 @@
         </w:rPr>
         <w:t>‏.5070| الشيخ اسامة زيني ‎i IE)‏ مصاريف منزل الشيخ/احمد زينى عن شهر شعبان؛1 ‎١147‏</w:t>
         <w:br/>
-        <w:t>‎OeVe ayer‏ المجموع</w:t>
+        <w:t>عومجملا ‏ayer OeVe‎</w:t>
       </w:r>
     </w:p>
     <w:p>
@@ -1183,7 +1183,7 @@
         </w:rPr>
         <w:t>رقم القيد: ‎١408‏</w:t>
         <w:br/>
-        <w:t>‏بينن القيد:</w:t>
+        <w:t>:ديقلا ننيب‏</w:t>
       </w:r>
     </w:p>
     <w:p>
@@ -1262,7 +1262,7 @@
         <w:br/>
         <w:t>شركة احمد زيني وأولاده " :</w:t>
         <w:br/>
-        <w:t>المخصصات الشهرية للشيوخ والاقارب لالخ</w:t>
+        <w:t>خلال براقالاو خويشلل ةيرهشلا تاصصخملا</w:t>
         <w:br/>
         <w:t>عن شهر رمضان 1434ه اغسطس 2013م</w:t>
       </w:r>
@@ -1329,20 +1329,20 @@
           <w:b w:val="0"/>
           <w:i w:val="0"/>
         </w:rPr>
-        <w:t>الجمعية الخيرية لتحفيظ القرآن الكريم - الجموم</w:t>
-      </w:r>
-    </w:p>
-    <w:p>
-      <w:pPr>
-        <w:jc w:val="right"/>
-        <w:bidi/>
-      </w:pPr>
-      <w:r>
-        <w:rPr>
-          <w:b w:val="0"/>
-          <w:i w:val="0"/>
-        </w:rPr>
-        <w:t>السيد / علي سلطان</w:t>
+        <w:t>مومجلا - ميركلا نآرقلا ظيفحتل ةيريخلا ةيعمجلا</w:t>
+      </w:r>
+    </w:p>
+    <w:p>
+      <w:pPr>
+        <w:jc w:val="right"/>
+        <w:bidi/>
+      </w:pPr>
+      <w:r>
+        <w:rPr>
+          <w:b w:val="0"/>
+          <w:i w:val="0"/>
+        </w:rPr>
+        <w:t>ناطلس يلع / ديسلا</w:t>
       </w:r>
     </w:p>
     <w:p>
@@ -1368,46 +1368,46 @@
           <w:b w:val="0"/>
           <w:i w:val="0"/>
         </w:rPr>
-        <w:t>السيد /محمد بدر النهدي</w:t>
-      </w:r>
-    </w:p>
-    <w:p>
-      <w:pPr>
-        <w:jc w:val="right"/>
-        <w:bidi/>
-      </w:pPr>
-      <w:r>
-        <w:rPr>
-          <w:b w:val="0"/>
-          <w:i w:val="0"/>
-        </w:rPr>
-        <w:t>السيد / اشرف جابر مصطفى خيرالدين</w:t>
-      </w:r>
-    </w:p>
-    <w:p>
-      <w:pPr>
-        <w:jc w:val="right"/>
-        <w:bidi/>
-      </w:pPr>
-      <w:r>
-        <w:rPr>
-          <w:b w:val="0"/>
-          <w:i w:val="0"/>
-        </w:rPr>
-        <w:t>السيد بندر الحرازي</w:t>
-      </w:r>
-    </w:p>
-    <w:p>
-      <w:pPr>
-        <w:jc w:val="right"/>
-        <w:bidi/>
-      </w:pPr>
-      <w:r>
-        <w:rPr>
-          <w:b w:val="0"/>
-          <w:i w:val="0"/>
-        </w:rPr>
-        <w:t>الجمعية الخيرية لتحفيظ القرآن الكريم ‏ دارام حميد - دف ‎pp‏</w:t>
+        <w:t>يدهنلا ردب دمحم/ ديسلا</w:t>
+      </w:r>
+    </w:p>
+    <w:p>
+      <w:pPr>
+        <w:jc w:val="right"/>
+        <w:bidi/>
+      </w:pPr>
+      <w:r>
+        <w:rPr>
+          <w:b w:val="0"/>
+          <w:i w:val="0"/>
+        </w:rPr>
+        <w:t>نيدلاريخ ىفطصم رباج فرشا / ديسلا</w:t>
+      </w:r>
+    </w:p>
+    <w:p>
+      <w:pPr>
+        <w:jc w:val="right"/>
+        <w:bidi/>
+      </w:pPr>
+      <w:r>
+        <w:rPr>
+          <w:b w:val="0"/>
+          <w:i w:val="0"/>
+        </w:rPr>
+        <w:t>يزارحلا ردنب ديسلا</w:t>
+      </w:r>
+    </w:p>
+    <w:p>
+      <w:pPr>
+        <w:jc w:val="right"/>
+        <w:bidi/>
+      </w:pPr>
+      <w:r>
+        <w:rPr>
+          <w:b w:val="0"/>
+          <w:i w:val="0"/>
+        </w:rPr>
+        <w:t>‏pp‎ فد - ديمح ماراد ‏ ميركلا نآرقلا ظيفحتل ةيريخلا ةيعمجلا</w:t>
       </w:r>
     </w:p>
     <w:p>
@@ -1517,7 +1517,7 @@
         </w:rPr>
         <w:t>‏Ave التاريخ:  vere Vep‎ لاساير</w:t>
         <w:br/>
-        <w:t>الموافق:  ‎".10/.0/8١‏</w:t>
+        <w:t>‏.10/.0/8١"‎  :قفاوملا</w:t>
         <w:br/>
         <w:t>‏يصرف إلى المكرم: الشيخ / احمد زيني ‎PAY TO MESSRS‏</w:t>
         <w:br/>
@@ -1527,7 +1527,7 @@
         <w:br/>
         <w:t>‏وذلك / مصاريف منزل الشيخ/ احمد زيني عن شهر رمضان ‎FOR AVENE‏</w:t>
         <w:br/>
-        <w:t>أمين الصندوق</w:t>
+        <w:t>قودنصلا نيمأ</w:t>
         <w:br/>
         <w:t>1 -</w:t>
         <w:br/>
@@ -1604,7 +1604,7 @@
           <w:b w:val="0"/>
           <w:i w:val="0"/>
         </w:rPr>
-        <w:t>‎التاريخ:  AVENE TEP</w:t>
+        <w:t>TEP AVENE  :خيراتلا‎</w:t>
       </w:r>
     </w:p>
     <w:p>
@@ -1837,19 +1837,19 @@
         <w:br/>
         <w:t>راتب اساسى ‎Yeas YVo.‏</w:t>
         <w:br/>
-        <w:t>بال مواصاات ‎te.‏ هده</w:t>
+        <w:t>هده ‏te.‎ تااصاوم لاب</w:t>
         <w:br/>
         <w:t>اجازات ‎¥Vo.‏</w:t>
         <w:br/>
         <w:t>‏تراكر سفر ‎abe‏ 5</w:t>
         <w:br/>
-        <w:t>تامين صحى ‎Go.‏</w:t>
+        <w:t>‏Go.‎ ىحص نيمات</w:t>
         <w:br/>
         <w:t>‎CL Ws 0-0‏ مار</w:t>
         <w:br/>
-        <w:t>التكلفه المنويه .:. ‎way ١‏ ريال . ;</w:t>
-        <w:br/>
-        <w:t>مح ملاحظة ان هله التكلفة ‎fussy‏ ا الصيانه</w:t>
+        <w:t>; . لاير ‏١ way‎ .:. هيونملا هفلكتلا</w:t>
+        <w:br/>
+        <w:t>هنايصلا ا ‏fussy‎ ةفلكتلا هله نا ةظحالم حم</w:t>
         <w:br/>
         <w:t>0 151</w:t>
         <w:br/>
@@ -2663,7 +2663,7 @@
         </w:rPr>
         <w:t>‎LEE ne</w:t>
         <w:br/>
-        <w:t>tia : ‏المدينة المنور»‎ rel as Il ‏الدمام:‎ ; Zr : ‏الزياكرا‎</w:t>
+        <w:t>‎اركايزلا‏ : Zr ; ‎:مامدلا‏ Il as rel ‎«رونملا ةنيدملا‏ : tia</w:t>
       </w:r>
     </w:p>
     <w:p>
@@ -2689,7 +2689,7 @@
           <w:b w:val="0"/>
           <w:i w:val="0"/>
         </w:rPr>
-        <w:t>‎AEYTTAY 3 ‏تليفون:‎ AYYYAAY : ‏ن‎ aut OANTYY : yy ab AY VATS : yy tu YUTTVON: ‏ون‎ 9 ab EVATSA ‏تليقفون:‎</w:t>
+        <w:t>‎:نوفقيلت‏ EVATSA ab 9 ‎نو‏ YUTTVON: tu yy : VATS AY ab yy : OANTYY aut ‎ن‏ : AYYYAAY ‎:نوفيلت‏ 3 AEYTTAY‎</w:t>
         <w:br/>
         <w:t>‎MIVONNVA: eS AYVY oVT ‏فاكس‎ aAYENAN - ‏فاكس :5585م فاكس‎ YYW OT: ou su EVTY.T AS LvY.tV</w:t>
       </w:r>
@@ -2734,7 +2734,7 @@
           <w:b w:val="0"/>
           <w:i w:val="0"/>
         </w:rPr>
-        <w:t>ام ا شركة أحيت زيف دايكن لتكييف الهواء</w:t>
+        <w:t>ءاوهلا فييكتل نكياد فيز تيحأ ةكرش ا ما</w:t>
         <w:br/>
         <w:t>ست ‎٠‏ مقاولات وصيانة 4030054187 ‎C.R. No.‏</w:t>
         <w:br/>
@@ -2849,7 +2849,7 @@
         <w:br/>
         <w:t>5</w:t>
         <w:br/>
-        <w:t>2 ‏امه‎ \3 SALES TAX Nit</w:t>
+        <w:t>Nit TAX SALES 3\ ‎هما‏ 2</w:t>
         <w:br/>
         <w:t>nbn: SHIPPING &amp; HANDLING Nil</w:t>
         <w:br/>
@@ -2912,7 +2912,7 @@
         </w:rPr>
         <w:t>[صفحة 6 - OCR]</w:t>
         <w:br/>
-        <w:t>000539 samba Q) ‏سامبا‎ Date eines Abt ana</w:t>
+        <w:t>ana Abt eines Date ‎ابماس‏ (Q samba 000539</w:t>
       </w:r>
     </w:p>
     <w:p>
@@ -2931,13 +2931,13 @@
         <w:br/>
         <w:t>شارع الاندلس جدة ‎ANDALUS STREET JEDDAH‏</w:t>
         <w:br/>
-        <w:t>‎a epi 5 1‏ والتكبية ؛ ألم حدودة ‎inst this chi‏</w:t>
-        <w:br/>
-        <w:t>إدفعوا بموجب هذا الشيك لأمر شركة أحمد زيئي للكهرباء والتكييف المحدودة ||| ‎to the: order mscheaue‏</w:t>
+        <w:t>‏chi this inst‎ ةدودح ملأ ؛ ةيبكتلاو ‏1 5 epi a‎</w:t>
+        <w:br/>
+        <w:t>‏mscheaue order the: to‎ ||| ةدودحملا فييكتلاو ءابرهكلل يئيز دمحأ ةكرش رمأل كيشلا اذه بجومب اوعفدإ</w:t>
         <w:br/>
         <w:t>اخسا ورين اق مهاد</w:t>
         <w:br/>
-        <w:t>‎SAR‏ | اهلع ‎nee‏ سس مس خ ص س صم م سيم يعم جم ب مسيم م سس سس بحس حت سام بعلم سس ا سس سس سس سمس سس ‎The 8100010106 Of‏</w:t>
+        <w:t>‏Of 8100010106 The‎ سس سمس سس سس سس ا سس ملعب ماس تح سحب سس سس م ميسم ب مج معي ميس م مص س ص خ سم سس ‏nee‎ علها | ‏SAR‎</w:t>
         <w:br/>
         <w:t>ا بي بي سي م ع بم م حت ع د سس حت سس سه ب ع م ةع ص ل د ع م ا ص م ع ص عاج ب ب ب لج سس سس سس سس ص سا</w:t>
         <w:br/>
@@ -2945,7 +2945,7 @@
         <w:br/>
         <w:t>‎JEDDAH ry 1‏</w:t>
         <w:br/>
-        <w:t>| التوقيم 235 ‎ata Signature‏ تمت مظافشط ‎tne‏ سام ياو 0</w:t>
+        <w:t>0 واي ماس ‏tne‎ طشفاظم تمت ‏Signature ata‎ 235 ميقوتلا |</w:t>
         <w:br/>
         <w:t>‎OO004 2456950‏ 0015ط 20140 “39 0005" ‎Cc‏</w:t>
       </w:r>
@@ -2964,13 +2964,13 @@
         <w:br/>
         <w:t>شركة اجمد زينج</w:t>
         <w:br/>
-        <w:t>للكهرباء والتكييف المحدودة</w:t>
+        <w:t>ةدودحملا فييكتلاو ءابرهكلل</w:t>
         <w:br/>
         <w:t>مسئولية محدودة</w:t>
         <w:br/>
-        <w:t>رأس ‎veered‏ ,؟ مدفوع بالكامل</w:t>
-        <w:br/>
-        <w:t>المركز ‎ged‏ جدة</w:t>
+        <w:t>لماكلاب عوفدم ؟, ‏veered‎ سأر</w:t>
+        <w:br/>
+        <w:t>ةدج ‏ged‎ زكرملا</w:t>
         <w:br/>
         <w:t>سجل تجاري ‎Eee VN EO‏</w:t>
         <w:br/>
@@ -3097,13 +3097,13 @@
           <w:b w:val="0"/>
           <w:i w:val="0"/>
         </w:rPr>
-        <w:t>‏تليفون : ‎5491-٠١‏ - فاكس ‎4011١١6:‏</w:t>
+        <w:t>‏4011١١6:‎ سكاف - ‏5491-٠١‎ : نوفيلت‏</w:t>
         <w:br/>
         <w:t>‏مكةات 04001395 - فاكس ‎0475141١١‏</w:t>
         <w:br/>
-        <w:t>‏المدينةقت : 857700/1- فاكس ‎AYVYARY:‏</w:t>
-        <w:br/>
-        <w:t>‏المملحة العربية السعودية</w:t>
+        <w:t>‏AYVYARY:‎ سكاف 857700/1- : تقةنيدملا‏</w:t>
+        <w:br/>
+        <w:t>ةيدوعسلا ةيبرعلا ةحلمملا‏</w:t>
       </w:r>
     </w:p>
     <w:p>
@@ -3118,7 +3118,7 @@
         </w:rPr>
         <w:t>‎wit ff ‏التاريخ:‎</w:t>
         <w:br/>
-        <w:t>‎م٠١73‎ / /6/ ‏الموافقينة!‎</w:t>
+        <w:t>‎!ةنيقفاوملا‏ /6/ / ‎٠١73م‎</w:t>
       </w:r>
     </w:p>
     <w:p>
@@ -3164,7 +3164,7 @@
         <w:br/>
         <w:t>FOR 5١17/١/١ ىلا١/١نم ‏وذلك / مايخصكم من فاتورة الدايكن صبانة مكيفات الفيلا الفترة‎</w:t>
         <w:br/>
-        <w:t>| ‏المسؤلم‎</w:t>
+        <w:t>‎ملؤسملا‏ |</w:t>
       </w:r>
     </w:p>
     <w:p>
@@ -3194,7 +3194,7 @@
         </w:rPr>
         <w:t>‏مايخصكم من فاتورة الدايكن صبانة مكيفات الفيلا الفترة من١/١الى‏</w:t>
         <w:br/>
-        <w:t>تفرم ع ييتث؟5 المجموع</w:t>
+        <w:t>عومجملا 5؟ثتيي ع مرفت</w:t>
       </w:r>
     </w:p>
     <w:p>
@@ -3252,7 +3252,7 @@
           <w:b w:val="0"/>
           <w:i w:val="0"/>
         </w:rPr>
-        <w:t>بيان القييد: مايخصكم من فاتورة الدايكن صبانة مكيفات الفيلا الفترة من١/١ألى ‎7١17/11/7١‏ بشيك الامريكى؟ 1ه الصفحة: ‎١‏</w:t>
+        <w:t>‏١‎ :ةحفصلا ه1 ؟ىكيرمالا كيشب ‏7١17/11/7١‎ ىلأ١/١نم ةرتفلا اليفلا تافيكم ةنابص نكيادلا ةروتاف نم مكصخيام :دييقلا نايب</w:t>
       </w:r>
     </w:p>
     <w:p>
@@ -3280,7 +3280,7 @@
           <w:b w:val="0"/>
           <w:i w:val="0"/>
         </w:rPr>
-        <w:t>‎YOcucayes‏ 8*6 البنك السعودي الامريكي لامر شركة احمد زينى للكهرباء والتكييف</w:t>
+        <w:t>فييكتلاو ءابرهكلل ىنيز دمحا ةكرش رمال يكيرمالا يدوعسلا كنبلا 6*8 ‏YOcucayes‎</w:t>
       </w:r>
     </w:p>
     <w:p>
@@ -3306,7 +3306,7 @@
           <w:b w:val="0"/>
           <w:i w:val="0"/>
         </w:rPr>
-        <w:t>‏المدير المالي</w:t>
+        <w:t>يلاملا ريدملا‏</w:t>
       </w:r>
     </w:p>
     <w:p>
@@ -3993,7 +3993,7 @@
         </w:rPr>
         <w:t>رقم القيد: ‎VVVA‏</w:t>
         <w:br/>
-        <w:t>‏بيان القيد:</w:t>
+        <w:t>:ديقلا نايب‏</w:t>
       </w:r>
     </w:p>
     <w:p>
@@ -4352,28 +4352,28 @@
           <w:b w:val="0"/>
           <w:i w:val="0"/>
         </w:rPr>
-        <w:t>‏محي الدين دفتردار</w:t>
-        <w:br/>
-        <w:t>مصاريف متنوعة - عمارة</w:t>
-        <w:br/>
-        <w:t>مصاريف متنوعة - عمارة مكة</w:t>
-        <w:br/>
-        <w:t>مصاريف متنوعة - عمارة</w:t>
-        <w:br/>
-        <w:t>شركة مصنع الحلويات</w:t>
-      </w:r>
-    </w:p>
-    <w:p>
-      <w:pPr>
-        <w:jc w:val="right"/>
-        <w:bidi/>
-      </w:pPr>
-      <w:r>
-        <w:rPr>
-          <w:b w:val="0"/>
-          <w:i w:val="0"/>
-        </w:rPr>
-        <w:t>‏د عبدالرحمن العمري</w:t>
+        <w:t>رادرتفد نيدلا يحم‏</w:t>
+        <w:br/>
+        <w:t>ةرامع - ةعونتم فيراصم</w:t>
+        <w:br/>
+        <w:t>ةكم ةرامع - ةعونتم فيراصم</w:t>
+        <w:br/>
+        <w:t>ةرامع - ةعونتم فيراصم</w:t>
+        <w:br/>
+        <w:t>تايولحلا عنصم ةكرش</w:t>
+      </w:r>
+    </w:p>
+    <w:p>
+      <w:pPr>
+        <w:jc w:val="right"/>
+        <w:bidi/>
+      </w:pPr>
+      <w:r>
+        <w:rPr>
+          <w:b w:val="0"/>
+          <w:i w:val="0"/>
+        </w:rPr>
+        <w:t>يرمعلا نمحرلادبع د‏</w:t>
       </w:r>
     </w:p>
     <w:p>
@@ -4388,20 +4388,20 @@
         </w:rPr>
         <w:t>‏الشيخ اسامه زيني ( الشيخ</w:t>
         <w:br/>
-        <w:t>محمد عبدالحسيب</w:t>
-      </w:r>
-    </w:p>
-    <w:p>
-      <w:pPr>
-        <w:jc w:val="right"/>
-        <w:bidi/>
-      </w:pPr>
-      <w:r>
-        <w:rPr>
-          <w:b w:val="0"/>
-          <w:i w:val="0"/>
-        </w:rPr>
-        <w:t>‏جاري الشريك - شركة اوزكو</w:t>
+        <w:t>بيسحلادبع دمحم</w:t>
+      </w:r>
+    </w:p>
+    <w:p>
+      <w:pPr>
+        <w:jc w:val="right"/>
+        <w:bidi/>
+      </w:pPr>
+      <w:r>
+        <w:rPr>
+          <w:b w:val="0"/>
+          <w:i w:val="0"/>
+        </w:rPr>
+        <w:t>وكزوا ةكرش - كيرشلا يراج‏</w:t>
         <w:br/>
         <w:t>مير محمد نور</w:t>
       </w:r>
@@ -4416,9 +4416,9 @@
           <w:b w:val="0"/>
           <w:i w:val="0"/>
         </w:rPr>
-        <w:t>‏تامين طبي - محاسبه</w:t>
-        <w:br/>
-        <w:t>مصاريف تامين - م ش اسامه</w:t>
+        <w:t>هبساحم - يبط نيمات‏</w:t>
+        <w:br/>
+        <w:t>هماسا ش م - نيمات فيراصم</w:t>
         <w:br/>
         <w:t>الشيخ اسامه زيني ( الشيخ</w:t>
         <w:br/>
@@ -4448,7 +4448,7 @@
           <w:b w:val="0"/>
           <w:i w:val="0"/>
         </w:rPr>
-        <w:t>‏الوسطاء السعوديون _ تأمين</w:t>
+        <w:t>نيمأت _ نويدوعسلا ءاطسولا‏</w:t>
       </w:r>
     </w:p>
     <w:p>
@@ -4517,20 +4517,20 @@
           <w:b w:val="0"/>
           <w:i w:val="0"/>
         </w:rPr>
-        <w:t>‏تامين طبى على العائلة والعاملين والمجمع عن الفترة من ‎١١11/9/١‏ ؟ألى» "/4/5 ‎7١1‏</w:t>
-      </w:r>
-    </w:p>
-    <w:p>
-      <w:pPr>
-        <w:jc w:val="right"/>
-        <w:bidi/>
-      </w:pPr>
-      <w:r>
-        <w:rPr>
-          <w:b w:val="0"/>
-          <w:i w:val="0"/>
-        </w:rPr>
-        <w:t>‏تامين طبى على العائلة والعاملين والمجمع عن</w:t>
+        <w:t>‏7١1‎ /4/5" «ىلأ؟ ‏١١11/9/١‎ نم ةرتفلا نع عمجملاو نيلماعلاو ةلئاعلا ىلع ىبط نيمات‏</w:t>
+      </w:r>
+    </w:p>
+    <w:p>
+      <w:pPr>
+        <w:jc w:val="right"/>
+        <w:bidi/>
+      </w:pPr>
+      <w:r>
+        <w:rPr>
+          <w:b w:val="0"/>
+          <w:i w:val="0"/>
+        </w:rPr>
+        <w:t>نع عمجملاو نيلماعلاو ةلئاعلا ىلع ىبط نيمات‏</w:t>
         <w:br/>
         <w:t>تامين طبى على لكم والعائلة عن الفترة من</w:t>
         <w:br/>
@@ -4538,13 +4538,13 @@
         <w:br/>
         <w:t>تامين طبى على لكم والعائلة عن الفترة من</w:t>
         <w:br/>
-        <w:t>تامين طبى على العاملين عن الفترة من</w:t>
-        <w:br/>
-        <w:t>تامين طبى على العاملين عن الفترة من</w:t>
-        <w:br/>
-        <w:t>تامين طبى على العاملين عن الفترة من</w:t>
-        <w:br/>
-        <w:t>تامين طبى على العاملين عن الفترة من</w:t>
+        <w:t>نم ةرتفلا نع نيلماعلا ىلع ىبط نيمات</w:t>
+        <w:br/>
+        <w:t>نم ةرتفلا نع نيلماعلا ىلع ىبط نيمات</w:t>
+        <w:br/>
+        <w:t>نم ةرتفلا نع نيلماعلا ىلع ىبط نيمات</w:t>
+        <w:br/>
+        <w:t>نم ةرتفلا نع نيلماعلا ىلع ىبط نيمات</w:t>
         <w:br/>
         <w:t>تامين طبى لكم وللعائلة عن الفترة من</w:t>
       </w:r>
@@ -4559,7 +4559,7 @@
           <w:b w:val="0"/>
           <w:i w:val="0"/>
         </w:rPr>
-        <w:t>‏تامين طبى لكم وللعائلة والعاملين والمجمع عن</w:t>
+        <w:t>نع عمجملاو نيلماعلاو ةلئاعللو مكل ىبط نيمات‏</w:t>
         <w:br/>
         <w:t>تامين طبى عن الفترة من</w:t>
       </w:r>
@@ -4574,28 +4574,28 @@
           <w:b w:val="0"/>
           <w:i w:val="0"/>
         </w:rPr>
-        <w:t>‏تامين طبى على العاملين عن الفترة من</w:t>
-        <w:br/>
-        <w:t>تامين طبى لكم والعائلة عن الفترة من</w:t>
-      </w:r>
-    </w:p>
-    <w:p>
-      <w:pPr>
-        <w:jc w:val="right"/>
-        <w:bidi/>
-      </w:pPr>
-      <w:r>
-        <w:rPr>
-          <w:b w:val="0"/>
-          <w:i w:val="0"/>
-        </w:rPr>
-        <w:t>‏تامين طبى على العاملين عن الفترة من</w:t>
-        <w:br/>
-        <w:t>تامين طبى على العاملين عن الفترة من</w:t>
+        <w:t>نم ةرتفلا نع نيلماعلا ىلع ىبط نيمات‏</w:t>
+        <w:br/>
+        <w:t>نم ةرتفلا نع ةلئاعلاو مكل ىبط نيمات</w:t>
+      </w:r>
+    </w:p>
+    <w:p>
+      <w:pPr>
+        <w:jc w:val="right"/>
+        <w:bidi/>
+      </w:pPr>
+      <w:r>
+        <w:rPr>
+          <w:b w:val="0"/>
+          <w:i w:val="0"/>
+        </w:rPr>
+        <w:t>نم ةرتفلا نع نيلماعلا ىلع ىبط نيمات‏</w:t>
+        <w:br/>
+        <w:t>نم ةرتفلا نع نيلماعلا ىلع ىبط نيمات</w:t>
         <w:br/>
         <w:t>تامين طبى على كرار وحرمه عن الفترة من</w:t>
         <w:br/>
-        <w:t>تامين طبى على العاملين عن الفترة من</w:t>
+        <w:t>نم ةرتفلا نع نيلماعلا ىلع ىبط نيمات</w:t>
         <w:br/>
         <w:t>تامين طبى على محمد الخلايله عن الفترة من</w:t>
       </w:r>
@@ -4651,7 +4651,7 @@
           <w:b w:val="0"/>
           <w:i w:val="0"/>
         </w:rPr>
-        <w:t>الوسطاء السعوديون</w:t>
+        <w:t>نويدوعسلا ءاطسولا</w:t>
         <w:br/>
         <w:t>‎SAUDI BROKERS‏</w:t>
       </w:r>
@@ -4679,7 +4679,7 @@
           <w:b w:val="0"/>
           <w:i w:val="0"/>
         </w:rPr>
-        <w:t>‎Insurance &amp; Reinsurance Brokers‏ .بح مإعمكة مير</w:t>
+        <w:t>ريم ةكمعإم حب. ‏Brokers Reinsurance &amp; Insurance‎</w:t>
       </w:r>
     </w:p>
     <w:p>
@@ -4767,13 +4767,13 @@
         </w:rPr>
         <w:t>‎Head Office: AL-Khobar Exstem Province Central Province Western Province</w:t>
         <w:br/>
-        <w:t>‏الخنطقة الوسملى المنحطقة الغربية‎ aaa! ‏المركز الرئيسيء الخير‎</w:t>
-        <w:br/>
-        <w:t>Os moe ‏لالفسس ليست‎ ati, Roa sss Sito, ator 0612 eae ‏الاي ال الس ص عي‎</w:t>
-        <w:br/>
-        <w:t>‘of Saudi: ‘WP +908 3 82257 37# 066 1 2330473, 2300624 ‏لا‎ 4006 2 920000279 ATTA A ‏ل‎ SATU UTA ANT ‏السعودية 5 لامكا‎ Ay yall ‏المملكة‎</w:t>
-        <w:br/>
-        <w:t>‎2 +966 3 6823096 B 4966 1 2931874 dB 0006 2 6874528 ‏الست اقم‎ &amp; AATUT AANA ©</w:t>
+        <w:t>‎ريخلا ءيسيئرلا زكرملا‏ !aaa ‎ةيبرغلا ةقطحنملا ىلمسولا ةقطنخلا‏</w:t>
+        <w:br/>
+        <w:t>‎يع ص سلا لا يالا‏ eae 0612 ator ,Sito sss Roa ,ati ‎تسيل سسفلال‏ moe Os</w:t>
+        <w:br/>
+        <w:t>‎ةكلمملا‏ yall Ay ‎اكمال 5 ةيدوعسلا‏ ANT UTA SATU ‎ل‏ A ATTA 920000279 2 4006 ‎ال‏ 2300624 ,2330473 1 066 #37 82257 3 908+ WP‘ Saudi: of‘</w:t>
+        <w:br/>
+        <w:t>© AANA AATUT &amp; ‎مقا تسلا‏ 6874528 2 0006 dB 2931874 1 4966 B 6823096 3 966+ 2‎</w:t>
       </w:r>
     </w:p>
     <w:p>
@@ -5889,7 +5889,7 @@
           <w:b w:val="0"/>
           <w:i w:val="0"/>
         </w:rPr>
-        <w:t>Invoice No. + 00437103 Bupa ‏بو سلر ال‎</w:t>
+        <w:t>‎لا رلس وب‏ Bupa 00437103 + No. Invoice</w:t>
         <w:br/>
         <w:t>Inveice Date &gt; 26/08/2013</w:t>
       </w:r>
@@ -6516,7 +6516,7 @@
         </w:rPr>
         <w:t>‘Bupa Aratie tor Cooperative Inaurance —A-Rawdah St, ArKhalediyan Dist - PO Box 23807, Jeddah 21436, Saudi Arable - CR No. 4030178881 ١ Authorised Capital SR 400,000,000 - Paid Up Capital SR 400.000,000</w:t>
         <w:br/>
-        <w:t>400,000,000 ‏ريال سعودي- رأس المال المصرح به‎ 400,000,000 B18 ‏التمارني - ص .ب 23807 جده 21438 المملكة العربية السعودية  س.ث. 4030178881 - رأس اقمال‎ calcu a be</w:t>
+        <w:t>be a calcu ‎لامقا سأر - 4030178881 .ث.س  ةيدوعسلا ةيبرعلا ةكلمملا 21438 هدج 23807 ب. ص - ينرامتلا‏ B18 000,000,400 ‎هب حرصملا لاملا سأر -يدوعس لاير‏ 000,000,400</w:t>
       </w:r>
     </w:p>
     <w:p>
@@ -6546,7 +6546,7 @@
         <w:br/>
         <w:t>[صفحة 1 - OCR]</w:t>
         <w:br/>
-        <w:t>000545 6005 ‘samba (0 ‏سامبا‎ Date ‏لتنا‎ NS</w:t>
+        <w:t>NS ‎انتل‏ Date ‎ابماس‏ 0) samba‘ 6005 000545</w:t>
       </w:r>
     </w:p>
     <w:p>
@@ -6561,7 +6561,7 @@
         </w:rPr>
         <w:t>= 8 ola</w:t>
         <w:br/>
-        <w:t>Samba Financial Group ‏مجموعة سامبا المانية‎ Place of Issue. 93</w:t>
+        <w:t>93 Issue. of Place ‎ةيناملا ابماس ةعومجم‏ Group Financial Samba</w:t>
       </w:r>
     </w:p>
     <w:p>
@@ -6604,11 +6604,11 @@
         <w:br/>
         <w:t>شارع الاندلس جدة ‎ANDALUS STREET JEDDAH‏</w:t>
         <w:br/>
-        <w:t>دفعوا جب هذا الشيك ‎U‏ شركة { ‎rh}‏ للكهرر ‎t‏ التكيد ف ألم حدود 3 ‎Pay against this cheque‏</w:t>
-        <w:br/>
-        <w:t>| بمو ينا لامر _شركة أحمد زيني للكهرباء والتعييف ‎to the order of ___. Baa taell‏</w:t>
-        <w:br/>
-        <w:t>‎=¥O pees‏ ريال فقط خمسة و: عشرون الف ‎Ey‏ 666</w:t>
+        <w:t>‏cheque this against Pay‎ 3 دودح ملأ ف ديكتلا ‏t‎ ررهكلل ‏{rh‎ } ةكرش ‏U‎ كيشلا اذه بج اوعفد</w:t>
+        <w:br/>
+        <w:t>‏taell Baa ___. of order the to‎ فييعتلاو ءابرهكلل ينيز دمحأ ةكرش_ رمال اني ومب |</w:t>
+        <w:br/>
+        <w:t>666 ‏Ey‎ فلا نورشع :و ةسمخ طقف لاير ‏pees O¥=‎</w:t>
         <w:br/>
         <w:t>‎SAR 4‏ |المبلغ ‎The amount of aE lb i mr tn eee ne‏ ;</w:t>
       </w:r>
@@ -6627,7 +6627,7 @@
         <w:br/>
         <w:t>JEDDAH</w:t>
         <w:br/>
-        <w:t>22111108 Signature &lt;&lt; ١ ‏التوقيم‎</w:t>
+        <w:t>‎ميقوتلا‏ ١ &gt;&gt; Signature 22111108</w:t>
       </w:r>
     </w:p>
     <w:p>
@@ -6698,11 +6698,11 @@
           <w:b w:val="0"/>
           <w:i w:val="0"/>
         </w:rPr>
-        <w:t>‏لتكييف الهواء ‎Airconditioning Co.‏</w:t>
-        <w:br/>
-        <w:t>رأس الماك .عور ‎Yoo‏ مدفوع بالكامل 2,000,000 ‎Capital‏</w:t>
-        <w:br/>
-        <w:t>‎SM‏ الرئيسي ‏ جدة ‎Head Office : Jeddah‏</w:t>
+        <w:t>‏Co. Airconditioning‎ ءاوهلا فييكتل‏</w:t>
+        <w:br/>
+        <w:t>‏Capital‎ 000,000,2 لماكلاب عوفدم ‏Yoo‎ روع. كاملا سأر</w:t>
+        <w:br/>
+        <w:t>‏Jeddah : Office Head‎ ةدج ‏ يسيئرلا ‏SM‎</w:t>
         <w:br/>
         <w:t>سجل تجاري £0 لام 01 4030107145 ‎C.R.‏</w:t>
         <w:br/>
@@ -6732,7 +6732,7 @@
           <w:b w:val="0"/>
           <w:i w:val="0"/>
         </w:rPr>
-        <w:t>‏227 الموافت 7/01 |9 0110م</w:t>
+        <w:t>م0110 9| 7/01 تفاوملا 227‏</w:t>
         <w:br/>
         <w:t>‎er mA‏ 11793</w:t>
       </w:r>
@@ -6777,7 +6777,7 @@
           <w:b w:val="0"/>
           <w:i w:val="0"/>
         </w:rPr>
-        <w:t>‎General Manager ‏المدير العام‎ WorkShop Manager ‏مدير الورش‎</w:t>
+        <w:t>‎شرولا ريدم‏ Manager WorkShop ‎ماعلا ريدملا‏ Manager General‎</w:t>
         <w:br/>
         <w:t>é</w:t>
       </w:r>
@@ -6794,7 +6794,7 @@
         </w:rPr>
         <w:t>‏ص.ب : . .لاه جدة ‎Titer,‏ تايقوين 1 1190 ‎١ 2 eb‏ .+ معتصم اس جي</w:t>
         <w:br/>
-        <w:t>‎of 0.110: aK‏ فاكس: 475141 المدينة ت : /0ه ‎AMI‏ فاكس: 801/7557 المملكة العربية السعودية</w:t>
+        <w:t>ةيدوعسلا ةيبرعلا ةكلمملا 801/7557 :سكاف ‏AMI‎ ه/0 : ت ةنيدملا 475141 :سكاف ‏aK 0.110: of‎</w:t>
       </w:r>
     </w:p>
     <w:p>
@@ -6848,7 +6848,7 @@
           <w:b w:val="0"/>
           <w:i w:val="0"/>
         </w:rPr>
-        <w:t>‏لدتكييف اذواء ذات ‎Uy‏ خدودة</w:t>
+        <w:t>ةدودخ ‏Uy‎ تاذ ءاوذا فييكتدل‏</w:t>
         <w:br/>
         <w:t>(مقاولات ‎(sly‏</w:t>
       </w:r>
@@ -6876,7 +6876,7 @@
           <w:b w:val="0"/>
           <w:i w:val="0"/>
         </w:rPr>
-        <w:t>‏رأس امال ال -فوع ‎7,٠٠١٠٠٠١‏ ريال ‎Se‏</w:t>
+        <w:t>‏Se‎ لاير ‏٠٠١٠٠٠١,7‎ عوف- لا لاما سأر‏</w:t>
       </w:r>
     </w:p>
     <w:p>
@@ -6891,7 +6891,7 @@
         </w:rPr>
         <w:t>‏سعادة الشيخ / عدنان زينى</w:t>
         <w:br/>
-        <w:t>يعد العحيه _</w:t>
+        <w:t>_ هيحعلا دعي</w:t>
       </w:r>
     </w:p>
     <w:p>
@@ -6938,7 +6938,7 @@
           <w:b w:val="0"/>
           <w:i w:val="0"/>
         </w:rPr>
-        <w:t>‏تامسين صحى</w:t>
+        <w:t>ىحص نيسمات‏</w:t>
       </w:r>
     </w:p>
     <w:p>
@@ -6964,7 +6964,7 @@
           <w:b w:val="0"/>
           <w:i w:val="0"/>
         </w:rPr>
-        <w:t>‏التكلفه السنويه. .</w:t>
+        <w:t>. .هيونسلا هفلكتلا‏</w:t>
       </w:r>
     </w:p>
     <w:p>
@@ -7102,7 +7102,7 @@
         <w:br/>
         <w:t>: Ye, Poon 0</w:t>
         <w:br/>
-        <w:t>‏الصيانه‎ PET Si,</w:t>
+        <w:t>,Si PET ‎هنايصلا‏</w:t>
         <w:br/>
         <w:t>CVO</w:t>
       </w:r>
@@ -7786,20 +7786,20 @@
         <w:br/>
         <w:t>; BE</w:t>
         <w:br/>
-        <w:t>‘jas : ‏الاحساء: العدينة المنوره‎ tale a ‏الزيائراً:‎</w:t>
-      </w:r>
-    </w:p>
-    <w:p>
-      <w:pPr>
-        <w:jc w:val="right"/>
-        <w:bidi/>
-      </w:pPr>
-      <w:r>
-        <w:rPr>
-          <w:b w:val="0"/>
-          <w:i w:val="0"/>
-        </w:rPr>
-        <w:t>‎11117 ‏تليفون:‎ ١ ‏ووم‎ Lt OANYYT soy a ATYAGYA yy at A: yada</w:t>
+        <w:t>‎:ًارئايزلا‏ a tale ‎هرونملا ةنيدعلا :ءاسحالا‏ : jas‘</w:t>
+      </w:r>
+    </w:p>
+    <w:p>
+      <w:pPr>
+        <w:jc w:val="right"/>
+        <w:bidi/>
+      </w:pPr>
+      <w:r>
+        <w:rPr>
+          <w:b w:val="0"/>
+          <w:i w:val="0"/>
+        </w:rPr>
+        <w:t>yada A: at yy ATYAGYA a soy OANYYT Lt ‎موو‏ ١ ‎:نوفيلت‏ 11117‎</w:t>
         <w:br/>
         <w:t>: 5 1 YY 5-9 1 EVATSA ‏ن:‎ 8</w:t>
         <w:br/>
@@ -7857,7 +7857,7 @@
           <w:b w:val="0"/>
           <w:i w:val="0"/>
         </w:rPr>
-        <w:t>شركة أحيت ‎Sid}‏ دايكئ نتكييف الهواء</w:t>
+        <w:t>ءاوهلا فييكتن ئكياد ‏{Sid‎ تيحأ ةكرش</w:t>
       </w:r>
     </w:p>
     <w:p>
@@ -7885,7 +7885,7 @@
         </w:rPr>
         <w:t>C.R. No. 4030054187 ‏(مقاولات وصيانة)‎ ;</w:t>
         <w:br/>
-        <w:t>Paid Up Capital S.R. 2.000.000 ١ ‏ريال سعودي‎ 5٠٠٠٠.٠٠ ‏راس المال المدفوع‎</w:t>
+        <w:t>‎عوفدملا لاملا سار‏ 5٠٠٠٠.٠٠ ‎يدوعس لاير‏ ١ 2.000.000 S.R. Capital Up Paid</w:t>
         <w:br/>
         <w:t>INVOICE</w:t>
         <w:br/>
@@ -8074,11 +8074,11 @@
           <w:b w:val="0"/>
           <w:i w:val="0"/>
         </w:rPr>
-        <w:t>Jeddah 5/6  : Tel : 02-6270339 / 6479088 6473367 Fax : 8 71-1151938: ‏فاكس‎ 111/1 J ‏الا ةما‎ ST 501/554: ‏جدة : تليفون‎</w:t>
-        <w:br/>
-        <w:t>Makkah S/S: Tel: 02-5485178 Fax : 02-5485178 ١7-0445198: ‏فاكس‎ SY - 0146108: ‏مكة ؛ تليفون‎</w:t>
-        <w:br/>
-        <w:t>Madinah S/S - Te! 04-8356640 Fax - 04.8399196 +L -AYAYIAT ‏فاكس‎ SE AVOVIL® + ‏المنورة :تليفون‎ Sul</w:t>
+        <w:t>‎نوفيلت : ةدج‏ 501/554: ST ‎امة الا‏ J 111/1 ‎سكاف‏ 71-1151938: 8 : Fax 6473367 6479088 / 02-6270339 : Tel :  5/6 Jeddah</w:t>
+        <w:br/>
+        <w:t>‎نوفيلت ؛ ةكم‏ 0146108: - SY ‎سكاف‏ ١7-0445198: 02-5485178 : Fax 02-5485178 Tel: S/S: Makkah</w:t>
+        <w:br/>
+        <w:t>Sul ‎نوفيلت: ةرونملا‏ + ®AVOVIL SE ‎سكاف‏ -AYAYIAT L+ 04.8399196 - Fax 04-8356640 !Te - S/S Madinah</w:t>
       </w:r>
     </w:p>
     <w:p>
@@ -8112,15 +8112,15 @@
         <w:br/>
         <w:t>هاتف: ‎5251١56‏ 0ع فاكس: ‎Fax: 54594 * 5١:4‏ ليت م ‎Tel:‏</w:t>
         <w:br/>
-        <w:t>‏الس ‎Tt‏</w:t>
-        <w:br/>
-        <w:t>‏ريام ‎ay‏ التاريخ: ‎Ere‏ ان الل ا</w:t>
+        <w:t>‏Tt‎ سلا‏</w:t>
+        <w:br/>
+        <w:t>ا للا نا ‏Ere‎ :خيراتلا ‏ay‎ ماير‏</w:t>
         <w:br/>
         <w:t>‎2.17/.5/.١  :قفاوملا [Weer I‏ |</w:t>
         <w:br/>
-        <w:t>يصرف إلى المكرم: 2 لامر شركة احمد زينى للكهرباء والتكييف ‎PAY TO MESSRS‏ |</w:t>
-        <w:br/>
-        <w:t>‎at 5 aa‏ 1 ردال</w:t>
+        <w:t>| ‏MESSRS TO PAY‎ فييكتلاو ءابرهكلل ىنيز دمحا ةكرش رمال 2 :مركملا ىلإ فرصي</w:t>
+        <w:br/>
+        <w:t>لادر 1 ‏aa 5 at‎</w:t>
         <w:br/>
         <w:t>مبلغ فقط خمسة وعشرون ألف ريال سعودي لاغير ‎SR‏</w:t>
       </w:r>
@@ -8163,7 +8163,7 @@
           <w:b w:val="0"/>
           <w:i w:val="0"/>
         </w:rPr>
-        <w:t>ل المجموع</w:t>
+        <w:t>عومجملا ل</w:t>
       </w:r>
     </w:p>
     <w:p>
@@ -8221,7 +8221,7 @@
           <w:b w:val="0"/>
           <w:i w:val="0"/>
         </w:rPr>
-        <w:t>بيسان القيد: 011 الصفحة: ‎١‏</w:t>
+        <w:t>‏١‎ :ةحفصلا 011 :ديقلا ناسيب</w:t>
       </w:r>
     </w:p>
     <w:p>
@@ -8249,7 +8249,7 @@
           <w:b w:val="0"/>
           <w:i w:val="0"/>
         </w:rPr>
-        <w:t>‎Lal] VV ٠١‏ السعودي الامريكي لامر شركة احمد زينى للكهرباء والتكييف</w:t>
+        <w:t>فييكتلاو ءابرهكلل ىنيز دمحا ةكرش رمال يكيرمالا يدوعسلا ‏٠١ VV [Lal‎</w:t>
       </w:r>
     </w:p>
     <w:p>
@@ -8275,7 +8275,7 @@
           <w:b w:val="0"/>
           <w:i w:val="0"/>
         </w:rPr>
-        <w:t>‏المحاسب »© المدير المالى</w:t>
+        <w:t>ىلاملا ريدملا ©« بساحملا‏</w:t>
       </w:r>
     </w:p>
     <w:p>
@@ -8320,7 +8320,7 @@
           <w:b w:val="0"/>
           <w:i w:val="0"/>
         </w:rPr>
-        <w:t>المخصصات الشهرية للشيوخ والاقارب ممعم مم ةمل الخ</w:t>
+        <w:t>خلا لمة مم معمم براقالاو خويشلل ةيرهشلا تاصصخملا</w:t>
         <w:br/>
         <w:t>عن شهر رمضان 1434ه اغسطس 2013م</w:t>
       </w:r>
@@ -8415,20 +8415,20 @@
           <w:b w:val="0"/>
           <w:i w:val="0"/>
         </w:rPr>
-        <w:t>6 أرحمة بنت عبدالرحمن حامد المتوكل</w:t>
-      </w:r>
-    </w:p>
-    <w:p>
-      <w:pPr>
-        <w:jc w:val="right"/>
-        <w:bidi/>
-      </w:pPr>
-      <w:r>
-        <w:rPr>
-          <w:b w:val="0"/>
-          <w:i w:val="0"/>
-        </w:rPr>
-        <w:t>7 |السيدة / سهام حسن زيني 6</w:t>
+        <w:t>لكوتملا دماح نمحرلادبع تنب ةمحرأ 6</w:t>
+      </w:r>
+    </w:p>
+    <w:p>
+      <w:pPr>
+        <w:jc w:val="right"/>
+        <w:bidi/>
+      </w:pPr>
+      <w:r>
+        <w:rPr>
+          <w:b w:val="0"/>
+          <w:i w:val="0"/>
+        </w:rPr>
+        <w:t>6 ينيز نسح ماهس / ةديسلا| 7</w:t>
         <w:br/>
         <w:t>8 |</w:t>
       </w:r>
@@ -8469,11 +8469,11 @@
           <w:b w:val="0"/>
           <w:i w:val="0"/>
         </w:rPr>
-        <w:t>حرم المرحوم / فطين الحبيشي</w:t>
-        <w:br/>
-        <w:t>الجمعية الخيرية لتحفيظ القرآن الكريم - الجموم</w:t>
-        <w:br/>
-        <w:t>السيد / علي سلطان</w:t>
+        <w:t>يشيبحلا نيطف / موحرملا مرح</w:t>
+        <w:br/>
+        <w:t>مومجلا - ميركلا نآرقلا ظيفحتل ةيريخلا ةيعمجلا</w:t>
+        <w:br/>
+        <w:t>ناطلس يلع / ديسلا</w:t>
       </w:r>
     </w:p>
     <w:p>
@@ -8499,72 +8499,72 @@
           <w:b w:val="0"/>
           <w:i w:val="0"/>
         </w:rPr>
-        <w:t>السيد /محمد بدر النهدي</w:t>
-      </w:r>
-    </w:p>
-    <w:p>
-      <w:pPr>
-        <w:jc w:val="right"/>
-        <w:bidi/>
-      </w:pPr>
-      <w:r>
-        <w:rPr>
-          <w:b w:val="0"/>
-          <w:i w:val="0"/>
-        </w:rPr>
-        <w:t>السيد / اشرف جابر مصطفى خيرالدين</w:t>
-      </w:r>
-    </w:p>
-    <w:p>
-      <w:pPr>
-        <w:jc w:val="right"/>
-        <w:bidi/>
-      </w:pPr>
-      <w:r>
-        <w:rPr>
-          <w:b w:val="0"/>
-          <w:i w:val="0"/>
-        </w:rPr>
-        <w:t>السيد بندر الحرازي</w:t>
-      </w:r>
-    </w:p>
-    <w:p>
-      <w:pPr>
-        <w:jc w:val="right"/>
-        <w:bidi/>
-      </w:pPr>
-      <w:r>
-        <w:rPr>
-          <w:b w:val="0"/>
-          <w:i w:val="0"/>
-        </w:rPr>
-        <w:t>الجمعية الخيرية لتحفيظ القرآن الكريم ‏ دار ام حميد - دف زيد</w:t>
-      </w:r>
-    </w:p>
-    <w:p>
-      <w:pPr>
-        <w:jc w:val="right"/>
-        <w:bidi/>
-      </w:pPr>
-      <w:r>
-        <w:rPr>
-          <w:b w:val="0"/>
-          <w:i w:val="0"/>
-        </w:rPr>
-        <w:t>44 60 ‏نم نن لحك سن © د‎ a</w:t>
-      </w:r>
-    </w:p>
-    <w:p>
-      <w:pPr>
-        <w:jc w:val="right"/>
-        <w:bidi/>
-      </w:pPr>
-      <w:r>
-        <w:rPr>
-          <w:b w:val="0"/>
-          <w:i w:val="0"/>
-        </w:rPr>
-        <w:t>تم صرف مساعدة شهرية 250 ربال لغية 1434/12/30ه</w:t>
+        <w:t>يدهنلا ردب دمحم/ ديسلا</w:t>
+      </w:r>
+    </w:p>
+    <w:p>
+      <w:pPr>
+        <w:jc w:val="right"/>
+        <w:bidi/>
+      </w:pPr>
+      <w:r>
+        <w:rPr>
+          <w:b w:val="0"/>
+          <w:i w:val="0"/>
+        </w:rPr>
+        <w:t>نيدلاريخ ىفطصم رباج فرشا / ديسلا</w:t>
+      </w:r>
+    </w:p>
+    <w:p>
+      <w:pPr>
+        <w:jc w:val="right"/>
+        <w:bidi/>
+      </w:pPr>
+      <w:r>
+        <w:rPr>
+          <w:b w:val="0"/>
+          <w:i w:val="0"/>
+        </w:rPr>
+        <w:t>يزارحلا ردنب ديسلا</w:t>
+      </w:r>
+    </w:p>
+    <w:p>
+      <w:pPr>
+        <w:jc w:val="right"/>
+        <w:bidi/>
+      </w:pPr>
+      <w:r>
+        <w:rPr>
+          <w:b w:val="0"/>
+          <w:i w:val="0"/>
+        </w:rPr>
+        <w:t>ديز فد - ديمح ما راد ‏ ميركلا نآرقلا ظيفحتل ةيريخلا ةيعمجلا</w:t>
+      </w:r>
+    </w:p>
+    <w:p>
+      <w:pPr>
+        <w:jc w:val="right"/>
+        <w:bidi/>
+      </w:pPr>
+      <w:r>
+        <w:rPr>
+          <w:b w:val="0"/>
+          <w:i w:val="0"/>
+        </w:rPr>
+        <w:t>a ‎د © نس كحل نن من‏ 60 44</w:t>
+      </w:r>
+    </w:p>
+    <w:p>
+      <w:pPr>
+        <w:jc w:val="right"/>
+        <w:bidi/>
+      </w:pPr>
+      <w:r>
+        <w:rPr>
+          <w:b w:val="0"/>
+          <w:i w:val="0"/>
+        </w:rPr>
+        <w:t>ه1434/12/30 ةيغل لابر 250 ةيرهش ةدعاسم فرص مت</w:t>
         <w:br/>
         <w:t>أاتصلت هاتفيا بتاريخ 1433/4/4ه بانها قد تزوجت وأصبحت غير محتاجة</w:t>
         <w:br/>
@@ -8701,7 +8701,7 @@
           <w:b w:val="0"/>
           <w:i w:val="0"/>
         </w:rPr>
-        <w:t>‏المحاسب المديم الما</w:t>
+        <w:t>املا ميدملا بساحملا‏</w:t>
       </w:r>
     </w:p>
     <w:p>
@@ -8759,20 +8759,20 @@
           <w:b w:val="0"/>
           <w:i w:val="0"/>
         </w:rPr>
-        <w:t>بيان القيد: مصاريف منزل الشيخ/احمد زينى عن شهر شوال ‎NEMS‏ الصفحة: 0</w:t>
-      </w:r>
-    </w:p>
-    <w:p>
-      <w:pPr>
-        <w:jc w:val="right"/>
-        <w:bidi/>
-      </w:pPr>
-      <w:r>
-        <w:rPr>
-          <w:b w:val="0"/>
-          <w:i w:val="0"/>
-        </w:rPr>
-        <w:t>رقم الحساب] اسم الحساب</w:t>
+        <w:t>0 :ةحفصلا ‏NEMS‎ لاوش رهش نع ىنيز دمحا/خيشلا لزنم فيراصم :ديقلا نايب</w:t>
+      </w:r>
+    </w:p>
+    <w:p>
+      <w:pPr>
+        <w:jc w:val="right"/>
+        <w:bidi/>
+      </w:pPr>
+      <w:r>
+        <w:rPr>
+          <w:b w:val="0"/>
+          <w:i w:val="0"/>
+        </w:rPr>
+        <w:t>باسحلا مسا [باسحلا مقر</w:t>
         <w:br/>
         <w:t>05 ا٠ط8الشيخ‏ اسامه زيني ( الشيخ</w:t>
       </w:r>
@@ -8802,7 +8802,7 @@
           <w:b w:val="0"/>
           <w:i w:val="0"/>
         </w:rPr>
-        <w:t>المحاسب المدير/ المدير العا</w:t>
+        <w:t>اعلا ريدملا /ريدملا بساحملا</w:t>
       </w:r>
     </w:p>
     <w:p>
@@ -8836,7 +8836,7 @@
         <w:br/>
         <w:t>جدة.عمارة اوزكو</w:t>
         <w:br/>
-        <w:t>هتف: اللمتد؟ فاكس: ‎5.5١.14‏</w:t>
+        <w:t>‏5.5١.14‎ :سكاف ؟دتمللا :فته</w:t>
       </w:r>
     </w:p>
     <w:p>
@@ -8911,7 +8911,7 @@
           <w:b w:val="0"/>
           <w:i w:val="0"/>
         </w:rPr>
-        <w:t>‎التاريخ:  51/١١/١144‎</w:t>
+        <w:t>‎51/١١/١144  :خيراتلا‎</w:t>
         <w:br/>
         <w:t>؟:1١7/.9/9.‎  :قفاوملا‎</w:t>
       </w:r>
@@ -9007,13 +9007,13 @@
         <w:br/>
         <w:t>| | أمر صرف نقدي ‎١‏</w:t>
         <w:br/>
-        <w:t>‎١‏ ريس سال ‎ay‏ التاريخ: ‎"5/1١/1184‏</w:t>
-        <w:br/>
-        <w:t>‏ا 8 المواقفق: ‏ . رة./ *099 ‎١‏</w:t>
+        <w:t>‏5/1١/1184"‎ :خيراتلا ‏ay‎ لاس سير ‏١‎</w:t>
+        <w:br/>
+        <w:t>‏١‎ 099* ./ةر . ‏ :قفقاوملا 8 ا‏</w:t>
         <w:br/>
         <w:t>‏|</w:t>
         <w:br/>
-        <w:t>‏| يصرف الى المكرم: 9 الشيخ/احمد زينى ‎PAY TO MESSRS‏ |</w:t>
+        <w:t>| ‏MESSRS TO PAY‎ ىنيز دمحا/خيشلا 9 :مركملا ىلا فرصي |‏</w:t>
         <w:br/>
         <w:t>1 4 |</w:t>
         <w:br/>
@@ -9129,7 +9129,7 @@
           <w:b w:val="0"/>
           <w:i w:val="0"/>
         </w:rPr>
-        <w:t>‎التاريخ:  71/1١/1١44</w:t>
+        <w:t>71/1١/1١44  :خيراتلا‎</w:t>
       </w:r>
     </w:p>
     <w:p>
@@ -9187,7 +9187,7 @@
           <w:b w:val="0"/>
           <w:i w:val="0"/>
         </w:rPr>
-        <w:t>المحاسبة +</w:t>
+        <w:t>+ ةبساحملا</w:t>
       </w:r>
     </w:p>
     <w:p>
@@ -9230,7 +9230,7 @@
           <w:b w:val="0"/>
           <w:i w:val="0"/>
         </w:rPr>
-        <w:t>aw ve? ‏ام‎</w:t>
+        <w:t>‎ما‏ ?ve aw</w:t>
         <w:br/>
         <w:t>‎re CC as</w:t>
       </w:r>
@@ -9247,7 +9247,7 @@
         </w:rPr>
         <w:t>[صفحة 2 - OCR]</w:t>
         <w:br/>
-        <w:t>‎التاريخ:  1434/11/24</w:t>
+        <w:t>1434/11/24  :خيراتلا‎</w:t>
         <w:br/>
         <w:t>2013/09/30</w:t>
       </w:r>
@@ -9275,20 +9275,20 @@
           <w:b w:val="0"/>
           <w:i w:val="0"/>
         </w:rPr>
-        <w:t>المحاسبة +</w:t>
-      </w:r>
-    </w:p>
-    <w:p>
-      <w:pPr>
-        <w:jc w:val="right"/>
-        <w:bidi/>
-      </w:pPr>
-      <w:r>
-        <w:rPr>
-          <w:b w:val="0"/>
-          <w:i w:val="0"/>
-        </w:rPr>
-        <w:t>نرجو التكرم بصرف ‎Shy 17,000 ales‏ (سبعة عشر ألف ‎(Sy‏ قيمة أدوية</w:t>
+        <w:t>+ ةبساحملا</w:t>
+      </w:r>
+    </w:p>
+    <w:p>
+      <w:pPr>
+        <w:jc w:val="right"/>
+        <w:bidi/>
+      </w:pPr>
+      <w:r>
+        <w:rPr>
+          <w:b w:val="0"/>
+          <w:i w:val="0"/>
+        </w:rPr>
+        <w:t>ةيودأ ةميق ‏Sy)‎ فلأ رشع ةعبس) ‏ales 000,17 Shy‎ فرصب مركتلا وجرن</w:t>
         <w:br/>
         <w:t>وعلاج للشيخ أحمد زيني (بناء على طلب السيدة/ أم زياد) وقيد المبلغ على</w:t>
         <w:br/>
@@ -9389,33 +9389,33 @@
           <w:b w:val="0"/>
           <w:i w:val="0"/>
         </w:rPr>
-        <w:t>| امم صرش ‎sii‏ !</w:t>
-      </w:r>
-    </w:p>
-    <w:p>
-      <w:pPr>
-        <w:jc w:val="right"/>
-        <w:bidi/>
-      </w:pPr>
-      <w:r>
-        <w:rPr>
-          <w:b w:val="0"/>
-          <w:i w:val="0"/>
-        </w:rPr>
-        <w:t>pOOTMYS/VETE ‏التاريش:‎ ving 1 ‏ريال‎ ١</w:t>
-      </w:r>
-    </w:p>
-    <w:p>
-      <w:pPr>
-        <w:jc w:val="right"/>
-        <w:bidi/>
-      </w:pPr>
-      <w:r>
-        <w:rPr>
-          <w:b w:val="0"/>
-          <w:i w:val="0"/>
-        </w:rPr>
-        <w:t>‎WV eras i‏ , الموافسق: ل كن ا</w:t>
+        <w:t>! ‏sii‎ شرص مما |</w:t>
+      </w:r>
+    </w:p>
+    <w:p>
+      <w:pPr>
+        <w:jc w:val="right"/>
+        <w:bidi/>
+      </w:pPr>
+      <w:r>
+        <w:rPr>
+          <w:b w:val="0"/>
+          <w:i w:val="0"/>
+        </w:rPr>
+        <w:t>١ ‎لاير‏ 1 ving ‎:شيراتلا‏ pOOTMYS/VETE</w:t>
+      </w:r>
+    </w:p>
+    <w:p>
+      <w:pPr>
+        <w:jc w:val="right"/>
+        <w:bidi/>
+      </w:pPr>
+      <w:r>
+        <w:rPr>
+          <w:b w:val="0"/>
+          <w:i w:val="0"/>
+        </w:rPr>
+        <w:t>ا نك ل :قسفاوملا , ‏i eras WV‎</w:t>
       </w:r>
     </w:p>
     <w:p>
@@ -9480,7 +9480,7 @@
           <w:b w:val="0"/>
           <w:i w:val="0"/>
         </w:rPr>
-        <w:t>‏ا وذلك ‎f‏ قيمة ادوية ومصاريف علاج للشيخ/احمد زينى كطلب السيدة/ام زياد كالمرفق ‎FOR‏ |</w:t>
+        <w:t>| ‏FOR‎ قفرملاك دايز ما/ةديسلا بلطك ىنيز دمحا/خيشلل جالع فيراصمو ةيودا ةميق ‏f‎ كلذو ا‏</w:t>
       </w:r>
     </w:p>
     <w:p>
@@ -9571,7 +9571,7 @@
           <w:b w:val="0"/>
           <w:i w:val="0"/>
         </w:rPr>
-        <w:t>‎yen ْ‏ 0غ المجموع</w:t>
+        <w:t>عومجملا غ0 ‏ْ yen‎</w:t>
         <w:br/>
         <w:t>|</w:t>
       </w:r>
@@ -9599,7 +9599,7 @@
           <w:b w:val="0"/>
           <w:i w:val="0"/>
         </w:rPr>
-        <w:t>‏ا المحاسب</w:t>
+        <w:t>بساحملا ا‏</w:t>
         <w:br/>
         <w:t>‎i‏</w:t>
       </w:r>
@@ -9661,20 +9661,20 @@
           <w:b w:val="0"/>
           <w:i w:val="0"/>
         </w:rPr>
-        <w:t>قيمة ادوية ومصاريف علاج للشيخ/احمد زينى كطلب السيدة/ام زياد كالمرفق</w:t>
-      </w:r>
-    </w:p>
-    <w:p>
-      <w:pPr>
-        <w:jc w:val="right"/>
-        <w:bidi/>
-      </w:pPr>
-      <w:r>
-        <w:rPr>
-          <w:b w:val="0"/>
-          <w:i w:val="0"/>
-        </w:rPr>
-        <w:t>‎التاريخ:  ARYA Ay</w:t>
+        <w:t>قفرملاك دايز ما/ةديسلا بلطك ىنيز دمحا/خيشلل جالع فيراصمو ةيودا ةميق</w:t>
+      </w:r>
+    </w:p>
+    <w:p>
+      <w:pPr>
+        <w:jc w:val="right"/>
+        <w:bidi/>
+      </w:pPr>
+      <w:r>
+        <w:rPr>
+          <w:b w:val="0"/>
+          <w:i w:val="0"/>
+        </w:rPr>
+        <w:t>Ay ARYA  :خيراتلا‎</w:t>
       </w:r>
     </w:p>
     <w:p>
@@ -9868,7 +9868,7 @@
         <w:br/>
         <w:t>| أمر صرف نقدي ا</w:t>
         <w:br/>
-        <w:t>ري ال فخا التاريخ: 7 ‎TVANN/V ERE‏</w:t>
+        <w:t>‏ERE TVANN/V‎ 7 :خيراتلا اخف لا ير</w:t>
       </w:r>
     </w:p>
     <w:p>
@@ -9896,7 +9896,7 @@
         </w:rPr>
         <w:t>PANTY oped sabi gall Kesedicen 1 |</w:t>
         <w:br/>
-        <w:t>PAY TO MESSRS ‏سائجاى‎ ta all ‏يصرف الى‎ |</w:t>
+        <w:t>| ‎ىلا فرصي‏ all ta ‎ىاجئاس‏ MESSRS TO PAY</w:t>
         <w:br/>
         <w:t>i</w:t>
       </w:r>
@@ -9965,35 +9965,35 @@
           <w:b w:val="0"/>
           <w:i w:val="0"/>
         </w:rPr>
-        <w:t>تزاكر سفر باسم الشيخ/احمد زينى كالتعميد المرفق</w:t>
-        <w:br/>
-        <w:t>تزاكر سفر باسم السيد/اسحاق كالتعميد المرفق</w:t>
-      </w:r>
-    </w:p>
-    <w:p>
-      <w:pPr>
-        <w:jc w:val="right"/>
-        <w:bidi/>
-      </w:pPr>
-      <w:r>
-        <w:rPr>
-          <w:b w:val="0"/>
-          <w:i w:val="0"/>
-        </w:rPr>
-        <w:t>مين الصندوق ا</w:t>
-      </w:r>
-    </w:p>
-    <w:p>
-      <w:pPr>
-        <w:jc w:val="right"/>
-        <w:bidi/>
-      </w:pPr>
-      <w:r>
-        <w:rPr>
-          <w:b w:val="0"/>
-          <w:i w:val="0"/>
-        </w:rPr>
-        <w:t>المدير العام</w:t>
+        <w:t>قفرملا ديمعتلاك ىنيز دمحا/خيشلا مساب رفس ركازت</w:t>
+        <w:br/>
+        <w:t>قفرملا ديمعتلاك قاحسا/ديسلا مساب رفس ركازت</w:t>
+      </w:r>
+    </w:p>
+    <w:p>
+      <w:pPr>
+        <w:jc w:val="right"/>
+        <w:bidi/>
+      </w:pPr>
+      <w:r>
+        <w:rPr>
+          <w:b w:val="0"/>
+          <w:i w:val="0"/>
+        </w:rPr>
+        <w:t>ا قودنصلا نيم</w:t>
+      </w:r>
+    </w:p>
+    <w:p>
+      <w:pPr>
+        <w:jc w:val="right"/>
+        <w:bidi/>
+      </w:pPr>
+      <w:r>
+        <w:rPr>
+          <w:b w:val="0"/>
+          <w:i w:val="0"/>
+        </w:rPr>
+        <w:t>ماعلا ريدملا</w:t>
       </w:r>
     </w:p>
     <w:p>
@@ -10075,7 +10075,7 @@
           <w:b w:val="0"/>
           <w:i w:val="0"/>
         </w:rPr>
-        <w:t>‎التاريخ:  ‎4"0/1١١/١4؟</w:t>
+        <w:t>؟0/1١١/١4"4‎  :خيراتلا‎</w:t>
       </w:r>
     </w:p>
     <w:p>
@@ -10101,35 +10101,35 @@
           <w:b w:val="0"/>
           <w:i w:val="0"/>
         </w:rPr>
-        <w:t>ع ‎eet‏ أجاري الشريك - شركة اوزكو | تزاكر سفر باسم السيد/احمد اسامة</w:t>
-      </w:r>
-    </w:p>
-    <w:p>
-      <w:pPr>
-        <w:jc w:val="right"/>
-        <w:bidi/>
-      </w:pPr>
-      <w:r>
-        <w:rPr>
-          <w:b w:val="0"/>
-          <w:i w:val="0"/>
-        </w:rPr>
-        <w:t>فرع م544 ‎0١5‏ الشيخ اسامه زيني ( الشيخ تزاكر سفر باسم الشيخ/احمد زينى كالتعميد</w:t>
-        <w:br/>
-        <w:t>‎٠٠5 HeOVasee‏ االشيخ / اسامه زيني تزاكر سفر باسم السيد/اسحاق كالتعميد المرفق</w:t>
-      </w:r>
-    </w:p>
-    <w:p>
-      <w:pPr>
-        <w:jc w:val="right"/>
-        <w:bidi/>
-      </w:pPr>
-      <w:r>
-        <w:rPr>
-          <w:b w:val="0"/>
-          <w:i w:val="0"/>
-        </w:rPr>
-        <w:t>git ‏االصندوق العام‎ ٠ HecOVesas</w:t>
+        <w:t>ةماسا دمحا/ديسلا مساب رفس ركازت | وكزوا ةكرش - كيرشلا يراجأ ‏eet‎ ع</w:t>
+      </w:r>
+    </w:p>
+    <w:p>
+      <w:pPr>
+        <w:jc w:val="right"/>
+        <w:bidi/>
+      </w:pPr>
+      <w:r>
+        <w:rPr>
+          <w:b w:val="0"/>
+          <w:i w:val="0"/>
+        </w:rPr>
+        <w:t>ديمعتلاك ىنيز دمحا/خيشلا مساب رفس ركازت خيشلا ) ينيز هماسا خيشلا ‏0١5‎ 544م عرف</w:t>
+        <w:br/>
+        <w:t>قفرملا ديمعتلاك قاحسا/ديسلا مساب رفس ركازت ينيز هماسا / خيشلاا ‏HeOVasee ٠٠5‎</w:t>
+      </w:r>
+    </w:p>
+    <w:p>
+      <w:pPr>
+        <w:jc w:val="right"/>
+        <w:bidi/>
+      </w:pPr>
+      <w:r>
+        <w:rPr>
+          <w:b w:val="0"/>
+          <w:i w:val="0"/>
+        </w:rPr>
+        <w:t>HecOVesas ٠ ‎ماعلا قودنصلاا‏ git</w:t>
       </w:r>
     </w:p>
     <w:p>
@@ -10213,7 +10213,7 @@
           <w:b w:val="0"/>
           <w:i w:val="0"/>
         </w:rPr>
-        <w:t>مسودة حساب الدكتور وميض شاكر ‎Subject: Re:‏</w:t>
+        <w:t>‏Re: Subject:‎ ركاش ضيمو روتكدلا باسح ةدوسم</w:t>
       </w:r>
     </w:p>
     <w:p>
@@ -10269,7 +10269,7 @@
           <w:b w:val="0"/>
           <w:i w:val="0"/>
         </w:rPr>
-        <w:t>المحاسية:</w:t>
+        <w:t>:ةيساحملا</w:t>
       </w:r>
     </w:p>
     <w:p>
@@ -10310,7 +10310,7 @@
           <w:b w:val="0"/>
           <w:i w:val="0"/>
         </w:rPr>
-        <w:t>خمسة شهور من الراتب الأساسي 26,000 ‎Shy‏</w:t>
+        <w:t>‏Shy‎ 000,26 يساسألا بتارلا نم روهش ةسمخ</w:t>
       </w:r>
     </w:p>
     <w:p>
@@ -10349,7 +10349,7 @@
           <w:b w:val="0"/>
           <w:i w:val="0"/>
         </w:rPr>
-        <w:t>الراتب الأساسي 0 ريال ا</w:t>
+        <w:t>ا لاير 0 يساسألا بتارلا</w:t>
       </w:r>
     </w:p>
     <w:p>
@@ -10456,7 +10456,7 @@
           <w:b w:val="0"/>
           <w:i w:val="0"/>
         </w:rPr>
-        <w:t>زياال وا التاريخ: ‏ 4"؛١1/؟١/9١‏</w:t>
+        <w:t>‏١/9١؟١1/؛"4 ‏ :خيراتلا او لاايز</w:t>
         <w:br/>
         <w:t>‎agg ce‏ ةا</w:t>
         <w:br/>
@@ -10490,7 +10490,7 @@
         </w:rPr>
         <w:t>وذلك | راتب © شهور للدكتور/زميض شاكر حسب تعليمات الشيخ/اسامة زينى والخطاب المرفق</w:t>
         <w:br/>
-        <w:t>المستلم ‎cal‏ الصندوق</w:t>
+        <w:t>قودنصلا ‏cal‎ ملتسملا</w:t>
       </w:r>
     </w:p>
     <w:p>
@@ -10516,7 +10516,7 @@
           <w:b w:val="0"/>
           <w:i w:val="0"/>
         </w:rPr>
-        <w:t>اعرف م5 المجموع</w:t>
+        <w:t>عومجملا 5م فرعا</w:t>
       </w:r>
     </w:p>
     <w:p>
@@ -10574,7 +10574,7 @@
           <w:b w:val="0"/>
           <w:i w:val="0"/>
         </w:rPr>
-        <w:t>بيان القيد: راتب © شهور للدكتور/زميض شاكر حسب تعليمات الشيخ/اسامة زينى والخطاب المرفق الصفحة: ‎١‏</w:t>
+        <w:t>‏١‎ :ةحفصلا قفرملا باطخلاو ىنيز ةماسا/خيشلا تاميلعت بسح ركاش ضيمز/روتكدلل روهش © بتار :ديقلا نايب</w:t>
       </w:r>
     </w:p>
     <w:p>
@@ -10613,7 +10613,7 @@
           <w:b w:val="0"/>
           <w:i w:val="0"/>
         </w:rPr>
-        <w:t>جح الها مح لام ‎tem‏ بد ‎wes.‏ انف مزل كذ تامع ‎Wha‏ + نعود ص مدال ‎meagan‏ حنم لما م طوف سي امي سمحت انيح أرب نيح لو حدر ان</w:t>
+        <w:t>نا ردح ول حين برأ حينا تحمس يما يس فوط م امل منح ‏meagan‎ لادم ص دوعن + ‏Wha‎ عمات ذك لزم فنا ‏wes.‎ دب ‏tem‎ مال حم اهلا حج</w:t>
       </w:r>
     </w:p>
     <w:p>
@@ -10630,7 +10630,7 @@
         <w:br/>
         <w:t>[صفحة 1 - OCR]</w:t>
         <w:br/>
-        <w:t>= نم تين ذا تن (0 ل- م قي ©</w:t>
+        <w:t>© يق م -ل 0) نت اذ نيت من =</w:t>
       </w:r>
     </w:p>
     <w:p>
@@ -10685,7 +10685,7 @@
           <w:b w:val="0"/>
           <w:i w:val="0"/>
         </w:rPr>
-        <w:t>المخصصات الشهرية للشيوخ والاقارب لخ</w:t>
+        <w:t>خل براقالاو خويشلل ةيرهشلا تاصصخملا</w:t>
         <w:br/>
         <w:t>عن شهر ذو الحجة ‎١1434‏ اكتوبر 2013م</w:t>
       </w:r>
@@ -10730,22 +10730,22 @@
           <w:b w:val="0"/>
           <w:i w:val="0"/>
         </w:rPr>
-        <w:t>حرم المرحوم / فطين الحبيشي</w:t>
-      </w:r>
-    </w:p>
-    <w:p>
-      <w:pPr>
-        <w:jc w:val="right"/>
-        <w:bidi/>
-      </w:pPr>
-      <w:r>
-        <w:rPr>
-          <w:b w:val="0"/>
-          <w:i w:val="0"/>
-        </w:rPr>
-        <w:t>الجمعية الخيرية لتحفيظ القرآن الكريم - الجموم</w:t>
-        <w:br/>
-        <w:t>السيد / علي سلطان</w:t>
+        <w:t>يشيبحلا نيطف / موحرملا مرح</w:t>
+      </w:r>
+    </w:p>
+    <w:p>
+      <w:pPr>
+        <w:jc w:val="right"/>
+        <w:bidi/>
+      </w:pPr>
+      <w:r>
+        <w:rPr>
+          <w:b w:val="0"/>
+          <w:i w:val="0"/>
+        </w:rPr>
+        <w:t>مومجلا - ميركلا نآرقلا ظيفحتل ةيريخلا ةيعمجلا</w:t>
+        <w:br/>
+        <w:t>ناطلس يلع / ديسلا</w:t>
       </w:r>
     </w:p>
     <w:p>
@@ -10771,9 +10771,9 @@
           <w:b w:val="0"/>
           <w:i w:val="0"/>
         </w:rPr>
-        <w:t>الجمعية الخيرية لتحفيظ القرآن الكريم - دارام حميد - دف ز</w:t>
-        <w:br/>
-        <w:t>ورثة المرحوم ابو بكر كنجو سليم تم صرف مساعدة شهرية 250 ربال لفية 1434/12/30ه</w:t>
+        <w:t>ز فد - ديمح ماراد - ميركلا نآرقلا ظيفحتل ةيريخلا ةيعمجلا</w:t>
+        <w:br/>
+        <w:t>ه1434/12/30 ةيفل لابر 250 ةيرهش ةدعاسم فرص مت ميلس وجنك ركب وبا موحرملا ةثرو</w:t>
         <w:br/>
         <w:t>9 أاتصلت ‎Ua‏ بتاريخ 1433/4/4ه بانها قد تزوجت وأصبحت غير محتاجة</w:t>
         <w:br/>
@@ -10865,7 +10865,7 @@
         <w:br/>
         <w:t>| جدة عمارة اوزكو ‘ ‎١ Jeddah-Ozco Building‏</w:t>
         <w:br/>
-        <w:t>‎NNO dala |‏ فاكس: ‎NV‏ \ ال ‎Fax:‏ لل كايا</w:t>
+        <w:t>اياك لل ‏Fax:‎ لا \ ‏NV‎ :سكاف ‏| dala NNO‎</w:t>
       </w:r>
     </w:p>
     <w:p>
@@ -11108,20 +11108,20 @@
           <w:b w:val="0"/>
           <w:i w:val="0"/>
         </w:rPr>
-        <w:t>الأسباب وتسري نفس هذه الشروط على دخول العين المؤجرة في حالة معاينة المبنى بغرض بيعه»</w:t>
-      </w:r>
-    </w:p>
-    <w:p>
-      <w:pPr>
-        <w:jc w:val="right"/>
-        <w:bidi/>
-      </w:pPr>
-      <w:r>
-        <w:rPr>
-          <w:b w:val="0"/>
-          <w:i w:val="0"/>
-        </w:rPr>
-        <w:t>وفي حال إعتراض الطرف الثاني يتحمل كافة الأضرار المترتبة على ذلك.</w:t>
+        <w:t>«هعيب ضرغب ىنبملا ةنياعم ةلاح يف ةرجؤملا نيعلا لوخد ىلع طورشلا هذه سفن يرستو بابسألا</w:t>
+      </w:r>
+    </w:p>
+    <w:p>
+      <w:pPr>
+        <w:jc w:val="right"/>
+        <w:bidi/>
+      </w:pPr>
+      <w:r>
+        <w:rPr>
+          <w:b w:val="0"/>
+          <w:i w:val="0"/>
+        </w:rPr>
+        <w:t>.كلذ ىلع ةبترتملا رارضألا ةفاك لمحتي يناثلا فرطلا ضارتعإ لاح يفو</w:t>
       </w:r>
     </w:p>
     <w:p>
@@ -11198,7 +11198,7 @@
           <w:b w:val="0"/>
           <w:i w:val="0"/>
         </w:rPr>
-        <w:t>‎Gas -1A‏ للطرف الثاني بتواجد أكثر من خمسة أشخاص داخل العين المؤجرة في نفس الوقت</w:t>
+        <w:t>تقولا سفن يف ةرجؤملا نيعلا لخاد صاخشأ ةسمخ نم رثكأ دجاوتب يناثلا فرطلل ‏-1A Gas‎</w:t>
       </w:r>
     </w:p>
     <w:p>
@@ -11213,7 +11213,7 @@
         </w:rPr>
         <w:t>‏5 حرر هذا العقد من نسختين بيد كل طرف نسخة منه للعمل بموجبها. وقد وقع الطرفان على</w:t>
         <w:br/>
-        <w:t>جميع النسخ المذكورة في اليوم والتاريخ المثبتين أعلاه» وأذنا لمن يشهد والله خير الشاهدين</w:t>
+        <w:t>نيدهاشلا ريخ هللاو دهشي نمل انذأو «هالعأ نيتبثملا خيراتلاو مويلا يف ةروكذملا خسنلا عيمج</w:t>
       </w:r>
     </w:p>
     <w:p>
@@ -11239,7 +11239,7 @@
           <w:b w:val="0"/>
           <w:i w:val="0"/>
         </w:rPr>
-        <w:t>‏الطرف الأول الطرف الثاني</w:t>
+        <w:t>يناثلا فرطلا لوألا فرطلا‏</w:t>
         <w:br/>
         <w:t>شركة ‎al‏ | لقرى للإعمار المحدودة الشيخ / احمد عباس زيني</w:t>
         <w:br/>
@@ -11249,7 +11249,7 @@
         <w:br/>
         <w:t>‎ve‏ 1 3</w:t>
         <w:br/>
-        <w:t>عقد تأجير مجمع السالم بأبحر الجنوبية ‎A‏</w:t>
+        <w:t>‏A‎ ةيبونجلا رحبأب ملاسلا عمجم ريجأت دقع</w:t>
       </w:r>
     </w:p>
     <w:p>
@@ -11303,26 +11303,26 @@
           <w:b w:val="0"/>
           <w:i w:val="0"/>
         </w:rPr>
-        <w:t>‏العين المؤجرة من قبل الورثة أو الشركاء.</w:t>
-      </w:r>
-    </w:p>
-    <w:p>
-      <w:pPr>
-        <w:jc w:val="right"/>
-        <w:bidi/>
-      </w:pPr>
-      <w:r>
-        <w:rPr>
-          <w:b w:val="0"/>
-          <w:i w:val="0"/>
-        </w:rPr>
-        <w:t>‏5- تنحصر مسئولية الطرف الأول في القيام بأعمال الصيانة الضرورية التي تمس سلامة المبنى</w:t>
-        <w:br/>
-        <w:t>وأعمال النظافة للساحات والممرات المشتركة كما يوفر الحراسة الأمنية العامة ‎«JS pall‏ ولا</w:t>
+        <w:t>.ءاكرشلا وأ ةثرولا لبق نم ةرجؤملا نيعلا‏</w:t>
+      </w:r>
+    </w:p>
+    <w:p>
+      <w:pPr>
+        <w:jc w:val="right"/>
+        <w:bidi/>
+      </w:pPr>
+      <w:r>
+        <w:rPr>
+          <w:b w:val="0"/>
+          <w:i w:val="0"/>
+        </w:rPr>
+        <w:t>ىنبملا ةمالس سمت يتلا ةيرورضلا ةنايصلا لامعأب مايقلا يف لوألا فرطلا ةيلوئسم رصحنت 5-‏</w:t>
+        <w:br/>
+        <w:t>الو ‏pall JS»‎ ةماعلا ةينمألا ةسارحلا رفوي امك ةكرتشملا تارمملاو تاحاسلل ةفاظنلا لامعأو</w:t>
         <w:br/>
         <w:t>يلزم ذلك الطرف الأول بأي مسئوليته مباشرة عن تعرض الطرف الثاني لأي تلف أو فقدان</w:t>
         <w:br/>
-        <w:t>داخل العين ‎ALB ya pall‏</w:t>
+        <w:t>‏pall ya ALB‎ نيعلا لخاد</w:t>
       </w:r>
     </w:p>
     <w:p>
@@ -11341,7 +11341,7 @@
         <w:br/>
         <w:t>‏مكتسباً للطرف الثاني كما لا يعتبر موافقة ضمنية لما وقع من مخالفة بأحكام هذا العقد من</w:t>
         <w:br/>
-        <w:t>قبل الطرف الثاني مالم يصدر بمثل هذه المخالفة موافقة خطية من الطرف الأول.</w:t>
+        <w:t>.لوألا فرطلا نم ةيطخ ةقفاوم ةفلاخملا هذه لثمب ردصي ملام يناثلا فرطلا لبق</w:t>
       </w:r>
     </w:p>
     <w:p>
@@ -11356,9 +11356,9 @@
         </w:rPr>
         <w:t>‎-Y‏ من المتفق عليه بين الطرفين أن الطرف الأول غير مسئول تجاه الطرف الثاني أو تابعية عن</w:t>
         <w:br/>
-        <w:t>أي أضرار يمكن أن تقع نتيجة إنقطاع التيار الكهربائي أو المياه أو لوقف أجهزة تكييف 6</w:t>
-        <w:br/>
-        <w:t>الهواء» أو أي أضرار تقع نتيجة قوة قاهرة أو حادث فجائي مؤقت.</w:t>
+        <w:t>6 فييكت ةزهجأ فقول وأ هايملا وأ يئابرهكلا رايتلا عاطقنإ ةجيتن عقت نأ نكمي رارضأ يأ</w:t>
+        <w:br/>
+        <w:t>.تقؤم يئاجف ثداح وأ ةرهاق ةوق ةجيتن عقت رارضأ يأ وأ «ءاوهلا</w:t>
       </w:r>
     </w:p>
     <w:p>
@@ -11405,49 +11405,49 @@
           <w:b w:val="0"/>
           <w:i w:val="0"/>
         </w:rPr>
-        <w:t>‎٠‏ للطرف الأول ‎Gall‏ في إستخدام المساحات العامة أو أي جزء منها واتخاذ القرارات التي</w:t>
-        <w:br/>
-        <w:t>تخص استخدامها وبخاصة تلك المتعلقة بتنشيط المركزء ولا يجوز للطرف الثاني استخدام</w:t>
-        <w:br/>
-        <w:t>المساحات العامة خارج نطاق العين المؤجرة إلا بموافقة الطرف الأول الخطية على ذلك.</w:t>
-      </w:r>
-    </w:p>
-    <w:p>
-      <w:pPr>
-        <w:jc w:val="right"/>
-        <w:bidi/>
-      </w:pPr>
-      <w:r>
-        <w:rPr>
-          <w:b w:val="0"/>
-          <w:i w:val="0"/>
-        </w:rPr>
-        <w:t>‎-١‏ للطرف الأول ‎Gall‏ في القيام ‎ch‏ تعديل أو إضافة أو خلافه في أعمال الإنشاء أو التجهيزات</w:t>
-        <w:br/>
-        <w:t>الموجودة بالمجمع في الداخل والخارج.</w:t>
-      </w:r>
-    </w:p>
-    <w:p>
-      <w:pPr>
-        <w:jc w:val="right"/>
-        <w:bidi/>
-      </w:pPr>
-      <w:r>
-        <w:rPr>
-          <w:b w:val="0"/>
-          <w:i w:val="0"/>
-        </w:rPr>
-        <w:t>‏7 للطرف الأول ‎Gall‏ في وضع اللوائح والتعليمات الخاصة بتنظيم أعمال وإدارة وتشغيل</w:t>
-        <w:br/>
-        <w:t>وصيانة ونظافة المجمع وتعديلها وتغييرها بالحذف أو الإضافة في أي وقت خلال فترة سريان ‎٠‏</w:t>
+        <w:t>يتلا تارارقلا ذاختاو اهنم ءزج يأ وأ ةماعلا تاحاسملا مادختسإ يف ‏Gall‎ لوألا فرطلل ‏٠‎</w:t>
+        <w:br/>
+        <w:t>مادختسا يناثلا فرطلل زوجي الو ءزكرملا طيشنتب ةقلعتملا كلت ةصاخبو اهمادختسا صخت</w:t>
+        <w:br/>
+        <w:t>.كلذ ىلع ةيطخلا لوألا فرطلا ةقفاومب الإ ةرجؤملا نيعلا قاطن جراخ ةماعلا تاحاسملا</w:t>
+      </w:r>
+    </w:p>
+    <w:p>
+      <w:pPr>
+        <w:jc w:val="right"/>
+        <w:bidi/>
+      </w:pPr>
+      <w:r>
+        <w:rPr>
+          <w:b w:val="0"/>
+          <w:i w:val="0"/>
+        </w:rPr>
+        <w:t>تازيهجتلا وأ ءاشنإلا لامعأ يف هفالخ وأ ةفاضإ وأ ليدعت ‏ch‎ مايقلا يف ‏Gall‎ لوألا فرطلل ‏-١‎</w:t>
+        <w:br/>
+        <w:t>.جراخلاو لخادلا يف عمجملاب ةدوجوملا</w:t>
+      </w:r>
+    </w:p>
+    <w:p>
+      <w:pPr>
+        <w:jc w:val="right"/>
+        <w:bidi/>
+      </w:pPr>
+      <w:r>
+        <w:rPr>
+          <w:b w:val="0"/>
+          <w:i w:val="0"/>
+        </w:rPr>
+        <w:t>ليغشتو ةرادإو لامعأ ميظنتب ةصاخلا تاميلعتلاو حئاوللا عضو يف ‏Gall‎ لوألا فرطلل 7‏</w:t>
+        <w:br/>
+        <w:t>‏٠‎ نايرس ةرتف لالخ تقو يأ يف ةفاضإلا وأ فذحلاب اهرييغتو اهليدعتو عمجملا ةفاظنو ةنايصو</w:t>
         <w:br/>
         <w:t>‏العقد كما له الحق في إصدار أي تعليمات أو توجيهات أو رسوم بين الحين والآخر 2</w:t>
         <w:br/>
         <w:t>للمستأجرين قد يراها ضرورية لضمان حسن تشغيل وإدارة المجمع وعلى الطرف الثاني</w:t>
         <w:br/>
-        <w:t>التقيد بهذه التعليمات أو التوجيهات بمجرد إستلامه لها دون أي إعتراض من جانب الطرف</w:t>
-        <w:br/>
-        <w:t>الثاني.</w:t>
+        <w:t>فرطلا بناج نم ضارتعإ يأ نود اهل همالتسإ درجمب تاهيجوتلا وأ تاميلعتلا هذهب ديقتلا</w:t>
+        <w:br/>
+        <w:t>.يناثلا</w:t>
       </w:r>
     </w:p>
     <w:p>
@@ -11475,9 +11475,9 @@
           <w:b w:val="0"/>
           <w:i w:val="0"/>
         </w:rPr>
-        <w:t>‏5- للطرف الأول أو ممثليه ‎Gall‏ في إيفاد المستأجرين الجدد ‎Alaa‏ العين المؤجرة في أوقات</w:t>
-        <w:br/>
-        <w:t>العمل المعتادة دون أي إعتراض من الطرف الثاني طالما يحملون خطاباً من الطرف الأول</w:t>
+        <w:t>تاقوأ يف ةرجؤملا نيعلا ‏Alaa‎ ددجلا نيرجأتسملا دافيإ يف ‏Gall‎ هيلثمم وأ لوألا فرطلل 5-‏</w:t>
+        <w:br/>
+        <w:t>لوألا فرطلا نم ًاباطخ نولمحي املاط يناثلا فرطلا نم ضارتعإ يأ نود ةداتعملا لمعلا</w:t>
         <w:br/>
         <w:t>وذلك في في حالة إنتهاء العقد أو عدم الرغبة في تجديده أو فسخه أو إنهائه لأي سبب من</w:t>
       </w:r>
@@ -11492,7 +11492,7 @@
           <w:b w:val="0"/>
           <w:i w:val="0"/>
         </w:rPr>
-        <w:t>‏عقد تأجير مجمع السالم بأبحر الجنوبية ‎Vv‏</w:t>
+        <w:t>‏Vv‎ ةيبونجلا رحبأب ملاسلا عمجم ريجأت دقع‏</w:t>
       </w:r>
     </w:p>
     <w:p>
@@ -11535,7 +11535,7 @@
         <w:br/>
         <w:t>كمايُحتفظالطرف الأول بحق إلغاء و فسخ العقد قبل إنقضاء مدته؛ ومطالبة الطرف الثاني بإخلاء</w:t>
         <w:br/>
-        <w:t>6 القيناللمؤجرة بعد تعويض الطرف الأول وإيفائه بكافة حقوقه عن أي أعطال أو أضرار تنجم من</w:t>
+        <w:t>نم مجنت رارضأ وأ لاطعأ يأ نع هقوقح ةفاكب هئافيإو لوألا فرطلا ضيوعت دعب ةرجؤمللانيقلا 6</w:t>
         <w:br/>
         <w:t>فسخ العقد وذلك إذا وقع أي من الأمور التالية:</w:t>
       </w:r>
@@ -11597,24 +11597,24 @@
         <w:br/>
         <w:t>‎GLI!‏ خلال خمسة عشر يوما من تاريخ إنذاره بالمخالفة فانه يحق للطرف الأول فسخ العقد</w:t>
         <w:br/>
-        <w:t>فورا بدون الحاجة إلى توجيه إنذار آخر ويصبح للطرف الأول الحق في تأجير العين موضوع</w:t>
+        <w:t>عوضوم نيعلا ريجأت يف قحلا لوألا فرطلل حبصيو رخآ راذنإ هيجوت ىلإ ةجاحلا نودب اروف</w:t>
         <w:br/>
         <w:t>العقد للمدة الباقية من العقد ‎GY‏ شخص آخر وبالأجرة التي يراها ولا يحق للطرف الثاني ‎Cc‏</w:t>
         <w:br/>
-        <w:t>‏المطالبة بأي تعويض من أجرة العين عن المدة الباقية.</w:t>
-      </w:r>
-    </w:p>
-    <w:p>
-      <w:pPr>
-        <w:jc w:val="right"/>
-        <w:bidi/>
-      </w:pPr>
-      <w:r>
-        <w:rPr>
-          <w:b w:val="0"/>
-          <w:i w:val="0"/>
-        </w:rPr>
-        <w:t>‏اثنا عشر: أحكام عامة</w:t>
+        <w:t>.ةيقابلا ةدملا نع نيعلا ةرجأ نم ضيوعت يأب ةبلاطملا‏</w:t>
+      </w:r>
+    </w:p>
+    <w:p>
+      <w:pPr>
+        <w:jc w:val="right"/>
+        <w:bidi/>
+      </w:pPr>
+      <w:r>
+        <w:rPr>
+          <w:b w:val="0"/>
+          <w:i w:val="0"/>
+        </w:rPr>
+        <w:t>ةماع ماكحأ :رشع انثا‏</w:t>
       </w:r>
     </w:p>
     <w:p>
@@ -11629,7 +11629,7 @@
         </w:rPr>
         <w:t>‎-١‏ يبقى هذا العقد ساري المفعول وملزم للطرف الثاني بكافة بنوده وأحكامه في حال إنتقال ملكية</w:t>
         <w:br/>
-        <w:t>العين المؤجرة إلى مالك آخر أو دخول شركاء جدد.</w:t>
+        <w:t>.ددج ءاكرش لوخد وأ رخآ كلام ىلإ ةرجؤملا نيعلا</w:t>
       </w:r>
     </w:p>
     <w:p>
@@ -11644,13 +11644,13 @@
         </w:rPr>
         <w:t>‏"- عند فسخ العقد أو انتهاء مدته يؤول للطرف الأول كل ما يكون قد أدخله الطرف الثاني في</w:t>
         <w:br/>
-        <w:t>العين المؤجرة من إضافات وزيادات أو تحسينات ثابتة وذلك بدون أي تعويضات للطرف</w:t>
-        <w:br/>
-        <w:t>الثاني والذي عليه تسليم العين المؤجرة مع جميع الإضافات والزيادات والتحسينات المذكورة</w:t>
-        <w:br/>
-        <w:t>بحالة جيدة وصالحة للاستخدام فيما عدا الديكورات المتحركة والمنقولات الخاصة بالطرف</w:t>
-        <w:br/>
-        <w:t>الثاني وسوف يقوم الطرف الأول بإصلاح أي نقص أو تلف أو ضرر أحدثه بالعين المؤجرة و</w:t>
+        <w:t>فرطلل تاضيوعت يأ نودب كلذو ةتباث تانيسحت وأ تادايزو تافاضإ نم ةرجؤملا نيعلا</w:t>
+        <w:br/>
+        <w:t>ةروكذملا تانيسحتلاو تادايزلاو تافاضإلا عيمج عم ةرجؤملا نيعلا ميلست هيلع يذلاو يناثلا</w:t>
+        <w:br/>
+        <w:t>فرطلاب ةصاخلا تالوقنملاو ةكرحتملا تاروكيدلا ادع اميف مادختسالل ةحلاصو ةديج ةلاحب</w:t>
+        <w:br/>
+        <w:t>و ةرجؤملا نيعلاب هثدحأ ررض وأ فلت وأ صقن يأ حالصإب لوألا فرطلا موقي فوسو يناثلا</w:t>
         <w:br/>
         <w:t>يحسم ما أنفقه في هذا الصدد من مبلغ الضمان المقبوض من الطرف الثاني والمنصوص عليه</w:t>
         <w:br/>
@@ -11667,19 +11667,19 @@
           <w:b w:val="0"/>
           <w:i w:val="0"/>
         </w:rPr>
-        <w:t>‏““- على الطرف الثاني إتخاذ جميع التدابير والإحتياطات اللازمة لتجنب تعرض الطرف الأول أو</w:t>
-        <w:br/>
-        <w:t>العين المؤجرة أو الغير لأي نوع من أنواع الضررء وفي حالة نشوب حريق أو أي ضرر ‎Cc Y)‏</w:t>
-        <w:br/>
-        <w:t>قدر الله) بالعين المؤجرة لأي سبب من الأسباب يرجع للطرف الثانى أو تابعيه أو مورديه»</w:t>
-        <w:br/>
-        <w:t>يتحمل الطرف الثاني المسئولية الكاملة عن جميع هذه الأضرار والخسائر التي قد تصيب</w:t>
-        <w:br/>
-        <w:t>الطرف الأول والغير من جراء ذلك ويلتزم الطرف الثاني بكافة التعويضات المادية</w:t>
-        <w:br/>
-        <w:t>والإعتبارية المستحقة عن ‎cull‏ وينشأ هذا الإلتزام على الطرف الثاني فور إستلامه للعين</w:t>
-        <w:br/>
-        <w:t>المؤجرة.</w:t>
+        <w:t>وأ لوألا فرطلا ضرعت بنجتل ةمزاللا تاطايتحإلاو ريبادتلا عيمج ذاختإ يناثلا فرطلا ىلع -““‏</w:t>
+        <w:br/>
+        <w:t>‏(Y Cc‎ ررض يأ وأ قيرح بوشن ةلاح يفو ءررضلا عاونأ نم عون يأل ريغلا وأ ةرجؤملا نيعلا</w:t>
+        <w:br/>
+        <w:t>«هيدروم وأ هيعبات وأ ىناثلا فرطلل عجري بابسألا نم ببس يأل ةرجؤملا نيعلاب (هللا ردق</w:t>
+        <w:br/>
+        <w:t>بيصت دق يتلا رئاسخلاو رارضألا هذه عيمج نع ةلماكلا ةيلوئسملا يناثلا فرطلا لمحتي</w:t>
+        <w:br/>
+        <w:t>ةيداملا تاضيوعتلا ةفاكب يناثلا فرطلا مزتليو كلذ ءارج نم ريغلاو لوألا فرطلا</w:t>
+        <w:br/>
+        <w:t>نيعلل همالتسإ روف يناثلا فرطلا ىلع مازتلإلا اذه أشنيو ‏cull‎ نع ةقحتسملا ةيرابتعإلاو</w:t>
+        <w:br/>
+        <w:t>.ةرجؤملا</w:t>
       </w:r>
     </w:p>
     <w:p>
@@ -11707,7 +11707,7 @@
           <w:b w:val="0"/>
           <w:i w:val="0"/>
         </w:rPr>
-        <w:t>‏عقد تأجير مجمع السالم بأبحر الجنوبية 0</w:t>
+        <w:t>0 ةيبونجلا رحبأب ملاسلا عمجم ريجأت دقع‏</w:t>
       </w:r>
     </w:p>
     <w:p>
@@ -11763,54 +11763,54 @@
         </w:rPr>
         <w:t>‎aly 214‏ الطرف الثاني في حالة نشوب حريق لا سمح الله بسببه أو بسبب أحد تابعيه وتسبب في</w:t>
         <w:br/>
-        <w:t>ضرر وخسائر للطرف الأول والغير من المواقع المجاوره له بالمجمع بدفع جميع التعويضات</w:t>
-        <w:br/>
-        <w:t>المادية المستحقة للطرف الأول والغير .</w:t>
-      </w:r>
-    </w:p>
-    <w:p>
-      <w:pPr>
-        <w:jc w:val="right"/>
-        <w:bidi/>
-      </w:pPr>
-      <w:r>
-        <w:rPr>
-          <w:b w:val="0"/>
-          <w:i w:val="0"/>
-        </w:rPr>
-        <w:t>‏1 يلتزم الطرف الثاني بعد السماح بتواجد أكثر من خمسة أشخاص بالعين المؤجره في نفس</w:t>
-        <w:br/>
-        <w:t>الوقت .</w:t>
-      </w:r>
-    </w:p>
-    <w:p>
-      <w:pPr>
-        <w:jc w:val="right"/>
-        <w:bidi/>
-      </w:pPr>
-      <w:r>
-        <w:rPr>
-          <w:b w:val="0"/>
-          <w:i w:val="0"/>
-        </w:rPr>
-        <w:t>‏عاشرا : إلتزامات الطرف الأول</w:t>
-      </w:r>
-    </w:p>
-    <w:p>
-      <w:pPr>
-        <w:jc w:val="right"/>
-        <w:bidi/>
-      </w:pPr>
-      <w:r>
-        <w:rPr>
-          <w:b w:val="0"/>
-          <w:i w:val="0"/>
-        </w:rPr>
-        <w:t>‎-١‏ يلتزم الطرف الأول بالقيام بكامل أعمال الخدمات العامة والصيانة والنظافة للمناطق العامة</w:t>
-        <w:br/>
-        <w:t>بالمجمع كالممرات والمرافق العامه والمشتركه دون تراخي وذلك مراعاة لمصلحة جميع 6</w:t>
-        <w:br/>
-        <w:t>المستأجرين.</w:t>
+        <w:t>تاضيوعتلا عيمج عفدب عمجملاب هل هرواجملا عقاوملا نم ريغلاو لوألا فرطلل رئاسخو ررض</w:t>
+        <w:br/>
+        <w:t>. ريغلاو لوألا فرطلل ةقحتسملا ةيداملا</w:t>
+      </w:r>
+    </w:p>
+    <w:p>
+      <w:pPr>
+        <w:jc w:val="right"/>
+        <w:bidi/>
+      </w:pPr>
+      <w:r>
+        <w:rPr>
+          <w:b w:val="0"/>
+          <w:i w:val="0"/>
+        </w:rPr>
+        <w:t>سفن يف هرجؤملا نيعلاب صاخشأ ةسمخ نم رثكأ دجاوتب حامسلا دعب يناثلا فرطلا مزتلي 1‏</w:t>
+        <w:br/>
+        <w:t>. تقولا</w:t>
+      </w:r>
+    </w:p>
+    <w:p>
+      <w:pPr>
+        <w:jc w:val="right"/>
+        <w:bidi/>
+      </w:pPr>
+      <w:r>
+        <w:rPr>
+          <w:b w:val="0"/>
+          <w:i w:val="0"/>
+        </w:rPr>
+        <w:t>لوألا فرطلا تامازتلإ : ارشاع‏</w:t>
+      </w:r>
+    </w:p>
+    <w:p>
+      <w:pPr>
+        <w:jc w:val="right"/>
+        <w:bidi/>
+      </w:pPr>
+      <w:r>
+        <w:rPr>
+          <w:b w:val="0"/>
+          <w:i w:val="0"/>
+        </w:rPr>
+        <w:t>ةماعلا قطانملل ةفاظنلاو ةنايصلاو ةماعلا تامدخلا لامعأ لماكب مايقلاب لوألا فرطلا مزتلي ‏-١‎</w:t>
+        <w:br/>
+        <w:t>6 عيمج ةحلصمل ةاعارم كلذو يخارت نود هكرتشملاو هماعلا قفارملاو تارمملاك عمجملاب</w:t>
+        <w:br/>
+        <w:t>.نيرجأتسملا</w:t>
       </w:r>
     </w:p>
     <w:p>
@@ -11836,22 +11836,22 @@
           <w:b w:val="0"/>
           <w:i w:val="0"/>
         </w:rPr>
-        <w:t>‏"- يلتزم الطرف الأول بتأمين صيانة الأجهزة الكهرباتية والميكانيكية ‎Ley‏ فيها التكييف</w:t>
-        <w:br/>
-        <w:t>والتليفونات وشبكات المياه والصرف الصحي للأماكن والخدمات العامة.</w:t>
-      </w:r>
-    </w:p>
-    <w:p>
-      <w:pPr>
-        <w:jc w:val="right"/>
-        <w:bidi/>
-      </w:pPr>
-      <w:r>
-        <w:rPr>
-          <w:b w:val="0"/>
-          <w:i w:val="0"/>
-        </w:rPr>
-        <w:t>‏4:- يلتزم الطرف الأول بتأمين تشغيل الخدمات العامة كدورات المياه وتنظيم المواقف وغيرها</w:t>
+        <w:t>فييكتلا اهيف ‏Ley‎ ةيكيناكيملاو ةيتابرهكلا ةزهجألا ةنايص نيمأتب لوألا فرطلا مزتلي -"‏</w:t>
+        <w:br/>
+        <w:t>.ةماعلا تامدخلاو نكامألل يحصلا فرصلاو هايملا تاكبشو تانوفيلتلاو</w:t>
+      </w:r>
+    </w:p>
+    <w:p>
+      <w:pPr>
+        <w:jc w:val="right"/>
+        <w:bidi/>
+      </w:pPr>
+      <w:r>
+        <w:rPr>
+          <w:b w:val="0"/>
+          <w:i w:val="0"/>
+        </w:rPr>
+        <w:t>اهريغو فقاوملا ميظنتو هايملا تارودك ةماعلا تامدخلا ليغشت نيمأتب لوألا فرطلا مزتلي 4:-‏</w:t>
         <w:br/>
         <w:t>من الخدمات الضرورية.</w:t>
       </w:r>
@@ -11866,7 +11866,7 @@
           <w:b w:val="0"/>
           <w:i w:val="0"/>
         </w:rPr>
-        <w:t>‏5- يلتزم الطرف الأول بسداد مستحقات الكهرباء والمياه في مواعيدها دون تأخير .</w:t>
+        <w:t>. ريخأت نود اهديعاوم يف هايملاو ءابرهكلا تاقحتسم دادسب لوألا فرطلا مزتلي 5-‏</w:t>
       </w:r>
     </w:p>
     <w:p>
@@ -11896,36 +11896,36 @@
         <w:br/>
         <w:t>دون إتخاذ أي أجراءات قضائية أو نظامية فسخ هذا العقد ويعتبر توقيع الطرف الثاني على العقد</w:t>
         <w:br/>
-        <w:t>تصريحاً منه بدخول الطرف الأول العين المؤجرة وإسقاط ‎Gal‏ الإدعاء بأي حق أو مطلب يترتب</w:t>
+        <w:t>بترتي بلطم وأ قح يأب ءاعدإلا ‏Gal‎ طاقسإو ةرجؤملا نيعلا لوألا فرطلا لوخدب هنم ًاحيرصت</w:t>
         <w:br/>
         <w:t>على دخول الطرف الأول أو أحد ممثليه إلى العين المؤجرة لإستلامها وفي هذه الحالة يجب على</w:t>
         <w:br/>
-        <w:t>الطرف الأول القيام بجرد محتويات العين المؤجرة بحضور شاهدين وتكون محتواياتها الثابتة 2</w:t>
+        <w:t>2 ةتباثلا اهتاياوتحم نوكتو نيدهاش روضحب ةرجؤملا نيعلا تايوتحم درجب مايقلا لوألا فرطلا</w:t>
         <w:br/>
         <w:t>بالجرد تحت يد الطرف الأول كضمان للحقوق المستمدة من العقدء ويعتبر التوقيع على هذا العقد</w:t>
         <w:br/>
-        <w:t>إذناً للطرف الأول بالتصرف في المحتويات بالبيع أو تسليمها إلى الطرف الثاني بعد إستيفاء ‎AS‏</w:t>
-        <w:br/>
-        <w:t>‏الإلتزامات المتسحقة ‎cade‏ ويلتزم الطرف الثاني بتحمل ‎area‏ الأضرار والمصروفات الإدارية</w:t>
+        <w:t>‏AS‎ ءافيتسإ دعب يناثلا فرطلا ىلإ اهميلست وأ عيبلاب تايوتحملا يف فرصتلاب لوألا فرطلل ًانذإ</w:t>
+        <w:br/>
+        <w:t>ةيرادإلا تافورصملاو رارضألا ‏area‎ لمحتب يناثلا فرطلا مزتليو ‏cade‎ ةقحستملا تامازتلإلا‏</w:t>
         <w:br/>
         <w:t>والقضائية التي تكبدها الطرف الأول من جراء إخلال الطرف الثاني بمواد العقد مع عدم أحقية</w:t>
         <w:br/>
-        <w:t>الطرف الثاني في الرجوع على الطرف الأول بأي تعويضات أو المطالبة بإعادة أو إسترداد أي</w:t>
-        <w:br/>
-        <w:t>مبالغ يكون قد دفعها للطرف الأول.</w:t>
-      </w:r>
-    </w:p>
-    <w:p>
-      <w:pPr>
-        <w:jc w:val="right"/>
-        <w:bidi/>
-      </w:pPr>
-      <w:r>
-        <w:rPr>
-          <w:b w:val="0"/>
-          <w:i w:val="0"/>
-        </w:rPr>
-        <w:t>‏عقد تأجير مجمع السالم بأبحر الجنوبية °</w:t>
+        <w:t>يأ دادرتسإ وأ ةداعإب ةبلاطملا وأ تاضيوعت يأب لوألا فرطلا ىلع عوجرلا يف يناثلا فرطلا</w:t>
+        <w:br/>
+        <w:t>.لوألا فرطلل اهعفد دق نوكي غلابم</w:t>
+      </w:r>
+    </w:p>
+    <w:p>
+      <w:pPr>
+        <w:jc w:val="right"/>
+        <w:bidi/>
+      </w:pPr>
+      <w:r>
+        <w:rPr>
+          <w:b w:val="0"/>
+          <w:i w:val="0"/>
+        </w:rPr>
+        <w:t>° ةيبونجلا رحبأب ملاسلا عمجم ريجأت دقع‏</w:t>
       </w:r>
     </w:p>
     <w:p>
@@ -11981,9 +11981,9 @@
         <w:br/>
         <w:t>. Um Al Qure</w:t>
         <w:br/>
-        <w:t>‏وللطرف الأول في حالة مخالفة الطرف الثاني لأحكام هذه المادة الحق في إعتبار هذا العقد‎</w:t>
-        <w:br/>
-        <w:t>Lee ‏أو طلب إزالة أسباب المخالفة وتعويضه‎ co pa gall ‏لاغيا ومفسوخا وطلب إخلاء العين‎</w:t>
+        <w:t>‎دقعلا اذه رابتعإ يف قحلا ةداملا هذه ماكحأل يناثلا فرطلا ةفلاخم ةلاح يف لوألا فرطللو‏</w:t>
+        <w:br/>
+        <w:t>‎نيعلا ءالخإ بلطو اخوسفمو ايغال‏ gall pa co ‎هضيوعتو ةفلاخملا بابسأ ةلازإ بلط وأ‏ Lee</w:t>
         <w:br/>
         <w:t>‏يكون قد ترتب عليها من أضرارء كما يكون الطرف الثاني مسئولا أيضا عن كل ماقد يقع من‎</w:t>
       </w:r>
@@ -12002,20 +12002,20 @@
         <w:br/>
         <w:t>1- يلتزم الطرف الثاني بعدم إستعمال مكبرات الصوت أو أية أجهزة إذاعية أو موسيقى بحيث</w:t>
         <w:br/>
-        <w:t>تسمع خارج العين المؤجرة.</w:t>
-      </w:r>
-    </w:p>
-    <w:p>
-      <w:pPr>
-        <w:jc w:val="right"/>
-        <w:bidi/>
-      </w:pPr>
-      <w:r>
-        <w:rPr>
-          <w:b w:val="0"/>
-          <w:i w:val="0"/>
-        </w:rPr>
-        <w:t>‎-V‏ يلتزم الطرف الثاني بعدم شغل ممرات المجمع والمرافق المشتركة مع باقي المستأجرين أو</w:t>
+        <w:t>.ةرجؤملا نيعلا جراخ عمست</w:t>
+      </w:r>
+    </w:p>
+    <w:p>
+      <w:pPr>
+        <w:jc w:val="right"/>
+        <w:bidi/>
+      </w:pPr>
+      <w:r>
+        <w:rPr>
+          <w:b w:val="0"/>
+          <w:i w:val="0"/>
+        </w:rPr>
+        <w:t>وأ نيرجأتسملا يقاب عم ةكرتشملا قفارملاو عمجملا تارمم لغش مدعب يناثلا فرطلا مزتلي ‏-V‎</w:t>
         <w:br/>
         <w:t>غير ذلك من الأماكن أو إعاقة الحركة الطبيعية فيها .</w:t>
       </w:r>
@@ -12030,15 +12030,15 @@
           <w:b w:val="0"/>
           <w:i w:val="0"/>
         </w:rPr>
-        <w:t>‏4- يلتزم الطرف الثاني بعدم الاحتفاظ في العين المؤجرة أو الممرات أو الدرج أو إي مكان من</w:t>
+        <w:t>نم ناكم يإ وأ جردلا وأ تارمملا وأ ةرجؤملا نيعلا يف ظافتحالا مدعب يناثلا فرطلا مزتلي 4-‏</w:t>
         <w:br/>
         <w:t>المجمع بالأسلحة بأية أنواعها أو بمواد ملتهبة أو متفجرة أو مواد قابلة للاشتعال أو ضارة</w:t>
         <w:br/>
-        <w:t>بالصحة سواء بعلمه أو بعلم أحد العاملين لديه» وإذا ثبت غير ذلك يكون وحده المسؤول أمام 02</w:t>
-        <w:br/>
-        <w:t>الجهات الرسمية أو أية جهة ‎Gal‏ بها ضررا جراء ذلك؛ ويخلي الطرف الثاني مسؤولية</w:t>
-        <w:br/>
-        <w:t>الطرف الأول من أية حقوق قانونية أو مالية خاصة أو عامة قد تنشأ بسبب مخالفة هذا البند.</w:t>
+        <w:t>02 مامأ لوؤسملا هدحو نوكي كلذ ريغ تبث اذإو «هيدل نيلماعلا دحأ ملعب وأ هملعب ءاوس ةحصلاب</w:t>
+        <w:br/>
+        <w:t>ةيلوؤسم يناثلا فرطلا يلخيو ؛كلذ ءارج اررض اهب ‏Gal‎ ةهج ةيأ وأ ةيمسرلا تاهجلا</w:t>
+        <w:br/>
+        <w:t>.دنبلا اذه ةفلاخم ببسب أشنت دق ةماع وأ ةصاخ ةيلام وأ ةينوناق قوقح ةيأ نم لوألا فرطلا</w:t>
       </w:r>
     </w:p>
     <w:p>
@@ -12055,35 +12055,35 @@
         <w:br/>
         <w:t>أضرار تصيب العين المؤجرة أو أي جزء من المجمع تسبب فيه هو أو أي من تابعيه سواء</w:t>
         <w:br/>
-        <w:t>عن طريق العمد أو خطأ أو الإهمال.</w:t>
-      </w:r>
-    </w:p>
-    <w:p>
-      <w:pPr>
-        <w:jc w:val="right"/>
-        <w:bidi/>
-      </w:pPr>
-      <w:r>
-        <w:rPr>
-          <w:b w:val="0"/>
-          <w:i w:val="0"/>
-        </w:rPr>
-        <w:t>‎٠‏ يلتزم الطرف الثاني بالمحافظة على جميع التجهيزات الميكانيكية والكهربائية وغيرها من</w:t>
-        <w:br/>
-        <w:t>التجهيزات والواجهات إن وجدت في العين المؤجرة»</w:t>
-      </w:r>
-    </w:p>
-    <w:p>
-      <w:pPr>
-        <w:jc w:val="right"/>
-        <w:bidi/>
-      </w:pPr>
-      <w:r>
-        <w:rPr>
-          <w:b w:val="0"/>
-          <w:i w:val="0"/>
-        </w:rPr>
-        <w:t>‎-١‏ يلتزم الطرف الثاني بالسماح للطرف الأول أو من ينوب عنه بالدخول إلى العين المؤجرة في</w:t>
+        <w:t>.لامهإلا وأ أطخ وأ دمعلا قيرط نع</w:t>
+      </w:r>
+    </w:p>
+    <w:p>
+      <w:pPr>
+        <w:jc w:val="right"/>
+        <w:bidi/>
+      </w:pPr>
+      <w:r>
+        <w:rPr>
+          <w:b w:val="0"/>
+          <w:i w:val="0"/>
+        </w:rPr>
+        <w:t>نم اهريغو ةيئابرهكلاو ةيكيناكيملا تازيهجتلا عيمج ىلع ةظفاحملاب يناثلا فرطلا مزتلي ‏٠‎</w:t>
+        <w:br/>
+        <w:t>«ةرجؤملا نيعلا يف تدجو نإ تاهجاولاو تازيهجتلا</w:t>
+      </w:r>
+    </w:p>
+    <w:p>
+      <w:pPr>
+        <w:jc w:val="right"/>
+        <w:bidi/>
+      </w:pPr>
+      <w:r>
+        <w:rPr>
+          <w:b w:val="0"/>
+          <w:i w:val="0"/>
+        </w:rPr>
+        <w:t>يف ةرجؤملا نيعلا ىلإ لوخدلاب هنع بوني نم وأ لوألا فرطلل حامسلاب يناثلا فرطلا مزتلي ‏-١‎</w:t>
         <w:br/>
         <w:t>أوقات الدوام الرسمي للمعاينة والفحص عن أي خلل لإجراء أي إصلاحات لازمة أو تعديلات</w:t>
         <w:br/>
@@ -12108,7 +12108,7 @@
           <w:b w:val="0"/>
           <w:i w:val="0"/>
         </w:rPr>
-        <w:t>‏مندوبين من طرفه للقيام بهذه الأعمال على نفقة الطرف الثاني بعد إخطار الطرف الثاني 22</w:t>
+        <w:t>22 يناثلا فرطلا راطخإ دعب يناثلا فرطلا ةقفن ىلع لامعألا هذهب مايقلل هفرط نم نيبودنم‏</w:t>
         <w:br/>
         <w:t>كتابيا بذلك»</w:t>
       </w:r>
@@ -12138,7 +12138,7 @@
           <w:b w:val="0"/>
           <w:i w:val="0"/>
         </w:rPr>
-        <w:t>‏وخلافه من الأشياء الموجودة بالعين المؤجرة رهنا وضمانا لسداد كامل المتأخرات المستحقة ويحق</w:t>
+        <w:t>قحيو ةقحتسملا تارخأتملا لماك دادسل انامضو انهر ةرجؤملا نيعلاب ةدوجوملا ءايشألا نم هفالخو‏</w:t>
       </w:r>
     </w:p>
     <w:p>
@@ -12164,20 +12164,20 @@
           <w:b w:val="0"/>
           <w:i w:val="0"/>
         </w:rPr>
-        <w:t>‎. ‏يلتزم الطرف الثاني بعدم السماح بدخول الزوار في حال عدم تواجده في المجمع‎ ١7</w:t>
-      </w:r>
-    </w:p>
-    <w:p>
-      <w:pPr>
-        <w:jc w:val="right"/>
-        <w:bidi/>
-      </w:pPr>
-      <w:r>
-        <w:rPr>
-          <w:b w:val="0"/>
-          <w:i w:val="0"/>
-        </w:rPr>
-        <w:t>‏5 1- يلتزم الطرف الثاني بإستخدام موقف واحد فقط من مواقف المجمع لإيقاف سيارته الخاصة .</w:t>
+        <w:t>١7 ‎عمجملا يف هدجاوت مدع لاح يف راوزلا لوخدب حامسلا مدعب يناثلا فرطلا مزتلي‏ .‎</w:t>
+      </w:r>
+    </w:p>
+    <w:p>
+      <w:pPr>
+        <w:jc w:val="right"/>
+        <w:bidi/>
+      </w:pPr>
+      <w:r>
+        <w:rPr>
+          <w:b w:val="0"/>
+          <w:i w:val="0"/>
+        </w:rPr>
+        <w:t>. ةصاخلا هترايس فاقيإل عمجملا فقاوم نم طقف دحاو فقوم مادختسإب يناثلا فرطلا مزتلي 1- 5‏</w:t>
       </w:r>
     </w:p>
     <w:p>
@@ -12205,7 +12205,7 @@
           <w:b w:val="0"/>
           <w:i w:val="0"/>
         </w:rPr>
-        <w:t>‏عقد تأجير مجمع السالم بأبحر الجنوبية 0</w:t>
+        <w:t>0 ةيبونجلا رحبأب ملاسلا عمجم ريجأت دقع‏</w:t>
       </w:r>
     </w:p>
     <w:p>
@@ -12285,7 +12285,7 @@
           <w:b w:val="0"/>
           <w:i w:val="0"/>
         </w:rPr>
-        <w:t>‎.١‏ تم الإتفاق بين الطرفين على أن يتم سداد القيمة الإيجارية بالكامل و رسوم التأمين</w:t>
+        <w:t>نيمأتلا موسر و لماكلاب ةيراجيإلا ةميقلا دادس متي نأ ىلع نيفرطلا نيب قافتإلا مت ‏.١‎</w:t>
         <w:br/>
         <w:t>بشيكات بنكية بإسم الطرف الأول عند توقيع العقد :</w:t>
       </w:r>
@@ -12313,13 +12313,13 @@
           <w:b w:val="0"/>
           <w:i w:val="0"/>
         </w:rPr>
-        <w:t>‏يقر الطرف الثاني بعدم أحقيته في تأجير العين المؤجرة عليه أو تقبيلها من الباطن أو التنازل عن</w:t>
+        <w:t>نع لزانتلا وأ نطابلا نم اهليبقت وأ هيلع ةرجؤملا نيعلا ريجأت يف هتيقحأ مدعب يناثلا فرطلا رقي‏</w:t>
         <w:br/>
         <w:t>هذا العقد كلياً أو جزئياً للغير أو أن يشرك معه في الإنتفاع بالعين المؤجرة جهة أخرى إلآّ بعد 6</w:t>
         <w:br/>
-        <w:t>الإتفاق والحصول على موافقة كتابية من الطرف الأول» وفي حالة مخالفة الطرف الثاني لهذا</w:t>
-        <w:br/>
-        <w:t>الإلتزام الجوهري فأنه ‎Gay‏ للطرف الأول فسخ هذا ‎abel‏ دون الحاجة إلى توجيه إنذار للطرف</w:t>
+        <w:t>اذهل يناثلا فرطلا ةفلاخم ةلاح يفو «لوألا فرطلا نم ةيباتك ةقفاوم ىلع لوصحلاو قافتإلا</w:t>
+        <w:br/>
+        <w:t>فرطلل راذنإ هيجوت ىلإ ةجاحلا نود ‏abel‎ اذه خسف لوألا فرطلل ‏Gay‎ هنأف يرهوجلا مازتلإلا</w:t>
         <w:br/>
         <w:t>الثاني أو إتخاذ أي إجراء آخر ودون أن يكون للطرف الثاني أي حق في المطالبة بأي تعويض عن</w:t>
       </w:r>
@@ -12349,7 +12349,7 @@
           <w:b w:val="0"/>
           <w:i w:val="0"/>
         </w:rPr>
-        <w:t>‎-١‏ يلتزم الطرف الثاني بعدم إدخال أية تعديلات في أوصاف العين المؤجرة أو ترتيبها الداخلي أو</w:t>
+        <w:t>وأ يلخادلا اهبيترت وأ ةرجؤملا نيعلا فاصوأ يف تاليدعت ةيأ لاخدإ مدعب يناثلا فرطلا مزتلي ‏-١‎</w:t>
       </w:r>
     </w:p>
     <w:p>
@@ -12388,20 +12388,20 @@
           <w:b w:val="0"/>
           <w:i w:val="0"/>
         </w:rPr>
-        <w:t>‏كل الإنشاءآت أو التغيرات أو التجهيزات التي يقوم بعملها الطرف الثاني بالعين المؤجرة بعد</w:t>
-      </w:r>
-    </w:p>
-    <w:p>
-      <w:pPr>
-        <w:jc w:val="right"/>
-        <w:bidi/>
-      </w:pPr>
-      <w:r>
-        <w:rPr>
-          <w:b w:val="0"/>
-          <w:i w:val="0"/>
-        </w:rPr>
-        <w:t>‏أخذ موافقة خطية من الطرف الأول تعتبر ملكا للطرف الأول ويحظر على الطرف الثاني</w:t>
+        <w:t>دعب ةرجؤملا نيعلاب يناثلا فرطلا اهلمعب موقي يتلا تازيهجتلا وأ تاريغتلا وأ تآءاشنإلا لك‏</w:t>
+      </w:r>
+    </w:p>
+    <w:p>
+      <w:pPr>
+        <w:jc w:val="right"/>
+        <w:bidi/>
+      </w:pPr>
+      <w:r>
+        <w:rPr>
+          <w:b w:val="0"/>
+          <w:i w:val="0"/>
+        </w:rPr>
+        <w:t>يناثلا فرطلا ىلع رظحيو لوألا فرطلل اكلم ربتعت لوألا فرطلا نم ةيطخ ةقفاوم ذخأ‏</w:t>
       </w:r>
     </w:p>
     <w:p>
@@ -12442,33 +12442,33 @@
           <w:b w:val="0"/>
           <w:i w:val="0"/>
         </w:rPr>
-        <w:t>‏+ كيلوم/م؟ وذلك طيقا للمواصفات الخاصة بالمبنى ويكون الطرف الثاني مسئولاً مسئولية</w:t>
-      </w:r>
-    </w:p>
-    <w:p>
-      <w:pPr>
-        <w:jc w:val="right"/>
-        <w:bidi/>
-      </w:pPr>
-      <w:r>
-        <w:rPr>
-          <w:b w:val="0"/>
-          <w:i w:val="0"/>
-        </w:rPr>
-        <w:t>‏كاملة عن أي تلفيات أو أضرار بالمبنى أو الأشخاص بسبب قيامه بوضع أثقال تزيد عن الحدود</w:t>
-      </w:r>
-    </w:p>
-    <w:p>
-      <w:pPr>
-        <w:jc w:val="right"/>
-        <w:bidi/>
-      </w:pPr>
-      <w:r>
-        <w:rPr>
-          <w:b w:val="0"/>
-          <w:i w:val="0"/>
-        </w:rPr>
-        <w:t>‏المسموح بها أو أي أجهزة تسبب إهتزازات سواء كانت هذه المسئولية تمثل تكاليف إصلاح أو</w:t>
+        <w:t>ةيلوئسم ًالوئسم يناثلا فرطلا نوكيو ىنبملاب ةصاخلا تافصاوملل اقيط كلذو ؟م/موليك +‏</w:t>
+      </w:r>
+    </w:p>
+    <w:p>
+      <w:pPr>
+        <w:jc w:val="right"/>
+        <w:bidi/>
+      </w:pPr>
+      <w:r>
+        <w:rPr>
+          <w:b w:val="0"/>
+          <w:i w:val="0"/>
+        </w:rPr>
+        <w:t>دودحلا نع ديزت لاقثأ عضوب همايق ببسب صاخشألا وأ ىنبملاب رارضأ وأ تايفلت يأ نع ةلماك‏</w:t>
+      </w:r>
+    </w:p>
+    <w:p>
+      <w:pPr>
+        <w:jc w:val="right"/>
+        <w:bidi/>
+      </w:pPr>
+      <w:r>
+        <w:rPr>
+          <w:b w:val="0"/>
+          <w:i w:val="0"/>
+        </w:rPr>
+        <w:t>وأ حالصإ فيلاكت لثمت ةيلوئسملا هذه تناك ءاوس تازازتهإ ببست ةزهجأ يأ وأ اهب حومسملا‏</w:t>
       </w:r>
     </w:p>
     <w:p>
@@ -12494,52 +12494,52 @@
           <w:b w:val="0"/>
           <w:i w:val="0"/>
         </w:rPr>
-        <w:t>‎LY‏ ايلتزم الطرف الثاني بالمحافظة على العين المؤجرة من ‎Cus‏ النظافة والمظهر العام داخلياً</w:t>
+        <w:t>ًايلخاد ماعلا رهظملاو ةفاظنلا ‏Cus‎ نم ةرجؤملا نيعلا ىلع ةظفاحملاب يناثلا فرطلا مزتليا ‏LY‎</w:t>
         <w:br/>
         <w:t>وخارجياً طوال مدة سريان هذا العقد» وأن يبذل قصارى جهده وجهود العاملين التابعين له</w:t>
         <w:br/>
-        <w:t>لضمان إستمرارها بالحالة الممتازة التي تسلمها بها.</w:t>
-      </w:r>
-    </w:p>
-    <w:p>
-      <w:pPr>
-        <w:jc w:val="right"/>
-        <w:bidi/>
-      </w:pPr>
-      <w:r>
-        <w:rPr>
-          <w:b w:val="0"/>
-          <w:i w:val="0"/>
-        </w:rPr>
-        <w:t>‏4- يلتزم الطرف الثاني بالتقيد بالأنظمة والتعليمات والقوانين السائدة في المملكة العربيه السعودية</w:t>
-      </w:r>
-    </w:p>
-    <w:p>
-      <w:pPr>
-        <w:jc w:val="right"/>
-        <w:bidi/>
-      </w:pPr>
-      <w:r>
-        <w:rPr>
-          <w:b w:val="0"/>
-          <w:i w:val="0"/>
-        </w:rPr>
-        <w:t>‏0- يلتزم الطرف الثاني ‎prey‏ إزعاج الجيران أو الإساءة إليهم أو إرتكابه (هو أو العاملين لديه)</w:t>
-        <w:br/>
-        <w:t>أعمال في العين المؤجرة تتنافى مع الآداب والأخلاق والعادات والتقاليد السائدة في البلاد»</w:t>
-      </w:r>
-    </w:p>
-    <w:p>
-      <w:pPr>
-        <w:jc w:val="right"/>
-        <w:bidi/>
-      </w:pPr>
-      <w:r>
-        <w:rPr>
-          <w:b w:val="0"/>
-          <w:i w:val="0"/>
-        </w:rPr>
-        <w:t>‏عقد تاجير مجمع السالم بأبحر الجنوبية ‎Y‏</w:t>
+        <w:t>.اهب اهملست يتلا ةزاتمملا ةلاحلاب اهرارمتسإ نامضل</w:t>
+      </w:r>
+    </w:p>
+    <w:p>
+      <w:pPr>
+        <w:jc w:val="right"/>
+        <w:bidi/>
+      </w:pPr>
+      <w:r>
+        <w:rPr>
+          <w:b w:val="0"/>
+          <w:i w:val="0"/>
+        </w:rPr>
+        <w:t>ةيدوعسلا هيبرعلا ةكلمملا يف ةدئاسلا نيناوقلاو تاميلعتلاو ةمظنألاب ديقتلاب يناثلا فرطلا مزتلي 4-‏</w:t>
+      </w:r>
+    </w:p>
+    <w:p>
+      <w:pPr>
+        <w:jc w:val="right"/>
+        <w:bidi/>
+      </w:pPr>
+      <w:r>
+        <w:rPr>
+          <w:b w:val="0"/>
+          <w:i w:val="0"/>
+        </w:rPr>
+        <w:t>(هيدل نيلماعلا وأ وه) هباكترإ وأ مهيلإ ةءاسإلا وأ ناريجلا جاعزإ ‏prey‎ يناثلا فرطلا مزتلي 0-‏</w:t>
+        <w:br/>
+        <w:t>«دالبلا يف ةدئاسلا ديلاقتلاو تاداعلاو قالخألاو بادآلا عم ىفانتت ةرجؤملا نيعلا يف لامعأ</w:t>
+      </w:r>
+    </w:p>
+    <w:p>
+      <w:pPr>
+        <w:jc w:val="right"/>
+        <w:bidi/>
+      </w:pPr>
+      <w:r>
+        <w:rPr>
+          <w:b w:val="0"/>
+          <w:i w:val="0"/>
+        </w:rPr>
+        <w:t>‏Y‎ ةيبونجلا رحبأب ملاسلا عمجم ريجات دقع‏</w:t>
       </w:r>
     </w:p>
     <w:p>
@@ -12582,41 +12582,41 @@
           <w:b w:val="0"/>
           <w:i w:val="0"/>
         </w:rPr>
-        <w:t>ثالثا: معاينة العين الم</w:t>
-      </w:r>
-    </w:p>
-    <w:p>
-      <w:pPr>
-        <w:jc w:val="right"/>
-        <w:bidi/>
-      </w:pPr>
-      <w:r>
-        <w:rPr>
-          <w:b w:val="0"/>
-          <w:i w:val="0"/>
-        </w:rPr>
-        <w:t>يقر الطرف الثاني بأنه عاين العين المؤجرة معاينة تامة نافية للجهالة وكذلك الأماكن المجاورة له</w:t>
-        <w:br/>
-        <w:t>والممرات المؤديه إليه والمرافق والمنافع والأقسام والخدمات والأجزاء المشتركة المخصصة</w:t>
+        <w:t>ملا نيعلا ةنياعم :اثلاث</w:t>
+      </w:r>
+    </w:p>
+    <w:p>
+      <w:pPr>
+        <w:jc w:val="right"/>
+        <w:bidi/>
+      </w:pPr>
+      <w:r>
+        <w:rPr>
+          <w:b w:val="0"/>
+          <w:i w:val="0"/>
+        </w:rPr>
+        <w:t>هل ةرواجملا نكامألا كلذكو ةلاهجلل ةيفان ةمات ةنياعم ةرجؤملا نيعلا نياع هنأب يناثلا فرطلا رقي</w:t>
+        <w:br/>
+        <w:t>ةصصخملا ةكرتشملا ءازجألاو تامدخلاو ماسقألاو عفانملاو قفارملاو هيلإ هيدؤملا تارمملاو</w:t>
         <w:br/>
         <w:t>للخدمات والمنافع داخل المجمع وخارجه؛ كما أنه قد تأكد من مساحته وحدوده وأوصافه وتجهيزاته 6</w:t>
         <w:br/>
-        <w:t>ومرافقه الداخلية والخارجية وغير ذلك من العناصر الأساسية اللازمة لإستعماله وقد وجدها مطابقة</w:t>
-      </w:r>
-    </w:p>
-    <w:p>
-      <w:pPr>
-        <w:jc w:val="right"/>
-        <w:bidi/>
-      </w:pPr>
-      <w:r>
-        <w:rPr>
-          <w:b w:val="0"/>
-          <w:i w:val="0"/>
-        </w:rPr>
-        <w:t>لرغباته وصالحة ومناسبة وملائمة من كافة الوجوه لتحقيق الغرض الذي تم إستئجار العين من أجله</w:t>
-        <w:br/>
-        <w:t>وأنه سيقبل العين المؤجرة بالحالة والأوصاف المتفق على تسليمها دون أية ملاحظات .</w:t>
+        <w:t>ةقباطم اهدجو دقو هلامعتسإل ةمزاللا ةيساسألا رصانعلا نم كلذ ريغو ةيجراخلاو ةيلخادلا هقفارمو</w:t>
+      </w:r>
+    </w:p>
+    <w:p>
+      <w:pPr>
+        <w:jc w:val="right"/>
+        <w:bidi/>
+      </w:pPr>
+      <w:r>
+        <w:rPr>
+          <w:b w:val="0"/>
+          <w:i w:val="0"/>
+        </w:rPr>
+        <w:t>هلجأ نم نيعلا راجئتسإ مت يذلا ضرغلا قيقحتل هوجولا ةفاك نم ةمئالمو ةبسانمو ةحلاصو هتابغرل</w:t>
+        <w:br/>
+        <w:t>. تاظحالم ةيأ نود اهميلست ىلع قفتملا فاصوألاو ةلاحلاب ةرجؤملا نيعلا لبقيس هنأو</w:t>
       </w:r>
     </w:p>
     <w:p>
@@ -12644,7 +12644,7 @@
         </w:rPr>
         <w:t>‏مدة العقد هي سنة ميلاديه تبدأ من : 0 ٠٠م‏ « وتنتهي بنهاية : ‎١١7/17/15‏ آم. ويلتزم</w:t>
         <w:br/>
-        <w:t>الطرف الثاني في حال إنتهاء مدة العقد بتسليم العين المؤجرة بموجب محضر تسليم وبالحالة التي</w:t>
+        <w:t>يتلا ةلاحلابو ميلست رضحم بجومب ةرجؤملا نيعلا ميلستب دقعلا ةدم ءاهتنإ لاح يف يناثلا فرطلا</w:t>
         <w:br/>
         <w:t>إستلمها عليهاء وفي حال تأخر الطرف الثاني في تسليم العين المؤجرة إلى الطرف الأول بعد مدة</w:t>
         <w:br/>
@@ -12654,33 +12654,33 @@
         <w:br/>
         <w:t>التعويضات اللازمة جبرا للأضرار التي لحقت بالطرف الأول والتي ترتبت على عدم إخلاته للعين</w:t>
         <w:br/>
-        <w:t>المؤجرة في الوقت المحدد رسميا.</w:t>
-      </w:r>
-    </w:p>
-    <w:p>
-      <w:pPr>
-        <w:jc w:val="right"/>
-        <w:bidi/>
-      </w:pPr>
-      <w:r>
-        <w:rPr>
-          <w:b w:val="0"/>
-          <w:i w:val="0"/>
-        </w:rPr>
-        <w:t>‏خامساً : القيمة الإيجارية 3</w:t>
-      </w:r>
-    </w:p>
-    <w:p>
-      <w:pPr>
-        <w:jc w:val="right"/>
-        <w:bidi/>
-      </w:pPr>
-      <w:r>
-        <w:rPr>
-          <w:b w:val="0"/>
-          <w:i w:val="0"/>
-        </w:rPr>
-        <w:t>‏تم الإتفاق بين الطرفين أن القيمة الإيجارية السنوية للعين المؤجرة هي ‎)١5١.٠0٠٠(‏ مائة وخمسون</w:t>
+        <w:t>.ايمسر ددحملا تقولا يف ةرجؤملا</w:t>
+      </w:r>
+    </w:p>
+    <w:p>
+      <w:pPr>
+        <w:jc w:val="right"/>
+        <w:bidi/>
+      </w:pPr>
+      <w:r>
+        <w:rPr>
+          <w:b w:val="0"/>
+          <w:i w:val="0"/>
+        </w:rPr>
+        <w:t>3 ةيراجيإلا ةميقلا : ًاسماخ‏</w:t>
+      </w:r>
+    </w:p>
+    <w:p>
+      <w:pPr>
+        <w:jc w:val="right"/>
+        <w:bidi/>
+      </w:pPr>
+      <w:r>
+        <w:rPr>
+          <w:b w:val="0"/>
+          <w:i w:val="0"/>
+        </w:rPr>
+        <w:t>نوسمخو ةئام ‏)١5١.٠0٠٠(‎ يه ةرجؤملا نيعلل ةيونسلا ةيراجيإلا ةميقلا نأ نيفرطلا نيب قافتإلا مت‏</w:t>
         <w:br/>
         <w:t>‎rill‏ ريال . بالإضاقة إلى ‎)90٠١(‏ من قيمة العقد تأمين مسترد .</w:t>
       </w:r>
@@ -12697,9 +12697,9 @@
         </w:rPr>
         <w:t>‏وتستحق هذه المبالغ قبل بداية كل سنة إيجارية بثلاثون يوماً.</w:t>
         <w:br/>
-        <w:t>سادساً: التأمين المسترد</w:t>
-        <w:br/>
-        <w:t>يدفع الطرف الثاني للطرف الأول النسيه الموضحه في ‎sill‏ الخامئس من هذا العقد مرة واحدة</w:t>
+        <w:t>درتسملا نيمأتلا :ًاسداس</w:t>
+        <w:br/>
+        <w:t>ةدحاو ةرم دقعلا اذه نم سئماخلا ‏sill‎ يف هحضوملا هيسنلا لوألا فرطلل يناثلا فرطلا عفدي</w:t>
       </w:r>
     </w:p>
     <w:p>
@@ -12727,20 +12727,20 @@
           <w:b w:val="0"/>
           <w:i w:val="0"/>
         </w:rPr>
-        <w:t>‏عقد تأجير مجمع السالم بأبحر الجنوبية 0</w:t>
-      </w:r>
-    </w:p>
-    <w:p>
-      <w:pPr>
-        <w:jc w:val="right"/>
-        <w:bidi/>
-      </w:pPr>
-      <w:r>
-        <w:rPr>
-          <w:b w:val="0"/>
-          <w:i w:val="0"/>
-        </w:rPr>
-        <w:t>‎107 1565155 ‏اجدة 51577 - المملكة العربية السعودية - تليقون : 7417/8801 15 537 + - فاكس : 110954877 7 433 + - سات‎ 67٠١ ‏برج أبار وزيي - الدور التاسع - ص.ب‎</w:t>
+        <w:t>0 ةيبونجلا رحبأب ملاسلا عمجم ريجأت دقع‏</w:t>
+      </w:r>
+    </w:p>
+    <w:p>
+      <w:pPr>
+        <w:jc w:val="right"/>
+        <w:bidi/>
+      </w:pPr>
+      <w:r>
+        <w:rPr>
+          <w:b w:val="0"/>
+          <w:i w:val="0"/>
+        </w:rPr>
+        <w:t>‎ب.ص - عساتلا رودلا - ييزو رابأ جرب‏ 67٠١ ‎تاس - + 433 7 110954877 : سكاف - + 537 15 7417/8801 : نوقيلت - ةيدوعسلا ةيبرعلا ةكلمملا - 51577 ةدجا‏ 1565155 107‎</w:t>
         <w:br/>
         <w:t>Abbar &amp; Zainy Tower 9th Floor - P.O. Box 5700 Jeddah 21432 - Kingdom of Saudi Arabia - Tel. : +966 2 6475857 - Fay : +966 2 6472522 -C.R. 4030162266</w:t>
       </w:r>
@@ -12789,7 +12789,7 @@
           <w:b w:val="0"/>
           <w:i w:val="0"/>
         </w:rPr>
-        <w:t>‎.١‏ السادة/شركة أم القرى للإعمار المحدودة سجل تجاري رقم : » و عنوانها جدة — شارع</w:t>
+        <w:t>عراش — ةدج اهناونع و « : مقر يراجت لجس ةدودحملا رامعإلل ىرقلا مأ ةكرش/ةداسلا ‏.١‎</w:t>
         <w:br/>
         <w:t>الميناء برج أبار وزيني ص.ب. ‎57٠١‏ جدة ‎7١457‏ هاتف ‎TEV foe‏ فاكس 5855</w:t>
       </w:r>
@@ -12810,7 +12810,7 @@
         <w:br/>
         <w:t>’ ‏رمز بريدي ....... مدينة جدة‎ ....... Gye ‏...هل صادر من جدة وعنوانه:‎ ../</w:t>
         <w:br/>
-        <w:t>2000 : ‏...ل جوال‎ OMSL ee! ‏هاتف‎</w:t>
+        <w:t>‎فتاه‏ !ee OMSL ‎لاوج ل...‏ : 2000</w:t>
         <w:br/>
         <w:t>‏ويشار إليه فيما بعد بالطرف الثاني.‎</w:t>
       </w:r>
@@ -12906,7 +12906,7 @@
         </w:rPr>
         <w:t>‏بموجب هذا العقد أجر الطرف الأول للطرف الثاني فيلا رقم (6) للعائلات فقط من العين</w:t>
         <w:br/>
-        <w:t>المؤجرة الكائنة في مجمع آل سالم » ويقر الطرف الثاني بغرض استعمالها ( للترفيه وليس لغرض</w:t>
+        <w:t>ضرغل سيلو هيفرتلل ) اهلامعتسا ضرغب يناثلا فرطلا رقيو « ملاس لآ عمجم يف ةنئاكلا ةرجؤملا</w:t>
         <w:br/>
         <w:t>سكني) ويلتزم الطرف الثاني بأن لا يستعمل العين المؤجرة إلا في الغرض المذكور وفي نطاق</w:t>
         <w:br/>
@@ -12925,20 +12925,20 @@
           <w:b w:val="0"/>
           <w:i w:val="0"/>
         </w:rPr>
-        <w:t>‏عقد تأجير مجمع السالم بأبحر الجنوبية ‎١‏</w:t>
-      </w:r>
-    </w:p>
-    <w:p>
-      <w:pPr>
-        <w:jc w:val="right"/>
-        <w:bidi/>
-      </w:pPr>
-      <w:r>
-        <w:rPr>
-          <w:b w:val="0"/>
-          <w:i w:val="0"/>
-        </w:rPr>
-        <w:t>‎/ Tower Sih Floor - ‏نع‎ Box 5700 Jeniden 21432 - Kingaom of Saudi Arable - Te</w:t>
+        <w:t>‏١‎ ةيبونجلا رحبأب ملاسلا عمجم ريجأت دقع‏</w:t>
+      </w:r>
+    </w:p>
+    <w:p>
+      <w:pPr>
+        <w:jc w:val="right"/>
+        <w:bidi/>
+      </w:pPr>
+      <w:r>
+        <w:rPr>
+          <w:b w:val="0"/>
+          <w:i w:val="0"/>
+        </w:rPr>
+        <w:t>Te - Arable Saudi of Kingaom - 21432 Jeniden 5700 Box ‎عن‏ - Floor Sih Tower /‎</w:t>
       </w:r>
     </w:p>
     <w:p>
@@ -12970,13 +12970,13 @@
           <w:b w:val="0"/>
           <w:i w:val="0"/>
         </w:rPr>
-        <w:t>ري ال ‎VA‏ التاريخ: لش ل[</w:t>
-        <w:br/>
-        <w:t>يصرف إلى المكرم: شركة ام القرى لللاعمار ‎PAY TO MESSRS‏</w:t>
+        <w:t>]ل شل :خيراتلا ‏VA‎ لا ير</w:t>
+        <w:br/>
+        <w:t>‏MESSRS TO PAY‎ رامعاللل ىرقلا ما ةكرش :مركملا ىلإ فرصي</w:t>
         <w:br/>
         <w:t>‎ne‏ فقطمانة وخمسون ألف ريال سعودي لاغير رول</w:t>
         <w:br/>
-        <w:t>وذلك / ايجار شالية ابحر الجنوبيه(ال ‎٠١١١/١١/١١ Saf alles‏ الى4 ‎٠١١7/17/١‏ بشيك ‎FOR‏</w:t>
+        <w:t>‏FOR‎ كيشب ‏٠١١7/17/١‎ 4ىلا ‏alles Saf ٠١١١/١١/١١‎ لا)هيبونجلا رحبا ةيلاش راجيا / كلذو</w:t>
       </w:r>
     </w:p>
     <w:p>
@@ -13004,24 +13004,24 @@
         </w:rPr>
         <w:t>[صفحة 10 - OCR]</w:t>
         <w:br/>
-        <w:t>الأخ/ جميل الموقر</w:t>
-      </w:r>
-    </w:p>
-    <w:p>
-      <w:pPr>
-        <w:jc w:val="right"/>
-        <w:bidi/>
-      </w:pPr>
-      <w:r>
-        <w:rPr>
-          <w:b w:val="0"/>
-          <w:i w:val="0"/>
-        </w:rPr>
-        <w:t>‎ely‏ على طلب الشيخ أسامة زيني » نرجو عمل تحويل لشركة أم القرى للإعمار بمبلغ</w:t>
+        <w:t>رقوملا ليمج /خألا</w:t>
+      </w:r>
+    </w:p>
+    <w:p>
+      <w:pPr>
+        <w:jc w:val="right"/>
+        <w:bidi/>
+      </w:pPr>
+      <w:r>
+        <w:rPr>
+          <w:b w:val="0"/>
+          <w:i w:val="0"/>
+        </w:rPr>
+        <w:t>غلبمب رامعإلل ىرقلا مأ ةكرشل ليوحت لمع وجرن « ينيز ةماسأ خيشلا بلط ىلع ‏ely‎</w:t>
         <w:br/>
         <w:t>‎wee‏ و ريال وهو اله ‎iv‏ 4 قيمة تسديد إيجا الفيلا قم 1 بمنطقة</w:t>
         <w:br/>
-        <w:t>أ الشمالية عن قيمة السنة الإيجا ية من ‎Yo 017/1١/16‏ كم</w:t>
+        <w:t>مك ‏017/1١/16 Yo‎ نم ةي اجيإلا ةنسلا ةميق نع ةيلامشلا أ</w:t>
         <w:br/>
         <w:t>ورقم حساب شركة أم القرى للإعمار</w:t>
       </w:r>
@@ -13075,20 +13075,20 @@
           <w:b w:val="0"/>
           <w:i w:val="0"/>
         </w:rPr>
-        <w:t>‏يوسف الصوري</w:t>
-      </w:r>
-    </w:p>
-    <w:p>
-      <w:pPr>
-        <w:jc w:val="right"/>
-        <w:bidi/>
-      </w:pPr>
-      <w:r>
-        <w:rPr>
-          <w:b w:val="0"/>
-          <w:i w:val="0"/>
-        </w:rPr>
-        <w:t>‏الح م</w:t>
+        <w:t>يروصلا فسوي‏</w:t>
+      </w:r>
+    </w:p>
+    <w:p>
+      <w:pPr>
+        <w:jc w:val="right"/>
+        <w:bidi/>
+      </w:pPr>
+      <w:r>
+        <w:rPr>
+          <w:b w:val="0"/>
+          <w:i w:val="0"/>
+        </w:rPr>
+        <w:t>م حلا‏</w:t>
       </w:r>
     </w:p>
     <w:p>
@@ -13198,22 +13198,22 @@
           <w:b w:val="0"/>
           <w:i w:val="0"/>
         </w:rPr>
-        <w:t>الفرع : شارع الأناليى ‎Branch‏ التاريخ .4‘ ‎Date: _ + ate) vf) v/s‏</w:t>
-        <w:br/>
-        <w:t>الرجاء إصدار: : ' 0</w:t>
-      </w:r>
-    </w:p>
-    <w:p>
-      <w:pPr>
-        <w:jc w:val="right"/>
-        <w:bidi/>
-      </w:pPr>
-      <w:r>
-        <w:rPr>
-          <w:b w:val="0"/>
-          <w:i w:val="0"/>
-        </w:rPr>
-        <w:t>حواله سريع ‎C] Sarie‏ ل لل</w:t>
+        <w:t>‏v/s (vf (ate + _ Date:‎ ‘.4 خيراتلا ‏Branch‎ ىيلانألا عراش : عرفلا</w:t>
+        <w:br/>
+        <w:t>0 ' : :رادصإ ءاجرلا</w:t>
+      </w:r>
+    </w:p>
+    <w:p>
+      <w:pPr>
+        <w:jc w:val="right"/>
+        <w:bidi/>
+      </w:pPr>
+      <w:r>
+        <w:rPr>
+          <w:b w:val="0"/>
+          <w:i w:val="0"/>
+        </w:rPr>
+        <w:t>لل ل ‏Sarie [C‎ عيرس هلاوح</w:t>
       </w:r>
     </w:p>
     <w:p>
@@ -13239,7 +13239,7 @@
           <w:b w:val="0"/>
           <w:i w:val="0"/>
         </w:rPr>
-        <w:t>حوالة بالتلكس 1 ‎Telex Transfer‏ 1 ودي</w:t>
+        <w:t>يدو 1 ‏Transfer Telex‎ 1 سكلتلاب ةلاوح</w:t>
       </w:r>
     </w:p>
     <w:p>
@@ -13254,7 +13254,7 @@
         </w:rPr>
         <w:t>تحويل من حساب إلى حساب آخر ‎Account to account transfer‏ لآ بلغ ب ‎Amount in vords‏</w:t>
         <w:br/>
-        <w:t>طريقة الدفع : ‎Against Payment By:‏ &amp; مئة وخمسون الف ريال لاغير »»</w:t>
+        <w:t>«« ريغال لاير فلا نوسمخو ةئم &amp; ‏By: Payment Against‎ : عفدلا ةقيرط</w:t>
         <w:br/>
         <w:t>0 بواسطة شيك رقم ‎Check No.:‏ له</w:t>
       </w:r>
@@ -13282,20 +13282,20 @@
           <w:b w:val="0"/>
           <w:i w:val="0"/>
         </w:rPr>
-        <w:t>تفاصيل التحويل المستشيد ‎Remittance Details‏</w:t>
-      </w:r>
-    </w:p>
-    <w:p>
-      <w:pPr>
-        <w:jc w:val="right"/>
-        <w:bidi/>
-      </w:pPr>
-      <w:r>
-        <w:rPr>
-          <w:b w:val="0"/>
-          <w:i w:val="0"/>
-        </w:rPr>
-        <w:t>بنك المستفيد: البنك الاهلي التجاري ‎Beneficiary’s Bank:‏ | اسم المستفيد: ‎Name:‏ &lt; صن لع مم3</w:t>
+        <w:t>‏Details Remittance‎ ديشتسملا ليوحتلا ليصافت</w:t>
+      </w:r>
+    </w:p>
+    <w:p>
+      <w:pPr>
+        <w:jc w:val="right"/>
+        <w:bidi/>
+      </w:pPr>
+      <w:r>
+        <w:rPr>
+          <w:b w:val="0"/>
+          <w:i w:val="0"/>
+        </w:rPr>
+        <w:t>3مم عل نص &gt; ‏Name:‎ :ديفتسملا مسا | ‏Bank: s’Beneficiary‎ يراجتلا يلهالا كنبلا :ديفتسملا كنب</w:t>
         <w:br/>
         <w:t>‎-—UMM AE QURA DEVELOPM 9330‏</w:t>
         <w:br/>
@@ -13305,11 +13305,11 @@
         <w:br/>
         <w:t>عنوان البنك: ‎Bank's Address:‏ . 1</w:t>
         <w:br/>
-        <w:t>‎City 1 1‏ الرمز ‎ipeode — ja yall‏</w:t>
+        <w:t>‏yall ja — ipeode‎ زمرلا ‏1 1 City‎</w:t>
         <w:br/>
         <w:t>جدة السعودية : جده</w:t>
         <w:br/>
-        <w:t>البلك “+ &lt; ‎Country‏ المدينة ‎City‏ | الولاية لب ‎State‏ البلد ‎Country:‏</w:t>
+        <w:t>‏Country:‎ دلبلا ‏State‎ بل ةيالولا | ‏City‎ ةنيدملا ‏Country‎ &gt; +“ كلبلا</w:t>
       </w:r>
     </w:p>
     <w:p>
@@ -13348,9 +13348,9 @@
           <w:b w:val="0"/>
           <w:i w:val="0"/>
         </w:rPr>
-        <w:t>2-ق الاق ل كك 7-7 ‎p45‏ 1</w:t>
-        <w:br/>
-        <w:t>الرجاء إجراء المعاملة المذكورة أعلاه على حسابي / حسابنا ومسكوليتي / مسئوليتنا ويبموجب ‎above transaction for my/our account and risk and subject‏ دلت ‎Please‏</w:t>
+        <w:t>1 ‏p45‎ 7-7 كك ل قالا ق2-</w:t>
+        <w:br/>
+        <w:t>‏Please‎ تلد ‏subject and risk and account my/our for transaction above‎ بجومبيو انتيلوئسم / يتيلوكسمو انباسح / يباسح ىلع هالعأ ةروكذملا ةلماعملا ءارجإ ءاجرلا</w:t>
       </w:r>
     </w:p>
     <w:p>
@@ -13402,9 +13402,9 @@
           <w:b w:val="0"/>
           <w:i w:val="0"/>
         </w:rPr>
-        <w:t>Remitter’s - ame: 5 ‏إسم المحول:‎</w:t>
-        <w:br/>
-        <w:t>Remitter's signature: — ‏توقيع المحول:‎</w:t>
+        <w:t>‎:لوحملا مسإ‏ 5 ame: - s’Remitter</w:t>
+        <w:br/>
+        <w:t>‎:لوحملا عيقوت‏ — signature: s'Remitter</w:t>
       </w:r>
     </w:p>
     <w:p>
@@ -13488,9 +13488,9 @@
         <w:br/>
         <w:t>unter Value</w:t>
         <w:br/>
-        <w:t>import Finance Payment ‏مدفوعات تمويل الواردات.‎</w:t>
-        <w:br/>
-        <w:t>Remittance by Foreign Firms: ‏”ماميا, الشركات الأجنبية للخارج:‎ 57</w:t>
+        <w:t>‎.تادراولا ليومت تاعوفدم‏ Payment Finance import</w:t>
+        <w:br/>
+        <w:t>57 ‎:جراخلل ةيبنجألا تاكرشلا ,ايمام”‏ Firms: Foreign by Remittance</w:t>
       </w:r>
     </w:p>
     <w:p>
@@ -13548,11 +13548,11 @@
         <w:br/>
         <w:t>‏لا‎ Investments Outside the Kingd 0 | + - ‏إجمالي اريال م‎</w:t>
         <w:br/>
-        <w:t>- ‏ام‎ Total (SAR)</w:t>
+        <w:t>(SAR) Total ‎ما‏ -</w:t>
         <w:br/>
         <w:t>‏لا‎ Sales to Money Changers ‏مبيعات للصيارفة‎</w:t>
         <w:br/>
-        <w:t>Sales to Government Agencies ‏مبيعات للهيئات الحكومية‎</w:t>
+        <w:t>‎ةيموكحلا تائيهلل تاعيبم‏ Agencies Government to Sales</w:t>
         <w:br/>
         <w:t>Others ‏أخرى‎ 6</w:t>
       </w:r>
@@ -13580,7 +13580,7 @@
           <w:b w:val="0"/>
           <w:i w:val="0"/>
         </w:rPr>
-        <w:t>FATT 1 4194 4407 ‏فأكس:‎ FATTY 4107/107١ ‏المملكة العربية السعودية هاتف:‎ 1١81١ ‏الرياض‎ APY ‏المركز الرئيسي: الرياض ص.ب:‎ ٠١٠١78814 ‏مليون ريال سمودي. السجل التجاري‎ ٠٠٠١ JUL ‏مجموعة سامبا المالية شركة مساهمة سعودية رأس‎</w:t>
+        <w:t>‎سأر ةيدوعس ةمهاسم ةكرش ةيلاملا ابماس ةعومجم‏ JUL ٠٠٠١ ‎يراجتلا لجسلا .يدومس لاير نويلم‏ ٠١٠١78814 ‎:ب.ص ضايرلا :يسيئرلا زكرملا‏ APY ‎ضايرلا‏ 1١81١ ‎:فتاه ةيدوعسلا ةيبرعلا ةكلمملا‏ 4107/107١ FATTY ‎:سكأف‏ 4407 4194 1 FATT</w:t>
         <w:br/>
         <w:t>‘Samba Financial Group Saudi Joint Stock Company Capital SR. 9,000 Million, Commercial Reg. No 1010035319, Head Office: Riyadh RO. Box 833, Riyadh 11421 Kingdom of Saudi Arabia Tel: +966 1477 4770 Fax: +966 1479 2</w:t>
       </w:r>
@@ -13595,7 +13595,7 @@
           <w:b w:val="0"/>
           <w:i w:val="0"/>
         </w:rPr>
-        <w:t>samba (8) ‏سامبا‎</w:t>
+        <w:t>‎ابماس‏ (8) samba</w:t>
       </w:r>
     </w:p>
     <w:p>
@@ -13655,33 +13655,33 @@
         </w:rPr>
         <w:t>رقم القيد: ؟١١‏ 21 التاريخ:  ‎١:84/.1١/57‏</w:t>
         <w:br/>
-        <w:t>‏بيمان القيد: تحويل الى شركة ام القرى لللاعمارسداد ايجار فيلا ابحر الشمالية من ‎٠١١7/١7/١2‏ الى4 ‎7017/11/1١‏ الصفحة: ‎١‏</w:t>
-      </w:r>
-    </w:p>
-    <w:p>
-      <w:pPr>
-        <w:jc w:val="right"/>
-        <w:bidi/>
-      </w:pPr>
-      <w:r>
-        <w:rPr>
-          <w:b w:val="0"/>
-          <w:i w:val="0"/>
-        </w:rPr>
-        <w:t>تحويل الى شركة ام القرى لللاعمارسداد ايجار</w:t>
-      </w:r>
-    </w:p>
-    <w:p>
-      <w:pPr>
-        <w:jc w:val="right"/>
-        <w:bidi/>
-      </w:pPr>
-      <w:r>
-        <w:rPr>
-          <w:b w:val="0"/>
-          <w:i w:val="0"/>
-        </w:rPr>
-        <w:t>تحويل الى شركة ام القرى لللاعمارسداد ايجار</w:t>
+        <w:t>‏١‎ :ةحفصلا ‏7017/11/1١‎ 4ىلا ‏٠١١7/١7/١2‎ نم ةيلامشلا رحبا اليف راجيا دادسرامعاللل ىرقلا ما ةكرش ىلا ليوحت :ديقلا ناميب‏</w:t>
+      </w:r>
+    </w:p>
+    <w:p>
+      <w:pPr>
+        <w:jc w:val="right"/>
+        <w:bidi/>
+      </w:pPr>
+      <w:r>
+        <w:rPr>
+          <w:b w:val="0"/>
+          <w:i w:val="0"/>
+        </w:rPr>
+        <w:t>راجيا دادسرامعاللل ىرقلا ما ةكرش ىلا ليوحت</w:t>
+      </w:r>
+    </w:p>
+    <w:p>
+      <w:pPr>
+        <w:jc w:val="right"/>
+        <w:bidi/>
+      </w:pPr>
+      <w:r>
+        <w:rPr>
+          <w:b w:val="0"/>
+          <w:i w:val="0"/>
+        </w:rPr>
+        <w:t>راجيا دادسرامعاللل ىرقلا ما ةكرش ىلا ليوحت</w:t>
       </w:r>
     </w:p>
     <w:p>
@@ -13717,7 +13717,7 @@
         </w:rPr>
         <w:t>أمر ص اف تقدي</w:t>
         <w:br/>
-        <w:t>ري ال مه</w:t>
+        <w:t>هم لا ير</w:t>
       </w:r>
     </w:p>
     <w:p>
@@ -13797,9 +13797,9 @@
           <w:b w:val="0"/>
           <w:i w:val="0"/>
         </w:rPr>
-        <w:t>‎التاريخ:  VIVA VEMEPO</w:t>
-        <w:br/>
-        <w:t>؟0١5؟١؟-١؟‎ 2 ‏الموافق:‎</w:t>
+        <w:t>VEMEPO VIVA  :خيراتلا‎</w:t>
+        <w:br/>
+        <w:t>‎:قفاوملا‏ 2 ‎؟-١؟١؟0١5؟</w:t>
       </w:r>
     </w:p>
     <w:p>
@@ -13974,7 +13974,7 @@
           <w:b w:val="0"/>
           <w:i w:val="0"/>
         </w:rPr>
-        <w:t>المخصصات الشهرية للشيوخ والاقارب 00 الخ</w:t>
+        <w:t>خلا 00 براقالاو خويشلل ةيرهشلا تاصصخملا</w:t>
         <w:br/>
         <w:t>عن شهر صفر 1434ه يناير 2013م</w:t>
       </w:r>
@@ -14017,9 +14017,9 @@
           <w:b w:val="0"/>
           <w:i w:val="0"/>
         </w:rPr>
-        <w:t>‎fd shod‏ لكريم الجموم</w:t>
-        <w:br/>
-        <w:t>السيد / علي</w:t>
+        <w:t>مومجلا ميركل ‏shod fd‎</w:t>
+        <w:br/>
+        <w:t>يلع / ديسلا</w:t>
       </w:r>
     </w:p>
     <w:p>
@@ -14098,7 +14098,7 @@
         </w:rPr>
         <w:t>ريال 100 التاريخ:  ‎VER EPP‏</w:t>
         <w:br/>
-        <w:t>الموافق: ‎TeV Vote‏</w:t>
+        <w:t>‏Vote TeV‎ :قفاوملا</w:t>
         <w:br/>
         <w:t>يصرف إلى ‎rp OSall‏ الشيخ/احمد زينى ‎PAY TO MESSRS‏</w:t>
         <w:br/>
@@ -14106,7 +14106,7 @@
         <w:br/>
         <w:t>‏وذلك / مصاريف بيت الشيخ]احمد زينى عن شهر صفر 4*4 ‎FOR ١‏</w:t>
         <w:br/>
-        <w:t>أمين الصندوق</w:t>
+        <w:t>قودنصلا نيمأ</w:t>
         <w:br/>
         <w:t>‎Cosh‏ ىف</w:t>
       </w:r>
@@ -14181,7 +14181,7 @@
           <w:b w:val="0"/>
           <w:i w:val="0"/>
         </w:rPr>
-        <w:t>‎التاريخ:  ‎١ء/"4/."١4</w:t>
+        <w:t>١4"4/."/ء١‎  :خيراتلا‎</w:t>
       </w:r>
     </w:p>
     <w:p>
@@ -14292,7 +14292,7 @@
           <w:b w:val="0"/>
           <w:i w:val="0"/>
         </w:rPr>
-        <w:t>المخصصات الشهرية للشيوخ والاقارب ‎Ze‏</w:t>
+        <w:t>‏Ze‎ براقالاو خويشلل ةيرهشلا تاصصخملا</w:t>
         <w:br/>
         <w:t>‏عن شهرجماد ثاني 1434:مليو 2013م</w:t>
       </w:r>
@@ -14320,9 +14320,9 @@
           <w:b w:val="0"/>
           <w:i w:val="0"/>
         </w:rPr>
-        <w:t>الجمعية الخيرية لتحفيظ القرآن الكريم - الجموم</w:t>
-        <w:br/>
-        <w:t>السيد / علي سلطان</w:t>
+        <w:t>مومجلا - ميركلا نآرقلا ظيفحتل ةيريخلا ةيعمجلا</w:t>
+        <w:br/>
+        <w:t>ناطلس يلع / ديسلا</w:t>
         <w:br/>
         <w:t>السيد / علي عبدالله ابراهيم جمعة</w:t>
       </w:r>
@@ -14400,7 +14400,7 @@
           <w:b w:val="0"/>
           <w:i w:val="0"/>
         </w:rPr>
-        <w:t>3333333 الح</w:t>
+        <w:t>حلا 3333333</w:t>
       </w:r>
     </w:p>
     <w:p>
@@ -14491,7 +14491,7 @@
           <w:b w:val="0"/>
           <w:i w:val="0"/>
         </w:rPr>
-        <w:t>‎Para) ‏يسسال‎</w:t>
+        <w:t>‎لاسسي‏ (Para‎</w:t>
       </w:r>
     </w:p>
     <w:p>
@@ -14517,7 +14517,7 @@
           <w:b w:val="0"/>
           <w:i w:val="0"/>
         </w:rPr>
-        <w:t>‏يصرف الى المكرم: الشيخ/احمد ‎eps)‏</w:t>
+        <w:t>‏(eps‎ دمحا/خيشلا :مركملا ىلا فرصي‏</w:t>
       </w:r>
     </w:p>
     <w:p>
@@ -14569,7 +14569,7 @@
           <w:b w:val="0"/>
           <w:i w:val="0"/>
         </w:rPr>
-        <w:t>‏عللءءك المجموع</w:t>
+        <w:t>عومجملا كءءللع‏</w:t>
       </w:r>
     </w:p>
     <w:p>
@@ -14636,9 +14636,9 @@
           <w:b w:val="0"/>
           <w:i w:val="0"/>
         </w:rPr>
-        <w:t>‎TAREE ‏الناريح:‎</w:t>
-        <w:br/>
-        <w:t>‎TAVE pe oped ‏الموافق:‎</w:t>
+        <w:t>‎:حيرانلا‏ TAREE‎</w:t>
+        <w:br/>
+        <w:t>‎:قفاوملا‏ oped pe TAVE‎</w:t>
         <w:br/>
         <w:t>‎PAY TO MESSRS</w:t>
         <w:br/>
@@ -14685,7 +14685,7 @@
           <w:b w:val="0"/>
           <w:i w:val="0"/>
         </w:rPr>
-        <w:t>‎i i‏ موا نامر م</w:t>
+        <w:t>م رمان اوم ‏i i‎</w:t>
       </w:r>
     </w:p>
     <w:p>
@@ -14810,7 +14810,7 @@
           <w:b w:val="0"/>
           <w:i w:val="0"/>
         </w:rPr>
-        <w:t>‎التاريخ:  TAPMINEYE</w:t>
+        <w:t>TAPMINEYE  :خيراتلا‎</w:t>
       </w:r>
     </w:p>
     <w:p>
@@ -14853,28 +14853,28 @@
           <w:b w:val="0"/>
           <w:i w:val="0"/>
         </w:rPr>
-        <w:t>3 ‏فاتورة إستهلاك الطاقة الكهربائية ,إدارة كهرياء ا بحت‎ Saudi Electricity Company</w:t>
-        <w:br/>
-        <w:t>‏رشيسى‎ nae MET ‏طاقة مثمرة _- - ام‎</w:t>
+        <w:t>Company Electricity Saudi ‎تحب ا ءايرهك ةرادإ, ةيئابرهكلا ةقاطلا كالهتسإ ةروتاف‏ 3</w:t>
+        <w:br/>
+        <w:t>‎ما - _- ةرمثم ةقاط‏ MET nae ‎ىسيشر‏</w:t>
         <w:br/>
         <w:t>‏للإستفسار أو لمزيد من‎ — —</w:t>
         <w:br/>
-        <w:t>‏الخدمات يرجي الاتصال‎ : 1 : cre : 1 ‏المشترك آاسيامة أحمد عبان زيمتي ها‎</w:t>
-        <w:br/>
-        <w:t>wee _ ‏الفترة‎ 5 ain a ‏العنوان‎</w:t>
-      </w:r>
-    </w:p>
-    <w:p>
-      <w:pPr>
-        <w:jc w:val="right"/>
-        <w:bidi/>
-      </w:pPr>
-      <w:r>
-        <w:rPr>
-          <w:b w:val="0"/>
-          <w:i w:val="0"/>
-        </w:rPr>
-        <w:t>AT ‏هاتف الطوارئ‎</w:t>
+        <w:t>‎اه يتميز نابع دمحأ ةمايساآ كرتشملا‏ 1 : cre : 1 : ‎لاصتالا يجري تامدخلا‏</w:t>
+        <w:br/>
+        <w:t>‎ناونعلا‏ a ain 5 ‎ةرتفلا‏ _ wee</w:t>
+      </w:r>
+    </w:p>
+    <w:p>
+      <w:pPr>
+        <w:jc w:val="right"/>
+        <w:bidi/>
+      </w:pPr>
+      <w:r>
+        <w:rPr>
+          <w:b w:val="0"/>
+          <w:i w:val="0"/>
+        </w:rPr>
+        <w:t>‎ئراوطلا فتاه‏ AT</w:t>
         <w:br/>
         <w:t>Wwww.seé.com.sa</w:t>
       </w:r>
@@ -14932,11 +14932,11 @@
           <w:b w:val="0"/>
           <w:i w:val="0"/>
         </w:rPr>
-        <w:t>فاتوزة إستهلاك الطاقة الكهربائية ‎ees et‏ جل ‎a.‏</w:t>
+        <w:t>‏a.‎ لج ‏et ees‎ ةيئابرهكلا ةقاطلا كالهتسإ ةزوتاف</w:t>
         <w:br/>
         <w:t>‏للإستفسار أو لمزيد من</w:t>
         <w:br/>
-        <w:t>المشترك ‎sole‏ احمد ‎sigs wwe‏ الخدمات يرجي الاإتصال</w:t>
+        <w:t>لاصتإالا يجري تامدخلا ‏wwe sigs‎ دمحا ‏sole‎ كرتشملا</w:t>
         <w:br/>
         <w:t>على هاتف :</w:t>
         <w:br/>
@@ -14953,7 +14953,7 @@
           <w:b w:val="0"/>
           <w:i w:val="0"/>
         </w:rPr>
-        <w:t>at ‏هاتف الطوارئ‎</w:t>
+        <w:t>‎ئراوطلا فتاه‏ at</w:t>
         <w:br/>
         <w:t>www.se.com.sa</w:t>
       </w:r>
@@ -15149,7 +15149,7 @@
           <w:b w:val="0"/>
           <w:i w:val="0"/>
         </w:rPr>
-        <w:t>‎٠‏ امه ديدم امش معد تمصي مص لع عل سال ص رول</w:t>
+        <w:t>لور ص لاس لع عل صم يصمت دعم شما مديد هما ‏٠‎</w:t>
       </w:r>
     </w:p>
     <w:p>
@@ -15335,7 +15335,7 @@
           <w:b w:val="0"/>
           <w:i w:val="0"/>
         </w:rPr>
-        <w:t>Mobile : 0557567836 / 0509420128 LORGEYE NTA — SOOVONVATT © ‏جوال‎</w:t>
+        <w:t>‎لاوج‏ © SOOVONVATT — NTA LORGEYE 0509420128 / 0557567836 : Mobile</w:t>
         <w:br/>
         <w:t>‎Jeddah - Kilo 2 - Haraj Bin Mahfooz</w:t>
       </w:r>
@@ -15354,7 +15354,7 @@
         <w:br/>
         <w:t>‎Cash Invoice aera / Y/R!‏ 0527</w:t>
         <w:br/>
-        <w:t>الموافق | / / ‎ary.‏</w:t>
+        <w:t>‏ary.‎ / / | قفاوملا</w:t>
       </w:r>
     </w:p>
     <w:p>
@@ -15394,7 +15394,7 @@
         <w:br/>
         <w:t>‎aa‏ فقط إتتدشرة ألف وثلاثمانة وعشرون ريال سعودي لاغير بال</w:t>
         <w:br/>
-        <w:t>‎bagi fd‏ مفروشات الهناء رقم 97 قيمة موكيت ولباد حسب التعميد المرفق ‎FOR‏</w:t>
+        <w:t>‏FOR‎ قفرملا ديمعتلا بسح دابلو تيكوم ةميق 97 مقر ءانهلا تاشورفم ‏fd bagi‎</w:t>
       </w:r>
     </w:p>
     <w:p>
@@ -15422,7 +15422,7 @@
         </w:rPr>
         <w:t>‎TESTI |‏ التي نهد | 11711</w:t>
         <w:br/>
-        <w:t>0*0 المجموع</w:t>
+        <w:t>عومجملا 0*0</w:t>
       </w:r>
     </w:p>
     <w:p>
@@ -15469,7 +15469,7 @@
         </w:rPr>
         <w:t>رقم القهيد: ؟8؟١‏</w:t>
         <w:br/>
-        <w:t>بين القيد:</w:t>
+        <w:t>:ديقلا نيب</w:t>
       </w:r>
     </w:p>
     <w:p>
@@ -15651,7 +15651,7 @@
           <w:b w:val="0"/>
           <w:i w:val="0"/>
         </w:rPr>
-        <w:t>المخصصات الشهرية للشيوخ والاقارب 00 الخ</w:t>
+        <w:t>خلا 00 براقالاو خويشلل ةيرهشلا تاصصخملا</w:t>
         <w:br/>
         <w:t>عن شهر رجب 21434 يونيو 2013م</w:t>
       </w:r>
@@ -15707,9 +15707,9 @@
           <w:b w:val="0"/>
           <w:i w:val="0"/>
         </w:rPr>
-        <w:t>رحمة بنت عبدالرحمن حامد المتوكل</w:t>
-        <w:br/>
-        <w:t>السيدة / سهام حسن زيني ‎Cc‏</w:t>
+        <w:t>لكوتملا دماح نمحرلادبع تنب ةمحر</w:t>
+        <w:br/>
+        <w:t>‏Cc‎ ينيز نسح ماهس / ةديسلا</w:t>
         <w:br/>
         <w:t>‏بنات / علياء محمد راجح</w:t>
         <w:br/>
@@ -15728,13 +15728,13 @@
           <w:b w:val="0"/>
           <w:i w:val="0"/>
         </w:rPr>
-        <w:t>المجموع</w:t>
-        <w:br/>
-        <w:t>حرم المرحوم / فطين الحبيشي</w:t>
-        <w:br/>
-        <w:t>الجمعية الخيرية لتحفيظ القرآن الكريم - الجموم</w:t>
-        <w:br/>
-        <w:t>السيد / علي سلطان</w:t>
+        <w:t>عومجملا</w:t>
+        <w:br/>
+        <w:t>يشيبحلا نيطف / موحرملا مرح</w:t>
+        <w:br/>
+        <w:t>مومجلا - ميركلا نآرقلا ظيفحتل ةيريخلا ةيعمجلا</w:t>
+        <w:br/>
+        <w:t>ناطلس يلع / ديسلا</w:t>
         <w:br/>
         <w:t>السيد / علي عبدالله ابراهيم جمعة</w:t>
       </w:r>
@@ -15749,9 +15749,9 @@
           <w:b w:val="0"/>
           <w:i w:val="0"/>
         </w:rPr>
-        <w:t>السيد بندر الحرازي</w:t>
-        <w:br/>
-        <w:t>الجمعية الخيرية لتحفيظ القرآن الكريم ‏ دارام جميد - دف زيد</w:t>
+        <w:t>يزارحلا ردنب ديسلا</w:t>
+        <w:br/>
+        <w:t>ديز فد - ديمج ماراد ‏ ميركلا نآرقلا ظيفحتل ةيريخلا ةيعمجلا</w:t>
         <w:br/>
         <w:t>تم صرف مساعدة شهرية 250 ريال لفية 1434/12/30ه</w:t>
       </w:r>
@@ -15904,7 +15904,7 @@
           <w:b w:val="0"/>
           <w:i w:val="0"/>
         </w:rPr>
-        <w:t>المبك أسم الحساب لحسا :</w:t>
+        <w:t>: اسحل باسحلا مسأ كبملا</w:t>
         <w:br/>
         <w:t>‎el‏</w:t>
         <w:br/>
@@ -15923,7 +15923,7 @@
           <w:b w:val="0"/>
           <w:i w:val="0"/>
         </w:rPr>
-        <w:t>المدير العام</w:t>
+        <w:t>ماعلا ريدملا</w:t>
       </w:r>
     </w:p>
     <w:p>
@@ -15981,7 +15981,7 @@
           <w:b w:val="0"/>
           <w:i w:val="0"/>
         </w:rPr>
-        <w:t>بيان القيد:</w:t>
+        <w:t>:ديقلا نايب</w:t>
       </w:r>
     </w:p>
     <w:p>
@@ -15998,7 +15998,7 @@
         <w:br/>
         <w:t>Jeddah-Ozco Building</w:t>
         <w:br/>
-        <w:t>Tel: &lt;2 ‏املد‎</w:t>
+        <w:t>‎دلما‏ 2&gt; Tel:</w:t>
       </w:r>
     </w:p>
     <w:p>
@@ -16037,7 +16037,7 @@
           <w:b w:val="0"/>
           <w:i w:val="0"/>
         </w:rPr>
-        <w:t>التاريسخ:</w:t>
+        <w:t>:خسيراتلا</w:t>
       </w:r>
     </w:p>
     <w:p>
@@ -16123,20 +16123,20 @@
           <w:b w:val="0"/>
           <w:i w:val="0"/>
         </w:rPr>
-        <w:t>‎التاريخ:  MINN VEEP</w:t>
-      </w:r>
-    </w:p>
-    <w:p>
-      <w:pPr>
-        <w:jc w:val="right"/>
-        <w:bidi/>
-      </w:pPr>
-      <w:r>
-        <w:rPr>
-          <w:b w:val="0"/>
-          <w:i w:val="0"/>
-        </w:rPr>
-        <w:t>مرتبات د.وميض شاكرمن ‎١ 477/٠١/١4‏ الى ‎١ 4 "4/1/١‏ كالتعميد المرفق</w:t>
+        <w:t>VEEP MINN  :خيراتلا‎</w:t>
+      </w:r>
+    </w:p>
+    <w:p>
+      <w:pPr>
+        <w:jc w:val="right"/>
+        <w:bidi/>
+      </w:pPr>
+      <w:r>
+        <w:rPr>
+          <w:b w:val="0"/>
+          <w:i w:val="0"/>
+        </w:rPr>
+        <w:t>قفرملا ديمعتلاك ‏4/1/١" 4 ١‎ ىلا ‏477/٠١/١4 ١‎ نمركاش ضيمو.د تابترم</w:t>
       </w:r>
     </w:p>
     <w:p>
@@ -16228,7 +16228,7 @@
         </w:rPr>
         <w:t>‏ببس مم 5 005 |[ 2852 | 2</w:t>
         <w:br/>
-        <w:t>“006 “00 1 الم 067 ‎ee‏</w:t>
+        <w:t>‏ee‎ 067 ملا 1 00“ 006“</w:t>
         <w:br/>
         <w:t>‏06</w:t>
       </w:r>
@@ -16372,7 +16372,7 @@
           <w:b w:val="0"/>
           <w:i w:val="0"/>
         </w:rPr>
-        <w:t>(BT A ‏رصم‎ Far OO es Fore, ‏كبس بصنم‎ CAD BC)</w:t>
+        <w:t>(BC CAD ‎منصب سبك‏ ,Fore es OO Far ‎مصر‏ A BT)</w:t>
       </w:r>
     </w:p>
     <w:p>
@@ -16470,20 +16470,20 @@
           <w:b w:val="0"/>
           <w:i w:val="0"/>
         </w:rPr>
-        <w:t>‎alt pty‏ الى المكره: دا وميض شاكر</w:t>
-      </w:r>
-    </w:p>
-    <w:p>
-      <w:pPr>
-        <w:jc w:val="right"/>
-        <w:bidi/>
-      </w:pPr>
-      <w:r>
-        <w:rPr>
-          <w:b w:val="0"/>
-          <w:i w:val="0"/>
-        </w:rPr>
-        <w:t>‎ON ‏فط سبعة وعتيرون الف وتسعمائة وسبعة وستون ريال سعودر‎ ae</w:t>
+        <w:t>ركاش ضيمو اد :هركملا ىلا ‏pty alt‎</w:t>
+      </w:r>
+    </w:p>
+    <w:p>
+      <w:pPr>
+        <w:jc w:val="right"/>
+        <w:bidi/>
+      </w:pPr>
+      <w:r>
+        <w:rPr>
+          <w:b w:val="0"/>
+          <w:i w:val="0"/>
+        </w:rPr>
+        <w:t>ae ‎ردوعس لاير نوتسو ةعبسو ةئامعستو فلا نوريتعو ةعبس طف‏ ON‎</w:t>
       </w:r>
     </w:p>
     <w:p>
@@ -16569,7 +16569,7 @@
           <w:b w:val="0"/>
           <w:i w:val="0"/>
         </w:rPr>
-        <w:t>‏الموافق: ا اا ان</w:t>
+        <w:t>نا اا ا :قفاوملا‏</w:t>
       </w:r>
     </w:p>
     <w:p>
@@ -16650,7 +16650,7 @@
           <w:b w:val="0"/>
           <w:i w:val="0"/>
         </w:rPr>
-        <w:t>‎التاريخ:  ‎١9ل"4/."١4</w:t>
+        <w:t>١4"4/."ل١9‎  :خيراتلا‎</w:t>
       </w:r>
     </w:p>
     <w:p>
@@ -16676,7 +16676,7 @@
           <w:b w:val="0"/>
           <w:i w:val="0"/>
         </w:rPr>
-        <w:t>‎٠‏ االصندوق العام الشيخ/احمد زينى</w:t>
+        <w:t>ىنيز دمحا/خيشلا ماعلا قودنصلاا ‏٠‎</w:t>
       </w:r>
     </w:p>
     <w:p>
@@ -16691,20 +16691,20 @@
         </w:rPr>
         <w:t>[صفحة 2 - OCR]</w:t>
         <w:br/>
-        <w:t>= انم دن الك ان (0 ل- 02 65 به</w:t>
-      </w:r>
-    </w:p>
-    <w:p>
-      <w:pPr>
-        <w:jc w:val="right"/>
-        <w:bidi/>
-      </w:pPr>
-      <w:r>
-        <w:rPr>
-          <w:b w:val="0"/>
-          <w:i w:val="0"/>
-        </w:rPr>
-        <w:t>OMAN DOA ‏نم ين‎ =</w:t>
+        <w:t>هب 65 02 -ل 0) نا كلا ند منا =</w:t>
+      </w:r>
+    </w:p>
+    <w:p>
+      <w:pPr>
+        <w:jc w:val="right"/>
+        <w:bidi/>
+      </w:pPr>
+      <w:r>
+        <w:rPr>
+          <w:b w:val="0"/>
+          <w:i w:val="0"/>
+        </w:rPr>
+        <w:t>= ‎ني من‏ DOA OMAN</w:t>
       </w:r>
     </w:p>
     <w:p>
@@ -16730,7 +16730,7 @@
           <w:b w:val="0"/>
           <w:i w:val="0"/>
         </w:rPr>
-        <w:t>‏المخصصات الشهرية للشيوخ والاقارب ‎AW.‏</w:t>
+        <w:t>‏AW.‎ براقالاو خويشلل ةيرهشلا تاصصخملا‏</w:t>
         <w:br/>
         <w:t>‏عن شهر ربيع اول 1434ه فبراير 2013م</w:t>
       </w:r>
@@ -16773,61 +16773,61 @@
           <w:b w:val="0"/>
           <w:i w:val="0"/>
         </w:rPr>
-        <w:t>‏رحمة بنت عبدالرحمن حامد المتوكل</w:t>
-        <w:br/>
-        <w:t>السيدة / سهام حسن زيني</w:t>
-      </w:r>
-    </w:p>
-    <w:p>
-      <w:pPr>
-        <w:jc w:val="right"/>
-        <w:bidi/>
-      </w:pPr>
-      <w:r>
-        <w:rPr>
-          <w:b w:val="0"/>
-          <w:i w:val="0"/>
-        </w:rPr>
-        <w:t>‎SN) ‏المخصصات‎ -: Ly</w:t>
-      </w:r>
-    </w:p>
-    <w:p>
-      <w:pPr>
-        <w:jc w:val="right"/>
-        <w:bidi/>
-      </w:pPr>
-      <w:r>
-        <w:rPr>
-          <w:b w:val="0"/>
-          <w:i w:val="0"/>
-        </w:rPr>
-        <w:t>‏حرم المرحوم / فطين الحبيشي</w:t>
-      </w:r>
-    </w:p>
-    <w:p>
-      <w:pPr>
-        <w:jc w:val="right"/>
-        <w:bidi/>
-      </w:pPr>
-      <w:r>
-        <w:rPr>
-          <w:b w:val="0"/>
-          <w:i w:val="0"/>
-        </w:rPr>
-        <w:t>‏الجمعية الخيرية لتحفيظ القرآن الكريم - الجموم</w:t>
-      </w:r>
-    </w:p>
-    <w:p>
-      <w:pPr>
-        <w:jc w:val="right"/>
-        <w:bidi/>
-      </w:pPr>
-      <w:r>
-        <w:rPr>
-          <w:b w:val="0"/>
-          <w:i w:val="0"/>
-        </w:rPr>
-        <w:t>‏السيد / علي سلطان</w:t>
+        <w:t>لكوتملا دماح نمحرلادبع تنب ةمحر‏</w:t>
+        <w:br/>
+        <w:t>ينيز نسح ماهس / ةديسلا</w:t>
+      </w:r>
+    </w:p>
+    <w:p>
+      <w:pPr>
+        <w:jc w:val="right"/>
+        <w:bidi/>
+      </w:pPr>
+      <w:r>
+        <w:rPr>
+          <w:b w:val="0"/>
+          <w:i w:val="0"/>
+        </w:rPr>
+        <w:t>Ly -: ‎تاصصخملا‏ (SN‎</w:t>
+      </w:r>
+    </w:p>
+    <w:p>
+      <w:pPr>
+        <w:jc w:val="right"/>
+        <w:bidi/>
+      </w:pPr>
+      <w:r>
+        <w:rPr>
+          <w:b w:val="0"/>
+          <w:i w:val="0"/>
+        </w:rPr>
+        <w:t>يشيبحلا نيطف / موحرملا مرح‏</w:t>
+      </w:r>
+    </w:p>
+    <w:p>
+      <w:pPr>
+        <w:jc w:val="right"/>
+        <w:bidi/>
+      </w:pPr>
+      <w:r>
+        <w:rPr>
+          <w:b w:val="0"/>
+          <w:i w:val="0"/>
+        </w:rPr>
+        <w:t>مومجلا - ميركلا نآرقلا ظيفحتل ةيريخلا ةيعمجلا‏</w:t>
+      </w:r>
+    </w:p>
+    <w:p>
+      <w:pPr>
+        <w:jc w:val="right"/>
+        <w:bidi/>
+      </w:pPr>
+      <w:r>
+        <w:rPr>
+          <w:b w:val="0"/>
+          <w:i w:val="0"/>
+        </w:rPr>
+        <w:t>ناطلس يلع / ديسلا‏</w:t>
       </w:r>
     </w:p>
     <w:p>
@@ -16853,46 +16853,46 @@
           <w:b w:val="0"/>
           <w:i w:val="0"/>
         </w:rPr>
-        <w:t>‏السيد /محمد بدر النهدي</w:t>
-      </w:r>
-    </w:p>
-    <w:p>
-      <w:pPr>
-        <w:jc w:val="right"/>
-        <w:bidi/>
-      </w:pPr>
-      <w:r>
-        <w:rPr>
-          <w:b w:val="0"/>
-          <w:i w:val="0"/>
-        </w:rPr>
-        <w:t>‏السيد / اشرف جابر مصطفى خيرالدين</w:t>
-      </w:r>
-    </w:p>
-    <w:p>
-      <w:pPr>
-        <w:jc w:val="right"/>
-        <w:bidi/>
-      </w:pPr>
-      <w:r>
-        <w:rPr>
-          <w:b w:val="0"/>
-          <w:i w:val="0"/>
-        </w:rPr>
-        <w:t>‏السيد بندر الحرازي</w:t>
-      </w:r>
-    </w:p>
-    <w:p>
-      <w:pPr>
-        <w:jc w:val="right"/>
-        <w:bidi/>
-      </w:pPr>
-      <w:r>
-        <w:rPr>
-          <w:b w:val="0"/>
-          <w:i w:val="0"/>
-        </w:rPr>
-        <w:t>‏الجمعية الخيرية لتحقيظ القرآن الكريم - دار ام حميد- دف زيني</w:t>
+        <w:t>يدهنلا ردب دمحم/ ديسلا‏</w:t>
+      </w:r>
+    </w:p>
+    <w:p>
+      <w:pPr>
+        <w:jc w:val="right"/>
+        <w:bidi/>
+      </w:pPr>
+      <w:r>
+        <w:rPr>
+          <w:b w:val="0"/>
+          <w:i w:val="0"/>
+        </w:rPr>
+        <w:t>نيدلاريخ ىفطصم رباج فرشا / ديسلا‏</w:t>
+      </w:r>
+    </w:p>
+    <w:p>
+      <w:pPr>
+        <w:jc w:val="right"/>
+        <w:bidi/>
+      </w:pPr>
+      <w:r>
+        <w:rPr>
+          <w:b w:val="0"/>
+          <w:i w:val="0"/>
+        </w:rPr>
+        <w:t>يزارحلا ردنب ديسلا‏</w:t>
+      </w:r>
+    </w:p>
+    <w:p>
+      <w:pPr>
+        <w:jc w:val="right"/>
+        <w:bidi/>
+      </w:pPr>
+      <w:r>
+        <w:rPr>
+          <w:b w:val="0"/>
+          <w:i w:val="0"/>
+        </w:rPr>
+        <w:t>ينيز فد -ديمح ما راد - ميركلا نآرقلا ظيقحتل ةيريخلا ةيعمجلا‏</w:t>
       </w:r>
     </w:p>
     <w:p>
@@ -16980,9 +16980,9 @@
         <w:br/>
         <w:t>Petite. tet a 1</w:t>
         <w:br/>
-        <w:t>‏اس‎ TO ‏جمد ريا عاك سا‎ JAS eh dS ‏تسرف الى‎</w:t>
-        <w:br/>
-        <w:t>FAY TO MESSRS ‏ريْنى‎ ee ‏م1 | الشيخ‎ Re ‏تمر قب الى‎</w:t>
+        <w:t>‎ىلا فرست‏ dS eh JAS ‎اس كاع اير دمج‏ TO ‎سا‏</w:t>
+        <w:br/>
+        <w:t>‎ىلا بق رمت‏ Re ‎خيشلا | 1م‏ ee ‎ىنْير‏ MESSRS TO FAY</w:t>
         <w:br/>
         <w:t>we 0</w:t>
       </w:r>
@@ -17040,32 +17040,32 @@
         <w:br/>
         <w:t>[صفحة 1 - OCR]</w:t>
         <w:br/>
-        <w:t>1( راتب شهر ربيع الثاني 1434</w:t>
-      </w:r>
-    </w:p>
-    <w:p>
-      <w:pPr>
-        <w:jc w:val="right"/>
-        <w:bidi/>
-      </w:pPr>
-      <w:r>
-        <w:rPr>
-          <w:b w:val="0"/>
-          <w:i w:val="0"/>
-        </w:rPr>
-        <w:t>أمستحنات نهاية الخدم</w:t>
+        <w:t>1434 يناثلا عيبر رهش بتار )1</w:t>
+      </w:r>
+    </w:p>
+    <w:p>
+      <w:pPr>
+        <w:jc w:val="right"/>
+        <w:bidi/>
+      </w:pPr>
+      <w:r>
+        <w:rPr>
+          <w:b w:val="0"/>
+          <w:i w:val="0"/>
+        </w:rPr>
+        <w:t>مدخلا ةياهن تانحتسمأ</w:t>
         <w:br/>
         <w:t>| مكاأة ‎rary‏ 1</w:t>
         <w:br/>
-        <w:t>بدل الإجازة</w:t>
-        <w:br/>
-        <w:t>ايام عمل غير مدفوعة</w:t>
-        <w:br/>
-        <w:t>مستحقات آخر فترة عمل</w:t>
-        <w:br/>
-        <w:t>الحسميات</w:t>
-        <w:br/>
-        <w:t>مجموع المستحقات النهائية</w:t>
+        <w:t>ةزاجإلا لدب</w:t>
+        <w:br/>
+        <w:t>ةعوفدم ريغ لمع مايا</w:t>
+        <w:br/>
+        <w:t>لمع ةرتف رخآ تاقحتسم</w:t>
+        <w:br/>
+        <w:t>تايمسحلا</w:t>
+        <w:br/>
+        <w:t>ةيئاهنلا تاقحتسملا عومجم</w:t>
       </w:r>
     </w:p>
     <w:p>
@@ -17220,7 +17220,7 @@
         <w:br/>
         <w:t>إلى : 360</w:t>
         <w:br/>
-        <w:t>‎alates‏ نهاية الخدمة = المجمو</w:t>
+        <w:t>ومجملا = ةمدخلا ةياهن ‏alates‎</w:t>
       </w:r>
     </w:p>
     <w:p>
@@ -17554,20 +17554,20 @@
         </w:rPr>
         <w:t>BV Ev ef 8/00: ‏التاريخ‎</w:t>
         <w:br/>
-        <w:t>‎AVN O/T] 0 : ‏الموافق‎</w:t>
-      </w:r>
-    </w:p>
-    <w:p>
-      <w:pPr>
-        <w:jc w:val="right"/>
-        <w:bidi/>
-      </w:pPr>
-      <w:r>
-        <w:rPr>
-          <w:b w:val="0"/>
-          <w:i w:val="0"/>
-        </w:rPr>
-        <w:t>مخالصة واستلام حقوق</w:t>
+        <w:t>‎قفاوملا‏ : 0 [O/T AVN‎</w:t>
+      </w:r>
+    </w:p>
+    <w:p>
+      <w:pPr>
+        <w:jc w:val="right"/>
+        <w:bidi/>
+      </w:pPr>
+      <w:r>
+        <w:rPr>
+          <w:b w:val="0"/>
+          <w:i w:val="0"/>
+        </w:rPr>
+        <w:t>قوقح مالتساو ةصلاخم</w:t>
       </w:r>
     </w:p>
     <w:p>
@@ -17608,7 +17608,7 @@
           <w:b w:val="0"/>
           <w:i w:val="0"/>
         </w:rPr>
-        <w:t>أية مستحقات مالية أخرى عن كامل مدة عملي بها .</w:t>
+        <w:t>. اهب يلمع ةدم لماك نع ىرخأ ةيلام تاقحتسم ةيأ</w:t>
       </w:r>
     </w:p>
     <w:p>
@@ -17686,7 +17686,7 @@
           <w:b w:val="0"/>
           <w:i w:val="0"/>
         </w:rPr>
-        <w:t>مبنى أوزكو - شارع الأأمير سلطان مع شارع قلب الجزيرة - حي الخالدية - ص.ب 17505 جدة 11444 - المملكة العربية السعودية - هاتف؛: 5050515 (؟) 405+ فاكس: 5118415 ‎AAMT)‏</w:t>
+        <w:t>‏(AAMT‎ 5118415 :سكاف +405 (؟) 5050515 :؛فتاه - ةيدوعسلا ةيبرعلا ةكلمملا - 11444 ةدج 17505 ب.ص - ةيدلاخلا يح - ةريزجلا بلق عراش عم ناطلس ريمأألا عراش - وكزوأ ىنبم</w:t>
       </w:r>
     </w:p>
     <w:p>
@@ -17743,9 +17743,9 @@
         <w:br/>
         <w:t>مر صرش تقدي |</w:t>
         <w:br/>
-        <w:t>ري ال ‎ret‏ التاريخ: ‎1١14/24/٠‏ 1</w:t>
-        <w:br/>
-        <w:t>‎Tyo i‏ ا الموافق: ‎١‏ #"ا”2#د17م؟</w:t>
+        <w:t>1 ‏1١14/24/٠‎ :خيراتلا ‏ret‎ لا ير</w:t>
+        <w:br/>
+        <w:t>؟م17د#2”ا"# ‏١‎ :قفاوملا ا ‏i Tyo‎</w:t>
         <w:br/>
         <w:t>1 |</w:t>
         <w:br/>
@@ -17787,7 +17787,7 @@
           <w:b w:val="0"/>
           <w:i w:val="0"/>
         </w:rPr>
-        <w:t>‏ْ المستلم . أمين الصندوق</w:t>
+        <w:t>قودنصلا نيمأ . ملتسملا ْ‏</w:t>
         <w:br/>
         <w:t>‎re‏ |</w:t>
       </w:r>
@@ -17802,7 +17802,7 @@
           <w:b w:val="0"/>
           <w:i w:val="0"/>
         </w:rPr>
-        <w:t>‏الحساب</w:t>
+        <w:t>باسحلا‏</w:t>
         <w:br/>
         <w:t>‎5٠‏</w:t>
       </w:r>
@@ -17832,7 +17832,7 @@
         </w:rPr>
         <w:t>‎i</w:t>
         <w:br/>
-        <w:t>‏المجموع‎ 6 ee |</w:t>
+        <w:t>| ee 6 ‎عومجملا‏</w:t>
         <w:br/>
         <w:t>|</w:t>
       </w:r>
@@ -17847,7 +17847,7 @@
           <w:b w:val="0"/>
           <w:i w:val="0"/>
         </w:rPr>
-        <w:t>‏المدير العام</w:t>
+        <w:t>ماعلا ريدملا‏</w:t>
       </w:r>
     </w:p>
     <w:p>
@@ -17948,20 +17948,20 @@
           <w:b w:val="0"/>
           <w:i w:val="0"/>
         </w:rPr>
-        <w:t>‎التاريخ:  ‎4/5١؛1١474/.</w:t>
-      </w:r>
-    </w:p>
-    <w:p>
-      <w:pPr>
-        <w:jc w:val="right"/>
-        <w:bidi/>
-      </w:pPr>
-      <w:r>
-        <w:rPr>
-          <w:b w:val="0"/>
-          <w:i w:val="0"/>
-        </w:rPr>
-        <w:t>مستحقات السائق سعيد انور علوى ‎Dats‏</w:t>
+        <w:t>1١474/.؛4/5١‎  :خيراتلا‎</w:t>
+      </w:r>
+    </w:p>
+    <w:p>
+      <w:pPr>
+        <w:jc w:val="right"/>
+        <w:bidi/>
+      </w:pPr>
+      <w:r>
+        <w:rPr>
+          <w:b w:val="0"/>
+          <w:i w:val="0"/>
+        </w:rPr>
+        <w:t>‏Dats‎ ىولع رونا ديعس قئاسلا تاقحتسم</w:t>
       </w:r>
     </w:p>
     <w:p>
@@ -18004,7 +18004,7 @@
           <w:b w:val="0"/>
           <w:i w:val="0"/>
         </w:rPr>
-        <w:t>المخصصات الشهرية للشيوخ والاقارب للمم ممم ملفل الخ</w:t>
+        <w:t>خلا لفلم ممم مملل براقالاو خويشلل ةيرهشلا تاصصخملا</w:t>
         <w:br/>
         <w:t>عن شهر ربيع ثاني 1434ه مارس 2013م</w:t>
       </w:r>
@@ -18060,22 +18060,22 @@
           <w:b w:val="0"/>
           <w:i w:val="0"/>
         </w:rPr>
-        <w:t>رحمة بنت عبدالرحمن حامد المتوكل</w:t>
-        <w:br/>
-        <w:t>السيدة / سهام حسن زيني</w:t>
-      </w:r>
-    </w:p>
-    <w:p>
-      <w:pPr>
-        <w:jc w:val="right"/>
-        <w:bidi/>
-      </w:pPr>
-      <w:r>
-        <w:rPr>
-          <w:b w:val="0"/>
-          <w:i w:val="0"/>
-        </w:rPr>
-        <w:t>= نم نن حي لل (0 ‎COON‏</w:t>
+        <w:t>لكوتملا دماح نمحرلادبع تنب ةمحر</w:t>
+        <w:br/>
+        <w:t>ينيز نسح ماهس / ةديسلا</w:t>
+      </w:r>
+    </w:p>
+    <w:p>
+      <w:pPr>
+        <w:jc w:val="right"/>
+        <w:bidi/>
+      </w:pPr>
+      <w:r>
+        <w:rPr>
+          <w:b w:val="0"/>
+          <w:i w:val="0"/>
+        </w:rPr>
+        <w:t>‏COON‎ 0) لل يح نن من =</w:t>
       </w:r>
     </w:p>
     <w:p>
@@ -18114,22 +18114,22 @@
           <w:b w:val="0"/>
           <w:i w:val="0"/>
         </w:rPr>
-        <w:t>أحرم المرحوم / فطين الحبيشي</w:t>
-        <w:br/>
-        <w:t>الجمعية الخيرية لتحفيظ القرآن الكريم - الجموم</w:t>
-      </w:r>
-    </w:p>
-    <w:p>
-      <w:pPr>
-        <w:jc w:val="right"/>
-        <w:bidi/>
-      </w:pPr>
-      <w:r>
-        <w:rPr>
-          <w:b w:val="0"/>
-          <w:i w:val="0"/>
-        </w:rPr>
-        <w:t>السيد / علي سلطان</w:t>
+        <w:t>يشيبحلا نيطف / موحرملا مرحأ</w:t>
+        <w:br/>
+        <w:t>مومجلا - ميركلا نآرقلا ظيفحتل ةيريخلا ةيعمجلا</w:t>
+      </w:r>
+    </w:p>
+    <w:p>
+      <w:pPr>
+        <w:jc w:val="right"/>
+        <w:bidi/>
+      </w:pPr>
+      <w:r>
+        <w:rPr>
+          <w:b w:val="0"/>
+          <w:i w:val="0"/>
+        </w:rPr>
+        <w:t>ناطلس يلع / ديسلا</w:t>
       </w:r>
     </w:p>
     <w:p>
@@ -18155,48 +18155,48 @@
           <w:b w:val="0"/>
           <w:i w:val="0"/>
         </w:rPr>
-        <w:t>السيد بمحمد بدر النهدي</w:t>
-      </w:r>
-    </w:p>
-    <w:p>
-      <w:pPr>
-        <w:jc w:val="right"/>
-        <w:bidi/>
-      </w:pPr>
-      <w:r>
-        <w:rPr>
-          <w:b w:val="0"/>
-          <w:i w:val="0"/>
-        </w:rPr>
-        <w:t>السيد / اشعرف جابر مصطفى خيرالدين</w:t>
-      </w:r>
-    </w:p>
-    <w:p>
-      <w:pPr>
-        <w:jc w:val="right"/>
-        <w:bidi/>
-      </w:pPr>
-      <w:r>
-        <w:rPr>
-          <w:b w:val="0"/>
-          <w:i w:val="0"/>
-        </w:rPr>
-        <w:t>السيد بندر الحرازي</w:t>
-      </w:r>
-    </w:p>
-    <w:p>
-      <w:pPr>
-        <w:jc w:val="right"/>
-        <w:bidi/>
-      </w:pPr>
-      <w:r>
-        <w:rPr>
-          <w:b w:val="0"/>
-          <w:i w:val="0"/>
-        </w:rPr>
-        <w:t>الجمعية الخيرية لتحفيظ القرآن ‎ag SN‏ دارام حميد ‏ دف زيني</w:t>
-        <w:br/>
-        <w:t>ورثة المرحوم ابو بكر كنجو سليم</w:t>
+        <w:t>يدهنلا ردب دمحمب ديسلا</w:t>
+      </w:r>
+    </w:p>
+    <w:p>
+      <w:pPr>
+        <w:jc w:val="right"/>
+        <w:bidi/>
+      </w:pPr>
+      <w:r>
+        <w:rPr>
+          <w:b w:val="0"/>
+          <w:i w:val="0"/>
+        </w:rPr>
+        <w:t>نيدلاريخ ىفطصم رباج فرعشا / ديسلا</w:t>
+      </w:r>
+    </w:p>
+    <w:p>
+      <w:pPr>
+        <w:jc w:val="right"/>
+        <w:bidi/>
+      </w:pPr>
+      <w:r>
+        <w:rPr>
+          <w:b w:val="0"/>
+          <w:i w:val="0"/>
+        </w:rPr>
+        <w:t>يزارحلا ردنب ديسلا</w:t>
+      </w:r>
+    </w:p>
+    <w:p>
+      <w:pPr>
+        <w:jc w:val="right"/>
+        <w:bidi/>
+      </w:pPr>
+      <w:r>
+        <w:rPr>
+          <w:b w:val="0"/>
+          <w:i w:val="0"/>
+        </w:rPr>
+        <w:t>ينيز فد ‏ ديمح ماراد ‏SN ag‎ نآرقلا ظيفحتل ةيريخلا ةيعمجلا</w:t>
+        <w:br/>
+        <w:t>ميلس وجنك ركب وبا موحرملا ةثرو</w:t>
       </w:r>
     </w:p>
     <w:p>
@@ -18248,7 +18248,7 @@
           <w:b w:val="0"/>
           <w:i w:val="0"/>
         </w:rPr>
-        <w:t>امساعدة شهرية 250 ريال لغية 1434/06/30ه</w:t>
+        <w:t>ه1434/06/30 ةيغل لاير 250 ةيرهش ةدعاسما</w:t>
         <w:br/>
         <w:t>اتصلت هاتفيا بتاريخ 1433/4/4ه بانها قد تزوجت وأصبحت غير محتاجة</w:t>
         <w:br/>
@@ -18265,7 +18265,7 @@
           <w:b w:val="0"/>
           <w:i w:val="0"/>
         </w:rPr>
-        <w:t>عائلة المرحوم هارون انجي</w:t>
+        <w:t>يجنا نوراه موحرملا ةلئاع</w:t>
       </w:r>
     </w:p>
     <w:p>
@@ -18280,7 +18280,7 @@
         </w:rPr>
         <w:t>عائلة المرحوم يوسف لطفي</w:t>
         <w:br/>
-        <w:t>عائلة المرحوم حامد رزق حسن رجب</w:t>
+        <w:t>بجر نسح قزر دماح موحرملا ةلئاع</w:t>
       </w:r>
     </w:p>
     <w:p>
@@ -18347,7 +18347,7 @@
         <w:br/>
         <w:t>pee —</w:t>
         <w:br/>
-        <w:t>11”: 24/5 ‏التاريخ:‎ wee ‏رياال‎ |</w:t>
+        <w:t>| ‎لااير‏ wee ‎:خيراتلا‏ 24/5 :”11</w:t>
         <w:br/>
         <w:t>| TeV t ee teed 1 Babi gall biVov,ee i</w:t>
         <w:br/>
@@ -18411,7 +18411,7 @@
           <w:b w:val="0"/>
           <w:i w:val="0"/>
         </w:rPr>
-        <w:t>alt) ‏المدير‎</w:t>
+        <w:t>‎ريدملا‏ (alt</w:t>
       </w:r>
     </w:p>
     <w:p>
@@ -18454,7 +18454,7 @@
           <w:b w:val="0"/>
           <w:i w:val="0"/>
         </w:rPr>
-        <w:t>Tel: ‏ال ا‎</w:t>
+        <w:t>‎ا لا‏ Tel:</w:t>
         <w:br/>
         <w:t>Fax: 5054 "5.5١.4 ‏فاكس:‎</w:t>
       </w:r>
@@ -18469,7 +18469,7 @@
           <w:b w:val="0"/>
           <w:i w:val="0"/>
         </w:rPr>
-        <w:t>‎التاريخ:  4/.4/15"١4</w:t>
+        <w:t>١4"4/.4/15  :خيراتلا‎</w:t>
       </w:r>
     </w:p>
     <w:p>
@@ -18527,7 +18527,7 @@
         </w:rPr>
         <w:t>ص .ب 4144 جسدة ‎VENT‏</w:t>
         <w:br/>
-        <w:t>‏تليفون : 5143110 ‎J‏ 33531174</w:t>
+        <w:t>33531174 ‏J‎ 5143110 : نوفيلت‏</w:t>
       </w:r>
     </w:p>
     <w:p>
@@ -18542,20 +18542,20 @@
         </w:rPr>
         <w:t>فاكس : 751/0111</w:t>
         <w:br/>
-        <w:t>جل دة- طريق المدينة</w:t>
-      </w:r>
-    </w:p>
-    <w:p>
-      <w:pPr>
-        <w:jc w:val="right"/>
-        <w:bidi/>
-      </w:pPr>
-      <w:r>
-        <w:rPr>
-          <w:b w:val="0"/>
-          <w:i w:val="0"/>
-        </w:rPr>
-        <w:t>سعر الوحدة</w:t>
+        <w:t>ةنيدملا قيرط -ةد لج</w:t>
+      </w:r>
+    </w:p>
+    <w:p>
+      <w:pPr>
+        <w:jc w:val="right"/>
+        <w:bidi/>
+      </w:pPr>
+      <w:r>
+        <w:rPr>
+          <w:b w:val="0"/>
+          <w:i w:val="0"/>
+        </w:rPr>
+        <w:t>ةدحولا رعس</w:t>
         <w:br/>
         <w:t>‎UNIT PRICE‏</w:t>
       </w:r>
@@ -18624,7 +18624,7 @@
           <w:b w:val="0"/>
           <w:i w:val="0"/>
         </w:rPr>
-        <w:t>Fax: 6875376 ° | ‏موسسة أحمد الحربي‎</w:t>
+        <w:t>‎يبرحلا دمحأ ةسسوم‏ | ° 6875376 Fax:</w:t>
         <w:br/>
         <w:t>Jeddah - Madina Road Ahmed Al-Harbi Est.</w:t>
       </w:r>
@@ -18667,7 +18667,7 @@
           <w:b w:val="0"/>
           <w:i w:val="0"/>
         </w:rPr>
-        <w:t>الكمية</w:t>
+        <w:t>ةيمكلا</w:t>
         <w:br/>
         <w:t>‎QUANTITY‏</w:t>
       </w:r>
@@ -18721,7 +18721,7 @@
           <w:b w:val="0"/>
           <w:i w:val="0"/>
         </w:rPr>
-        <w:t>Auth. Sig. ‏توقيع المستول‎</w:t>
+        <w:t>‎لوتسملا عيقوت‏ Sig. Auth.</w:t>
       </w:r>
     </w:p>
     <w:p>
@@ -18916,13 +18916,13 @@
           <w:b w:val="0"/>
           <w:i w:val="0"/>
         </w:rPr>
-        <w:t>‏ريس سال بنع التاريخ: ‎١154/2.‏</w:t>
-        <w:br/>
-        <w:t>‏12000 الموافق: 2 556.- 5.1 |</w:t>
+        <w:t>‏١154/2.‎ :خيراتلا عنب لاس سير‏</w:t>
+        <w:br/>
+        <w:t>| 5.1 556.- 2 :قفاوملا 12000‏</w:t>
         <w:br/>
         <w:t>سس ‎ee‏</w:t>
         <w:br/>
-        <w:t>‏| يصرف إلى المكرم: عبد الجبار ‎PAY TO MESSRS‏ |</w:t>
+        <w:t>| ‏MESSRS TO PAY‎ رابجلا دبع :مركملا ىلإ فرصي |‏</w:t>
         <w:br/>
         <w:t>‎des : 7 eye node dah‏ ,|</w:t>
         <w:br/>
@@ -19075,7 +19075,7 @@
           <w:b w:val="0"/>
           <w:i w:val="0"/>
         </w:rPr>
-        <w:t>‎التاريخ:  OVE VEEP</w:t>
+        <w:t>VEEP OVE  :خيراتلا‎</w:t>
       </w:r>
     </w:p>
     <w:p>
@@ -19105,7 +19105,7 @@
           <w:b w:val="0"/>
           <w:i w:val="0"/>
         </w:rPr>
-        <w:t>المخصصات الشهرية للشيوخ والاقارب ‎eee‏ الخ</w:t>
+        <w:t>خلا ‏eee‎ براقالاو خويشلل ةيرهشلا تاصصخملا</w:t>
         <w:br/>
         <w:t>عن شهر جماد اول 1434ه ابريل 2013م</w:t>
       </w:r>
@@ -19135,7 +19135,7 @@
         </w:rPr>
         <w:t>135,700</w:t>
         <w:br/>
-        <w:t>ثانيا :- المخصصات الشهرية للاقارب</w:t>
+        <w:t>براقالل ةيرهشلا تاصصخملا :- ايناث</w:t>
       </w:r>
     </w:p>
     <w:p>
@@ -19161,59 +19161,59 @@
           <w:b w:val="0"/>
           <w:i w:val="0"/>
         </w:rPr>
-        <w:t>= نم ين ص ‎COON AM‏</w:t>
-      </w:r>
-    </w:p>
-    <w:p>
-      <w:pPr>
-        <w:jc w:val="right"/>
-        <w:bidi/>
-      </w:pPr>
-      <w:r>
-        <w:rPr>
-          <w:b w:val="0"/>
-          <w:i w:val="0"/>
-        </w:rPr>
-        <w:t>ثالثا :- المخصصات الشهرية لموظفين سابقين</w:t>
-      </w:r>
-    </w:p>
-    <w:p>
-      <w:pPr>
-        <w:jc w:val="right"/>
-        <w:bidi/>
-      </w:pPr>
-      <w:r>
-        <w:rPr>
-          <w:b w:val="0"/>
-          <w:i w:val="0"/>
-        </w:rPr>
-        <w:t>حرم المرحوم / فطين الحبيشي</w:t>
-      </w:r>
-    </w:p>
-    <w:p>
-      <w:pPr>
-        <w:jc w:val="right"/>
-        <w:bidi/>
-      </w:pPr>
-      <w:r>
-        <w:rPr>
-          <w:b w:val="0"/>
-          <w:i w:val="0"/>
-        </w:rPr>
-        <w:t>الجمعية الخيرية لتحفيظ القرآن الكريم - الجموم</w:t>
-      </w:r>
-    </w:p>
-    <w:p>
-      <w:pPr>
-        <w:jc w:val="right"/>
-        <w:bidi/>
-      </w:pPr>
-      <w:r>
-        <w:rPr>
-          <w:b w:val="0"/>
-          <w:i w:val="0"/>
-        </w:rPr>
-        <w:t>السيد / علي سلطان</w:t>
+        <w:t>‏AM COON‎ ص ني من =</w:t>
+      </w:r>
+    </w:p>
+    <w:p>
+      <w:pPr>
+        <w:jc w:val="right"/>
+        <w:bidi/>
+      </w:pPr>
+      <w:r>
+        <w:rPr>
+          <w:b w:val="0"/>
+          <w:i w:val="0"/>
+        </w:rPr>
+        <w:t>نيقباس نيفظومل ةيرهشلا تاصصخملا :- اثلاث</w:t>
+      </w:r>
+    </w:p>
+    <w:p>
+      <w:pPr>
+        <w:jc w:val="right"/>
+        <w:bidi/>
+      </w:pPr>
+      <w:r>
+        <w:rPr>
+          <w:b w:val="0"/>
+          <w:i w:val="0"/>
+        </w:rPr>
+        <w:t>يشيبحلا نيطف / موحرملا مرح</w:t>
+      </w:r>
+    </w:p>
+    <w:p>
+      <w:pPr>
+        <w:jc w:val="right"/>
+        <w:bidi/>
+      </w:pPr>
+      <w:r>
+        <w:rPr>
+          <w:b w:val="0"/>
+          <w:i w:val="0"/>
+        </w:rPr>
+        <w:t>مومجلا - ميركلا نآرقلا ظيفحتل ةيريخلا ةيعمجلا</w:t>
+      </w:r>
+    </w:p>
+    <w:p>
+      <w:pPr>
+        <w:jc w:val="right"/>
+        <w:bidi/>
+      </w:pPr>
+      <w:r>
+        <w:rPr>
+          <w:b w:val="0"/>
+          <w:i w:val="0"/>
+        </w:rPr>
+        <w:t>ناطلس يلع / ديسلا</w:t>
       </w:r>
     </w:p>
     <w:p>
@@ -19239,46 +19239,46 @@
           <w:b w:val="0"/>
           <w:i w:val="0"/>
         </w:rPr>
-        <w:t>السيد بمحمد بدر النهدي</w:t>
-      </w:r>
-    </w:p>
-    <w:p>
-      <w:pPr>
-        <w:jc w:val="right"/>
-        <w:bidi/>
-      </w:pPr>
-      <w:r>
-        <w:rPr>
-          <w:b w:val="0"/>
-          <w:i w:val="0"/>
-        </w:rPr>
-        <w:t>السيد / اشرف جابر مصطفى خيرالدين</w:t>
-      </w:r>
-    </w:p>
-    <w:p>
-      <w:pPr>
-        <w:jc w:val="right"/>
-        <w:bidi/>
-      </w:pPr>
-      <w:r>
-        <w:rPr>
-          <w:b w:val="0"/>
-          <w:i w:val="0"/>
-        </w:rPr>
-        <w:t>السيد بندر الحرازي</w:t>
-      </w:r>
-    </w:p>
-    <w:p>
-      <w:pPr>
-        <w:jc w:val="right"/>
-        <w:bidi/>
-      </w:pPr>
-      <w:r>
-        <w:rPr>
-          <w:b w:val="0"/>
-          <w:i w:val="0"/>
-        </w:rPr>
-        <w:t>الجمعية الخيرية لتحفيظ القرآن ‎ag SI‏ دار ام حميد - دف زيني</w:t>
+        <w:t>يدهنلا ردب دمحمب ديسلا</w:t>
+      </w:r>
+    </w:p>
+    <w:p>
+      <w:pPr>
+        <w:jc w:val="right"/>
+        <w:bidi/>
+      </w:pPr>
+      <w:r>
+        <w:rPr>
+          <w:b w:val="0"/>
+          <w:i w:val="0"/>
+        </w:rPr>
+        <w:t>نيدلاريخ ىفطصم رباج فرشا / ديسلا</w:t>
+      </w:r>
+    </w:p>
+    <w:p>
+      <w:pPr>
+        <w:jc w:val="right"/>
+        <w:bidi/>
+      </w:pPr>
+      <w:r>
+        <w:rPr>
+          <w:b w:val="0"/>
+          <w:i w:val="0"/>
+        </w:rPr>
+        <w:t>يزارحلا ردنب ديسلا</w:t>
+      </w:r>
+    </w:p>
+    <w:p>
+      <w:pPr>
+        <w:jc w:val="right"/>
+        <w:bidi/>
+      </w:pPr>
+      <w:r>
+        <w:rPr>
+          <w:b w:val="0"/>
+          <w:i w:val="0"/>
+        </w:rPr>
+        <w:t>ينيز فد - ديمح ما راد ‏SI ag‎ نآرقلا ظيفحتل ةيريخلا ةيعمجلا</w:t>
       </w:r>
     </w:p>
     <w:p>
@@ -19304,7 +19304,7 @@
           <w:b w:val="0"/>
           <w:i w:val="0"/>
         </w:rPr>
-        <w:t>ورثة المرحوم ابو بكر كنجو سليم أمساعدة شهرية 250 ريال لغية 1434/06/30</w:t>
+        <w:t>1434/06/30 ةيغل لاير 250 ةيرهش ةدعاسمأ ميلس وجنك ركب وبا موحرملا ةثرو</w:t>
         <w:br/>
         <w:t>الهام بنت عثمان بكر زيني ‎i‏ اتصلت هاتفيا بتاريخ 1433/4/4ه بانها قد تزوجت وأصبحت غير محتاجة</w:t>
         <w:br/>
@@ -19350,7 +19350,7 @@
           <w:b w:val="0"/>
           <w:i w:val="0"/>
         </w:rPr>
-        <w:t>عائلة المرحوم حامد رزق حسن رجب</w:t>
+        <w:t>بجر نسح قزر دماح موحرملا ةلئاع</w:t>
         <w:br/>
         <w:t>انور باحميشان</w:t>
       </w:r>
@@ -19449,7 +19449,7 @@
           <w:b w:val="0"/>
           <w:i w:val="0"/>
         </w:rPr>
-        <w:t>ا رب ال ‎avy‏ التاريسخ: لذكزه./4”؛١‏</w:t>
+        <w:t>‏١؛”./4هزكذل :خسيراتلا ‏avy‎ لا بر ا</w:t>
       </w:r>
     </w:p>
     <w:p>
@@ -19475,7 +19475,7 @@
           <w:b w:val="0"/>
           <w:i w:val="0"/>
         </w:rPr>
-        <w:t>Teter teed ‏الموافق:‎ [Teves |</w:t>
+        <w:t>| Teves] ‎:قفاوملا‏ teed Teter</w:t>
       </w:r>
     </w:p>
     <w:p>
@@ -19600,7 +19600,7 @@
           <w:b w:val="0"/>
           <w:i w:val="0"/>
         </w:rPr>
-        <w:t>‎التاريخ:  OVA VEVEP</w:t>
+        <w:t>VEVEP OVA  :خيراتلا‎</w:t>
       </w:r>
     </w:p>
     <w:p>

--- a/zaini_case_audit_output/outputs/word/documents/116_المسحوبات 1434 (zip).docx
+++ b/zaini_case_audit_output/outputs/word/documents/116_المسحوبات 1434 (zip).docx
@@ -112,9 +112,9 @@
       <w:r>
         <w:t>[نص الضبط / الحكم — المتن الفعلي] ===</w:t>
         <w:br/>
-        <w:t>‏Co Sons Guthmi AL 0. Mohd.‎ يمثقلا ديبع دمحم ءانبا ةكرش</w:t>
-        <w:br/>
-        <w:t>‏QS Quotation‎ يمثقلا ديبع دمحم ءانبا ةكرش</w:t>
+        <w:t>شركة ابناء محمد عبيد القثمي ‎Mohd. 0. AL Guthmi Sons Co‏</w:t>
+        <w:br/>
+        <w:t>شركة ابناء محمد عبيد القثمي ‎Quotation QS‏</w:t>
         <w:br/>
         <w:t>ةيلحتلا:عرفلا</w:t>
         <w:br/>
@@ -3372,20 +3372,29 @@
         <w:t>‏مكةات 04001395 - فاكس ‎0475141١١‏</w:t>
         <w:br/>
         <w:t>‏AYVYARY:‎ سكاف 857700/1- : تقةنيدملا‏</w:t>
-        <w:br/>
-        <w:t>ةيدوعسلا ةيبرعلا ةحلمملا‏</w:t>
-      </w:r>
-    </w:p>
-    <w:p>
-      <w:pPr>
-        <w:jc w:val="right"/>
-        <w:bidi/>
-      </w:pPr>
-      <w:r>
-        <w:rPr>
-          <w:b w:val="0"/>
-          <w:i w:val="0"/>
-        </w:rPr>
+      </w:r>
+    </w:p>
+    <w:p>
+      <w:pPr>
+        <w:pStyle w:val="Heading2"/>
+        <w:jc w:val="right"/>
+        <w:bidi/>
+      </w:pPr>
+      <w:r>
+        <w:t>[بيانات الأطراف: المدعي / المدعى عليه / الحاضرون] ===</w:t>
+        <w:br/>
+        <w:t>‏المملحة العربية السعودية</w:t>
+      </w:r>
+    </w:p>
+    <w:p>
+      <w:pPr>
+        <w:pStyle w:val="Heading2"/>
+        <w:jc w:val="right"/>
+        <w:bidi/>
+      </w:pPr>
+      <w:r>
+        <w:t>[نص الضبط / الحكم — المتن الفعلي] ===</w:t>
+        <w:br/>
         <w:t>‎wit ff ‏التاريخ:‎</w:t>
         <w:br/>
         <w:t>‎!ةنيقفاوملا‏ /6/ / ‎٠١73م‎</w:t>
@@ -3577,27 +3586,25 @@
     </w:p>
     <w:p>
       <w:pPr>
-        <w:jc w:val="right"/>
-        <w:bidi/>
-      </w:pPr>
-      <w:r>
-        <w:rPr>
-          <w:b w:val="0"/>
-          <w:i w:val="0"/>
-        </w:rPr>
-        <w:t>‏١‎ :ةحفصلا ه1 ؟ىكيرمالا كيشب ‏7١17/11/7١‎ ىلأ١/١نم ةرتفلا اليفلا تافيكم ةنابص نكيادلا ةروتاف نم مكصخيام :دييقلا نايب</w:t>
-      </w:r>
-    </w:p>
-    <w:p>
-      <w:pPr>
-        <w:jc w:val="right"/>
-        <w:bidi/>
-      </w:pPr>
-      <w:r>
-        <w:rPr>
-          <w:b w:val="0"/>
-          <w:i w:val="0"/>
-        </w:rPr>
+        <w:pStyle w:val="Heading2"/>
+        <w:jc w:val="right"/>
+        <w:bidi/>
+      </w:pPr>
+      <w:r>
+        <w:t>[ترويسة / كليشة وزارة العدل — معلومات رسمية متكررة] ===</w:t>
+        <w:br/>
+        <w:t>بيان القييد: مايخصكم من فاتورة الدايكن صبانة مكيفات الفيلا الفترة من١/١ألى ‎7١17/11/7١‏ بشيك الامريكى؟ 1ه الصفحة: ‎١‏</w:t>
+      </w:r>
+    </w:p>
+    <w:p>
+      <w:pPr>
+        <w:pStyle w:val="Heading2"/>
+        <w:jc w:val="right"/>
+        <w:bidi/>
+      </w:pPr>
+      <w:r>
+        <w:t>[نص الضبط / الحكم — المتن الفعلي] ===</w:t>
+        <w:br/>
         <w:t>‎A‏ ل يالا 05 ‎١|‏ |الشيخ اسامه زيني ( الشيخ مايخصكم من فاتورة الدايكن صبانة مكيفات</w:t>
         <w:br/>
         <w:t>ل ‎٠٠‏ ا|الشيخ / اسامه زيني مايخصكم من فاتورة الدايكن صبانة مكيفات</w:t>
@@ -5157,7 +5164,7 @@
         <w:br/>
         <w:t>‎يع ص سلا لا يالا‏ eae 0612 ator ,Sito sss Roa ,ati ‎تسيل سسفلال‏ moe Os</w:t>
         <w:br/>
-        <w:t>‎ةكلمملا‏ yall Ay ‎اكمال 5 ةيدوعسلا‏ ANT UTA SATU ‎ل‏ A ATTA 920000279 2 4006 ‎ال‏ 2300624 ,2330473 1 066 #37 82257 3 908+ WP‘ Saudi: of‘</w:t>
+        <w:t>‘of Saudi: ‘WP +908 3 82257 37# 066 1 2330473, 2300624 ‏لا‎ 4006 2 920000279 ATTA A ‏ل‎ SATU UTA ANT ‏السعودية 5 لامكا‎ Ay yall ‏المملكة‎</w:t>
         <w:br/>
         <w:t>© AANA AATUT &amp; ‎مقا تسلا‏ 6874528 2 0006 dB 2931874 1 4966 B 6823096 3 966+ 2‎</w:t>
       </w:r>
@@ -7045,7 +7052,7 @@
         </w:rPr>
         <w:t>‘Bupa Aratie tor Cooperative Inaurance —A-Rawdah St, ArKhalediyan Dist - PO Box 23807, Jeddah 21436, Saudi Arable - CR No. 4030178881 ١ Authorised Capital SR 400,000,000 - Paid Up Capital SR 400.000,000</w:t>
         <w:br/>
-        <w:t>be a calcu ‎لامقا سأر - 4030178881 .ث.س  ةيدوعسلا ةيبرعلا ةكلمملا 21438 هدج 23807 ب. ص - ينرامتلا‏ B18 000,000,400 ‎هب حرصملا لاملا سأر -يدوعس لاير‏ 000,000,400</w:t>
+        <w:t>400,000,000 ‏ريال سعودي- رأس المال المصرح به‎ 400,000,000 B18 ‏التمارني - ص .ب 23807 جده 21438 المملكة العربية السعودية  س.ث. 4030178881 - رأس اقمال‎ calcu a be</w:t>
       </w:r>
     </w:p>
     <w:p>
@@ -7357,7 +7364,7 @@
       <w:r>
         <w:t>[نص الضبط / الحكم — المتن الفعلي] ===</w:t>
         <w:br/>
-        <w:t>ةيدوعسلا ةيبرعلا ةكلمملا 801/7557 :سكاف ‏AMI‎ ه/0 : ت ةنيدملا 475141 :سكاف ‏aK 0.110: of‎</w:t>
+        <w:t>‎of 0.110: aK‏ فاكس: 475141 المدينة ت : /0ه ‎AMI‏ فاكس: 801/7557 المملكة العربية السعودية</w:t>
       </w:r>
     </w:p>
     <w:p>
@@ -9486,27 +9493,25 @@
     </w:p>
     <w:p>
       <w:pPr>
-        <w:jc w:val="right"/>
-        <w:bidi/>
-      </w:pPr>
-      <w:r>
-        <w:rPr>
-          <w:b w:val="0"/>
-          <w:i w:val="0"/>
-        </w:rPr>
-        <w:t>0 :ةحفصلا ‏NEMS‎ لاوش رهش نع ىنيز دمحا/خيشلا لزنم فيراصم :ديقلا نايب</w:t>
-      </w:r>
-    </w:p>
-    <w:p>
-      <w:pPr>
-        <w:jc w:val="right"/>
-        <w:bidi/>
-      </w:pPr>
-      <w:r>
-        <w:rPr>
-          <w:b w:val="0"/>
-          <w:i w:val="0"/>
-        </w:rPr>
+        <w:pStyle w:val="Heading2"/>
+        <w:jc w:val="right"/>
+        <w:bidi/>
+      </w:pPr>
+      <w:r>
+        <w:t>[ترويسة / كليشة وزارة العدل — معلومات رسمية متكررة] ===</w:t>
+        <w:br/>
+        <w:t>بيان القيد: مصاريف منزل الشيخ/احمد زينى عن شهر شوال ‎NEMS‏ الصفحة: 0</w:t>
+      </w:r>
+    </w:p>
+    <w:p>
+      <w:pPr>
+        <w:pStyle w:val="Heading2"/>
+        <w:jc w:val="right"/>
+        <w:bidi/>
+      </w:pPr>
+      <w:r>
+        <w:t>[نص الضبط / الحكم — المتن الفعلي] ===</w:t>
+        <w:br/>
         <w:t>باسحلا مسا [باسحلا مقر</w:t>
         <w:br/>
         <w:t>05 ا٠ط8الشيخ‏ اسامه زيني ( الشيخ</w:t>
@@ -16276,20 +16281,29 @@
         <w:t>‏للإستفسار أو لمزيد من‎ — —</w:t>
         <w:br/>
         <w:t>‎اه يتميز نابع دمحأ ةمايساآ كرتشملا‏ 1 : cre : 1 : ‎لاصتالا يجري تامدخلا‏</w:t>
-        <w:br/>
-        <w:t>‎ناونعلا‏ a ain 5 ‎ةرتفلا‏ _ wee</w:t>
-      </w:r>
-    </w:p>
-    <w:p>
-      <w:pPr>
-        <w:jc w:val="right"/>
-        <w:bidi/>
-      </w:pPr>
-      <w:r>
-        <w:rPr>
-          <w:b w:val="0"/>
-          <w:i w:val="0"/>
-        </w:rPr>
+      </w:r>
+    </w:p>
+    <w:p>
+      <w:pPr>
+        <w:pStyle w:val="Heading2"/>
+        <w:jc w:val="right"/>
+        <w:bidi/>
+      </w:pPr>
+      <w:r>
+        <w:t>[بيانات الأطراف: المدعي / المدعى عليه / الحاضرون] ===</w:t>
+        <w:br/>
+        <w:t>wee _ ‏الفترة‎ 5 ain a ‏العنوان‎</w:t>
+      </w:r>
+    </w:p>
+    <w:p>
+      <w:pPr>
+        <w:pStyle w:val="Heading2"/>
+        <w:jc w:val="right"/>
+        <w:bidi/>
+      </w:pPr>
+      <w:r>
+        <w:t>[نص الضبط / الحكم — المتن الفعلي] ===</w:t>
+        <w:br/>
         <w:t>‎ئراوطلا فتاه‏ AT</w:t>
       </w:r>
     </w:p>

--- a/zaini_case_audit_output/outputs/word/documents/116_المسحوبات 1434 (zip).docx
+++ b/zaini_case_audit_output/outputs/word/documents/116_المسحوبات 1434 (zip).docx
@@ -75,7 +75,7 @@
         <w:bidi/>
       </w:pPr>
       <w:r>
-        <w:t>[نص الضبط / الحكم — المتن الفعلي] ===</w:t>
+        <w:t>[المتن الفعلي: الوقائع / الأسباب / المنطوق] ===</w:t>
         <w:br/>
         <w:t>[zip :ةقيرط - 25 :ةيلخادلا تافلملا ددع - 1F7QvZkaWmAuP--ItuTYRFvlWt8QjTlQw.zip فيشرأ]</w:t>
       </w:r>
@@ -110,7 +110,7 @@
         <w:bidi/>
       </w:pPr>
       <w:r>
-        <w:t>[نص الضبط / الحكم — المتن الفعلي] ===</w:t>
+        <w:t>[المتن الفعلي: الوقائع / الأسباب / المنطوق] ===</w:t>
         <w:br/>
         <w:t>شركة ابناء محمد عبيد القثمي ‎Mohd. 0. AL Guthmi Sons Co‏</w:t>
         <w:br/>
@@ -191,7 +191,7 @@
         <w:bidi/>
       </w:pPr>
       <w:r>
-        <w:t>[نص الضبط / الحكم — المتن الفعلي] ===</w:t>
+        <w:t>[المتن الفعلي: الوقائع / الأسباب / المنطوق] ===</w:t>
         <w:br/>
         <w:t>DATE ; 03-06-2013. 4</w:t>
       </w:r>
@@ -389,7 +389,7 @@
         <w:bidi/>
       </w:pPr>
       <w:r>
-        <w:t>[نص الضبط / الحكم — المتن الفعلي] ===</w:t>
+        <w:t>[المتن الفعلي: الوقائع / الأسباب / المنطوق] ===</w:t>
         <w:br/>
         <w:t>ee</w:t>
       </w:r>
@@ -559,7 +559,7 @@
         <w:bidi/>
       </w:pPr>
       <w:r>
-        <w:t>[نص الضبط / الحكم — المتن الفعلي] ===</w:t>
+        <w:t>[المتن الفعلي: الوقائع / الأسباب / المنطوق] ===</w:t>
         <w:br/>
         <w:t>شركة احمد زيني واولاده ‎Ahmed Zainy &amp;Sons Co ١‏</w:t>
         <w:br/>
@@ -630,7 +630,7 @@
         <w:bidi/>
       </w:pPr>
       <w:r>
-        <w:t>[نص الضبط / الحكم — المتن الفعلي] ===</w:t>
+        <w:t>[المتن الفعلي: الوقائع / الأسباب / المنطوق] ===</w:t>
         <w:br/>
         <w:t>وذلك / فاتورة مفروشات الوطن رقم ‎YAN)‏ قيمقستائر لفيلا ش٠‏ احمد زينى والمرفقة ‎FOR‏</w:t>
       </w:r>
@@ -682,7 +682,7 @@
         <w:bidi/>
       </w:pPr>
       <w:r>
-        <w:t>[نص الضبط / الحكم — المتن الفعلي] ===</w:t>
+        <w:t>[المتن الفعلي: الوقائع / الأسباب / المنطوق] ===</w:t>
         <w:br/>
         <w:t>شركة احمد زيني واولاده 60 ‎Ahmed Zainy &amp;Sons‏</w:t>
       </w:r>
@@ -707,7 +707,7 @@
         <w:bidi/>
       </w:pPr>
       <w:r>
-        <w:t>[ترويسة / كليشة وزارة العدل — معلومات رسمية متكررة] ===</w:t>
+        <w:t>[ترويسة / كليشة رسمية — معلومات متكررة] ===</w:t>
         <w:br/>
         <w:t>هاتف: ‎5.555١‏</w:t>
       </w:r>
@@ -719,7 +719,7 @@
         <w:bidi/>
       </w:pPr>
       <w:r>
-        <w:t>[نص الضبط / الحكم — المتن الفعلي] ===</w:t>
+        <w:t>[المتن الفعلي: الوقائع / الأسباب / المنطوق] ===</w:t>
         <w:br/>
         <w:t>فاكس: #4.”"١5.؟‏</w:t>
       </w:r>
@@ -849,7 +849,7 @@
         <w:bidi/>
       </w:pPr>
       <w:r>
-        <w:t>[نص الضبط / الحكم — المتن الفعلي] ===</w:t>
+        <w:t>[المتن الفعلي: الوقائع / الأسباب / المنطوق] ===</w:t>
         <w:br/>
         <w:t>شركة احمد زيني وأولاده</w:t>
       </w:r>
@@ -934,7 +934,7 @@
         <w:bidi/>
       </w:pPr>
       <w:r>
-        <w:t>[ترويسة / كليشة وزارة العدل — معلومات رسمية متكررة] ===</w:t>
+        <w:t>[ترويسة / كليشة رسمية — معلومات متكررة] ===</w:t>
         <w:br/>
         <w:t>اتصلت هاتفيا بتاريخ 1433/4/4ه بانها فد تزوجت وأصبحت غير محتلجة</w:t>
       </w:r>
@@ -946,7 +946,7 @@
         <w:bidi/>
       </w:pPr>
       <w:r>
-        <w:t>[نص الضبط / الحكم — المتن الفعلي] ===</w:t>
+        <w:t>[المتن الفعلي: الوقائع / الأسباب / المنطوق] ===</w:t>
         <w:br/>
         <w:t>— نحم دن لح اسن (0 دب من قاه</w:t>
       </w:r>
@@ -1077,7 +1077,7 @@
         <w:bidi/>
       </w:pPr>
       <w:r>
-        <w:t>[ترويسة / كليشة وزارة العدل — معلومات رسمية متكررة] ===</w:t>
+        <w:t>[ترويسة / كليشة رسمية — معلومات متكررة] ===</w:t>
         <w:br/>
         <w:t>اتصلت هاتفيا بتاريخ 1433/4/4ه بانها قد تزوجت وأصيحت غير محتاجة</w:t>
       </w:r>
@@ -1089,7 +1089,7 @@
         <w:bidi/>
       </w:pPr>
       <w:r>
-        <w:t>[نص الضبط / الحكم — المتن الفعلي] ===</w:t>
+        <w:t>[المتن الفعلي: الوقائع / الأسباب / المنطوق] ===</w:t>
         <w:br/>
         <w:t>اتم صرف مساعدة شهرية 1000 ‎Gal Sy‏ 1434/12/30ه</w:t>
       </w:r>
@@ -1139,7 +1139,7 @@
         <w:bidi/>
       </w:pPr>
       <w:r>
-        <w:t>[نص الضبط / الحكم — المتن الفعلي] ===</w:t>
+        <w:t>[المتن الفعلي: الوقائع / الأسباب / المنطوق] ===</w:t>
         <w:br/>
         <w:t>Ahmed Zainy &amp;Sons Co ‏شركة احمد زيني واولاده‎</w:t>
         <w:br/>
@@ -1208,7 +1208,7 @@
         <w:bidi/>
       </w:pPr>
       <w:r>
-        <w:t>[نص الضبط / الحكم — المتن الفعلي] ===</w:t>
+        <w:t>[المتن الفعلي: الوقائع / الأسباب / المنطوق] ===</w:t>
         <w:br/>
         <w:t>‎FOR . 1 900 5‏</w:t>
         <w:br/>
@@ -1260,7 +1260,7 @@
         <w:bidi/>
       </w:pPr>
       <w:r>
-        <w:t>[نص الضبط / الحكم — المتن الفعلي] ===</w:t>
+        <w:t>[المتن الفعلي: الوقائع / الأسباب / المنطوق] ===</w:t>
         <w:br/>
         <w:t>شركة احمد زيني واولاده</w:t>
         <w:br/>
@@ -1274,7 +1274,7 @@
         <w:bidi/>
       </w:pPr>
       <w:r>
-        <w:t>[ترويسة / كليشة وزارة العدل — معلومات رسمية متكررة] ===</w:t>
+        <w:t>[ترويسة / كليشة رسمية — معلومات متكررة] ===</w:t>
         <w:br/>
         <w:t>هاتف: ‎5.567١‏</w:t>
       </w:r>
@@ -1286,7 +1286,7 @@
         <w:bidi/>
       </w:pPr>
       <w:r>
-        <w:t>[نص الضبط / الحكم — المتن الفعلي] ===</w:t>
+        <w:t>[المتن الفعلي: الوقائع / الأسباب / المنطوق] ===</w:t>
         <w:br/>
         <w:t>١.5١.04 ‏فاكس:‎</w:t>
       </w:r>
@@ -1396,7 +1396,7 @@
         <w:bidi/>
       </w:pPr>
       <w:r>
-        <w:t>[نص الضبط / الحكم — المتن الفعلي] ===</w:t>
+        <w:t>[المتن الفعلي: الوقائع / الأسباب / المنطوق] ===</w:t>
         <w:br/>
         <w:t>شركة احمد زيني وأولاده " :</w:t>
         <w:br/>
@@ -1597,7 +1597,7 @@
         <w:bidi/>
       </w:pPr>
       <w:r>
-        <w:t>[ترويسة / كليشة وزارة العدل — معلومات رسمية متكررة] ===</w:t>
+        <w:t>[ترويسة / كليشة رسمية — معلومات متكررة] ===</w:t>
         <w:br/>
         <w:t>اتصلت هاتفيا بتاريخ 1433/4/4ه بانها قد تزوجت وأصبحت غير محتاجة</w:t>
       </w:r>
@@ -1609,7 +1609,7 @@
         <w:bidi/>
       </w:pPr>
       <w:r>
-        <w:t>[نص الضبط / الحكم — المتن الفعلي] ===</w:t>
+        <w:t>[المتن الفعلي: الوقائع / الأسباب / المنطوق] ===</w:t>
         <w:br/>
         <w:t>أتم صرف مساعدة شهرية 1000 ‎Sky‏ لغية 1434/12/30ه</w:t>
       </w:r>
@@ -1648,7 +1648,7 @@
         <w:bidi/>
       </w:pPr>
       <w:r>
-        <w:t>[نص الضبط / الحكم — المتن الفعلي] ===</w:t>
+        <w:t>[المتن الفعلي: الوقائع / الأسباب / المنطوق] ===</w:t>
         <w:br/>
         <w:t>اسيم</w:t>
       </w:r>
@@ -1675,7 +1675,7 @@
         <w:bidi/>
       </w:pPr>
       <w:r>
-        <w:t>[ترويسة / كليشة وزارة العدل — معلومات رسمية متكررة] ===</w:t>
+        <w:t>[ترويسة / كليشة رسمية — معلومات متكررة] ===</w:t>
         <w:br/>
         <w:t>Tel: VsSetN Fax: 5.54 Wee ‏فاكس:‎ HAN OYNN ‏هاتف:‎</w:t>
       </w:r>
@@ -1687,7 +1687,7 @@
         <w:bidi/>
       </w:pPr>
       <w:r>
-        <w:t>[نص الضبط / الحكم — المتن الفعلي] ===</w:t>
+        <w:t>[المتن الفعلي: الوقائع / الأسباب / المنطوق] ===</w:t>
         <w:br/>
         <w:t>‏Ave التاريخ:  vere Vep‎ لاساير</w:t>
         <w:br/>
@@ -1717,7 +1717,7 @@
         <w:bidi/>
       </w:pPr>
       <w:r>
-        <w:t>[نص الضبط / الحكم — المتن الفعلي] ===</w:t>
+        <w:t>[المتن الفعلي: الوقائع / الأسباب / المنطوق] ===</w:t>
         <w:br/>
         <w:t>‏وذلك / مصاريف منزل الشيخ/ احمد زيني عن شهر رمضان ‎FOR AVENE‏</w:t>
         <w:br/>
@@ -1760,7 +1760,7 @@
         <w:bidi/>
       </w:pPr>
       <w:r>
-        <w:t>[نص الضبط / الحكم — المتن الفعلي] ===</w:t>
+        <w:t>[المتن الفعلي: الوقائع / الأسباب / المنطوق] ===</w:t>
         <w:br/>
         <w:t>3</w:t>
       </w:r>
@@ -1787,7 +1787,7 @@
         <w:bidi/>
       </w:pPr>
       <w:r>
-        <w:t>[ترويسة / كليشة وزارة العدل — معلومات رسمية متكررة] ===</w:t>
+        <w:t>[ترويسة / كليشة رسمية — معلومات متكررة] ===</w:t>
         <w:br/>
         <w:t>Tel: 5. 5.5651 ‏هاتف:‎</w:t>
       </w:r>
@@ -1799,7 +1799,7 @@
         <w:bidi/>
       </w:pPr>
       <w:r>
-        <w:t>[نص الضبط / الحكم — المتن الفعلي] ===</w:t>
+        <w:t>[المتن الفعلي: الوقائع / الأسباب / المنطوق] ===</w:t>
         <w:br/>
         <w:t>Fax: 504 5.5١.4 ‏فاكس:‎</w:t>
       </w:r>
@@ -1873,7 +1873,7 @@
         <w:bidi/>
       </w:pPr>
       <w:r>
-        <w:t>[نص الضبط / الحكم — المتن الفعلي] ===</w:t>
+        <w:t>[المتن الفعلي: الوقائع / الأسباب / المنطوق] ===</w:t>
         <w:br/>
         <w:t>7 4</w:t>
       </w:r>
@@ -2169,7 +2169,7 @@
         <w:bidi/>
       </w:pPr>
       <w:r>
-        <w:t>[نص الضبط / الحكم — المتن الفعلي] ===</w:t>
+        <w:t>[المتن الفعلي: الوقائع / الأسباب / المنطوق] ===</w:t>
         <w:br/>
         <w:t>CONTRACT PAYMENT STATUS</w:t>
       </w:r>
@@ -2283,7 +2283,7 @@
         <w:bidi/>
       </w:pPr>
       <w:r>
-        <w:t>[نص الضبط / الحكم — المتن الفعلي] ===</w:t>
+        <w:t>[المتن الفعلي: الوقائع / الأسباب / المنطوق] ===</w:t>
         <w:br/>
         <w:t>ITEM - 3. COSTING.</w:t>
       </w:r>
@@ -2633,7 +2633,7 @@
         <w:bidi/>
       </w:pPr>
       <w:r>
-        <w:t>[نص الضبط / الحكم — المتن الفعلي] ===</w:t>
+        <w:t>[المتن الفعلي: الوقائع / الأسباب / المنطوق] ===</w:t>
         <w:br/>
         <w:t>ABBAR &amp; ZAINY DAIKIN</w:t>
       </w:r>
@@ -2960,7 +2960,7 @@
         <w:bidi/>
       </w:pPr>
       <w:r>
-        <w:t>[نص الضبط / الحكم — المتن الفعلي] ===</w:t>
+        <w:t>[المتن الفعلي: الوقائع / الأسباب / المنطوق] ===</w:t>
         <w:br/>
         <w:t>DAIKIN</w:t>
         <w:br/>
@@ -3173,7 +3173,7 @@
         <w:bidi/>
       </w:pPr>
       <w:r>
-        <w:t>[نص الضبط / الحكم — المتن الفعلي] ===</w:t>
+        <w:t>[المتن الفعلي: الوقائع / الأسباب / المنطوق] ===</w:t>
         <w:br/>
         <w:t>ana Abt eines Date ‎ابماس‏ (Q samba 000539</w:t>
       </w:r>
@@ -3230,7 +3230,7 @@
         <w:bidi/>
       </w:pPr>
       <w:r>
-        <w:t>[نص الضبط / الحكم — المتن الفعلي] ===</w:t>
+        <w:t>[المتن الفعلي: الوقائع / الأسباب / المنطوق] ===</w:t>
         <w:br/>
         <w:t>شركة اجمد زينج</w:t>
         <w:br/>
@@ -3393,7 +3393,7 @@
         <w:bidi/>
       </w:pPr>
       <w:r>
-        <w:t>[نص الضبط / الحكم — المتن الفعلي] ===</w:t>
+        <w:t>[المتن الفعلي: الوقائع / الأسباب / المنطوق] ===</w:t>
         <w:br/>
         <w:t>‎wit ff ‏التاريخ:‎</w:t>
         <w:br/>
@@ -3417,7 +3417,7 @@
         <w:bidi/>
       </w:pPr>
       <w:r>
-        <w:t>[نص الضبط / الحكم — المتن الفعلي] ===</w:t>
+        <w:t>[المتن الفعلي: الوقائع / الأسباب / المنطوق] ===</w:t>
         <w:br/>
         <w:t>1</w:t>
       </w:r>
@@ -3444,7 +3444,7 @@
         <w:bidi/>
       </w:pPr>
       <w:r>
-        <w:t>[ترويسة / كليشة وزارة العدل — معلومات رسمية متكررة] ===</w:t>
+        <w:t>[ترويسة / كليشة رسمية — معلومات متكررة] ===</w:t>
         <w:br/>
         <w:t>Tel: ‏ل م‎ Fax: 5.5.4 WOMAN OE ‏هاتف م5" كع فاكس:‎</w:t>
       </w:r>
@@ -3456,7 +3456,7 @@
         <w:bidi/>
       </w:pPr>
       <w:r>
-        <w:t>[نص الضبط / الحكم — المتن الفعلي] ===</w:t>
+        <w:t>[المتن الفعلي: الوقائع / الأسباب / المنطوق] ===</w:t>
         <w:br/>
         <w:t>‎لا ير‏ 1 ‎التاريخ:  7 VEE} OVA</w:t>
         <w:br/>
@@ -3486,7 +3486,7 @@
         <w:bidi/>
       </w:pPr>
       <w:r>
-        <w:t>[نص الضبط / الحكم — المتن الفعلي] ===</w:t>
+        <w:t>[المتن الفعلي: الوقائع / الأسباب / المنطوق] ===</w:t>
         <w:br/>
         <w:t>FOR 5١17/١/١ ىلا١/١نم ‏وذلك / مايخصكم من فاتورة الدايكن صبانة مكيفات الفيلا الفترة‎</w:t>
         <w:br/>
@@ -3540,7 +3540,7 @@
         <w:bidi/>
       </w:pPr>
       <w:r>
-        <w:t>[نص الضبط / الحكم — المتن الفعلي] ===</w:t>
+        <w:t>[المتن الفعلي: الوقائع / الأسباب / المنطوق] ===</w:t>
         <w:br/>
         <w:t>شركة احمد زيني واولاده ‎Ahmed Zainy &amp;Sons Co‏</w:t>
         <w:br/>
@@ -3554,7 +3554,7 @@
         <w:bidi/>
       </w:pPr>
       <w:r>
-        <w:t>[ترويسة / كليشة وزارة العدل — معلومات رسمية متكررة] ===</w:t>
+        <w:t>[ترويسة / كليشة رسمية — معلومات متكررة] ===</w:t>
         <w:br/>
         <w:t>هاتف: ‎5.557١‏ لل ‎Tel:‏</w:t>
       </w:r>
@@ -3566,7 +3566,7 @@
         <w:bidi/>
       </w:pPr>
       <w:r>
-        <w:t>[نص الضبط / الحكم — المتن الفعلي] ===</w:t>
+        <w:t>[المتن الفعلي: الوقائع / الأسباب / المنطوق] ===</w:t>
         <w:br/>
         <w:t>Fax: 5654 5.5١.4 ‏فاكس:‎</w:t>
       </w:r>
@@ -3591,7 +3591,7 @@
         <w:bidi/>
       </w:pPr>
       <w:r>
-        <w:t>[ترويسة / كليشة وزارة العدل — معلومات رسمية متكررة] ===</w:t>
+        <w:t>[ترويسة / كليشة رسمية — معلومات متكررة] ===</w:t>
         <w:br/>
         <w:t>بيان القييد: مايخصكم من فاتورة الدايكن صبانة مكيفات الفيلا الفترة من١/١ألى ‎7١17/11/7١‏ بشيك الامريكى؟ 1ه الصفحة: ‎١‏</w:t>
       </w:r>
@@ -3603,7 +3603,7 @@
         <w:bidi/>
       </w:pPr>
       <w:r>
-        <w:t>[نص الضبط / الحكم — المتن الفعلي] ===</w:t>
+        <w:t>[المتن الفعلي: الوقائع / الأسباب / المنطوق] ===</w:t>
         <w:br/>
         <w:t>‎A‏ ل يالا 05 ‎١|‏ |الشيخ اسامه زيني ( الشيخ مايخصكم من فاتورة الدايكن صبانة مكيفات</w:t>
         <w:br/>
@@ -3642,7 +3642,7 @@
         <w:bidi/>
       </w:pPr>
       <w:r>
-        <w:t>[نص الضبط / الحكم — المتن الفعلي] ===</w:t>
+        <w:t>[المتن الفعلي: الوقائع / الأسباب / المنطوق] ===</w:t>
         <w:br/>
         <w:t>يلاملا ريدملا‏</w:t>
       </w:r>
@@ -3677,7 +3677,7 @@
         <w:bidi/>
       </w:pPr>
       <w:r>
-        <w:t>[نص الضبط / الحكم — المتن الفعلي] ===</w:t>
+        <w:t>[المتن الفعلي: الوقائع / الأسباب / المنطوق] ===</w:t>
         <w:br/>
         <w:t>aan</w:t>
         <w:br/>
@@ -3870,7 +3870,7 @@
         <w:bidi/>
       </w:pPr>
       <w:r>
-        <w:t>[نص الضبط / الحكم — المتن الفعلي] ===</w:t>
+        <w:t>[المتن الفعلي: الوقائع / الأسباب / المنطوق] ===</w:t>
         <w:br/>
         <w:t>‎is a 7‏ اك</w:t>
       </w:r>
@@ -4115,7 +4115,7 @@
         <w:bidi/>
       </w:pPr>
       <w:r>
-        <w:t>[نص الضبط / الحكم — المتن الفعلي] ===</w:t>
+        <w:t>[المتن الفعلي: الوقائع / الأسباب / المنطوق] ===</w:t>
         <w:br/>
         <w:t>‎epee‏ (لعاطيم</w:t>
         <w:br/>
@@ -4336,7 +4336,7 @@
         <w:bidi/>
       </w:pPr>
       <w:r>
-        <w:t>[نص الضبط / الحكم — المتن الفعلي] ===</w:t>
+        <w:t>[المتن الفعلي: الوقائع / الأسباب / المنطوق] ===</w:t>
         <w:br/>
         <w:t>شركة احمد زيني واولاده</w:t>
         <w:br/>
@@ -4350,7 +4350,7 @@
         <w:bidi/>
       </w:pPr>
       <w:r>
-        <w:t>[ترويسة / كليشة وزارة العدل — معلومات رسمية متكررة] ===</w:t>
+        <w:t>[ترويسة / كليشة رسمية — معلومات متكررة] ===</w:t>
         <w:br/>
         <w:t>هاتف: 5١951ه5".؟‏</w:t>
       </w:r>
@@ -4362,7 +4362,7 @@
         <w:bidi/>
       </w:pPr>
       <w:r>
-        <w:t>[نص الضبط / الحكم — المتن الفعلي] ===</w:t>
+        <w:t>[المتن الفعلي: الوقائع / الأسباب / المنطوق] ===</w:t>
         <w:br/>
         <w:t>TNR et ‏فاكس:‎</w:t>
       </w:r>
@@ -5029,7 +5029,7 @@
         <w:bidi/>
       </w:pPr>
       <w:r>
-        <w:t>[نص الضبط / الحكم — المتن الفعلي] ===</w:t>
+        <w:t>[المتن الفعلي: الوقائع / الأسباب / المنطوق] ===</w:t>
         <w:br/>
         <w:t>3</w:t>
       </w:r>
@@ -5199,7 +5199,7 @@
         <w:bidi/>
       </w:pPr>
       <w:r>
-        <w:t>[نص الضبط / الحكم — المتن الفعلي] ===</w:t>
+        <w:t>[المتن الفعلي: الوقائع / الأسباب / المنطوق] ===</w:t>
         <w:br/>
         <w:t>Bupa A ‏بوبا‎</w:t>
       </w:r>
@@ -5452,7 +5452,7 @@
         <w:bidi/>
       </w:pPr>
       <w:r>
-        <w:t>[نص الضبط / الحكم — المتن الفعلي] ===</w:t>
+        <w:t>[المتن الفعلي: الوقائع / الأسباب / المنطوق] ===</w:t>
         <w:br/>
         <w:t>Initial Schedule of Members</w:t>
       </w:r>
@@ -5532,7 +5532,7 @@
         <w:bidi/>
       </w:pPr>
       <w:r>
-        <w:t>[نص الضبط / الحكم — المتن الفعلي] ===</w:t>
+        <w:t>[المتن الفعلي: الوقائع / الأسباب / المنطوق] ===</w:t>
         <w:br/>
         <w:t>Bupa / ‏بوبا‎</w:t>
       </w:r>
@@ -5859,7 +5859,7 @@
         <w:bidi/>
       </w:pPr>
       <w:r>
-        <w:t>[ترويسة / كليشة وزارة العدل — معلومات رسمية متكررة] ===</w:t>
+        <w:t>[ترويسة / كليشة رسمية — معلومات متكررة] ===</w:t>
         <w:br/>
         <w:t>@ 6957721 Ammar Ezzat Alshihti</w:t>
       </w:r>
@@ -5871,7 +5871,7 @@
         <w:bidi/>
       </w:pPr>
       <w:r>
-        <w:t>[نص الضبط / الحكم — المتن الفعلي] ===</w:t>
+        <w:t>[المتن الفعلي: الوقائع / الأسباب / المنطوق] ===</w:t>
         <w:br/>
         <w:t>6957722 Fatema Ezzat Alshihti</w:t>
         <w:br/>
@@ -5981,7 +5981,7 @@
         <w:bidi/>
       </w:pPr>
       <w:r>
-        <w:t>[نص الضبط / الحكم — المتن الفعلي] ===</w:t>
+        <w:t>[المتن الفعلي: الوقائع / الأسباب / المنطوق] ===</w:t>
         <w:br/>
         <w:t>Initial Schedule of Members</w:t>
       </w:r>
@@ -6041,7 +6041,7 @@
         <w:bidi/>
       </w:pPr>
       <w:r>
-        <w:t>[ترويسة / كليشة وزارة العدل — معلومات رسمية متكررة] ===</w:t>
+        <w:t>[ترويسة / كليشة رسمية — معلومات متكررة] ===</w:t>
         <w:br/>
         <w:t>@ 4827723 Nabil Tayseer Algrinawi 1,388.00</w:t>
       </w:r>
@@ -6053,7 +6053,7 @@
         <w:bidi/>
       </w:pPr>
       <w:r>
-        <w:t>[نص الضبط / الحكم — المتن الفعلي] ===</w:t>
+        <w:t>[المتن الفعلي: الوقائع / الأسباب / المنطوق] ===</w:t>
         <w:br/>
         <w:t>4827724 Ahmed Tayseer Alqrinawi 1,388.00</w:t>
         <w:br/>
@@ -6164,7 +6164,7 @@
         <w:bidi/>
       </w:pPr>
       <w:r>
-        <w:t>[نص الضبط / الحكم — المتن الفعلي] ===</w:t>
+        <w:t>[المتن الفعلي: الوقائع / الأسباب / المنطوق] ===</w:t>
         <w:br/>
         <w:t>Initial Schedule of Members</w:t>
       </w:r>
@@ -6224,7 +6224,7 @@
         <w:bidi/>
       </w:pPr>
       <w:r>
-        <w:t>[ترويسة / كليشة وزارة العدل — معلومات رسمية متكررة] ===</w:t>
+        <w:t>[ترويسة / كليشة رسمية — معلومات متكررة] ===</w:t>
         <w:br/>
         <w:t>@ 4827675 Aijaz Ahmed 1,970.00</w:t>
       </w:r>
@@ -6236,7 +6236,7 @@
         <w:bidi/>
       </w:pPr>
       <w:r>
-        <w:t>[نص الضبط / الحكم — المتن الفعلي] ===</w:t>
+        <w:t>[المتن الفعلي: الوقائع / الأسباب / المنطوق] ===</w:t>
         <w:br/>
         <w:t>4827676 Syeda Noor Fathima 3,473.00</w:t>
         <w:br/>
@@ -6288,7 +6288,7 @@
         <w:bidi/>
       </w:pPr>
       <w:r>
-        <w:t>[ترويسة / كليشة وزارة العدل — معلومات رسمية متكررة] ===</w:t>
+        <w:t>[ترويسة / كليشة رسمية — معلومات متكررة] ===</w:t>
         <w:br/>
         <w:t>@ 4827708 Mohamed Ahmed Ali Ahmed 4,970.00</w:t>
       </w:r>
@@ -6300,7 +6300,7 @@
         <w:bidi/>
       </w:pPr>
       <w:r>
-        <w:t>[نص الضبط / الحكم — المتن الفعلي] ===</w:t>
+        <w:t>[المتن الفعلي: الوقائع / الأسباب / المنطوق] ===</w:t>
         <w:br/>
         <w:t>4827714 Salah Yusuf‘Ali 1,970.00</w:t>
         <w:br/>
@@ -6378,7 +6378,7 @@
         <w:bidi/>
       </w:pPr>
       <w:r>
-        <w:t>[نص الضبط / الحكم — المتن الفعلي] ===</w:t>
+        <w:t>[المتن الفعلي: الوقائع / الأسباب / المنطوق] ===</w:t>
         <w:br/>
         <w:t>Initial Schedule of Members</w:t>
       </w:r>
@@ -6482,7 +6482,7 @@
         <w:bidi/>
       </w:pPr>
       <w:r>
-        <w:t>[ترويسة / كليشة وزارة العدل — معلومات رسمية متكررة] ===</w:t>
+        <w:t>[ترويسة / كليشة رسمية — معلومات متكررة] ===</w:t>
         <w:br/>
         <w:t>@ 7617238 ‘Wamidh Momen Ali 2,628.00</w:t>
       </w:r>
@@ -6494,7 +6494,7 @@
         <w:bidi/>
       </w:pPr>
       <w:r>
-        <w:t>[نص الضبط / الحكم — المتن الفعلي] ===</w:t>
+        <w:t>[المتن الفعلي: الوقائع / الأسباب / المنطوق] ===</w:t>
         <w:br/>
         <w:t>7858776 Yahya Mohammed Taksira 2,628.00</w:t>
         <w:br/>
@@ -6549,7 +6549,7 @@
         <w:bidi/>
       </w:pPr>
       <w:r>
-        <w:t>[نص الضبط / الحكم — المتن الفعلي] ===</w:t>
+        <w:t>[المتن الفعلي: الوقائع / الأسباب / المنطوق] ===</w:t>
         <w:br/>
         <w:t>Bupa fon</w:t>
       </w:r>
@@ -6798,7 +6798,7 @@
         <w:bidi/>
       </w:pPr>
       <w:r>
-        <w:t>[نص الضبط / الحكم — المتن الفعلي] ===</w:t>
+        <w:t>[المتن الفعلي: الوقائع / الأسباب / المنطوق] ===</w:t>
         <w:br/>
         <w:t>Ahmed Zainy &amp; Sons Co. Bupa / lov</w:t>
       </w:r>
@@ -6993,7 +6993,7 @@
         <w:bidi/>
       </w:pPr>
       <w:r>
-        <w:t>[ترويسة / كليشة وزارة العدل — معلومات رسمية متكررة] ===</w:t>
+        <w:t>[ترويسة / كليشة رسمية — معلومات متكررة] ===</w:t>
         <w:br/>
         <w:t>Fax: (02)692 0525 E-Mail : FCC@bupa.com.sa</w:t>
       </w:r>
@@ -7005,7 +7005,7 @@
         <w:bidi/>
       </w:pPr>
       <w:r>
-        <w:t>[نص الضبط / الحكم — المتن الفعلي] ===</w:t>
+        <w:t>[المتن الفعلي: الوقائع / الأسباب / المنطوق] ===</w:t>
         <w:br/>
         <w:t>cnet pt SAAT UU</w:t>
       </w:r>
@@ -7098,7 +7098,7 @@
         <w:bidi/>
       </w:pPr>
       <w:r>
-        <w:t>[نص الضبط / الحكم — المتن الفعلي] ===</w:t>
+        <w:t>[المتن الفعلي: الوقائع / الأسباب / المنطوق] ===</w:t>
         <w:br/>
         <w:t>NS ‎انتل‏ Date ‎ابماس‏ 0) samba‘ 6005 000545</w:t>
       </w:r>
@@ -7244,7 +7244,7 @@
         <w:bidi/>
       </w:pPr>
       <w:r>
-        <w:t>[نص الضبط / الحكم — المتن الفعلي] ===</w:t>
+        <w:t>[المتن الفعلي: الوقائع / الأسباب / المنطوق] ===</w:t>
         <w:br/>
         <w:t>‎ME‏ وزيئنهي دايكن ‎ZAINY DAIKIN‏ &amp; للحظاظذة برعرريمص</w:t>
       </w:r>
@@ -7262,8 +7262,28 @@
         <w:t>‏Co. Airconditioning‎ ءاوهلا فييكتل‏</w:t>
         <w:br/>
         <w:t>‏Capital‎ 000,000,2 لماكلاب عوفدم ‏Yoo‎ روع. كاملا سأر</w:t>
-        <w:br/>
-        <w:t>‏Jeddah : Office Head‎ ةدج ‏ يسيئرلا ‏SM‎</w:t>
+      </w:r>
+    </w:p>
+    <w:p>
+      <w:pPr>
+        <w:pStyle w:val="Heading2"/>
+        <w:jc w:val="right"/>
+        <w:bidi/>
+      </w:pPr>
+      <w:r>
+        <w:t>[المُرسَل إليه / المخاطَب والتحية] ===</w:t>
+        <w:br/>
+        <w:t>‎SM‏ الرئيسي ‏ جدة ‎Head Office : Jeddah‏</w:t>
+      </w:r>
+    </w:p>
+    <w:p>
+      <w:pPr>
+        <w:pStyle w:val="Heading2"/>
+        <w:jc w:val="right"/>
+        <w:bidi/>
+      </w:pPr>
+      <w:r>
+        <w:t>[المتن الفعلي: الوقائع / الأسباب / المنطوق] ===</w:t>
         <w:br/>
         <w:t>سجل تجاري £0 لام 01 4030107145 ‎C.R.‏</w:t>
         <w:br/>
@@ -7350,7 +7370,7 @@
         <w:bidi/>
       </w:pPr>
       <w:r>
-        <w:t>[ترويسة / كليشة وزارة العدل — معلومات رسمية متكررة] ===</w:t>
+        <w:t>[ترويسة / كليشة رسمية — معلومات متكررة] ===</w:t>
         <w:br/>
         <w:t>‏ص.ب : . .لاه جدة ‎Titer,‏ تايقوين 1 1190 ‎١ 2 eb‏ .+ معتصم اس جي</w:t>
       </w:r>
@@ -7362,7 +7382,7 @@
         <w:bidi/>
       </w:pPr>
       <w:r>
-        <w:t>[نص الضبط / الحكم — المتن الفعلي] ===</w:t>
+        <w:t>[المتن الفعلي: الوقائع / الأسباب / المنطوق] ===</w:t>
         <w:br/>
         <w:t>‎of 0.110: aK‏ فاكس: 475141 المدينة ت : /0ه ‎AMI‏ فاكس: 801/7557 المملكة العربية السعودية</w:t>
       </w:r>
@@ -7384,7 +7404,7 @@
         <w:bidi/>
       </w:pPr>
       <w:r>
-        <w:t>[نص الضبط / الحكم — المتن الفعلي] ===</w:t>
+        <w:t>[المتن الفعلي: الوقائع / الأسباب / المنطوق] ===</w:t>
         <w:br/>
         <w:t>Sy LARS</w:t>
       </w:r>
@@ -7729,7 +7749,7 @@
         <w:bidi/>
       </w:pPr>
       <w:r>
-        <w:t>[نص الضبط / الحكم — المتن الفعلي] ===</w:t>
+        <w:t>[المتن الفعلي: الوقائع / الأسباب / المنطوق] ===</w:t>
         <w:br/>
         <w:t>CONTRACT PAYMENT STATUS</w:t>
       </w:r>
@@ -7843,7 +7863,7 @@
         <w:bidi/>
       </w:pPr>
       <w:r>
-        <w:t>[نص الضبط / الحكم — المتن الفعلي] ===</w:t>
+        <w:t>[المتن الفعلي: الوقائع / الأسباب / المنطوق] ===</w:t>
         <w:br/>
         <w:t>ITEM - 3. COSTING.</w:t>
       </w:r>
@@ -8182,7 +8202,7 @@
         <w:bidi/>
       </w:pPr>
       <w:r>
-        <w:t>[نص الضبط / الحكم — المتن الفعلي] ===</w:t>
+        <w:t>[المتن الفعلي: الوقائع / الأسباب / المنطوق] ===</w:t>
         <w:br/>
         <w:t>ABBAR &amp; ZAINY DAIKIN</w:t>
       </w:r>
@@ -8421,7 +8441,7 @@
         <w:bidi/>
       </w:pPr>
       <w:r>
-        <w:t>[نص الضبط / الحكم — المتن الفعلي] ===</w:t>
+        <w:t>[المتن الفعلي: الوقائع / الأسباب / المنطوق] ===</w:t>
         <w:br/>
         <w:t>DAIKIN</w:t>
       </w:r>
@@ -8703,7 +8723,7 @@
         <w:bidi/>
       </w:pPr>
       <w:r>
-        <w:t>[نص الضبط / الحكم — المتن الفعلي] ===</w:t>
+        <w:t>[المتن الفعلي: الوقائع / الأسباب / المنطوق] ===</w:t>
         <w:br/>
         <w:t>اا</w:t>
       </w:r>
@@ -8730,7 +8750,7 @@
         <w:bidi/>
       </w:pPr>
       <w:r>
-        <w:t>[ترويسة / كليشة وزارة العدل — معلومات رسمية متكررة] ===</w:t>
+        <w:t>[ترويسة / كليشة رسمية — معلومات متكررة] ===</w:t>
         <w:br/>
         <w:t>هاتف: ‎5251١56‏ 0ع فاكس: ‎Fax: 54594 * 5١:4‏ ليت م ‎Tel:‏</w:t>
       </w:r>
@@ -8742,7 +8762,7 @@
         <w:bidi/>
       </w:pPr>
       <w:r>
-        <w:t>[نص الضبط / الحكم — المتن الفعلي] ===</w:t>
+        <w:t>[المتن الفعلي: الوقائع / الأسباب / المنطوق] ===</w:t>
         <w:br/>
         <w:t>‏Tt‎ سلا‏</w:t>
         <w:br/>
@@ -8774,7 +8794,7 @@
         <w:bidi/>
       </w:pPr>
       <w:r>
-        <w:t>[نص الضبط / الحكم — المتن الفعلي] ===</w:t>
+        <w:t>[المتن الفعلي: الوقائع / الأسباب / المنطوق] ===</w:t>
         <w:br/>
         <w:t>وذلك ‎f‏ مايخصكم من عقد صيانة مكيفات الفيلا عن الفترة من ١/١الى١*/7١/17١؟‏ بشيك ‎FOR‏</w:t>
       </w:r>
@@ -8824,7 +8844,7 @@
         <w:bidi/>
       </w:pPr>
       <w:r>
-        <w:t>[نص الضبط / الحكم — المتن الفعلي] ===</w:t>
+        <w:t>[المتن الفعلي: الوقائع / الأسباب / المنطوق] ===</w:t>
         <w:br/>
         <w:t>شركة احمد زيني واولاده ; 0 ‎Ahmed Zainy &amp;Sons‏</w:t>
         <w:br/>
@@ -8838,7 +8858,7 @@
         <w:bidi/>
       </w:pPr>
       <w:r>
-        <w:t>[ترويسة / كليشة وزارة العدل — معلومات رسمية متكررة] ===</w:t>
+        <w:t>[ترويسة / كليشة رسمية — معلومات متكررة] ===</w:t>
         <w:br/>
         <w:t>هاتف: 5.5691 حل ا ‎Tel:‏</w:t>
       </w:r>
@@ -8850,7 +8870,7 @@
         <w:bidi/>
       </w:pPr>
       <w:r>
-        <w:t>[نص الضبط / الحكم — المتن الفعلي] ===</w:t>
+        <w:t>[المتن الفعلي: الوقائع / الأسباب / المنطوق] ===</w:t>
         <w:br/>
         <w:t>Fax: 5055 5.5١.4 ‏فاكس:‎</w:t>
       </w:r>
@@ -8928,7 +8948,7 @@
         <w:bidi/>
       </w:pPr>
       <w:r>
-        <w:t>[نص الضبط / الحكم — المتن الفعلي] ===</w:t>
+        <w:t>[المتن الفعلي: الوقائع / الأسباب / المنطوق] ===</w:t>
         <w:br/>
         <w:t>ىلاملا ريدملا ©« بساحملا‏</w:t>
       </w:r>
@@ -8963,7 +8983,7 @@
         <w:bidi/>
       </w:pPr>
       <w:r>
-        <w:t>[نص الضبط / الحكم — المتن الفعلي] ===</w:t>
+        <w:t>[المتن الفعلي: الوقائع / الأسباب / المنطوق] ===</w:t>
         <w:br/>
         <w:t>32</w:t>
         <w:br/>
@@ -9020,7 +9040,7 @@
         <w:bidi/>
       </w:pPr>
       <w:r>
-        <w:t>[ترويسة / كليشة وزارة العدل — معلومات رسمية متكررة] ===</w:t>
+        <w:t>[ترويسة / كليشة رسمية — معلومات متكررة] ===</w:t>
         <w:br/>
         <w:t>1 |اتصلت هاتفيا بتاريخ 1433/4/4ه بانها قد تزوجت وأصبحت غير محتاجة</w:t>
       </w:r>
@@ -9032,7 +9052,7 @@
         <w:bidi/>
       </w:pPr>
       <w:r>
-        <w:t>[نص الضبط / الحكم — المتن الفعلي] ===</w:t>
+        <w:t>[المتن الفعلي: الوقائع / الأسباب / المنطوق] ===</w:t>
         <w:br/>
         <w:t>2</w:t>
       </w:r>
@@ -9244,7 +9264,7 @@
         <w:bidi/>
       </w:pPr>
       <w:r>
-        <w:t>[ترويسة / كليشة وزارة العدل — معلومات رسمية متكررة] ===</w:t>
+        <w:t>[ترويسة / كليشة رسمية — معلومات متكررة] ===</w:t>
         <w:br/>
         <w:t>أاتصلت هاتفيا بتاريخ 1433/4/4ه بانها قد تزوجت وأصبحت غير محتاجة</w:t>
       </w:r>
@@ -9256,7 +9276,7 @@
         <w:bidi/>
       </w:pPr>
       <w:r>
-        <w:t>[نص الضبط / الحكم — المتن الفعلي] ===</w:t>
+        <w:t>[المتن الفعلي: الوقائع / الأسباب / المنطوق] ===</w:t>
         <w:br/>
         <w:t>أتم صرف مساعدة شهرية 1000 ‎Shy‏ لفية 1434/12/30ه</w:t>
       </w:r>
@@ -9278,7 +9298,7 @@
         <w:bidi/>
       </w:pPr>
       <w:r>
-        <w:t>[نص الضبط / الحكم — المتن الفعلي] ===</w:t>
+        <w:t>[المتن الفعلي: الوقائع / الأسباب / المنطوق] ===</w:t>
         <w:br/>
         <w:t>| i</w:t>
         <w:br/>
@@ -9294,7 +9314,7 @@
         <w:bidi/>
       </w:pPr>
       <w:r>
-        <w:t>[ترويسة / كليشة وزارة العدل — معلومات رسمية متكررة] ===</w:t>
+        <w:t>[ترويسة / كليشة رسمية — معلومات متكررة] ===</w:t>
         <w:br/>
         <w:t>| Tel: Se3e"3S Fax: ‏"ل‎ Vetere te ‏فاكس:‎ NeVOTlN ‏هاتف‎</w:t>
       </w:r>
@@ -9306,7 +9326,7 @@
         <w:bidi/>
       </w:pPr>
       <w:r>
-        <w:t>[نص الضبط / الحكم — المتن الفعلي] ===</w:t>
+        <w:t>[المتن الفعلي: الوقائع / الأسباب / المنطوق] ===</w:t>
         <w:br/>
         <w:t>كب سلس ‎te‏</w:t>
       </w:r>
@@ -9362,7 +9382,7 @@
         <w:bidi/>
       </w:pPr>
       <w:r>
-        <w:t>[نص الضبط / الحكم — المتن الفعلي] ===</w:t>
+        <w:t>[المتن الفعلي: الوقائع / الأسباب / المنطوق] ===</w:t>
         <w:br/>
         <w:t>‎FOR‏</w:t>
       </w:r>
@@ -9436,7 +9456,7 @@
         <w:bidi/>
       </w:pPr>
       <w:r>
-        <w:t>[نص الضبط / الحكم — المتن الفعلي] ===</w:t>
+        <w:t>[المتن الفعلي: الوقائع / الأسباب / المنطوق] ===</w:t>
         <w:br/>
         <w:t>شركة احمد زيني واولاده . ‎Ahmed Zainy:&amp;Sois Co.‏</w:t>
       </w:r>
@@ -9461,7 +9481,7 @@
         <w:bidi/>
       </w:pPr>
       <w:r>
-        <w:t>[ترويسة / كليشة وزارة العدل — معلومات رسمية متكررة] ===</w:t>
+        <w:t>[ترويسة / كليشة رسمية — معلومات متكررة] ===</w:t>
         <w:br/>
         <w:t>Tel: ‏هاتف: 5١1؟ه5.5] ل‎</w:t>
       </w:r>
@@ -9473,7 +9493,7 @@
         <w:bidi/>
       </w:pPr>
       <w:r>
-        <w:t>[نص الضبط / الحكم — المتن الفعلي] ===</w:t>
+        <w:t>[المتن الفعلي: الوقائع / الأسباب / المنطوق] ===</w:t>
         <w:br/>
         <w:t>Fax: 0654 5.5١.4 sous</w:t>
       </w:r>
@@ -9498,7 +9518,7 @@
         <w:bidi/>
       </w:pPr>
       <w:r>
-        <w:t>[ترويسة / كليشة وزارة العدل — معلومات رسمية متكررة] ===</w:t>
+        <w:t>[ترويسة / كليشة رسمية — معلومات متكررة] ===</w:t>
         <w:br/>
         <w:t>بيان القيد: مصاريف منزل الشيخ/احمد زينى عن شهر شوال ‎NEMS‏ الصفحة: 0</w:t>
       </w:r>
@@ -9510,7 +9530,7 @@
         <w:bidi/>
       </w:pPr>
       <w:r>
-        <w:t>[نص الضبط / الحكم — المتن الفعلي] ===</w:t>
+        <w:t>[المتن الفعلي: الوقائع / الأسباب / المنطوق] ===</w:t>
         <w:br/>
         <w:t>باسحلا مسا [باسحلا مقر</w:t>
         <w:br/>
@@ -9588,7 +9608,7 @@
         <w:bidi/>
       </w:pPr>
       <w:r>
-        <w:t>[نص الضبط / الحكم — المتن الفعلي] ===</w:t>
+        <w:t>[المتن الفعلي: الوقائع / الأسباب / المنطوق] ===</w:t>
         <w:br/>
         <w:t>شركة احمد زيني واولاده</w:t>
         <w:br/>
@@ -9644,7 +9664,7 @@
         <w:bidi/>
       </w:pPr>
       <w:r>
-        <w:t>[نص الضبط / الحكم — المتن الفعلي] ===</w:t>
+        <w:t>[المتن الفعلي: الوقائع / الأسباب / المنطوق] ===</w:t>
         <w:br/>
         <w:t>‏وذلك / مصاريف منزل الشيخ/احمد زينى عن شهر ذوالقعدة ‎١4714‏</w:t>
       </w:r>
@@ -9713,7 +9733,7 @@
         <w:bidi/>
       </w:pPr>
       <w:r>
-        <w:t>[نص الضبط / الحكم — المتن الفعلي] ===</w:t>
+        <w:t>[المتن الفعلي: الوقائع / الأسباب / المنطوق] ===</w:t>
         <w:br/>
         <w:t>we</w:t>
       </w:r>
@@ -9757,7 +9777,7 @@
         <w:bidi/>
       </w:pPr>
       <w:r>
-        <w:t>[ترويسة / كليشة وزارة العدل — معلومات رسمية متكررة] ===</w:t>
+        <w:t>[ترويسة / كليشة رسمية — معلومات متكررة] ===</w:t>
         <w:br/>
         <w:t>‎i Tel \e3etNN Fax: ‏واكاك‎ wea £ ‏فاكس:‎ NN OTVS ‏هاتف:‎</w:t>
       </w:r>
@@ -9769,7 +9789,7 @@
         <w:bidi/>
       </w:pPr>
       <w:r>
-        <w:t>[نص الضبط / الحكم — المتن الفعلي] ===</w:t>
+        <w:t>[المتن الفعلي: الوقائع / الأسباب / المنطوق] ===</w:t>
         <w:br/>
         <w:t>‎|</w:t>
       </w:r>
@@ -9833,7 +9853,7 @@
         <w:bidi/>
       </w:pPr>
       <w:r>
-        <w:t>[نص الضبط / الحكم — المتن الفعلي] ===</w:t>
+        <w:t>[المتن الفعلي: الوقائع / الأسباب / المنطوق] ===</w:t>
         <w:br/>
         <w:t>‎FOR</w:t>
       </w:r>
@@ -9868,7 +9888,7 @@
         <w:bidi/>
       </w:pPr>
       <w:r>
-        <w:t>[نص الضبط / الحكم — المتن الفعلي] ===</w:t>
+        <w:t>[المتن الفعلي: الوقائع / الأسباب / المنطوق] ===</w:t>
         <w:br/>
         <w:t>32</w:t>
       </w:r>
@@ -9906,7 +9926,7 @@
         <w:bidi/>
       </w:pPr>
       <w:r>
-        <w:t>[ترويسة / كليشة وزارة العدل — معلومات رسمية متكررة] ===</w:t>
+        <w:t>[ترويسة / كليشة رسمية — معلومات متكررة] ===</w:t>
         <w:br/>
         <w:t>Tel: 0 ‏ل‎ 5.567١ ‏هاتف:‎</w:t>
       </w:r>
@@ -9918,7 +9938,7 @@
         <w:bidi/>
       </w:pPr>
       <w:r>
-        <w:t>[نص الضبط / الحكم — المتن الفعلي] ===</w:t>
+        <w:t>[المتن الفعلي: الوقائع / الأسباب / المنطوق] ===</w:t>
         <w:br/>
         <w:t>‎Fax: 0# 5.5١.4 ‏فاكس:‎</w:t>
       </w:r>
@@ -10018,7 +10038,7 @@
         <w:bidi/>
       </w:pPr>
       <w:r>
-        <w:t>[نص الضبط / الحكم — المتن الفعلي] ===</w:t>
+        <w:t>[المتن الفعلي: الوقائع / الأسباب / المنطوق] ===</w:t>
         <w:br/>
         <w:t>التاريخ: 1434/11/24</w:t>
         <w:br/>
@@ -10100,7 +10120,7 @@
         <w:bidi/>
       </w:pPr>
       <w:r>
-        <w:t>[نص الضبط / الحكم — المتن الفعلي] ===</w:t>
+        <w:t>[المتن الفعلي: الوقائع / الأسباب / المنطوق] ===</w:t>
         <w:br/>
         <w:t>1434/11/24  :خيراتلا‎</w:t>
         <w:br/>
@@ -10180,7 +10200,7 @@
         <w:bidi/>
       </w:pPr>
       <w:r>
-        <w:t>[نص الضبط / الحكم — المتن الفعلي] ===</w:t>
+        <w:t>[المتن الفعلي: الوقائع / الأسباب / المنطوق] ===</w:t>
         <w:br/>
         <w:t>ا</w:t>
         <w:br/>
@@ -10207,7 +10227,7 @@
         <w:bidi/>
       </w:pPr>
       <w:r>
-        <w:t>[ترويسة / كليشة وزارة العدل — معلومات رسمية متكررة] ===</w:t>
+        <w:t>[ترويسة / كليشة رسمية — معلومات متكررة] ===</w:t>
         <w:br/>
         <w:t>| Tel ‏اكلكمكلك‎ Fax: venice NNN ‏فاكس:‎ wees ‏هاتف:‎ |</w:t>
       </w:r>
@@ -10219,7 +10239,7 @@
         <w:bidi/>
       </w:pPr>
       <w:r>
-        <w:t>[نص الضبط / الحكم — المتن الفعلي] ===</w:t>
+        <w:t>[المتن الفعلي: الوقائع / الأسباب / المنطوق] ===</w:t>
         <w:br/>
         <w:t>|</w:t>
       </w:r>
@@ -10334,7 +10354,7 @@
         <w:bidi/>
       </w:pPr>
       <w:r>
-        <w:t>[نص الضبط / الحكم — المتن الفعلي] ===</w:t>
+        <w:t>[المتن الفعلي: الوقائع / الأسباب / المنطوق] ===</w:t>
         <w:br/>
         <w:t>‏ا</w:t>
       </w:r>
@@ -10490,7 +10510,7 @@
         <w:bidi/>
       </w:pPr>
       <w:r>
-        <w:t>[نص الضبط / الحكم — المتن الفعلي] ===</w:t>
+        <w:t>[المتن الفعلي: الوقائع / الأسباب / المنطوق] ===</w:t>
         <w:br/>
         <w:t>شركة احمد زيني واولاده ‎Ahmed Zainy &amp;Sor.s Co‏</w:t>
         <w:br/>
@@ -10504,7 +10524,7 @@
         <w:bidi/>
       </w:pPr>
       <w:r>
-        <w:t>[ترويسة / كليشة وزارة العدل — معلومات رسمية متكررة] ===</w:t>
+        <w:t>[ترويسة / كليشة رسمية — معلومات متكررة] ===</w:t>
         <w:br/>
         <w:t>هاتف: 5١1؟ه5؟.؟‏</w:t>
       </w:r>
@@ -10516,7 +10536,7 @@
         <w:bidi/>
       </w:pPr>
       <w:r>
-        <w:t>[نص الضبط / الحكم — المتن الفعلي] ===</w:t>
+        <w:t>[المتن الفعلي: الوقائع / الأسباب / المنطوق] ===</w:t>
         <w:br/>
         <w:t>Tel: ‏1كاهكت.5‎</w:t>
         <w:br/>
@@ -10569,7 +10589,7 @@
         <w:bidi/>
       </w:pPr>
       <w:r>
-        <w:t>[ترويسة / كليشة وزارة العدل — معلومات رسمية متكررة] ===</w:t>
+        <w:t>[ترويسة / كليشة رسمية — معلومات متكررة] ===</w:t>
         <w:br/>
         <w:t>الشيخ اسامه زيني ( الشيخ قيمة ادوية ومصاريف ‎Me‏ @ للشيخ/احمد زيني</w:t>
       </w:r>
@@ -10581,7 +10601,7 @@
         <w:bidi/>
       </w:pPr>
       <w:r>
-        <w:t>[نص الضبط / الحكم — المتن الفعلي] ===</w:t>
+        <w:t>[المتن الفعلي: الوقائع / الأسباب / المنطوق] ===</w:t>
         <w:br/>
         <w:t>الشيخ/احمد زينى</w:t>
       </w:r>
@@ -10616,7 +10636,7 @@
         <w:bidi/>
       </w:pPr>
       <w:r>
-        <w:t>[نص الضبط / الحكم — المتن الفعلي] ===</w:t>
+        <w:t>[المتن الفعلي: الوقائع / الأسباب / المنطوق] ===</w:t>
         <w:br/>
         <w:t>30 Sep, 2013.</w:t>
         <w:br/>
@@ -10749,7 +10769,7 @@
         <w:bidi/>
       </w:pPr>
       <w:r>
-        <w:t>[نص الضبط / الحكم — المتن الفعلي] ===</w:t>
+        <w:t>[المتن الفعلي: الوقائع / الأسباب / المنطوق] ===</w:t>
         <w:br/>
         <w:t>Ahmed Zainy &amp;Sons Co ‏شركة احمد زيني واولاده‎ |</w:t>
       </w:r>
@@ -10776,7 +10796,7 @@
         <w:bidi/>
       </w:pPr>
       <w:r>
-        <w:t>[ترويسة / كليشة وزارة العدل — معلومات رسمية متكررة] ===</w:t>
+        <w:t>[ترويسة / كليشة رسمية — معلومات متكررة] ===</w:t>
         <w:br/>
         <w:t>هاتف ‎NNT‏ فاكس: ‎5١.4‏ * ولتا5 ‎Fax:‏ كدج مكنك ‎Tel‏ |</w:t>
       </w:r>
@@ -10788,7 +10808,7 @@
         <w:bidi/>
       </w:pPr>
       <w:r>
-        <w:t>[نص الضبط / الحكم — المتن الفعلي] ===</w:t>
+        <w:t>[المتن الفعلي: الوقائع / الأسباب / المنطوق] ===</w:t>
         <w:br/>
         <w:t>‎١‏</w:t>
         <w:br/>
@@ -10889,7 +10909,7 @@
         <w:bidi/>
       </w:pPr>
       <w:r>
-        <w:t>[نص الضبط / الحكم — المتن الفعلي] ===</w:t>
+        <w:t>[المتن الفعلي: الوقائع / الأسباب / المنطوق] ===</w:t>
         <w:br/>
         <w:t>قفرملا ديمعتلاك ىنيز دمحا/خيشلا مساب رفس ركازت</w:t>
         <w:br/>
@@ -10965,7 +10985,7 @@
         <w:bidi/>
       </w:pPr>
       <w:r>
-        <w:t>[نص الضبط / الحكم — المتن الفعلي] ===</w:t>
+        <w:t>[المتن الفعلي: الوقائع / الأسباب / المنطوق] ===</w:t>
         <w:br/>
         <w:t>شركة احمد زيني واولاده ‎Ahmed Zainy 55005 Co‏</w:t>
         <w:br/>
@@ -10979,7 +10999,7 @@
         <w:bidi/>
       </w:pPr>
       <w:r>
-        <w:t>[ترويسة / كليشة وزارة العدل — معلومات رسمية متكررة] ===</w:t>
+        <w:t>[ترويسة / كليشة رسمية — معلومات متكررة] ===</w:t>
         <w:br/>
         <w:t>هاتف: 1.5891 ل ‎Tel:‏</w:t>
       </w:r>
@@ -10991,7 +11011,7 @@
         <w:bidi/>
       </w:pPr>
       <w:r>
-        <w:t>[نص الضبط / الحكم — المتن الفعلي] ===</w:t>
+        <w:t>[المتن الفعلي: الوقائع / الأسباب / المنطوق] ===</w:t>
         <w:br/>
         <w:t>Fax: Velie 5.5١.4 ‏فاكس:‎</w:t>
       </w:r>
@@ -11028,7 +11048,7 @@
         <w:bidi/>
       </w:pPr>
       <w:r>
-        <w:t>[نص الضبط / الحكم — المتن الفعلي] ===</w:t>
+        <w:t>[المتن الفعلي: الوقائع / الأسباب / المنطوق] ===</w:t>
         <w:br/>
         <w:t>ةماسا دمحا/ديسلا مساب رفس ركازت | وكزوا ةكرش - كيرشلا يراجأ ‏eet‎ ع</w:t>
       </w:r>
@@ -11080,7 +11100,7 @@
         <w:bidi/>
       </w:pPr>
       <w:r>
-        <w:t>[نص الضبط / الحكم — المتن الفعلي] ===</w:t>
+        <w:t>[المتن الفعلي: الوقائع / الأسباب / المنطوق] ===</w:t>
         <w:br/>
         <w:t>===== ملف داخلي: 1434/1434 Fil no 22-inv no 2191.pdf</w:t>
       </w:r>
@@ -11102,7 +11122,7 @@
         <w:bidi/>
       </w:pPr>
       <w:r>
-        <w:t>[نص الضبط / الحكم — المتن الفعلي] ===</w:t>
+        <w:t>[المتن الفعلي: الوقائع / الأسباب / المنطوق] ===</w:t>
         <w:br/>
         <w:t>Yousef Souri ‘</w:t>
       </w:r>
@@ -11185,7 +11205,7 @@
         <w:bidi/>
       </w:pPr>
       <w:r>
-        <w:t>[ترويسة / كليشة وزارة العدل — معلومات رسمية متكررة] ===</w:t>
+        <w:t>[ترويسة / كليشة رسمية — معلومات متكررة] ===</w:t>
         <w:br/>
         <w:t>On 22 Oct 2013, at 12:27, "Yousef Souri" &lt;Yousef.Souri@ozco.com&gt; wrote:</w:t>
       </w:r>
@@ -11197,7 +11217,7 @@
         <w:bidi/>
       </w:pPr>
       <w:r>
-        <w:t>[نص الضبط / الحكم — المتن الفعلي] ===</w:t>
+        <w:t>[المتن الفعلي: الوقائع / الأسباب / المنطوق] ===</w:t>
         <w:br/>
         <w:t>«</w:t>
       </w:r>
@@ -11359,7 +11379,7 @@
         <w:bidi/>
       </w:pPr>
       <w:r>
-        <w:t>[نص الضبط / الحكم — المتن الفعلي] ===</w:t>
+        <w:t>[المتن الفعلي: الوقائع / الأسباب / المنطوق] ===</w:t>
         <w:br/>
         <w:t>سسجت سس سس تس — ع</w:t>
         <w:br/>
@@ -11388,7 +11408,7 @@
         <w:bidi/>
       </w:pPr>
       <w:r>
-        <w:t>[ترويسة / كليشة وزارة العدل — معلومات رسمية متكررة] ===</w:t>
+        <w:t>[ترويسة / كليشة رسمية — معلومات متكررة] ===</w:t>
         <w:br/>
         <w:t>هاتف: ١51هم5.‏ 5" فاكس: 51.4".&gt; 5# ‎Fax:‏ اكأكمكدك5 ‎Tels‏</w:t>
       </w:r>
@@ -11400,7 +11420,7 @@
         <w:bidi/>
       </w:pPr>
       <w:r>
-        <w:t>[نص الضبط / الحكم — المتن الفعلي] ===</w:t>
+        <w:t>[المتن الفعلي: الوقائع / الأسباب / المنطوق] ===</w:t>
         <w:br/>
         <w:t>أمسر صرف نقدي :</w:t>
       </w:r>
@@ -11443,7 +11463,7 @@
         <w:bidi/>
       </w:pPr>
       <w:r>
-        <w:t>[نص الضبط / الحكم — المتن الفعلي] ===</w:t>
+        <w:t>[المتن الفعلي: الوقائع / الأسباب / المنطوق] ===</w:t>
         <w:br/>
         <w:t>وذلك | راتب © شهور للدكتور/زميض شاكر حسب تعليمات الشيخ/اسامة زينى والخطاب المرفق</w:t>
         <w:br/>
@@ -11493,7 +11513,7 @@
         <w:bidi/>
       </w:pPr>
       <w:r>
-        <w:t>[نص الضبط / الحكم — المتن الفعلي] ===</w:t>
+        <w:t>[المتن الفعلي: الوقائع / الأسباب / المنطوق] ===</w:t>
         <w:br/>
         <w:t>شركة احمد زيني واولاده ‎Ahmed Zairny &amp;Sons Co‏</w:t>
         <w:br/>
@@ -11507,7 +11527,7 @@
         <w:bidi/>
       </w:pPr>
       <w:r>
-        <w:t>[ترويسة / كليشة وزارة العدل — معلومات رسمية متكررة] ===</w:t>
+        <w:t>[ترويسة / كليشة رسمية — معلومات متكررة] ===</w:t>
         <w:br/>
         <w:t>هاتف: 5١1؟5.587‏ كلك مك5 ‎Tel:‏</w:t>
       </w:r>
@@ -11519,7 +11539,7 @@
         <w:bidi/>
       </w:pPr>
       <w:r>
-        <w:t>[نص الضبط / الحكم — المتن الفعلي] ===</w:t>
+        <w:t>[المتن الفعلي: الوقائع / الأسباب / المنطوق] ===</w:t>
         <w:br/>
         <w:t>Fax: 0# 5.5١.4 ‏فاكس:‎</w:t>
       </w:r>
@@ -11619,7 +11639,7 @@
         <w:bidi/>
       </w:pPr>
       <w:r>
-        <w:t>[نص الضبط / الحكم — المتن الفعلي] ===</w:t>
+        <w:t>[المتن الفعلي: الوقائع / الأسباب / المنطوق] ===</w:t>
         <w:br/>
         <w:t>© يق م -ل 0) نت اذ نيت من</w:t>
       </w:r>
@@ -11703,7 +11723,7 @@
         <w:bidi/>
       </w:pPr>
       <w:r>
-        <w:t>[ترويسة / كليشة وزارة العدل — معلومات رسمية متكررة] ===</w:t>
+        <w:t>[ترويسة / كليشة رسمية — معلومات متكررة] ===</w:t>
         <w:br/>
         <w:t>عائلة / عثمان زيني ( الهام زيني) + اتصلت هاتفيا بتاريخ 1433/4/4ه بانها قد تزوجت وأصبحت غير محتاجة</w:t>
       </w:r>
@@ -11715,7 +11735,7 @@
         <w:bidi/>
       </w:pPr>
       <w:r>
-        <w:t>[نص الضبط / الحكم — المتن الفعلي] ===</w:t>
+        <w:t>[المتن الفعلي: الوقائع / الأسباب / المنطوق] ===</w:t>
         <w:br/>
         <w:t>السيد / اشرف زيني</w:t>
       </w:r>
@@ -11793,7 +11813,7 @@
         <w:bidi/>
       </w:pPr>
       <w:r>
-        <w:t>[نص الضبط / الحكم — المتن الفعلي] ===</w:t>
+        <w:t>[المتن الفعلي: الوقائع / الأسباب / المنطوق] ===</w:t>
         <w:br/>
         <w:t>9 أاتصلت ‎Ua‏ بتاريخ 1433/4/4ه بانها قد تزوجت وأصبحت غير محتاجة</w:t>
         <w:br/>
@@ -11860,7 +11880,7 @@
         <w:bidi/>
       </w:pPr>
       <w:r>
-        <w:t>[نص الضبط / الحكم — المتن الفعلي] ===</w:t>
+        <w:t>[المتن الفعلي: الوقائع / الأسباب / المنطوق] ===</w:t>
         <w:br/>
         <w:t>090010111. ””&gt;»&gt;3&gt;</w:t>
       </w:r>
@@ -11978,7 +11998,7 @@
         <w:bidi/>
       </w:pPr>
       <w:r>
-        <w:t>[نص الضبط / الحكم — المتن الفعلي] ===</w:t>
+        <w:t>[المتن الفعلي: الوقائع / الأسباب / المنطوق] ===</w:t>
         <w:br/>
         <w:t>' 1</w:t>
         <w:br/>
@@ -12033,7 +12053,7 @@
         <w:bidi/>
       </w:pPr>
       <w:r>
-        <w:t>[نص الضبط / الحكم — المتن الفعلي] ===</w:t>
+        <w:t>[المتن الفعلي: الوقائع / الأسباب / المنطوق] ===</w:t>
         <w:br/>
         <w:t>شركة احمد زيني واولاده ‎Ahmed Zainy &amp;Sons Co‏</w:t>
         <w:br/>
@@ -12165,7 +12185,7 @@
         <w:bidi/>
       </w:pPr>
       <w:r>
-        <w:t>[نص الضبط / الحكم — المتن الفعلي] ===</w:t>
+        <w:t>[المتن الفعلي: الوقائع / الأسباب / المنطوق] ===</w:t>
         <w:br/>
         <w:t>Umi Ab Qure</w:t>
       </w:r>
@@ -12232,15 +12252,24 @@
     </w:p>
     <w:p>
       <w:pPr>
-        <w:jc w:val="right"/>
-        <w:bidi/>
-      </w:pPr>
-      <w:r>
-        <w:rPr>
-          <w:b w:val="0"/>
-          <w:i w:val="0"/>
-        </w:rPr>
+        <w:pStyle w:val="Heading2"/>
+        <w:jc w:val="right"/>
+        <w:bidi/>
+      </w:pPr>
+      <w:r>
+        <w:t>[الطلبات / المرفقات] ===</w:t>
+        <w:br/>
         <w:t>- يقر الطرف الثاني أنه قد قرأ جميع نصوص وبنود هذا العقد وملاحقه وجميع مرفقاته بندأ ‎aig‏</w:t>
+      </w:r>
+    </w:p>
+    <w:p>
+      <w:pPr>
+        <w:pStyle w:val="Heading2"/>
+        <w:jc w:val="right"/>
+        <w:bidi/>
+      </w:pPr>
+      <w:r>
+        <w:t>[المتن الفعلي: الوقائع / الأسباب / المنطوق] ===</w:t>
         <w:br/>
         <w:t>‏وتفهم محتواها ومضموتها وقبل التقيد بما جاء بها كما يقر بأن أي تعديل أو تغيير في هذا</w:t>
       </w:r>
@@ -12367,7 +12396,7 @@
         <w:bidi/>
       </w:pPr>
       <w:r>
-        <w:t>[نص الضبط / الحكم — المتن الفعلي] ===</w:t>
+        <w:t>[المتن الفعلي: الوقائع / الأسباب / المنطوق] ===</w:t>
         <w:br/>
         <w:t>‎Wists Quire.‏ عن تنفيذ جميع الإلتزامات الواردة في هذا العقد ولا يجوز بأي حال من الأحوال تجزئة</w:t>
       </w:r>
@@ -12508,7 +12537,7 @@
         <w:bidi/>
       </w:pPr>
       <w:r>
-        <w:t>[نص الضبط / الحكم — المتن الفعلي] ===</w:t>
+        <w:t>[المتن الفعلي: الوقائع / الأسباب / المنطوق] ===</w:t>
         <w:br/>
         <w:t>تازيهجتلا وأ ءاشنإلا لامعأ يف هفالخ وأ ةفاضإ وأ ليدعت ‏ch‎ مايقلا يف ‏Gall‎ لوألا فرطلل ‏-١‎</w:t>
         <w:br/>
@@ -12626,7 +12655,7 @@
         <w:bidi/>
       </w:pPr>
       <w:r>
-        <w:t>[نص الضبط / الحكم — المتن الفعلي] ===</w:t>
+        <w:t>[المتن الفعلي: الوقائع / الأسباب / المنطوق] ===</w:t>
         <w:br/>
         <w:t>كمايُحتفظالطرف الأول بحق إلغاء و فسخ العقد قبل إنقضاء مدته؛ ومطالبة الطرف الثاني بإخلاء</w:t>
         <w:br/>
@@ -12692,7 +12721,7 @@
         <w:br/>
         <w:t>‎GLI!‏ خلال خمسة عشر يوما من تاريخ إنذاره بالمخالفة فانه يحق للطرف الأول فسخ العقد</w:t>
         <w:br/>
-        <w:t>عوضوم نيعلا ريجأت يف قحلا لوألا فرطلل حبصيو رخآ راذنإ هيجوت ىلإ ةجاحلا نودب اروف</w:t>
+        <w:t>فورا بدون الحاجة إلى توجيه إنذار آخر ويصبح للطرف الأول الحق في تأجير العين موضوع</w:t>
         <w:br/>
         <w:t>العقد للمدة الباقية من العقد ‎GY‏ شخص آخر وبالأجرة التي يراها ولا يحق للطرف الثاني ‎Cc‏</w:t>
         <w:br/>
@@ -12848,7 +12877,7 @@
         <w:bidi/>
       </w:pPr>
       <w:r>
-        <w:t>[نص الضبط / الحكم — المتن الفعلي] ===</w:t>
+        <w:t>[المتن الفعلي: الوقائع / الأسباب / المنطوق] ===</w:t>
         <w:br/>
         <w:t>Um Alb 0</w:t>
       </w:r>
@@ -13086,7 +13115,7 @@
         <w:bidi/>
       </w:pPr>
       <w:r>
-        <w:t>[نص الضبط / الحكم — المتن الفعلي] ===</w:t>
+        <w:t>[المتن الفعلي: الوقائع / الأسباب / المنطوق] ===</w:t>
         <w:br/>
         <w:t>. Um Al Qure</w:t>
         <w:br/>
@@ -13373,7 +13402,7 @@
         <w:bidi/>
       </w:pPr>
       <w:r>
-        <w:t>[نص الضبط / الحكم — المتن الفعلي] ===</w:t>
+        <w:t>[المتن الفعلي: الوقائع / الأسباب / المنطوق] ===</w:t>
         <w:br/>
         <w:t>Um Al Qure</w:t>
       </w:r>
@@ -13675,7 +13704,7 @@
         <w:bidi/>
       </w:pPr>
       <w:r>
-        <w:t>[نص الضبط / الحكم — المتن الفعلي] ===</w:t>
+        <w:t>[المتن الفعلي: الوقائع / الأسباب / المنطوق] ===</w:t>
         <w:br/>
         <w:t>Um Al Qura</w:t>
       </w:r>
@@ -13799,7 +13828,7 @@
         <w:bidi/>
       </w:pPr>
       <w:r>
-        <w:t>[نص الضبط / الحكم — المتن الفعلي] ===</w:t>
+        <w:t>[المتن الفعلي: الوقائع / الأسباب / المنطوق] ===</w:t>
         <w:br/>
         <w:t>نوسمخو ةئام ‏)١5١.٠0٠٠(‎ يه ةرجؤملا نيعلل ةيونسلا ةيراجيإلا ةميقلا نأ نيفرطلا نيب قافتإلا مت‏</w:t>
         <w:br/>
@@ -13883,7 +13912,7 @@
         <w:bidi/>
       </w:pPr>
       <w:r>
-        <w:t>[نص الضبط / الحكم — المتن الفعلي] ===</w:t>
+        <w:t>[المتن الفعلي: الوقائع / الأسباب / المنطوق] ===</w:t>
         <w:br/>
         <w:t>ههه عقد إيجار شاليه</w:t>
         <w:br/>
@@ -13927,7 +13956,7 @@
         <w:bidi/>
       </w:pPr>
       <w:r>
-        <w:t>[ترويسة / كليشة وزارة العدل — معلومات رسمية متكررة] ===</w:t>
+        <w:t>[ترويسة / كليشة رسمية — معلومات متكررة] ===</w:t>
         <w:br/>
         <w:t>الميناء برج أبار وزيني ص.ب. ‎57٠١‏ جدة ‎7١457‏ هاتف ‎TEV foe‏ فاكس 5855</w:t>
       </w:r>
@@ -13939,7 +13968,7 @@
         <w:bidi/>
       </w:pPr>
       <w:r>
-        <w:t>[نص الضبط / الحكم — المتن الفعلي] ===</w:t>
+        <w:t>[المتن الفعلي: الوقائع / الأسباب / المنطوق] ===</w:t>
         <w:br/>
         <w:t>‎. ‏ويشار إليه فيما بعد بالطرف الأول‎ TEV</w:t>
         <w:br/>
@@ -14043,7 +14072,7 @@
         </w:rPr>
         <w:t>‏بموجب هذا العقد أجر الطرف الأول للطرف الثاني فيلا رقم (6) للعائلات فقط من العين</w:t>
         <w:br/>
-        <w:t>ضرغل سيلو هيفرتلل ) اهلامعتسا ضرغب يناثلا فرطلا رقيو « ملاس لآ عمجم يف ةنئاكلا ةرجؤملا</w:t>
+        <w:t>المؤجرة الكائنة في مجمع آل سالم » ويقر الطرف الثاني بغرض استعمالها ( للترفيه وليس لغرض</w:t>
         <w:br/>
         <w:t>سكني) ويلتزم الطرف الثاني بأن لا يستعمل العين المؤجرة إلا في الغرض المذكور وفي نطاق</w:t>
         <w:br/>
@@ -14095,7 +14124,7 @@
         <w:bidi/>
       </w:pPr>
       <w:r>
-        <w:t>[نص الضبط / الحكم — المتن الفعلي] ===</w:t>
+        <w:t>[المتن الفعلي: الوقائع / الأسباب / المنطوق] ===</w:t>
         <w:br/>
         <w:t>Atimed Zainy &amp;Sons Co ‏شركة احمد زيني واولاده ش‎</w:t>
         <w:br/>
@@ -14109,7 +14138,7 @@
         <w:bidi/>
       </w:pPr>
       <w:r>
-        <w:t>[ترويسة / كليشة وزارة العدل — معلومات رسمية متكررة] ===</w:t>
+        <w:t>[ترويسة / كليشة رسمية — معلومات متكررة] ===</w:t>
         <w:br/>
         <w:t>Tels ‏ك5‎ Fax: 0# Veh ies ‏فاكس:‎ Welovy ‏هاتف:‎</w:t>
       </w:r>
@@ -14121,7 +14150,7 @@
         <w:bidi/>
       </w:pPr>
       <w:r>
-        <w:t>[نص الضبط / الحكم — المتن الفعلي] ===</w:t>
+        <w:t>[المتن الفعلي: الوقائع / الأسباب / المنطوق] ===</w:t>
         <w:br/>
         <w:t>]ل شل :خيراتلا ‏VA‎ لا ير</w:t>
         <w:br/>
@@ -14147,7 +14176,7 @@
         <w:bidi/>
       </w:pPr>
       <w:r>
-        <w:t>[نص الضبط / الحكم — المتن الفعلي] ===</w:t>
+        <w:t>[المتن الفعلي: الوقائع / الأسباب / المنطوق] ===</w:t>
         <w:br/>
         <w:t>‏FOR‎ كيشب ‏٠١١7/17/١‎ 4ىلا ‏alles Saf ٠١١١/١١/١١‎ لا)هيبونجلا رحبا ةيلاش راجيا / كلذو</w:t>
       </w:r>
@@ -14182,7 +14211,7 @@
         <w:bidi/>
       </w:pPr>
       <w:r>
-        <w:t>[نص الضبط / الحكم — المتن الفعلي] ===</w:t>
+        <w:t>[المتن الفعلي: الوقائع / الأسباب / المنطوق] ===</w:t>
         <w:br/>
         <w:t>رقوملا ليمج /خألا</w:t>
       </w:r>
@@ -14288,7 +14317,7 @@
         <w:bidi/>
       </w:pPr>
       <w:r>
-        <w:t>[نص الضبط / الحكم — المتن الفعلي] ===</w:t>
+        <w:t>[المتن الفعلي: الوقائع / الأسباب / المنطوق] ===</w:t>
         <w:br/>
       </w:r>
     </w:p>
@@ -14493,7 +14522,7 @@
         <w:bidi/>
       </w:pPr>
       <w:r>
-        <w:t>[ترويسة / كليشة وزارة العدل — معلومات رسمية متكررة] ===</w:t>
+        <w:t>[ترويسة / كليشة رسمية — معلومات متكررة] ===</w:t>
         <w:br/>
         <w:t>‎Ben‏ رقم الهاتف ل ‎Tel.‏</w:t>
       </w:r>
@@ -14517,7 +14546,7 @@
         <w:bidi/>
       </w:pPr>
       <w:r>
-        <w:t>[نص الضبط / الحكم — المتن الفعلي] ===</w:t>
+        <w:t>[المتن الفعلي: الوقائع / الأسباب / المنطوق] ===</w:t>
         <w:br/>
         <w:t>عنوان البنك: ‎Bank's Address:‏ . 1</w:t>
         <w:br/>
@@ -14543,7 +14572,7 @@
         <w:bidi/>
       </w:pPr>
       <w:r>
-        <w:t>[نص الضبط / الحكم — المتن الفعلي] ===</w:t>
+        <w:t>[المتن الفعلي: الوقائع / الأسباب / المنطوق] ===</w:t>
         <w:br/>
         <w:t>‏Country:‎ دلبلا ‏State‎ بل ةيالولا | ‏City‎ ةنيدملا ‏Country‎ &gt; +“ كلبلا</w:t>
       </w:r>
@@ -14586,7 +14615,7 @@
         </w:rPr>
         <w:t>1 ‏p45‎ 7-7 كك ل قالا ق2-</w:t>
         <w:br/>
-        <w:t>‏Please‎ تلد ‏subject and risk and account my/our for transaction above‎ بجومبيو انتيلوئسم / يتيلوكسمو انباسح / يباسح ىلع هالعأ ةروكذملا ةلماعملا ءارجإ ءاجرلا</w:t>
+        <w:t>الرجاء إجراء المعاملة المذكورة أعلاه على حسابي / حسابنا ومسكوليتي / مسئوليتنا ويبموجب ‎above transaction for my/our account and risk and subject‏ دلت ‎Please‏</w:t>
       </w:r>
     </w:p>
     <w:p>
@@ -14650,7 +14679,7 @@
         <w:bidi/>
       </w:pPr>
       <w:r>
-        <w:t>[ترويسة / كليشة وزارة العدل — معلومات رسمية متكررة] ===</w:t>
+        <w:t>[ترويسة / كليشة رسمية — معلومات متكررة] ===</w:t>
         <w:br/>
         <w:t>Telephone No: ‏رقم الهاتف:‎</w:t>
       </w:r>
@@ -14662,7 +14691,7 @@
         <w:bidi/>
       </w:pPr>
       <w:r>
-        <w:t>[نص الضبط / الحكم — المتن الفعلي] ===</w:t>
+        <w:t>[المتن الفعلي: الوقائع / الأسباب / المنطوق] ===</w:t>
         <w:br/>
         <w:t>To be filled if Remitter is other than the Account holder</w:t>
       </w:r>
@@ -14686,7 +14715,7 @@
         <w:bidi/>
       </w:pPr>
       <w:r>
-        <w:t>[نص الضبط / الحكم — المتن الفعلي] ===</w:t>
+        <w:t>[المتن الفعلي: الوقائع / الأسباب / المنطوق] ===</w:t>
         <w:br/>
         <w:t>Date and Piace of Issuance ‏تاريخ ومكان الإصدار جدم‎</w:t>
       </w:r>
@@ -14710,7 +14739,7 @@
         <w:bidi/>
       </w:pPr>
       <w:r>
-        <w:t>[ترويسة / كليشة وزارة العدل — معلومات رسمية متكررة] ===</w:t>
+        <w:t>[ترويسة / كليشة رسمية — معلومات متكررة] ===</w:t>
         <w:br/>
         <w:t>Sponsor's Address and Telephone No.: ‏عبوان وهاتف الكفيل:‎</w:t>
       </w:r>
@@ -14722,7 +14751,7 @@
         <w:bidi/>
       </w:pPr>
       <w:r>
-        <w:t>[نص الضبط / الحكم — المتن الفعلي] ===</w:t>
+        <w:t>[المتن الفعلي: الوقائع / الأسباب / المنطوق] ===</w:t>
         <w:br/>
         <w:t>This information is for statistical purpose only ‏سعودي) 6 ال هذه المعلومات لأغرا اض إحصائيه فقط‎ J) ee (GAR)</w:t>
         <w:br/>
@@ -14868,7 +14897,7 @@
         <w:bidi/>
       </w:pPr>
       <w:r>
-        <w:t>[نص الضبط / الحكم — المتن الفعلي] ===</w:t>
+        <w:t>[المتن الفعلي: الوقائع / الأسباب / المنطوق] ===</w:t>
         <w:br/>
         <w:t>شركة احمد زيني واولاده ‎Ahmed Zainy &amp;Sons Co‏</w:t>
         <w:br/>
@@ -14882,7 +14911,7 @@
         <w:bidi/>
       </w:pPr>
       <w:r>
-        <w:t>[ترويسة / كليشة وزارة العدل — معلومات رسمية متكررة] ===</w:t>
+        <w:t>[ترويسة / كليشة رسمية — معلومات متكررة] ===</w:t>
         <w:br/>
         <w:t>هاتف: ‎"١.5699‏ لد د ‎Tel:‏</w:t>
       </w:r>
@@ -14894,7 +14923,7 @@
         <w:bidi/>
       </w:pPr>
       <w:r>
-        <w:t>[نص الضبط / الحكم — المتن الفعلي] ===</w:t>
+        <w:t>[المتن الفعلي: الوقائع / الأسباب / المنطوق] ===</w:t>
         <w:br/>
         <w:t>Fax: 4 5.0515.4 ‏فاكس:‎</w:t>
       </w:r>
@@ -14970,7 +14999,7 @@
         <w:bidi/>
       </w:pPr>
       <w:r>
-        <w:t>[نص الضبط / الحكم — المتن الفعلي] ===</w:t>
+        <w:t>[المتن الفعلي: الوقائع / الأسباب / المنطوق] ===</w:t>
         <w:br/>
         <w:t>شركة احمد زيني واولاده</w:t>
         <w:br/>
@@ -14984,7 +15013,7 @@
         <w:bidi/>
       </w:pPr>
       <w:r>
-        <w:t>[ترويسة / كليشة وزارة العدل — معلومات رسمية متكررة] ===</w:t>
+        <w:t>[ترويسة / كليشة رسمية — معلومات متكررة] ===</w:t>
         <w:br/>
         <w:t>هاتف: 558995" فاكس: ‎Seve‏</w:t>
       </w:r>
@@ -14996,7 +15025,7 @@
         <w:bidi/>
       </w:pPr>
       <w:r>
-        <w:t>[نص الضبط / الحكم — المتن الفعلي] ===</w:t>
+        <w:t>[المتن الفعلي: الوقائع / الأسباب / المنطوق] ===</w:t>
         <w:br/>
         <w:t>أمر ص اف تقدي</w:t>
         <w:br/>
@@ -15035,7 +15064,7 @@
         <w:bidi/>
       </w:pPr>
       <w:r>
-        <w:t>[نص الضبط / الحكم — المتن الفعلي] ===</w:t>
+        <w:t>[المتن الفعلي: الوقائع / الأسباب / المنطوق] ===</w:t>
         <w:br/>
         <w:t>وذلك / مصاريف منزل الشيخ/احمد زينى عن شهر محرم؛ ‎١47”‏</w:t>
       </w:r>
@@ -15130,7 +15159,7 @@
         <w:bidi/>
       </w:pPr>
       <w:r>
-        <w:t>[نص الضبط / الحكم — المتن الفعلي] ===</w:t>
+        <w:t>[المتن الفعلي: الوقائع / الأسباب / المنطوق] ===</w:t>
         <w:br/>
         <w:t>شركة احمد زيني واولاده ‎Ahmed Zainy &amp;Sons Co‏</w:t>
         <w:br/>
@@ -15144,7 +15173,7 @@
         <w:bidi/>
       </w:pPr>
       <w:r>
-        <w:t>[ترويسة / كليشة وزارة العدل — معلومات رسمية متكررة] ===</w:t>
+        <w:t>[ترويسة / كليشة رسمية — معلومات متكررة] ===</w:t>
         <w:br/>
         <w:t>هاتف: 5.5691 1</w:t>
       </w:r>
@@ -15156,7 +15185,7 @@
         <w:bidi/>
       </w:pPr>
       <w:r>
-        <w:t>[نص الضبط / الحكم — المتن الفعلي] ===</w:t>
+        <w:t>[المتن الفعلي: الوقائع / الأسباب / المنطوق] ===</w:t>
         <w:br/>
         <w:t>Tel: Vevey</w:t>
         <w:br/>
@@ -15232,7 +15261,7 @@
         <w:bidi/>
       </w:pPr>
       <w:r>
-        <w:t>[نص الضبط / الحكم — المتن الفعلي] ===</w:t>
+        <w:t>[المتن الفعلي: الوقائع / الأسباب / المنطوق] ===</w:t>
         <w:br/>
         <w:t>= ذم ين الح أن اين ابد من ياه</w:t>
       </w:r>
@@ -15384,7 +15413,7 @@
         <w:bidi/>
       </w:pPr>
       <w:r>
-        <w:t>[نص الضبط / الحكم — المتن الفعلي] ===</w:t>
+        <w:t>[المتن الفعلي: الوقائع / الأسباب / المنطوق] ===</w:t>
         <w:br/>
         <w:t>ا</w:t>
       </w:r>
@@ -15413,7 +15442,7 @@
         <w:bidi/>
       </w:pPr>
       <w:r>
-        <w:t>[ترويسة / كليشة وزارة العدل — معلومات رسمية متكررة] ===</w:t>
+        <w:t>[ترويسة / كليشة رسمية — معلومات متكررة] ===</w:t>
         <w:br/>
         <w:t>Tel: 5اكهتا١6‎ Fax: 5# Tevet ‏هاتف: ١5135ه5؟".ش 50 فاكس:‎</w:t>
       </w:r>
@@ -15425,7 +15454,7 @@
         <w:bidi/>
       </w:pPr>
       <w:r>
-        <w:t>[نص الضبط / الحكم — المتن الفعلي] ===</w:t>
+        <w:t>[المتن الفعلي: الوقائع / الأسباب / المنطوق] ===</w:t>
         <w:br/>
         <w:t>ريال 100 التاريخ:  ‎VER EPP‏</w:t>
         <w:br/>
@@ -15453,7 +15482,7 @@
         <w:bidi/>
       </w:pPr>
       <w:r>
-        <w:t>[نص الضبط / الحكم — المتن الفعلي] ===</w:t>
+        <w:t>[المتن الفعلي: الوقائع / الأسباب / المنطوق] ===</w:t>
         <w:br/>
         <w:t>‏وذلك / مصاريف بيت الشيخ]احمد زينى عن شهر صفر 4*4 ‎FOR ١‏</w:t>
         <w:br/>
@@ -15494,7 +15523,7 @@
         <w:bidi/>
       </w:pPr>
       <w:r>
-        <w:t>[نص الضبط / الحكم — المتن الفعلي] ===</w:t>
+        <w:t>[المتن الفعلي: الوقائع / الأسباب / المنطوق] ===</w:t>
         <w:br/>
         <w:t>Ahmed Zainy &amp;Sons Co ‏شركة احمد زيني واولاده‎</w:t>
       </w:r>
@@ -15519,7 +15548,7 @@
         <w:bidi/>
       </w:pPr>
       <w:r>
-        <w:t>[ترويسة / كليشة وزارة العدل — معلومات رسمية متكررة] ===</w:t>
+        <w:t>[ترويسة / كليشة رسمية — معلومات متكررة] ===</w:t>
         <w:br/>
         <w:t>هاتف: 915ه5.؟</w:t>
       </w:r>
@@ -15531,7 +15560,7 @@
         <w:bidi/>
       </w:pPr>
       <w:r>
-        <w:t>[نص الضبط / الحكم — المتن الفعلي] ===</w:t>
+        <w:t>[المتن الفعلي: الوقائع / الأسباب / المنطوق] ===</w:t>
         <w:br/>
         <w:t>Tel: Veter</w:t>
         <w:br/>
@@ -15607,7 +15636,7 @@
         <w:bidi/>
       </w:pPr>
       <w:r>
-        <w:t>[نص الضبط / الحكم — المتن الفعلي] ===</w:t>
+        <w:t>[المتن الفعلي: الوقائع / الأسباب / المنطوق] ===</w:t>
         <w:br/>
         <w:t>= نحم ين ‎AAA‏ لي- من في 0</w:t>
       </w:r>
@@ -15689,7 +15718,7 @@
         <w:bidi/>
       </w:pPr>
       <w:r>
-        <w:t>[ترويسة / كليشة وزارة العدل — معلومات رسمية متكررة] ===</w:t>
+        <w:t>[ترويسة / كليشة رسمية — معلومات متكررة] ===</w:t>
         <w:br/>
         <w:t>ت هاتفيا بتاريخ 1433/4/4ه بانها قد تزوجت وأصبحت غير محتاجة</w:t>
       </w:r>
@@ -15701,7 +15730,7 @@
         <w:bidi/>
       </w:pPr>
       <w:r>
-        <w:t>[نص الضبط / الحكم — المتن الفعلي] ===</w:t>
+        <w:t>[المتن الفعلي: الوقائع / الأسباب / المنطوق] ===</w:t>
         <w:br/>
         <w:t>مومجلا - ميركلا نآرقلا ظيفحتل ةيريخلا ةيعمجلا</w:t>
         <w:br/>
@@ -15775,7 +15804,7 @@
         <w:bidi/>
       </w:pPr>
       <w:r>
-        <w:t>[نص الضبط / الحكم — المتن الفعلي] ===</w:t>
+        <w:t>[المتن الفعلي: الوقائع / الأسباب / المنطوق] ===</w:t>
         <w:br/>
         <w:t>الا 010111011101111</w:t>
       </w:r>
@@ -15929,7 +15958,7 @@
         <w:bidi/>
       </w:pPr>
       <w:r>
-        <w:t>[نص الضبط / الحكم — المتن الفعلي] ===</w:t>
+        <w:t>[المتن الفعلي: الوقائع / الأسباب / المنطوق] ===</w:t>
         <w:br/>
         <w:t>‎3</w:t>
       </w:r>
@@ -16119,7 +16148,7 @@
         <w:bidi/>
       </w:pPr>
       <w:r>
-        <w:t>[نص الضبط / الحكم — المتن الفعلي] ===</w:t>
+        <w:t>[المتن الفعلي: الوقائع / الأسباب / المنطوق] ===</w:t>
         <w:br/>
         <w:t>t 1 5</w:t>
       </w:r>
@@ -16146,7 +16175,7 @@
         <w:bidi/>
       </w:pPr>
       <w:r>
-        <w:t>[ترويسة / كليشة وزارة العدل — معلومات رسمية متكررة] ===</w:t>
+        <w:t>[ترويسة / كليشة رسمية — معلومات متكررة] ===</w:t>
         <w:br/>
         <w:t>هاتف: 556915</w:t>
       </w:r>
@@ -16158,7 +16187,7 @@
         <w:bidi/>
       </w:pPr>
       <w:r>
-        <w:t>[نص الضبط / الحكم — المتن الفعلي] ===</w:t>
+        <w:t>[المتن الفعلي: الوقائع / الأسباب / المنطوق] ===</w:t>
         <w:br/>
         <w:t>Tel: ‏لل د‎</w:t>
         <w:br/>
@@ -16272,7 +16301,7 @@
         <w:bidi/>
       </w:pPr>
       <w:r>
-        <w:t>[نص الضبط / الحكم — المتن الفعلي] ===</w:t>
+        <w:t>[المتن الفعلي: الوقائع / الأسباب / المنطوق] ===</w:t>
         <w:br/>
         <w:t>Company Electricity Saudi ‎تحب ا ءايرهك ةرادإ, ةيئابرهكلا ةقاطلا كالهتسإ ةروتاف‏ 3</w:t>
         <w:br/>
@@ -16302,7 +16331,7 @@
         <w:bidi/>
       </w:pPr>
       <w:r>
-        <w:t>[نص الضبط / الحكم — المتن الفعلي] ===</w:t>
+        <w:t>[المتن الفعلي: الوقائع / الأسباب / المنطوق] ===</w:t>
         <w:br/>
         <w:t>‎ئراوطلا فتاه‏ AT</w:t>
       </w:r>
@@ -16314,7 +16343,7 @@
         <w:bidi/>
       </w:pPr>
       <w:r>
-        <w:t>[ترويسة / كليشة وزارة العدل — معلومات رسمية متكررة] ===</w:t>
+        <w:t>[ترويسة / كليشة رسمية — معلومات متكررة] ===</w:t>
         <w:br/>
         <w:t>Wwww.seé.com.sa</w:t>
       </w:r>
@@ -16326,7 +16355,7 @@
         <w:bidi/>
       </w:pPr>
       <w:r>
-        <w:t>[نص الضبط / الحكم — المتن الفعلي] ===</w:t>
+        <w:t>[المتن الفعلي: الوقائع / الأسباب / المنطوق] ===</w:t>
         <w:br/>
         <w:t>يتم حساب الاستهلا ك على أساس ‎١‏ يوم</w:t>
       </w:r>
@@ -16373,7 +16402,7 @@
         <w:bidi/>
       </w:pPr>
       <w:r>
-        <w:t>[نص الضبط / الحكم — المتن الفعلي] ===</w:t>
+        <w:t>[المتن الفعلي: الوقائع / الأسباب / المنطوق] ===</w:t>
         <w:br/>
         <w:t>4 1 3 Saudi Electricity Company</w:t>
       </w:r>
@@ -16402,7 +16431,7 @@
         <w:bidi/>
       </w:pPr>
       <w:r>
-        <w:t>[ترويسة / كليشة وزارة العدل — معلومات رسمية متكررة] ===</w:t>
+        <w:t>[ترويسة / كليشة رسمية — معلومات متكررة] ===</w:t>
         <w:br/>
         <w:t>على هاتف :</w:t>
       </w:r>
@@ -16426,7 +16455,7 @@
         <w:bidi/>
       </w:pPr>
       <w:r>
-        <w:t>[نص الضبط / الحكم — المتن الفعلي] ===</w:t>
+        <w:t>[المتن الفعلي: الوقائع / الأسباب / المنطوق] ===</w:t>
         <w:br/>
         <w:t>‎ئراوطلا فتاه‏ at</w:t>
       </w:r>
@@ -16438,7 +16467,7 @@
         <w:bidi/>
       </w:pPr>
       <w:r>
-        <w:t>[ترويسة / كليشة وزارة العدل — معلومات رسمية متكررة] ===</w:t>
+        <w:t>[ترويسة / كليشة رسمية — معلومات متكررة] ===</w:t>
         <w:br/>
         <w:t>www.se.com.sa</w:t>
       </w:r>
@@ -16450,7 +16479,7 @@
         <w:bidi/>
       </w:pPr>
       <w:r>
-        <w:t>[نص الضبط / الحكم — المتن الفعلي] ===</w:t>
+        <w:t>[المتن الفعلي: الوقائع / الأسباب / المنطوق] ===</w:t>
         <w:br/>
         <w:t>يتم حساب الاستهلاك على أساس يوم</w:t>
       </w:r>
@@ -16485,7 +16514,7 @@
         <w:bidi/>
       </w:pPr>
       <w:r>
-        <w:t>[نص الضبط / الحكم — المتن الفعلي] ===</w:t>
+        <w:t>[المتن الفعلي: الوقائع / الأسباب / المنطوق] ===</w:t>
         <w:br/>
         <w:t>شركة احمد زيني واولاده</w:t>
         <w:br/>
@@ -16499,7 +16528,7 @@
         <w:bidi/>
       </w:pPr>
       <w:r>
-        <w:t>[ترويسة / كليشة وزارة العدل — معلومات رسمية متكررة] ===</w:t>
+        <w:t>[ترويسة / كليشة رسمية — معلومات متكررة] ===</w:t>
         <w:br/>
         <w:t>هاتف: 0.5690</w:t>
       </w:r>
@@ -16511,7 +16540,7 @@
         <w:bidi/>
       </w:pPr>
       <w:r>
-        <w:t>[نص الضبط / الحكم — المتن الفعلي] ===</w:t>
+        <w:t>[المتن الفعلي: الوقائع / الأسباب / المنطوق] ===</w:t>
         <w:br/>
         <w:t>"5.5١.4 ‏فاكس:‎</w:t>
       </w:r>
@@ -16619,7 +16648,7 @@
         <w:bidi/>
       </w:pPr>
       <w:r>
-        <w:t>[نص الضبط / الحكم — المتن الفعلي] ===</w:t>
+        <w:t>[المتن الفعلي: الوقائع / الأسباب / المنطوق] ===</w:t>
         <w:br/>
         <w:t>‎“mb edna nen en ‏صو لي :بج مسا ع شوم معو مور حص‎ A 8rd ‏مي ,ونبو فت‎ nemo Nite ‏عه دون د مالا تا سد سخ عد وو مدن ب ند عط‎ EA</w:t>
       </w:r>
@@ -16680,7 +16709,7 @@
         <w:bidi/>
       </w:pPr>
       <w:r>
-        <w:t>[نص الضبط / الحكم — المتن الفعلي] ===</w:t>
+        <w:t>[المتن الفعلي: الوقائع / الأسباب / المنطوق] ===</w:t>
         <w:br/>
         <w:t>DATE ; 29-05-2013.</w:t>
       </w:r>
@@ -16835,7 +16864,7 @@
         <w:bidi/>
       </w:pPr>
       <w:r>
-        <w:t>[نص الضبط / الحكم — المتن الفعلي] ===</w:t>
+        <w:t>[المتن الفعلي: الوقائع / الأسباب / المنطوق] ===</w:t>
         <w:br/>
         <w:t>eT TTT</w:t>
         <w:br/>
@@ -16897,7 +16926,7 @@
         <w:bidi/>
       </w:pPr>
       <w:r>
-        <w:t>[نص الضبط / الحكم — المتن الفعلي] ===</w:t>
+        <w:t>[المتن الفعلي: الوقائع / الأسباب / المنطوق] ===</w:t>
         <w:br/>
         <w:t>شركة احمد زيني واولاده ‎Ahmed Zainy&amp;SonsCo‏</w:t>
         <w:br/>
@@ -16911,7 +16940,7 @@
         <w:bidi/>
       </w:pPr>
       <w:r>
-        <w:t>[ترويسة / كليشة وزارة العدل — معلومات رسمية متكررة] ===</w:t>
+        <w:t>[ترويسة / كليشة رسمية — معلومات متكررة] ===</w:t>
         <w:br/>
         <w:t>هاتف: ‎STOVE‏ فاكس: ‎Fax: 505 eV eo‏ 55أمكء5 ‎Tel:‏</w:t>
       </w:r>
@@ -16923,7 +16952,7 @@
         <w:bidi/>
       </w:pPr>
       <w:r>
-        <w:t>[نص الضبط / الحكم — المتن الفعلي] ===</w:t>
+        <w:t>[المتن الفعلي: الوقائع / الأسباب / المنطوق] ===</w:t>
         <w:br/>
         <w:t>ريال بوه التاريخ:  ‎WVIVIVEN‏</w:t>
         <w:br/>
@@ -16951,7 +16980,7 @@
         <w:bidi/>
       </w:pPr>
       <w:r>
-        <w:t>[نص الضبط / الحكم — المتن الفعلي] ===</w:t>
+        <w:t>[المتن الفعلي: الوقائع / الأسباب / المنطوق] ===</w:t>
         <w:br/>
         <w:t>‏FOR‎ قفرملا ديمعتلا بسح دابلو تيكوم ةميق 97 مقر ءانهلا تاشورفم ‏fd bagi‎</w:t>
       </w:r>
@@ -17001,7 +17030,7 @@
         <w:bidi/>
       </w:pPr>
       <w:r>
-        <w:t>[نص الضبط / الحكم — المتن الفعلي] ===</w:t>
+        <w:t>[المتن الفعلي: الوقائع / الأسباب / المنطوق] ===</w:t>
         <w:br/>
         <w:t>شركة احمد زيني واولاده</w:t>
         <w:br/>
@@ -17015,7 +17044,7 @@
         <w:bidi/>
       </w:pPr>
       <w:r>
-        <w:t>[ترويسة / كليشة وزارة العدل — معلومات رسمية متكررة] ===</w:t>
+        <w:t>[ترويسة / كليشة رسمية — معلومات متكررة] ===</w:t>
         <w:br/>
         <w:t>هاتف: 589535 ؟</w:t>
       </w:r>
@@ -17027,7 +17056,7 @@
         <w:bidi/>
       </w:pPr>
       <w:r>
-        <w:t>[نص الضبط / الحكم — المتن الفعلي] ===</w:t>
+        <w:t>[المتن الفعلي: الوقائع / الأسباب / المنطوق] ===</w:t>
         <w:br/>
         <w:t>".51١".4 ‏فاكس:‎</w:t>
       </w:r>
@@ -17174,7 +17203,7 @@
         <w:bidi/>
       </w:pPr>
       <w:r>
-        <w:t>[نص الضبط / الحكم — المتن الفعلي] ===</w:t>
+        <w:t>[المتن الفعلي: الوقائع / الأسباب / المنطوق] ===</w:t>
         <w:br/>
         <w:t>SOON DAA WH</w:t>
       </w:r>
@@ -17284,7 +17313,7 @@
         <w:bidi/>
       </w:pPr>
       <w:r>
-        <w:t>[ترويسة / كليشة وزارة العدل — معلومات رسمية متكررة] ===</w:t>
+        <w:t>[ترويسة / كليشة رسمية — معلومات متكررة] ===</w:t>
         <w:br/>
         <w:t>اتصلت هاتفيا بتاريخ 1433/4/4ه بانها قد تزوجت وأصبحت غير محتاجة</w:t>
       </w:r>
@@ -17296,7 +17325,7 @@
         <w:bidi/>
       </w:pPr>
       <w:r>
-        <w:t>[نص الضبط / الحكم — المتن الفعلي] ===</w:t>
+        <w:t>[المتن الفعلي: الوقائع / الأسباب / المنطوق] ===</w:t>
         <w:br/>
         <w:t>لكوتملا دماح نمحرلادبع تنب ةمحر</w:t>
         <w:br/>
@@ -17354,7 +17383,7 @@
         <w:bidi/>
       </w:pPr>
       <w:r>
-        <w:t>[ترويسة / كليشة وزارة العدل — معلومات رسمية متكررة] ===</w:t>
+        <w:t>[ترويسة / كليشة رسمية — معلومات متكررة] ===</w:t>
         <w:br/>
         <w:t>اتصلت هاتفيا بتاريخ 1433/4/4ه بانها قد تزوجت وأصبحت غير محتاجة</w:t>
       </w:r>
@@ -17366,7 +17395,7 @@
         <w:bidi/>
       </w:pPr>
       <w:r>
-        <w:t>[نص الضبط / الحكم — المتن الفعلي] ===</w:t>
+        <w:t>[المتن الفعلي: الوقائع / الأسباب / المنطوق] ===</w:t>
         <w:br/>
         <w:t>تم صرف مساعدة شهرية 1000 ‎it Sky‏ 1434/12/30ه</w:t>
       </w:r>
@@ -17426,7 +17455,7 @@
         <w:bidi/>
       </w:pPr>
       <w:r>
-        <w:t>[نص الضبط / الحكم — المتن الفعلي] ===</w:t>
+        <w:t>[المتن الفعلي: الوقائع / الأسباب / المنطوق] ===</w:t>
         <w:br/>
         <w:t>5 Building ‏جدة عمارة اوزكو‎</w:t>
       </w:r>
@@ -17438,7 +17467,7 @@
         <w:bidi/>
       </w:pPr>
       <w:r>
-        <w:t>[ترويسة / كليشة وزارة العدل — معلومات رسمية متكررة] ===</w:t>
+        <w:t>[ترويسة / كليشة رسمية — معلومات متكررة] ===</w:t>
         <w:br/>
         <w:t>eNOUSN Faxr 5051“ eV eG ‏هاتف: 515861715" فاكس:‎</w:t>
       </w:r>
@@ -17450,7 +17479,7 @@
         <w:bidi/>
       </w:pPr>
       <w:r>
-        <w:t>[نص الضبط / الحكم — المتن الفعلي] ===</w:t>
+        <w:t>[المتن الفعلي: الوقائع / الأسباب / المنطوق] ===</w:t>
         <w:br/>
         <w:t>Gib ‏صرف‎ pal</w:t>
       </w:r>
@@ -17502,7 +17531,7 @@
         <w:bidi/>
       </w:pPr>
       <w:r>
-        <w:t>[نص الضبط / الحكم — المتن الفعلي] ===</w:t>
+        <w:t>[المتن الفعلي: الوقائع / الأسباب / المنطوق] ===</w:t>
         <w:br/>
         <w:t>وذلك | مصاريف منزل الشيخ/احمد زينى عن شهر رجب ‎١474‏</w:t>
       </w:r>
@@ -17556,7 +17585,7 @@
         <w:bidi/>
       </w:pPr>
       <w:r>
-        <w:t>[نص الضبط / الحكم — المتن الفعلي] ===</w:t>
+        <w:t>[المتن الفعلي: الوقائع / الأسباب / المنطوق] ===</w:t>
         <w:br/>
         <w:t>شركة احمد زيني واولاده</w:t>
         <w:br/>
@@ -17729,7 +17758,7 @@
         <w:bidi/>
       </w:pPr>
       <w:r>
-        <w:t>[نص الضبط / الحكم — المتن الفعلي] ===</w:t>
+        <w:t>[المتن الفعلي: الوقائع / الأسباب / المنطوق] ===</w:t>
         <w:br/>
         <w:t>Ahmed Zainy &amp;Sons Co ٠ ‏شركة احمد زيني واولاده‎</w:t>
         <w:br/>
@@ -17743,7 +17772,7 @@
         <w:bidi/>
       </w:pPr>
       <w:r>
-        <w:t>[ترويسة / كليشة وزارة العدل — معلومات رسمية متكررة] ===</w:t>
+        <w:t>[ترويسة / كليشة رسمية — معلومات متكررة] ===</w:t>
         <w:br/>
         <w:t>Tel: ‏كلكدكء5‎ 5.5851١5 ‏هاتف:‎</w:t>
       </w:r>
@@ -17755,7 +17784,7 @@
         <w:bidi/>
       </w:pPr>
       <w:r>
-        <w:t>[نص الضبط / الحكم — المتن الفعلي] ===</w:t>
+        <w:t>[المتن الفعلي: الوقائع / الأسباب / المنطوق] ===</w:t>
         <w:br/>
         <w:t>Fax: 5054 5.5١.4 ‏فاكس:‎</w:t>
       </w:r>
@@ -17829,7 +17858,7 @@
         <w:bidi/>
       </w:pPr>
       <w:r>
-        <w:t>[نص الضبط / الحكم — المتن الفعلي] ===</w:t>
+        <w:t>[المتن الفعلي: الوقائع / الأسباب / المنطوق] ===</w:t>
         <w:br/>
         <w:t>Part ‏لجسم‎</w:t>
       </w:r>
@@ -17988,7 +18017,7 @@
         <w:bidi/>
       </w:pPr>
       <w:r>
-        <w:t>[نص الضبط / الحكم — المتن الفعلي] ===</w:t>
+        <w:t>[المتن الفعلي: الوقائع / الأسباب / المنطوق] ===</w:t>
         <w:br/>
         <w:t>yyy ‏عدر‎</w:t>
         <w:br/>
@@ -18119,7 +18148,7 @@
         <w:bidi/>
       </w:pPr>
       <w:r>
-        <w:t>[نص الضبط / الحكم — المتن الفعلي] ===</w:t>
+        <w:t>[المتن الفعلي: الوقائع / الأسباب / المنطوق] ===</w:t>
         <w:br/>
         <w:t>A ‏مسي سس لب‎</w:t>
         <w:br/>
@@ -18287,7 +18316,7 @@
         <w:bidi/>
       </w:pPr>
       <w:r>
-        <w:t>[نص الضبط / الحكم — المتن الفعلي] ===</w:t>
+        <w:t>[المتن الفعلي: الوقائع / الأسباب / المنطوق] ===</w:t>
         <w:br/>
         <w:t>شركة احمد زيني واولاده</w:t>
         <w:br/>
@@ -18301,7 +18330,7 @@
         <w:bidi/>
       </w:pPr>
       <w:r>
-        <w:t>[ترويسة / كليشة وزارة العدل — معلومات رسمية متكررة] ===</w:t>
+        <w:t>[ترويسة / كليشة رسمية — معلومات متكررة] ===</w:t>
         <w:br/>
         <w:t>هاتف: 5.525515</w:t>
       </w:r>
@@ -18313,7 +18342,7 @@
         <w:bidi/>
       </w:pPr>
       <w:r>
-        <w:t>[نص الضبط / الحكم — المتن الفعلي] ===</w:t>
+        <w:t>[المتن الفعلي: الوقائع / الأسباب / المنطوق] ===</w:t>
         <w:br/>
         <w:t>Ahmed Zainy &amp;Sons Co</w:t>
         <w:br/>
@@ -18391,7 +18420,7 @@
         <w:bidi/>
       </w:pPr>
       <w:r>
-        <w:t>[نص الضبط / الحكم — المتن الفعلي] ===</w:t>
+        <w:t>[المتن الفعلي: الوقائع / الأسباب / المنطوق] ===</w:t>
         <w:br/>
         <w:t>هب 65 02 -ل 0) نا كلا ند منا</w:t>
       </w:r>
@@ -18655,7 +18684,7 @@
         <w:bidi/>
       </w:pPr>
       <w:r>
-        <w:t>[نص الضبط / الحكم — المتن الفعلي] ===</w:t>
+        <w:t>[المتن الفعلي: الوقائع / الأسباب / المنطوق] ===</w:t>
         <w:br/>
         <w:t>famed Zainy 25605 Co : : ‏واولادد‎ eg) ‏شركة احمد‎ |</w:t>
         <w:br/>
@@ -18728,7 +18757,7 @@
         <w:bidi/>
       </w:pPr>
       <w:r>
-        <w:t>[نص الضبط / الحكم — المتن الفعلي] ===</w:t>
+        <w:t>[المتن الفعلي: الوقائع / الأسباب / المنطوق] ===</w:t>
         <w:br/>
         <w:t>وذلك ‎lef‏ منزل الشيخ/احمد زينى عن شهر ربيع اول ‎١1514‏</w:t>
       </w:r>
@@ -18763,7 +18792,7 @@
         <w:bidi/>
       </w:pPr>
       <w:r>
-        <w:t>[نص الضبط / الحكم — المتن الفعلي] ===</w:t>
+        <w:t>[المتن الفعلي: الوقائع / الأسباب / المنطوق] ===</w:t>
         <w:br/>
         <w:t>1434 يناثلا عيبر رهش بتار )1</w:t>
       </w:r>
@@ -18890,7 +18919,7 @@
         <w:bidi/>
       </w:pPr>
       <w:r>
-        <w:t>[نص الضبط / الحكم — المتن الفعلي] ===</w:t>
+        <w:t>[المتن الفعلي: الوقائع / الأسباب / المنطوق] ===</w:t>
         <w:br/>
         <w:t>x</w:t>
       </w:r>
@@ -19263,7 +19292,7 @@
         <w:bidi/>
       </w:pPr>
       <w:r>
-        <w:t>[نص الضبط / الحكم — المتن الفعلي] ===</w:t>
+        <w:t>[المتن الفعلي: الوقائع / الأسباب / المنطوق] ===</w:t>
         <w:br/>
         <w:t>Ahmed Zainy &amp; Sons Co.</w:t>
       </w:r>
@@ -19421,7 +19450,7 @@
         <w:bidi/>
       </w:pPr>
       <w:r>
-        <w:t>[نص الضبط / الحكم — المتن الفعلي] ===</w:t>
+        <w:t>[المتن الفعلي: الوقائع / الأسباب / المنطوق] ===</w:t>
         <w:br/>
         <w:t>‏(AAMT‎ 5118415 :سكاف +405 (؟) 5050515 :؛فتاه - ةيدوعسلا ةيبرعلا ةكلمملا - 11444 ةدج 17505 ب.ص - ةيدلاخلا يح - ةريزجلا بلق عراش عم ناطلس ريمأألا عراش - وكزوأ ىنبم</w:t>
       </w:r>
@@ -19446,7 +19475,7 @@
         <w:bidi/>
       </w:pPr>
       <w:r>
-        <w:t>[ترويسة / كليشة وزارة العدل — معلومات رسمية متكررة] ===</w:t>
+        <w:t>[ترويسة / كليشة رسمية — معلومات متكررة] ===</w:t>
         <w:br/>
         <w:t>Tel: +966 (2) 606-5216 Fax: +966 (2) 606-5416 www.ahmedzainysons.com</w:t>
       </w:r>
@@ -19468,7 +19497,7 @@
         <w:bidi/>
       </w:pPr>
       <w:r>
-        <w:t>[نص الضبط / الحكم — المتن الفعلي] ===</w:t>
+        <w:t>[المتن الفعلي: الوقائع / الأسباب / المنطوق] ===</w:t>
         <w:br/>
         <w:t>!</w:t>
         <w:br/>
@@ -19484,7 +19513,7 @@
         <w:bidi/>
       </w:pPr>
       <w:r>
-        <w:t>[ترويسة / كليشة وزارة العدل — معلومات رسمية متكررة] ===</w:t>
+        <w:t>[ترويسة / كليشة رسمية — معلومات متكررة] ===</w:t>
         <w:br/>
         <w:t>| Tel: “eset e\ Fax: setyret -.5١*.4 ‏فاكس:‎ TOTS ‏هاتف:‎</w:t>
       </w:r>
@@ -19496,7 +19525,7 @@
         <w:bidi/>
       </w:pPr>
       <w:r>
-        <w:t>[نص الضبط / الحكم — المتن الفعلي] ===</w:t>
+        <w:t>[المتن الفعلي: الوقائع / الأسباب / المنطوق] ===</w:t>
         <w:br/>
         <w:t>‎|</w:t>
       </w:r>
@@ -19547,7 +19576,7 @@
         <w:bidi/>
       </w:pPr>
       <w:r>
-        <w:t>[نص الضبط / الحكم — المتن الفعلي] ===</w:t>
+        <w:t>[المتن الفعلي: الوقائع / الأسباب / المنطوق] ===</w:t>
         <w:br/>
         <w:t>‎FOR oa ng‏ |</w:t>
         <w:br/>
@@ -19674,7 +19703,7 @@
         <w:bidi/>
       </w:pPr>
       <w:r>
-        <w:t>[نص الضبط / الحكم — المتن الفعلي] ===</w:t>
+        <w:t>[المتن الفعلي: الوقائع / الأسباب / المنطوق] ===</w:t>
         <w:br/>
         <w:t>شركة احمد زيني واولاده</w:t>
         <w:br/>
@@ -19688,7 +19717,7 @@
         <w:bidi/>
       </w:pPr>
       <w:r>
-        <w:t>[ترويسة / كليشة وزارة العدل — معلومات رسمية متكررة] ===</w:t>
+        <w:t>[ترويسة / كليشة رسمية — معلومات متكررة] ===</w:t>
         <w:br/>
         <w:t>هاتف: ‎SAVOY‏</w:t>
       </w:r>
@@ -19700,7 +19729,7 @@
         <w:bidi/>
       </w:pPr>
       <w:r>
-        <w:t>[نص الضبط / الحكم — المتن الفعلي] ===</w:t>
+        <w:t>[المتن الفعلي: الوقائع / الأسباب / المنطوق] ===</w:t>
         <w:br/>
         <w:t>Ahmed Zainy &amp;Sons.Co _</w:t>
         <w:br/>
@@ -19817,7 +19846,7 @@
         <w:bidi/>
       </w:pPr>
       <w:r>
-        <w:t>[نص الضبط / الحكم — المتن الفعلي] ===</w:t>
+        <w:t>[المتن الفعلي: الوقائع / الأسباب / المنطوق] ===</w:t>
         <w:br/>
         <w:t>شركة احمد زيني وأولاده</w:t>
       </w:r>
@@ -19872,7 +19901,7 @@
         <w:bidi/>
       </w:pPr>
       <w:r>
-        <w:t>[ترويسة / كليشة وزارة العدل — معلومات رسمية متكررة] ===</w:t>
+        <w:t>[ترويسة / كليشة رسمية — معلومات متكررة] ===</w:t>
         <w:br/>
         <w:t>اتصلت هاتفيا بتاريخ 1433/4/4ه بانها قد تزوجت وأصبحت غير محتاجة</w:t>
       </w:r>
@@ -19884,7 +19913,7 @@
         <w:bidi/>
       </w:pPr>
       <w:r>
-        <w:t>[نص الضبط / الحكم — المتن الفعلي] ===</w:t>
+        <w:t>[المتن الفعلي: الوقائع / الأسباب / المنطوق] ===</w:t>
         <w:br/>
         <w:t>لكوتملا دماح نمحرلادبع تنب ةمحر</w:t>
         <w:br/>
@@ -20083,7 +20112,7 @@
         <w:bidi/>
       </w:pPr>
       <w:r>
-        <w:t>[ترويسة / كليشة وزارة العدل — معلومات رسمية متكررة] ===</w:t>
+        <w:t>[ترويسة / كليشة رسمية — معلومات متكررة] ===</w:t>
         <w:br/>
         <w:t>اتصلت هاتفيا بتاريخ 1433/4/4ه بانها قد تزوجت وأصبحت غير محتاجة</w:t>
       </w:r>
@@ -20095,7 +20124,7 @@
         <w:bidi/>
       </w:pPr>
       <w:r>
-        <w:t>[نص الضبط / الحكم — المتن الفعلي] ===</w:t>
+        <w:t>[المتن الفعلي: الوقائع / الأسباب / المنطوق] ===</w:t>
         <w:br/>
         <w:t>مساعدة شهرية 1000 ريال لغية 1434/06/30ه</w:t>
       </w:r>
@@ -20162,7 +20191,7 @@
         <w:bidi/>
       </w:pPr>
       <w:r>
-        <w:t>[نص الضبط / الحكم — المتن الفعلي] ===</w:t>
+        <w:t>[المتن الفعلي: الوقائع / الأسباب / المنطوق] ===</w:t>
         <w:br/>
         <w:t>PAY TO MESSRS ‏الشيخ/احمد زينى‎ ta Sal ‏يصرف الى‎</w:t>
         <w:br/>
@@ -20193,7 +20222,7 @@
         <w:bidi/>
       </w:pPr>
       <w:r>
-        <w:t>[ترويسة / كليشة وزارة العدل — معلومات رسمية متكررة] ===</w:t>
+        <w:t>[ترويسة / كليشة رسمية — معلومات متكررة] ===</w:t>
         <w:br/>
         <w:t>| Tel: weNOVIN Fax: 5.5.4 SN OG ‏هاتف» ا فاكس:‎ |</w:t>
       </w:r>
@@ -20205,7 +20234,7 @@
         <w:bidi/>
       </w:pPr>
       <w:r>
-        <w:t>[نص الضبط / الحكم — المتن الفعلي] ===</w:t>
+        <w:t>[المتن الفعلي: الوقائع / الأسباب / المنطوق] ===</w:t>
         <w:br/>
         <w:t>1 03</w:t>
         <w:br/>
@@ -20251,7 +20280,7 @@
         <w:bidi/>
       </w:pPr>
       <w:r>
-        <w:t>[نص الضبط / الحكم — المتن الفعلي] ===</w:t>
+        <w:t>[المتن الفعلي: الوقائع / الأسباب / المنطوق] ===</w:t>
         <w:br/>
         <w:t>i</w:t>
         <w:br/>
@@ -20301,7 +20330,7 @@
         <w:bidi/>
       </w:pPr>
       <w:r>
-        <w:t>[نص الضبط / الحكم — المتن الفعلي] ===</w:t>
+        <w:t>[المتن الفعلي: الوقائع / الأسباب / المنطوق] ===</w:t>
         <w:br/>
         <w:t>Ahmed Zainy &amp;Sons Co , ‏شركة احمد زيني واولاده‎</w:t>
       </w:r>
@@ -20405,7 +20434,7 @@
         <w:bidi/>
       </w:pPr>
       <w:r>
-        <w:t>[نص الضبط / الحكم — المتن الفعلي] ===</w:t>
+        <w:t>[المتن الفعلي: الوقائع / الأسباب / المنطوق] ===</w:t>
         <w:br/>
         <w:t>Wao ‏سجلتجساري‎</w:t>
       </w:r>
@@ -20636,7 +20665,7 @@
         <w:bidi/>
       </w:pPr>
       <w:r>
-        <w:t>[نص الضبط / الحكم — المتن الفعلي] ===</w:t>
+        <w:t>[المتن الفعلي: الوقائع / الأسباب / المنطوق] ===</w:t>
         <w:br/>
         <w:t>Date: 18% March 2013</w:t>
       </w:r>
@@ -20778,7 +20807,7 @@
         <w:bidi/>
       </w:pPr>
       <w:r>
-        <w:t>[نص الضبط / الحكم — المتن الفعلي] ===</w:t>
+        <w:t>[المتن الفعلي: الوقائع / الأسباب / المنطوق] ===</w:t>
         <w:br/>
         <w:t>لش ب ا ‎eee‏</w:t>
       </w:r>
@@ -20820,7 +20849,7 @@
         <w:bidi/>
       </w:pPr>
       <w:r>
-        <w:t>[ترويسة / كليشة وزارة العدل — معلومات رسمية متكررة] ===</w:t>
+        <w:t>[ترويسة / كليشة رسمية — معلومات متكررة] ===</w:t>
         <w:br/>
         <w:t>هاتف: ‎25551١‏ ؟ فاكس: ‎5.5١.4‏ ل لل لو 2 ‎Tel:‏</w:t>
       </w:r>
@@ -20832,7 +20861,7 @@
         <w:bidi/>
       </w:pPr>
       <w:r>
-        <w:t>[نص الضبط / الحكم — المتن الفعلي] ===</w:t>
+        <w:t>[المتن الفعلي: الوقائع / الأسباب / المنطوق] ===</w:t>
         <w:br/>
         <w:t>‏١154/2.‎ :خيراتلا عنب لاس سير‏</w:t>
         <w:br/>
@@ -20864,7 +20893,7 @@
         <w:bidi/>
       </w:pPr>
       <w:r>
-        <w:t>[نص الضبط / الحكم — المتن الفعلي] ===</w:t>
+        <w:t>[المتن الفعلي: الوقائع / الأسباب / المنطوق] ===</w:t>
         <w:br/>
         <w:t>‏وذلك / فاتورة مؤسسة الحربى قيمة مواسير مياه خاصة بصيانة فيلا ش١٠‏ احمد زينى كالمرفق ‎FOR‏ ا</w:t>
       </w:r>
@@ -20899,7 +20928,7 @@
         <w:bidi/>
       </w:pPr>
       <w:r>
-        <w:t>[نص الضبط / الحكم — المتن الفعلي] ===</w:t>
+        <w:t>[المتن الفعلي: الوقائع / الأسباب / المنطوق] ===</w:t>
         <w:br/>
         <w:t>شركة احمد زيني واولاده</w:t>
       </w:r>
@@ -20924,7 +20953,7 @@
         <w:bidi/>
       </w:pPr>
       <w:r>
-        <w:t>[ترويسة / كليشة وزارة العدل — معلومات رسمية متكررة] ===</w:t>
+        <w:t>[ترويسة / كليشة رسمية — معلومات متكررة] ===</w:t>
         <w:br/>
         <w:t>هاتف 91ه5 .5</w:t>
       </w:r>
@@ -20936,7 +20965,7 @@
         <w:bidi/>
       </w:pPr>
       <w:r>
-        <w:t>[نص الضبط / الحكم — المتن الفعلي] ===</w:t>
+        <w:t>[المتن الفعلي: الوقائع / الأسباب / المنطوق] ===</w:t>
         <w:br/>
         <w:t>فاكس:</w:t>
       </w:r>
@@ -21051,7 +21080,7 @@
         <w:bidi/>
       </w:pPr>
       <w:r>
-        <w:t>[نص الضبط / الحكم — المتن الفعلي] ===</w:t>
+        <w:t>[المتن الفعلي: الوقائع / الأسباب / المنطوق] ===</w:t>
         <w:br/>
         <w:t>شركة احمد زيني وأولاده</w:t>
       </w:r>
@@ -21106,7 +21135,7 @@
         <w:bidi/>
       </w:pPr>
       <w:r>
-        <w:t>[ترويسة / كليشة وزارة العدل — معلومات رسمية متكررة] ===</w:t>
+        <w:t>[ترويسة / كليشة رسمية — معلومات متكررة] ===</w:t>
         <w:br/>
         <w:t>عائلة / عثمان زيني ( الهام زيني) ‎x‏ اتصلت هاتفيا بتاريخ 1433/4/4ه بانها قد تزوجت وأصبحت غير محتاجة</w:t>
       </w:r>
@@ -21118,7 +21147,7 @@
         <w:bidi/>
       </w:pPr>
       <w:r>
-        <w:t>[نص الضبط / الحكم — المتن الفعلي] ===</w:t>
+        <w:t>[المتن الفعلي: الوقائع / الأسباب / المنطوق] ===</w:t>
         <w:br/>
         <w:t>‏AM COON‎ ص ني من</w:t>
       </w:r>
@@ -21272,7 +21301,7 @@
         <w:bidi/>
       </w:pPr>
       <w:r>
-        <w:t>[ترويسة / كليشة وزارة العدل — معلومات رسمية متكررة] ===</w:t>
+        <w:t>[ترويسة / كليشة رسمية — معلومات متكررة] ===</w:t>
         <w:br/>
         <w:t>الهام بنت عثمان بكر زيني ‎i‏ اتصلت هاتفيا بتاريخ 1433/4/4ه بانها قد تزوجت وأصبحت غير محتاجة</w:t>
       </w:r>
@@ -21284,7 +21313,7 @@
         <w:bidi/>
       </w:pPr>
       <w:r>
-        <w:t>[نص الضبط / الحكم — المتن الفعلي] ===</w:t>
+        <w:t>[المتن الفعلي: الوقائع / الأسباب / المنطوق] ===</w:t>
         <w:br/>
         <w:t>السر احمد ادريس - دايكن مساعدة شهرية 1000 ريال لغية 1434/06/30ه</w:t>
       </w:r>
@@ -21360,7 +21389,7 @@
         <w:bidi/>
       </w:pPr>
       <w:r>
-        <w:t>[نص الضبط / الحكم — المتن الفعلي] ===</w:t>
+        <w:t>[المتن الفعلي: الوقائع / الأسباب / المنطوق] ===</w:t>
         <w:br/>
         <w:t>| Ahmed Zainy &amp;Sons Co ‏شركة احمد زيني واولاده‎ |</w:t>
       </w:r>
@@ -21385,7 +21414,7 @@
         <w:bidi/>
       </w:pPr>
       <w:r>
-        <w:t>[ترويسة / كليشة وزارة العدل — معلومات رسمية متكررة] ===</w:t>
+        <w:t>[ترويسة / كليشة رسمية — معلومات متكررة] ===</w:t>
         <w:br/>
         <w:t>هاتف ‎SNOT NN‏ فاكس: ‎Fax: weaves SNe‏ لا ‎i L Tel‏</w:t>
       </w:r>
@@ -21397,7 +21426,7 @@
         <w:bidi/>
       </w:pPr>
       <w:r>
-        <w:t>[نص الضبط / الحكم — المتن الفعلي] ===</w:t>
+        <w:t>[المتن الفعلي: الوقائع / الأسباب / المنطوق] ===</w:t>
         <w:br/>
         <w:t>| لدم</w:t>
       </w:r>
@@ -21553,7 +21582,7 @@
         <w:bidi/>
       </w:pPr>
       <w:r>
-        <w:t>[نص الضبط / الحكم — المتن الفعلي] ===</w:t>
+        <w:t>[المتن الفعلي: الوقائع / الأسباب / المنطوق] ===</w:t>
         <w:br/>
         <w:t>‏ا وذلك / مصاريف منزل الشيخ/احمد زينى عن شهر جماد الاولى ‎VEE‏</w:t>
       </w:r>
@@ -21575,7 +21604,7 @@
         <w:bidi/>
       </w:pPr>
       <w:r>
-        <w:t>[نص الضبط / الحكم — المتن الفعلي] ===</w:t>
+        <w:t>[المتن الفعلي: الوقائع / الأسباب / المنطوق] ===</w:t>
         <w:br/>
         <w:t>شركة احمد زيني واولاده ‎Ahmed Zainy.&amp;Sons Co‏</w:t>
         <w:br/>
@@ -21589,7 +21618,7 @@
         <w:bidi/>
       </w:pPr>
       <w:r>
-        <w:t>[ترويسة / كليشة وزارة العدل — معلومات رسمية متكررة] ===</w:t>
+        <w:t>[ترويسة / كليشة رسمية — معلومات متكررة] ===</w:t>
         <w:br/>
         <w:t>هاتف: ‎5256151١‏ ' مك5 ‎Tel:‏</w:t>
       </w:r>
@@ -21601,7 +21630,7 @@
         <w:bidi/>
       </w:pPr>
       <w:r>
-        <w:t>[نص الضبط / الحكم — المتن الفعلي] ===</w:t>
+        <w:t>[المتن الفعلي: الوقائع / الأسباب / المنطوق] ===</w:t>
         <w:br/>
         <w:t>Fax: Wstitsé VN Mee ‏فاكس:‎</w:t>
       </w:r>

--- a/zaini_case_audit_output/outputs/word/documents/116_المسحوبات 1434 (zip).docx
+++ b/zaini_case_audit_output/outputs/word/documents/116_المسحوبات 1434 (zip).docx
@@ -447,7 +447,7 @@
         <w:br/>
         <w:t>Metal Curtains &amp; Accordion Doors 0 2 81 1 8 ae - ait</w:t>
         <w:br/>
-        <w:t>Jeddah - Amir Abdullah St. TA ‏سنا الرمعد نية و‎</w:t>
+        <w:t>‎و ةين دعمرلا انس‏ TA St. Abdullah Amir - Jeddah</w:t>
         <w:br/>
         <w:t>Bicycle Square - Near Najar Market = or way 8 1</w:t>
       </w:r>
@@ -891,7 +891,7 @@
           <w:b w:val="0"/>
           <w:i w:val="0"/>
         </w:rPr>
-        <w:t>خلا............ براقالاو خويشلل ةيرهشلا تاصصخملا</w:t>
+        <w:t>المخصصات الشهرية للشيوخ والاقارب ............الخ</w:t>
         <w:br/>
         <w:t>عن شهر شعبان 1434ه يوليو 2013م</w:t>
       </w:r>
@@ -947,7 +947,7 @@
           <w:b w:val="0"/>
           <w:i w:val="0"/>
         </w:rPr>
-        <w:t>براقالل ةيرهشلا تاصصخملا :- ايناث</w:t>
+        <w:t>ثانيا :- المخصصات الشهرية للاقارب</w:t>
         <w:br/>
         <w:t>عائلة / عثمان زيني ( الهام زيني)</w:t>
         <w:br/>
@@ -1425,7 +1425,7 @@
         <w:br/>
         <w:t>شركة احمد زيني وأولاده " :</w:t>
         <w:br/>
-        <w:t>خلال براقالاو خويشلل ةيرهشلا تاصصخملا</w:t>
+        <w:t>المخصصات الشهرية للشيوخ والاقارب لالخ</w:t>
         <w:br/>
         <w:t>عن شهر رمضان 1434ه اغسطس 2013م</w:t>
       </w:r>
@@ -3513,7 +3513,7 @@
       <w:r>
         <w:t>[المتن الفعلي: الوقائع / الأسباب / المنطوق] ===</w:t>
         <w:br/>
-        <w:t>FOR 5١17/١/١ ىلا١/١نم ‏وذلك / مايخصكم من فاتورة الدايكن صبانة مكيفات الفيلا الفترة‎</w:t>
+        <w:t>‎ةرتفلا اليفلا تافيكم ةنابص نكيادلا ةروتاف نم مكصخيام / كلذو‏ من١/١الى 5١17/١/١ FOR</w:t>
         <w:br/>
         <w:t>| ‏المسؤلم‎</w:t>
       </w:r>
@@ -4419,7 +4419,7 @@
         </w:rPr>
         <w:t>دري 4ه</w:t>
         <w:br/>
-        <w:t>‎ee‏ يلا</w:t>
+        <w:t>الي ‏ee‎</w:t>
         <w:br/>
         <w:t>“م1</w:t>
         <w:br/>
@@ -8981,7 +8981,7 @@
       <w:r>
         <w:t>[المتن الفعلي: الوقائع / الأسباب / المنطوق] ===</w:t>
         <w:br/>
-        <w:t>‎ee 1 0101-1‏ مايخصكم من عقد صيانة مكيفات الفيلا عن</w:t>
+        <w:t>نع اليفلا تافيكم ةنايص دقع نم مكصخيام ‏0101-1 1 ee‎</w:t>
         <w:br/>
         <w:t>00 لل 05 ا الشيخ اسامه زيني ( الشيخ مايخصكم من عقد صيانة مكيفات الفيلا عن</w:t>
       </w:r>
@@ -9083,7 +9083,7 @@
           <w:b w:val="0"/>
           <w:i w:val="0"/>
         </w:rPr>
-        <w:t>خلا لمة مم معمم براقالاو خويشلل ةيرهشلا تاصصخملا</w:t>
+        <w:t>المخصصات الشهرية للشيوخ والاقارب ممعم مم ةمل الخ</w:t>
         <w:br/>
         <w:t>عن شهر رمضان 1434ه اغسطس 2013م</w:t>
       </w:r>
@@ -11775,7 +11775,7 @@
           <w:b w:val="0"/>
           <w:i w:val="0"/>
         </w:rPr>
-        <w:t>خل براقالاو خويشلل ةيرهشلا تاصصخملا</w:t>
+        <w:t>المخصصات الشهرية للشيوخ والاقارب لخ</w:t>
         <w:br/>
         <w:t>عن شهر ذو الحجة ‎١1434‏ اكتوبر 2013م</w:t>
       </w:r>
@@ -13273,7 +13273,7 @@
         </w:rPr>
         <w:t>‎-١‏ يلتزم الطرف الثاني بالسماح للطرف الأول أو من ينوب عنه بالدخول إلى العين المؤجرة في</w:t>
         <w:br/>
-        <w:t>أوقات الدوام الرسمي للمعاينة والفحص عن أي خلل لإجراء أي إصلاحات لازمة أو تعديلات</w:t>
+        <w:t>تاليدعت وأ ةمزال تاحالصإ يأ ءارجإل للخ يأ نع صحفلاو ةنياعملل يمسرلا ماودلا تاقوأ</w:t>
         <w:br/>
         <w:t>أو إضافات تتطلبها إجراءآت الأمن والسلامة أو الصيانة أو ما قد يراه الطرف الأول</w:t>
         <w:br/>
@@ -15417,7 +15417,7 @@
           <w:b w:val="0"/>
           <w:i w:val="0"/>
         </w:rPr>
-        <w:t>خلا 00 براقالاو خويشلل ةيرهشلا تاصصخملا</w:t>
+        <w:t>المخصصات الشهرية للشيوخ والاقارب 00 الخ</w:t>
         <w:br/>
         <w:t>عن شهر صفر 1434ه يناير 2013م</w:t>
       </w:r>
@@ -15805,7 +15805,7 @@
           <w:b w:val="0"/>
           <w:i w:val="0"/>
         </w:rPr>
-        <w:t>‏Ze‎ براقالاو خويشلل ةيرهشلا تاصصخملا</w:t>
+        <w:t>المخصصات الشهرية للشيوخ والاقارب ‎Ze‏</w:t>
         <w:br/>
         <w:t>‏عن شهرجماد ثاني 1434:مليو 2013م</w:t>
       </w:r>
@@ -17019,6 +17019,101 @@
         <w:t>شركة احمد زيني واولاده ‎Ahmed Zainy&amp;SonsCo‏</w:t>
         <w:br/>
         <w:t>جدة عمارة اوزكو - ‎Jeddah-Ozco Building‏</w:t>
+        <w:br/>
+        <w:t>‏Tel:‎ 5ءكمأ55 ‏eo eV 505 Fax:‎ :سكاف ‏STOVE‎ :فتاه</w:t>
+      </w:r>
+    </w:p>
+    <w:p>
+      <w:pPr>
+        <w:jc w:val="right"/>
+        <w:bidi/>
+      </w:pPr>
+      <w:r>
+        <w:rPr>
+          <w:b w:val="0"/>
+          <w:i w:val="0"/>
+        </w:rPr>
+        <w:t>ريال بوه التاريخ:  ‎WVIVIVEN‏</w:t>
+        <w:br/>
+        <w:t>‎gel‏ 6-/1/.0.,</w:t>
+        <w:br/>
+        <w:t>يصرف إلى المكرم: مندوب مفروشات الهناء ‎PAY TO MESSRS‏</w:t>
+      </w:r>
+    </w:p>
+    <w:p>
+      <w:pPr>
+        <w:pStyle w:val="Heading2"/>
+        <w:jc w:val="right"/>
+        <w:bidi/>
+      </w:pPr>
+      <w:r>
+        <w:t>[بيانات الأطراف: المدعي / المدعى عليه / الحاضرون] ===</w:t>
+        <w:br/>
+        <w:t>‎aa‏ فقط إتتدشرة ألف وثلاثمانة وعشرون ريال سعودي لاغير بال</w:t>
+      </w:r>
+    </w:p>
+    <w:p>
+      <w:pPr>
+        <w:pStyle w:val="Heading2"/>
+        <w:jc w:val="right"/>
+        <w:bidi/>
+      </w:pPr>
+      <w:r>
+        <w:t>[المتن الفعلي: الوقائع / الأسباب / المنطوق] ===</w:t>
+        <w:br/>
+        <w:t>‎bagi fd‏ مفروشات الهناء رقم 97 قيمة موكيت ولباد حسب التعميد المرفق ‎FOR‏</w:t>
+      </w:r>
+    </w:p>
+    <w:p>
+      <w:pPr>
+        <w:jc w:val="right"/>
+        <w:bidi/>
+      </w:pPr>
+      <w:r>
+        <w:rPr>
+          <w:b w:val="0"/>
+          <w:i w:val="0"/>
+        </w:rPr>
+        <w:t>Cred</w:t>
+      </w:r>
+    </w:p>
+    <w:p>
+      <w:pPr>
+        <w:jc w:val="right"/>
+        <w:bidi/>
+      </w:pPr>
+      <w:r>
+        <w:rPr>
+          <w:b w:val="0"/>
+          <w:i w:val="0"/>
+        </w:rPr>
+        <w:t>‎TESTI |‏ التي نهد | 11711</w:t>
+        <w:br/>
+        <w:t>0*0 المجموع</w:t>
+      </w:r>
+    </w:p>
+    <w:p>
+      <w:pPr>
+        <w:pStyle w:val="Heading2"/>
+        <w:jc w:val="right"/>
+        <w:bidi/>
+      </w:pPr>
+      <w:r>
+        <w:t>صفحة 4 - OCR</w:t>
+      </w:r>
+    </w:p>
+    <w:p>
+      <w:pPr>
+        <w:pStyle w:val="Heading2"/>
+        <w:jc w:val="right"/>
+        <w:bidi/>
+      </w:pPr>
+      <w:r>
+        <w:t>[المتن الفعلي: الوقائع / الأسباب / المنطوق] ===</w:t>
+        <w:br/>
+        <w:t>شركة احمد زيني واولاده</w:t>
+        <w:br/>
+        <w:t>جدة عمارة اوزكو</w:t>
       </w:r>
     </w:p>
     <w:p>
@@ -17030,7 +17125,7 @@
       <w:r>
         <w:t>[ترويسة / كليشة رسمية — معلومات متكررة] ===</w:t>
         <w:br/>
-        <w:t>هاتف: ‎STOVE‏ فاكس: ‎Fax: 505 eV eo‏ 55أمكء5 ‎Tel:‏</w:t>
+        <w:t>هاتف: 589535 ؟</w:t>
       </w:r>
     </w:p>
     <w:p>
@@ -17042,11 +17137,382 @@
       <w:r>
         <w:t>[المتن الفعلي: الوقائع / الأسباب / المنطوق] ===</w:t>
         <w:br/>
-        <w:t>ريال بوه التاريخ:  ‎WVIVIVEN‏</w:t>
-        <w:br/>
-        <w:t>‎gel‏ 6-/1/.0.,</w:t>
-        <w:br/>
-        <w:t>يصرف إلى المكرم: مندوب مفروشات الهناء ‎PAY TO MESSRS‏</w:t>
+        <w:t>".51١".4 ‏فاكس:‎</w:t>
+      </w:r>
+    </w:p>
+    <w:p>
+      <w:pPr>
+        <w:jc w:val="right"/>
+        <w:bidi/>
+      </w:pPr>
+      <w:r>
+        <w:rPr>
+          <w:b w:val="0"/>
+          <w:i w:val="0"/>
+        </w:rPr>
+        <w:t>رقم القهيد: ؟8؟١‏</w:t>
+        <w:br/>
+        <w:t>بين القيد:</w:t>
+      </w:r>
+    </w:p>
+    <w:p>
+      <w:pPr>
+        <w:jc w:val="right"/>
+        <w:bidi/>
+      </w:pPr>
+      <w:r>
+        <w:rPr>
+          <w:b w:val="0"/>
+          <w:i w:val="0"/>
+        </w:rPr>
+        <w:t>الشيخ</w:t>
+      </w:r>
+    </w:p>
+    <w:p>
+      <w:pPr>
+        <w:jc w:val="right"/>
+        <w:bidi/>
+      </w:pPr>
+      <w:r>
+        <w:rPr>
+          <w:b w:val="0"/>
+          <w:i w:val="0"/>
+        </w:rPr>
+        <w:t>اسامه زيني ( الشيخ</w:t>
+      </w:r>
+    </w:p>
+    <w:p>
+      <w:pPr>
+        <w:jc w:val="right"/>
+        <w:bidi/>
+      </w:pPr>
+      <w:r>
+        <w:rPr>
+          <w:b w:val="0"/>
+          <w:i w:val="0"/>
+        </w:rPr>
+        <w:t>Ahmed Zainy &amp;Sons Go</w:t>
+        <w:br/>
+        <w:t>Jeddah-Ozco Building 1</w:t>
+        <w:br/>
+        <w:t>Tel: 5.5115</w:t>
+      </w:r>
+    </w:p>
+    <w:p>
+      <w:pPr>
+        <w:jc w:val="right"/>
+        <w:bidi/>
+      </w:pPr>
+      <w:r>
+        <w:rPr>
+          <w:b w:val="0"/>
+          <w:i w:val="0"/>
+        </w:rPr>
+        <w:t>Fax: 5051#</w:t>
+      </w:r>
+    </w:p>
+    <w:p>
+      <w:pPr>
+        <w:jc w:val="right"/>
+        <w:bidi/>
+      </w:pPr>
+      <w:r>
+        <w:rPr>
+          <w:b w:val="0"/>
+          <w:i w:val="0"/>
+        </w:rPr>
+        <w:t>YVININ ENE ‏التاريخ:‎</w:t>
+      </w:r>
+    </w:p>
+    <w:p>
+      <w:pPr>
+        <w:jc w:val="right"/>
+        <w:bidi/>
+      </w:pPr>
+      <w:r>
+        <w:rPr>
+          <w:b w:val="0"/>
+          <w:i w:val="0"/>
+        </w:rPr>
+        <w:t>ماد</w:t>
+        <w:br/>
+        <w:t>فاتورة مفروشات الهناء رقم ‎OVY‏ قيمة موكيت</w:t>
+      </w:r>
+    </w:p>
+    <w:p>
+      <w:pPr>
+        <w:jc w:val="right"/>
+        <w:bidi/>
+      </w:pPr>
+      <w:r>
+        <w:rPr>
+          <w:b w:val="0"/>
+          <w:i w:val="0"/>
+        </w:rPr>
+        <w:t>مندوب مفروشات الهناء</w:t>
+      </w:r>
+    </w:p>
+    <w:p>
+      <w:pPr>
+        <w:jc w:val="right"/>
+        <w:bidi/>
+      </w:pPr>
+      <w:r>
+        <w:rPr>
+          <w:b w:val="0"/>
+          <w:i w:val="0"/>
+        </w:rPr>
+        <w:t>===== ملف داخلي: 1434/1434 fil no-13- inv 1291.pdf =====</w:t>
+      </w:r>
+    </w:p>
+    <w:p>
+      <w:pPr>
+        <w:pStyle w:val="Heading2"/>
+        <w:jc w:val="right"/>
+        <w:bidi/>
+      </w:pPr>
+      <w:r>
+        <w:t>صفحة 1 - OCR</w:t>
+      </w:r>
+    </w:p>
+    <w:p>
+      <w:pPr>
+        <w:pStyle w:val="Heading2"/>
+        <w:jc w:val="right"/>
+        <w:bidi/>
+      </w:pPr>
+      <w:r>
+        <w:t>[المتن الفعلي: الوقائع / الأسباب / المنطوق] ===</w:t>
+        <w:br/>
+        <w:t>SOON DAA WH</w:t>
+      </w:r>
+    </w:p>
+    <w:p>
+      <w:pPr>
+        <w:jc w:val="right"/>
+        <w:bidi/>
+      </w:pPr>
+      <w:r>
+        <w:rPr>
+          <w:b w:val="0"/>
+          <w:i w:val="0"/>
+        </w:rPr>
+        <w:t>=</w:t>
+      </w:r>
+    </w:p>
+    <w:p>
+      <w:pPr>
+        <w:jc w:val="right"/>
+        <w:bidi/>
+      </w:pPr>
+      <w:r>
+        <w:rPr>
+          <w:b w:val="0"/>
+          <w:i w:val="0"/>
+        </w:rPr>
+        <w:t>1</w:t>
+        <w:br/>
+        <w:t>2</w:t>
+        <w:br/>
+        <w:t>3</w:t>
+        <w:br/>
+        <w:t>4</w:t>
+        <w:br/>
+        <w:t>5</w:t>
+        <w:br/>
+        <w:t>6</w:t>
+        <w:br/>
+        <w:t>7</w:t>
+        <w:br/>
+        <w:t>8</w:t>
+        <w:br/>
+        <w:t>9</w:t>
+      </w:r>
+    </w:p>
+    <w:p>
+      <w:pPr>
+        <w:jc w:val="right"/>
+        <w:bidi/>
+      </w:pPr>
+      <w:r>
+        <w:rPr>
+          <w:b w:val="0"/>
+          <w:i w:val="0"/>
+        </w:rPr>
+        <w:t>شركة احمد زيني وأولادة '</w:t>
+      </w:r>
+    </w:p>
+    <w:p>
+      <w:pPr>
+        <w:jc w:val="right"/>
+        <w:bidi/>
+      </w:pPr>
+      <w:r>
+        <w:rPr>
+          <w:b w:val="0"/>
+          <w:i w:val="0"/>
+        </w:rPr>
+        <w:t>المخصصات الشهرية للشيوخ والاقارب 00 الخ</w:t>
+        <w:br/>
+        <w:t>عن شهر رجب 21434 يونيو 2013م</w:t>
+      </w:r>
+    </w:p>
+    <w:p>
+      <w:pPr>
+        <w:jc w:val="right"/>
+        <w:bidi/>
+      </w:pPr>
+      <w:r>
+        <w:rPr>
+          <w:b w:val="0"/>
+          <w:i w:val="0"/>
+        </w:rPr>
+        <w:t>Se ee ‏ب‎</w:t>
+      </w:r>
+    </w:p>
+    <w:p>
+      <w:pPr>
+        <w:jc w:val="right"/>
+        <w:bidi/>
+      </w:pPr>
+      <w:r>
+        <w:rPr>
+          <w:b w:val="0"/>
+          <w:i w:val="0"/>
+        </w:rPr>
+        <w:t>50,700</w:t>
+        <w:br/>
+        <w:t>85,000</w:t>
+      </w:r>
+    </w:p>
+    <w:p>
+      <w:pPr>
+        <w:pStyle w:val="Heading2"/>
+        <w:jc w:val="right"/>
+        <w:bidi/>
+      </w:pPr>
+      <w:r>
+        <w:t>[ترويسة / كليشة رسمية — معلومات متكررة] ===</w:t>
+        <w:br/>
+        <w:t>اتصلت هاتفيا بتاريخ 1433/4/4ه بانها قد تزوجت وأصبحت غير محتاجة</w:t>
+      </w:r>
+    </w:p>
+    <w:p>
+      <w:pPr>
+        <w:pStyle w:val="Heading2"/>
+        <w:jc w:val="right"/>
+        <w:bidi/>
+      </w:pPr>
+      <w:r>
+        <w:t>[المتن الفعلي: الوقائع / الأسباب / المنطوق] ===</w:t>
+        <w:br/>
+        <w:t>رحمة بنت عبدالرحمن حامد المتوكل</w:t>
+        <w:br/>
+        <w:t>السيدة / سهام حسن زيني ‎Cc‏</w:t>
+        <w:br/>
+        <w:t>‏بنات / علياء محمد راجح</w:t>
+        <w:br/>
+        <w:t>نجاة بنت عبدالله أحمد زيني</w:t>
+        <w:br/>
+        <w:t>فوزية محمد اوان</w:t>
+      </w:r>
+    </w:p>
+    <w:p>
+      <w:pPr>
+        <w:jc w:val="right"/>
+        <w:bidi/>
+      </w:pPr>
+      <w:r>
+        <w:rPr>
+          <w:b w:val="0"/>
+          <w:i w:val="0"/>
+        </w:rPr>
+        <w:t>المجموع</w:t>
+        <w:br/>
+        <w:t>حرم المرحوم / فطين الحبيشي</w:t>
+        <w:br/>
+        <w:t>الجمعية الخيرية لتحفيظ القرآن الكريم - الجموم</w:t>
+        <w:br/>
+        <w:t>السيد / علي سلطان</w:t>
+        <w:br/>
+        <w:t>السيد / علي عبدالله ابراهيم جمعة</w:t>
+      </w:r>
+    </w:p>
+    <w:p>
+      <w:pPr>
+        <w:jc w:val="right"/>
+        <w:bidi/>
+      </w:pPr>
+      <w:r>
+        <w:rPr>
+          <w:b w:val="0"/>
+          <w:i w:val="0"/>
+        </w:rPr>
+        <w:t>السيد بندر الحرازي</w:t>
+        <w:br/>
+        <w:t>الجمعية الخيرية لتحفيظ القرآن الكريم ‏ دارام جميد - دف زيد</w:t>
+        <w:br/>
+        <w:t>تم صرف مساعدة شهرية 250 ريال لفية 1434/12/30ه</w:t>
+      </w:r>
+    </w:p>
+    <w:p>
+      <w:pPr>
+        <w:pStyle w:val="Heading2"/>
+        <w:jc w:val="right"/>
+        <w:bidi/>
+      </w:pPr>
+      <w:r>
+        <w:t>[ترويسة / كليشة رسمية — معلومات متكررة] ===</w:t>
+        <w:br/>
+        <w:t>اتصلت هاتفيا بتاريخ 1433/4/4ه بانها قد تزوجت وأصبحت غير محتاجة</w:t>
+      </w:r>
+    </w:p>
+    <w:p>
+      <w:pPr>
+        <w:pStyle w:val="Heading2"/>
+        <w:jc w:val="right"/>
+        <w:bidi/>
+      </w:pPr>
+      <w:r>
+        <w:t>[المتن الفعلي: الوقائع / الأسباب / المنطوق] ===</w:t>
+        <w:br/>
+        <w:t>تم صرف مساعدة شهرية 1000 ‎it Sky‏ 1434/12/30ه</w:t>
+      </w:r>
+    </w:p>
+    <w:p>
+      <w:pPr>
+        <w:jc w:val="right"/>
+        <w:bidi/>
+      </w:pPr>
+      <w:r>
+        <w:rPr>
+          <w:b w:val="0"/>
+          <w:i w:val="0"/>
+        </w:rPr>
+        <w:t>عائلة المرحوم يوسف لطفي</w:t>
+      </w:r>
+    </w:p>
+    <w:p>
+      <w:pPr>
+        <w:jc w:val="right"/>
+        <w:bidi/>
+      </w:pPr>
+      <w:r>
+        <w:rPr>
+          <w:b w:val="0"/>
+          <w:i w:val="0"/>
+        </w:rPr>
+        <w:t>كك</w:t>
+      </w:r>
+    </w:p>
+    <w:p>
+      <w:pPr>
+        <w:pStyle w:val="Heading2"/>
+        <w:jc w:val="right"/>
+        <w:bidi/>
+      </w:pPr>
+      <w:r>
+        <w:t>صفحة 2 - OCR</w:t>
       </w:r>
     </w:p>
     <w:p>
@@ -17058,7 +17524,7 @@
       <w:r>
         <w:t>[بيانات الأطراف: المدعي / المدعى عليه / الحاضرون] ===</w:t>
         <w:br/>
-        <w:t>‎aa‏ فقط إتتدشرة ألف وثلاثمانة وعشرون ريال سعودي لاغير بال</w:t>
+        <w:t>شركة احمد زيني واولاده . ‎Co‏ 0115 5 كاسم</w:t>
       </w:r>
     </w:p>
     <w:p>
@@ -17070,35 +17536,678 @@
       <w:r>
         <w:t>[المتن الفعلي: الوقائع / الأسباب / المنطوق] ===</w:t>
         <w:br/>
-        <w:t>‎bagi fd‏ مفروشات الهناء رقم 97 قيمة موكيت ولباد حسب التعميد المرفق ‎FOR‏</w:t>
-      </w:r>
-    </w:p>
-    <w:p>
-      <w:pPr>
-        <w:jc w:val="right"/>
-        <w:bidi/>
-      </w:pPr>
-      <w:r>
-        <w:rPr>
-          <w:b w:val="0"/>
-          <w:i w:val="0"/>
-        </w:rPr>
-        <w:t>Cred</w:t>
-      </w:r>
-    </w:p>
-    <w:p>
-      <w:pPr>
-        <w:jc w:val="right"/>
-        <w:bidi/>
-      </w:pPr>
-      <w:r>
-        <w:rPr>
-          <w:b w:val="0"/>
-          <w:i w:val="0"/>
-        </w:rPr>
-        <w:t>‎TESTI |‏ التي نهد | 11711</w:t>
-        <w:br/>
-        <w:t>0*0 المجموع</w:t>
+        <w:t>5 Building ‏جدة عمارة اوزكو‎</w:t>
+      </w:r>
+    </w:p>
+    <w:p>
+      <w:pPr>
+        <w:pStyle w:val="Heading2"/>
+        <w:jc w:val="right"/>
+        <w:bidi/>
+      </w:pPr>
+      <w:r>
+        <w:t>[ترويسة / كليشة رسمية — معلومات متكررة] ===</w:t>
+        <w:br/>
+        <w:t>eNOUSN Faxr 5051“ eV eG ‏هاتف: 515861715" فاكس:‎</w:t>
+      </w:r>
+    </w:p>
+    <w:p>
+      <w:pPr>
+        <w:pStyle w:val="Heading2"/>
+        <w:jc w:val="right"/>
+        <w:bidi/>
+      </w:pPr>
+      <w:r>
+        <w:t>[المتن الفعلي: الوقائع / الأسباب / المنطوق] ===</w:t>
+        <w:br/>
+        <w:t>Gib ‏صرف‎ pal</w:t>
+      </w:r>
+    </w:p>
+    <w:p>
+      <w:pPr>
+        <w:jc w:val="right"/>
+        <w:bidi/>
+      </w:pPr>
+      <w:r>
+        <w:rPr>
+          <w:b w:val="0"/>
+          <w:i w:val="0"/>
+        </w:rPr>
+        <w:t>Lay hd he a Sy ee Por i ‏رد‎</w:t>
+        <w:br/>
+        <w:t>‎ANPP MOA geil</w:t>
+      </w:r>
+    </w:p>
+    <w:p>
+      <w:pPr>
+        <w:jc w:val="right"/>
+        <w:bidi/>
+      </w:pPr>
+      <w:r>
+        <w:rPr>
+          <w:b w:val="0"/>
+          <w:i w:val="0"/>
+        </w:rPr>
+        <w:t>يصرف إلى المكرم: الشيخ/احمد زينى ‎PAY TO MESSRS‏</w:t>
+      </w:r>
+    </w:p>
+    <w:p>
+      <w:pPr>
+        <w:pStyle w:val="Heading2"/>
+        <w:jc w:val="right"/>
+        <w:bidi/>
+      </w:pPr>
+      <w:r>
+        <w:t>[بيانات الأطراف: المدعي / المدعى عليه / الحاضرون] ===</w:t>
+        <w:br/>
+        <w:t>مبلغ فقط خمسون ألف وسبعمانة ريال سعودي لاغير</w:t>
+      </w:r>
+    </w:p>
+    <w:p>
+      <w:pPr>
+        <w:pStyle w:val="Heading2"/>
+        <w:jc w:val="right"/>
+        <w:bidi/>
+      </w:pPr>
+      <w:r>
+        <w:t>[المتن الفعلي: الوقائع / الأسباب / المنطوق] ===</w:t>
+        <w:br/>
+        <w:t>وذلك | مصاريف منزل الشيخ/احمد زينى عن شهر رجب ‎١474‏</w:t>
+      </w:r>
+    </w:p>
+    <w:p>
+      <w:pPr>
+        <w:jc w:val="right"/>
+        <w:bidi/>
+      </w:pPr>
+      <w:r>
+        <w:rPr>
+          <w:b w:val="0"/>
+          <w:i w:val="0"/>
+        </w:rPr>
+        <w:t>المبك أسم الحساب لحسا :</w:t>
+        <w:br/>
+        <w:t>‎el‏</w:t>
+        <w:br/>
+        <w:t>‎2070.١‏ |الشيخ ‎GL‏ زيني [ الشيخ احمد -| ‎1١١٠١١١‏ | مصاريفٌ منزل ‎ea‏ زينى ‎WEE‏ رجب ‎١171‏</w:t>
+        <w:br/>
+        <w:t>‏لرءءلاءءهة المجموع</w:t>
+      </w:r>
+    </w:p>
+    <w:p>
+      <w:pPr>
+        <w:jc w:val="right"/>
+        <w:bidi/>
+      </w:pPr>
+      <w:r>
+        <w:rPr>
+          <w:b w:val="0"/>
+          <w:i w:val="0"/>
+        </w:rPr>
+        <w:t>المدير العام</w:t>
+      </w:r>
+    </w:p>
+    <w:p>
+      <w:pPr>
+        <w:pStyle w:val="Heading2"/>
+        <w:jc w:val="right"/>
+        <w:bidi/>
+      </w:pPr>
+      <w:r>
+        <w:t>صفحة 3 - OCR</w:t>
+      </w:r>
+    </w:p>
+    <w:p>
+      <w:pPr>
+        <w:pStyle w:val="Heading2"/>
+        <w:jc w:val="right"/>
+        <w:bidi/>
+      </w:pPr>
+      <w:r>
+        <w:t>[المتن الفعلي: الوقائع / الأسباب / المنطوق] ===</w:t>
+        <w:br/>
+        <w:t>شركة احمد زيني واولاده</w:t>
+        <w:br/>
+        <w:t>جدة عمارةٌ اوزكو</w:t>
+        <w:br/>
+        <w:t>هائف: 5.5691</w:t>
+      </w:r>
+    </w:p>
+    <w:p>
+      <w:pPr>
+        <w:jc w:val="right"/>
+        <w:bidi/>
+      </w:pPr>
+      <w:r>
+        <w:rPr>
+          <w:b w:val="0"/>
+          <w:i w:val="0"/>
+        </w:rPr>
+        <w:t>".51١"”.4 ‏فاكس:‎</w:t>
+      </w:r>
+    </w:p>
+    <w:p>
+      <w:pPr>
+        <w:jc w:val="right"/>
+        <w:bidi/>
+      </w:pPr>
+      <w:r>
+        <w:rPr>
+          <w:b w:val="0"/>
+          <w:i w:val="0"/>
+        </w:rPr>
+        <w:t>رقم القيد: ‎١١59١‏</w:t>
+      </w:r>
+    </w:p>
+    <w:p>
+      <w:pPr>
+        <w:jc w:val="right"/>
+        <w:bidi/>
+      </w:pPr>
+      <w:r>
+        <w:rPr>
+          <w:b w:val="0"/>
+          <w:i w:val="0"/>
+        </w:rPr>
+        <w:t>بيان القيد:</w:t>
+      </w:r>
+    </w:p>
+    <w:p>
+      <w:pPr>
+        <w:jc w:val="right"/>
+        <w:bidi/>
+      </w:pPr>
+      <w:r>
+        <w:rPr>
+          <w:b w:val="0"/>
+          <w:i w:val="0"/>
+        </w:rPr>
+        <w:t>Ahmed Zainy’&amp;Sons Co</w:t>
+        <w:br/>
+        <w:t>Jeddah-Ozco Building</w:t>
+        <w:br/>
+        <w:t>Tel: &lt;2 ‏املد‎</w:t>
+      </w:r>
+    </w:p>
+    <w:p>
+      <w:pPr>
+        <w:jc w:val="right"/>
+        <w:bidi/>
+      </w:pPr>
+      <w:r>
+        <w:rPr>
+          <w:b w:val="0"/>
+          <w:i w:val="0"/>
+        </w:rPr>
+        <w:t>Fax: 5.5١65</w:t>
+      </w:r>
+    </w:p>
+    <w:p>
+      <w:pPr>
+        <w:jc w:val="right"/>
+        <w:bidi/>
+      </w:pPr>
+      <w:r>
+        <w:rPr>
+          <w:b w:val="0"/>
+          <w:i w:val="0"/>
+        </w:rPr>
+        <w:t>لل ا</w:t>
+      </w:r>
+    </w:p>
+    <w:p>
+      <w:pPr>
+        <w:jc w:val="right"/>
+        <w:bidi/>
+      </w:pPr>
+      <w:r>
+        <w:rPr>
+          <w:b w:val="0"/>
+          <w:i w:val="0"/>
+        </w:rPr>
+        <w:t>التاريسخ:</w:t>
+      </w:r>
+    </w:p>
+    <w:p>
+      <w:pPr>
+        <w:jc w:val="right"/>
+        <w:bidi/>
+      </w:pPr>
+      <w:r>
+        <w:rPr>
+          <w:b w:val="0"/>
+          <w:i w:val="0"/>
+        </w:rPr>
+        <w:t>مصاريف منزل الشيخ/احمد زينى عن شهر رجب ‎VTE‏</w:t>
+      </w:r>
+    </w:p>
+    <w:p>
+      <w:pPr>
+        <w:jc w:val="right"/>
+        <w:bidi/>
+      </w:pPr>
+      <w:r>
+        <w:rPr>
+          <w:b w:val="0"/>
+          <w:i w:val="0"/>
+        </w:rPr>
+        <w:t>مصاريف منزل الشيخ/احمد زينى عن شهر</w:t>
+      </w:r>
+    </w:p>
+    <w:p>
+      <w:pPr>
+        <w:jc w:val="right"/>
+        <w:bidi/>
+      </w:pPr>
+      <w:r>
+        <w:rPr>
+          <w:b w:val="0"/>
+          <w:i w:val="0"/>
+        </w:rPr>
+        <w:t>الشيخ/احمد زينى</w:t>
+      </w:r>
+    </w:p>
+    <w:p>
+      <w:pPr>
+        <w:jc w:val="right"/>
+        <w:bidi/>
+      </w:pPr>
+      <w:r>
+        <w:rPr>
+          <w:b w:val="0"/>
+          <w:i w:val="0"/>
+        </w:rPr>
+        <w:t>===== ملف داخلي: 1434/1434 fil no-5- inv 459.pdf =====</w:t>
+      </w:r>
+    </w:p>
+    <w:p>
+      <w:pPr>
+        <w:pStyle w:val="Heading2"/>
+        <w:jc w:val="right"/>
+        <w:bidi/>
+      </w:pPr>
+      <w:r>
+        <w:t>صفحة 1 - OCR</w:t>
+      </w:r>
+    </w:p>
+    <w:p>
+      <w:pPr>
+        <w:pStyle w:val="Heading2"/>
+        <w:jc w:val="right"/>
+        <w:bidi/>
+      </w:pPr>
+      <w:r>
+        <w:t>[المتن الفعلي: الوقائع / الأسباب / المنطوق] ===</w:t>
+        <w:br/>
+        <w:t>Ahmed Zainy &amp;Sons Co ٠ ‏شركة احمد زيني واولاده‎</w:t>
+        <w:br/>
+        <w:t>Jeddah-Ozco Building ‏جدة عمارة اوزكو‎</w:t>
+      </w:r>
+    </w:p>
+    <w:p>
+      <w:pPr>
+        <w:pStyle w:val="Heading2"/>
+        <w:jc w:val="right"/>
+        <w:bidi/>
+      </w:pPr>
+      <w:r>
+        <w:t>[ترويسة / كليشة رسمية — معلومات متكررة] ===</w:t>
+        <w:br/>
+        <w:t>Tel: ‏كلكدكء5‎ 5.5851١5 ‏هاتف:‎</w:t>
+      </w:r>
+    </w:p>
+    <w:p>
+      <w:pPr>
+        <w:pStyle w:val="Heading2"/>
+        <w:jc w:val="right"/>
+        <w:bidi/>
+      </w:pPr>
+      <w:r>
+        <w:t>[المتن الفعلي: الوقائع / الأسباب / المنطوق] ===</w:t>
+        <w:br/>
+        <w:t>Fax: 5054 5.5١.4 ‏فاكس:‎</w:t>
+      </w:r>
+    </w:p>
+    <w:p>
+      <w:pPr>
+        <w:jc w:val="right"/>
+        <w:bidi/>
+      </w:pPr>
+      <w:r>
+        <w:rPr>
+          <w:b w:val="0"/>
+          <w:i w:val="0"/>
+        </w:rPr>
+        <w:t>‎التاريخ:  MINN VEEP</w:t>
+      </w:r>
+    </w:p>
+    <w:p>
+      <w:pPr>
+        <w:jc w:val="right"/>
+        <w:bidi/>
+      </w:pPr>
+      <w:r>
+        <w:rPr>
+          <w:b w:val="0"/>
+          <w:i w:val="0"/>
+        </w:rPr>
+        <w:t>مرتبات د.وميض شاكرمن ‎١ 477/٠١/١4‏ الى ‎١ 4 "4/1/١‏ كالتعميد المرفق</w:t>
+      </w:r>
+    </w:p>
+    <w:p>
+      <w:pPr>
+        <w:jc w:val="right"/>
+        <w:bidi/>
+      </w:pPr>
+      <w:r>
+        <w:rPr>
+          <w:b w:val="0"/>
+          <w:i w:val="0"/>
+        </w:rPr>
+        <w:t>مرتبات د١٠‏ وميض شاكرمن ‎5577/٠١/١5‏ ١الى‏</w:t>
+      </w:r>
+    </w:p>
+    <w:p>
+      <w:pPr>
+        <w:jc w:val="right"/>
+        <w:bidi/>
+      </w:pPr>
+      <w:r>
+        <w:rPr>
+          <w:b w:val="0"/>
+          <w:i w:val="0"/>
+        </w:rPr>
+        <w:t>د وميض شاكر</w:t>
+      </w:r>
+    </w:p>
+    <w:p>
+      <w:pPr>
+        <w:pStyle w:val="Heading2"/>
+        <w:jc w:val="right"/>
+        <w:bidi/>
+      </w:pPr>
+      <w:r>
+        <w:t>صفحة 2 - OCR</w:t>
+      </w:r>
+    </w:p>
+    <w:p>
+      <w:pPr>
+        <w:pStyle w:val="Heading2"/>
+        <w:jc w:val="right"/>
+        <w:bidi/>
+      </w:pPr>
+      <w:r>
+        <w:t>[المتن الفعلي: الوقائع / الأسباب / المنطوق] ===</w:t>
+        <w:br/>
+        <w:t>Part ‏لجسم‎</w:t>
+      </w:r>
+    </w:p>
+    <w:p>
+      <w:pPr>
+        <w:jc w:val="right"/>
+        <w:bidi/>
+      </w:pPr>
+      <w:r>
+        <w:rPr>
+          <w:b w:val="0"/>
+          <w:i w:val="0"/>
+        </w:rPr>
+        <w:t>‎Eng EO CAD gC)‏ ا</w:t>
+      </w:r>
+    </w:p>
+    <w:p>
+      <w:pPr>
+        <w:jc w:val="right"/>
+        <w:bidi/>
+      </w:pPr>
+      <w:r>
+        <w:rPr>
+          <w:b w:val="0"/>
+          <w:i w:val="0"/>
+        </w:rPr>
+        <w:t>‎“9 3 57 ْ</w:t>
+        <w:br/>
+        <w:t>imp inte?</w:t>
+        <w:br/>
+        <w:t>-7 7 ‏كس‎</w:t>
+        <w:br/>
+        <w:t>‎0002 aa - eye pewter CEO</w:t>
+        <w:br/>
+        <w:t>Z107/60/TO Tie ‏مم‎</w:t>
+        <w:br/>
+        <w:t>‏ع0 ع0 ع0 ع0‎ LT ‏لك‎</w:t>
+      </w:r>
+    </w:p>
+    <w:p>
+      <w:pPr>
+        <w:jc w:val="right"/>
+        <w:bidi/>
+      </w:pPr>
+      <w:r>
+        <w:rPr>
+          <w:b w:val="0"/>
+          <w:i w:val="0"/>
+        </w:rPr>
+        <w:t>‏ببس مم 5 005 |[ 2852 | 2</w:t>
+        <w:br/>
+        <w:t>“006 “00 1 الم 067 ‎ee‏</w:t>
+        <w:br/>
+        <w:t>‏06</w:t>
+      </w:r>
+    </w:p>
+    <w:p>
+      <w:pPr>
+        <w:jc w:val="right"/>
+        <w:bidi/>
+      </w:pPr>
+      <w:r>
+        <w:rPr>
+          <w:b w:val="0"/>
+          <w:i w:val="0"/>
+        </w:rPr>
+        <w:t>‏0065 0065 0065 006 14</w:t>
+        <w:br/>
+        <w:t>| مت</w:t>
+      </w:r>
+    </w:p>
+    <w:p>
+      <w:pPr>
+        <w:jc w:val="right"/>
+        <w:bidi/>
+      </w:pPr>
+      <w:r>
+        <w:rPr>
+          <w:b w:val="0"/>
+          <w:i w:val="0"/>
+        </w:rPr>
+        <w:t>‏اوماد 46ج 7 انيل ‎mre‏ | اقم بسكم</w:t>
+      </w:r>
+    </w:p>
+    <w:p>
+      <w:pPr>
+        <w:jc w:val="right"/>
+        <w:bidi/>
+      </w:pPr>
+      <w:r>
+        <w:rPr>
+          <w:b w:val="0"/>
+          <w:i w:val="0"/>
+        </w:rPr>
+        <w:t>‏,— تعدا كول</w:t>
+      </w:r>
+    </w:p>
+    <w:p>
+      <w:pPr>
+        <w:jc w:val="right"/>
+        <w:bidi/>
+      </w:pPr>
+      <w:r>
+        <w:rPr>
+          <w:b w:val="0"/>
+          <w:i w:val="0"/>
+        </w:rPr>
+        <w:t>‎005 ‏حيس كم‎ A</w:t>
+        <w:br/>
+        <w:t>NP PHC RD pest ee</w:t>
+        <w:br/>
+        <w:t>005 iia</w:t>
+      </w:r>
+    </w:p>
+    <w:p>
+      <w:pPr>
+        <w:jc w:val="right"/>
+        <w:bidi/>
+      </w:pPr>
+      <w:r>
+        <w:rPr>
+          <w:b w:val="0"/>
+          <w:i w:val="0"/>
+        </w:rPr>
+        <w:t>‎(rsneC | Sete ee) op? mse</w:t>
+      </w:r>
+    </w:p>
+    <w:p>
+      <w:pPr>
+        <w:jc w:val="right"/>
+        <w:bidi/>
+      </w:pPr>
+      <w:r>
+        <w:rPr>
+          <w:b w:val="0"/>
+          <w:i w:val="0"/>
+        </w:rPr>
+        <w:t>‎) mt Sy ‏جم‎ C9 | Aro</w:t>
+      </w:r>
+    </w:p>
+    <w:p>
+      <w:pPr>
+        <w:pStyle w:val="Heading2"/>
+        <w:jc w:val="right"/>
+        <w:bidi/>
+      </w:pPr>
+      <w:r>
+        <w:t>صفحة 3 - OCR</w:t>
+      </w:r>
+    </w:p>
+    <w:p>
+      <w:pPr>
+        <w:pStyle w:val="Heading2"/>
+        <w:jc w:val="right"/>
+        <w:bidi/>
+      </w:pPr>
+      <w:r>
+        <w:t>[المتن الفعلي: الوقائع / الأسباب / المنطوق] ===</w:t>
+        <w:br/>
+        <w:t>yyy ‏عدر‎</w:t>
+        <w:br/>
+        <w:t>‎Wee |</w:t>
+      </w:r>
+    </w:p>
+    <w:p>
+      <w:pPr>
+        <w:jc w:val="right"/>
+        <w:bidi/>
+      </w:pPr>
+      <w:r>
+        <w:rPr>
+          <w:b w:val="0"/>
+          <w:i w:val="0"/>
+        </w:rPr>
+        <w:t>02 ts ‏صم‎</w:t>
+        <w:br/>
+        <w:t>‎1 ”/</w:t>
+      </w:r>
+    </w:p>
+    <w:p>
+      <w:pPr>
+        <w:jc w:val="right"/>
+        <w:bidi/>
+      </w:pPr>
+      <w:r>
+        <w:rPr>
+          <w:b w:val="0"/>
+          <w:i w:val="0"/>
+        </w:rPr>
+        <w:t>Rae ‏ويه‎</w:t>
+      </w:r>
+    </w:p>
+    <w:p>
+      <w:pPr>
+        <w:jc w:val="right"/>
+        <w:bidi/>
+      </w:pPr>
+      <w:r>
+        <w:rPr>
+          <w:b w:val="0"/>
+          <w:i w:val="0"/>
+        </w:rPr>
+        <w:t>(BT A ‏رصم‎ Far OO es Fore, ‏كبس بصنم‎ CAD BC)</w:t>
+      </w:r>
+    </w:p>
+    <w:p>
+      <w:pPr>
+        <w:jc w:val="right"/>
+        <w:bidi/>
+      </w:pPr>
+      <w:r>
+        <w:rPr>
+          <w:b w:val="0"/>
+          <w:i w:val="0"/>
+        </w:rPr>
+        <w:t>L96'LZ ‏لجسم‎ pre?</w:t>
+        <w:br/>
+        <w:t>0002 ot? prefer ‏مجم ثم‎</w:t>
+        <w:br/>
+        <w:t>21 000 Aire ‏اد‎</w:t>
+        <w:br/>
+        <w:t>‏ع0 ع0 ع0 ع0‎ ZI ee</w:t>
+      </w:r>
+    </w:p>
+    <w:p>
+      <w:pPr>
+        <w:jc w:val="right"/>
+        <w:bidi/>
+      </w:pPr>
+      <w:r>
+        <w:rPr>
+          <w:b w:val="0"/>
+          <w:i w:val="0"/>
+        </w:rPr>
+        <w:t>‎TO 1‏ لون ل 7000 تاقد | ‎asc‏ كهداقة | ل | ‎eraasy‏ |</w:t>
+      </w:r>
+    </w:p>
+    <w:p>
+      <w:pPr>
+        <w:jc w:val="right"/>
+        <w:bidi/>
+      </w:pPr>
+      <w:r>
+        <w:rPr>
+          <w:b w:val="0"/>
+          <w:i w:val="0"/>
+        </w:rPr>
+        <w:t>‎005 Hien TH</w:t>
+        <w:br/>
+        <w:t>KD TC RD prs? ree</w:t>
+        <w:br/>
+        <w:t>0025 Ki Ra</w:t>
+      </w:r>
+    </w:p>
+    <w:p>
+      <w:pPr>
+        <w:jc w:val="right"/>
+        <w:bidi/>
+      </w:pPr>
+      <w:r>
+        <w:rPr>
+          <w:b w:val="0"/>
+          <w:i w:val="0"/>
+        </w:rPr>
+        <w:t>‎Swe whe apf? est‏ درق</w:t>
+        <w:br/>
+        <w:t>‎mM sy has Cre \F Ree‏</w:t>
+        <w:br/>
+        <w:t>‎J J‏</w:t>
       </w:r>
     </w:p>
     <w:p>
@@ -17120,6 +18229,174 @@
       <w:r>
         <w:t>[المتن الفعلي: الوقائع / الأسباب / المنطوق] ===</w:t>
         <w:br/>
+        <w:t>A ‏مسي سس لب‎</w:t>
+        <w:br/>
+        <w:t>Le 9 ‏ا‎</w:t>
+        <w:br/>
+        <w:t>‎eee Latent</w:t>
+      </w:r>
+    </w:p>
+    <w:p>
+      <w:pPr>
+        <w:jc w:val="right"/>
+        <w:bidi/>
+      </w:pPr>
+      <w:r>
+        <w:rPr>
+          <w:b w:val="0"/>
+          <w:i w:val="0"/>
+        </w:rPr>
+        <w:t>‎alt pty‏ الى المكره: دا وميض شاكر</w:t>
+      </w:r>
+    </w:p>
+    <w:p>
+      <w:pPr>
+        <w:jc w:val="right"/>
+        <w:bidi/>
+      </w:pPr>
+      <w:r>
+        <w:rPr>
+          <w:b w:val="0"/>
+          <w:i w:val="0"/>
+        </w:rPr>
+        <w:t>‎ON ‏فط سبعة وعتيرون الف وتسعمائة وسبعة وستون ريال سعودر‎ ae</w:t>
+      </w:r>
+    </w:p>
+    <w:p>
+      <w:pPr>
+        <w:jc w:val="right"/>
+        <w:bidi/>
+      </w:pPr>
+      <w:r>
+        <w:rPr>
+          <w:b w:val="0"/>
+          <w:i w:val="0"/>
+        </w:rPr>
+        <w:t>‏9 مر كنات 00-0 0 ‎yyvagre ed‏ مم 03 ‎ons)‏</w:t>
+        <w:br/>
+        <w:t>‏وذلك ‎f‏ مرتبات د وميضص شاكرمن ‎EMEA HVE PN INE‏ أكا</w:t>
+      </w:r>
+    </w:p>
+    <w:p>
+      <w:pPr>
+        <w:jc w:val="right"/>
+        <w:bidi/>
+      </w:pPr>
+      <w:r>
+        <w:rPr>
+          <w:b w:val="0"/>
+          <w:i w:val="0"/>
+        </w:rPr>
+        <w:t>‎yu aay</w:t>
+        <w:br/>
+        <w:t>rTM A NM ae</w:t>
+      </w:r>
+    </w:p>
+    <w:p>
+      <w:pPr>
+        <w:jc w:val="right"/>
+        <w:bidi/>
+      </w:pPr>
+      <w:r>
+        <w:rPr>
+          <w:b w:val="0"/>
+          <w:i w:val="0"/>
+        </w:rPr>
+        <w:t>‎a</w:t>
+      </w:r>
+    </w:p>
+    <w:p>
+      <w:pPr>
+        <w:jc w:val="right"/>
+        <w:bidi/>
+      </w:pPr>
+      <w:r>
+        <w:rPr>
+          <w:b w:val="0"/>
+          <w:i w:val="0"/>
+        </w:rPr>
+        <w:t>‎, Ahmed Zainy &amp;Sons Co</w:t>
+        <w:br/>
+        <w:t>_ Jeddah-Ozco Butiaing</w:t>
+        <w:br/>
+        <w:t>1 Jeb Veet Fax ‏مك5‎</w:t>
+      </w:r>
+    </w:p>
+    <w:p>
+      <w:pPr>
+        <w:jc w:val="right"/>
+        <w:bidi/>
+      </w:pPr>
+      <w:r>
+        <w:rPr>
+          <w:b w:val="0"/>
+          <w:i w:val="0"/>
+        </w:rPr>
+        <w:t>‎mt : Ah‏ + جلي رخ وذ</w:t>
+      </w:r>
+    </w:p>
+    <w:p>
+      <w:pPr>
+        <w:jc w:val="right"/>
+        <w:bidi/>
+      </w:pPr>
+      <w:r>
+        <w:rPr>
+          <w:b w:val="0"/>
+          <w:i w:val="0"/>
+        </w:rPr>
+        <w:t>‏الموافق: ا اا ان</w:t>
+      </w:r>
+    </w:p>
+    <w:p>
+      <w:pPr>
+        <w:jc w:val="right"/>
+        <w:bidi/>
+      </w:pPr>
+      <w:r>
+        <w:rPr>
+          <w:b w:val="0"/>
+          <w:i w:val="0"/>
+        </w:rPr>
+        <w:t>‎PAY TO MESSRS</w:t>
+        <w:br/>
+        <w:t>SR</w:t>
+        <w:br/>
+        <w:t>FOR</w:t>
+      </w:r>
+    </w:p>
+    <w:p>
+      <w:pPr>
+        <w:jc w:val="right"/>
+        <w:bidi/>
+      </w:pPr>
+      <w:r>
+        <w:rPr>
+          <w:b w:val="0"/>
+          <w:i w:val="0"/>
+        </w:rPr>
+        <w:t>===== ملف داخلي: 1434/1434 fil no-5- inv 512.pdf =====</w:t>
+      </w:r>
+    </w:p>
+    <w:p>
+      <w:pPr>
+        <w:pStyle w:val="Heading2"/>
+        <w:jc w:val="right"/>
+        <w:bidi/>
+      </w:pPr>
+      <w:r>
+        <w:t>صفحة 1 - OCR</w:t>
+      </w:r>
+    </w:p>
+    <w:p>
+      <w:pPr>
+        <w:pStyle w:val="Heading2"/>
+        <w:jc w:val="right"/>
+        <w:bidi/>
+      </w:pPr>
+      <w:r>
+        <w:t>[المتن الفعلي: الوقائع / الأسباب / المنطوق] ===</w:t>
+        <w:br/>
         <w:t>شركة احمد زيني واولاده</w:t>
         <w:br/>
         <w:t>جدة عمارة اوزكو</w:t>
@@ -17134,7 +18411,7 @@
       <w:r>
         <w:t>[ترويسة / كليشة رسمية — معلومات متكررة] ===</w:t>
         <w:br/>
-        <w:t>هاتف: 589535 ؟</w:t>
+        <w:t>هاتف: 5.525515</w:t>
       </w:r>
     </w:p>
     <w:p>
@@ -17146,132 +18423,435 @@
       <w:r>
         <w:t>[المتن الفعلي: الوقائع / الأسباب / المنطوق] ===</w:t>
         <w:br/>
-        <w:t>".51١".4 ‏فاكس:‎</w:t>
-      </w:r>
-    </w:p>
-    <w:p>
-      <w:pPr>
-        <w:jc w:val="right"/>
-        <w:bidi/>
-      </w:pPr>
-      <w:r>
-        <w:rPr>
-          <w:b w:val="0"/>
-          <w:i w:val="0"/>
-        </w:rPr>
-        <w:t>رقم القهيد: ؟8؟١‏</w:t>
-        <w:br/>
-        <w:t>بين القيد:</w:t>
-      </w:r>
-    </w:p>
-    <w:p>
-      <w:pPr>
-        <w:jc w:val="right"/>
-        <w:bidi/>
-      </w:pPr>
-      <w:r>
-        <w:rPr>
-          <w:b w:val="0"/>
-          <w:i w:val="0"/>
-        </w:rPr>
-        <w:t>الشيخ</w:t>
-      </w:r>
-    </w:p>
-    <w:p>
-      <w:pPr>
-        <w:jc w:val="right"/>
-        <w:bidi/>
-      </w:pPr>
-      <w:r>
-        <w:rPr>
-          <w:b w:val="0"/>
-          <w:i w:val="0"/>
-        </w:rPr>
-        <w:t>اسامه زيني ( الشيخ</w:t>
-      </w:r>
-    </w:p>
-    <w:p>
-      <w:pPr>
-        <w:jc w:val="right"/>
-        <w:bidi/>
-      </w:pPr>
-      <w:r>
-        <w:rPr>
-          <w:b w:val="0"/>
-          <w:i w:val="0"/>
-        </w:rPr>
-        <w:t>Ahmed Zainy &amp;Sons Go</w:t>
-        <w:br/>
-        <w:t>Jeddah-Ozco Building 1</w:t>
-        <w:br/>
-        <w:t>Tel: 5.5115</w:t>
-      </w:r>
-    </w:p>
-    <w:p>
-      <w:pPr>
-        <w:jc w:val="right"/>
-        <w:bidi/>
-      </w:pPr>
-      <w:r>
-        <w:rPr>
-          <w:b w:val="0"/>
-          <w:i w:val="0"/>
-        </w:rPr>
-        <w:t>Fax: 5051#</w:t>
-      </w:r>
-    </w:p>
-    <w:p>
-      <w:pPr>
-        <w:jc w:val="right"/>
-        <w:bidi/>
-      </w:pPr>
-      <w:r>
-        <w:rPr>
-          <w:b w:val="0"/>
-          <w:i w:val="0"/>
-        </w:rPr>
-        <w:t>YVININ ENE ‏التاريخ:‎</w:t>
-      </w:r>
-    </w:p>
-    <w:p>
-      <w:pPr>
-        <w:jc w:val="right"/>
-        <w:bidi/>
-      </w:pPr>
-      <w:r>
-        <w:rPr>
-          <w:b w:val="0"/>
-          <w:i w:val="0"/>
-        </w:rPr>
-        <w:t>ماد</w:t>
-        <w:br/>
-        <w:t>فاتورة مفروشات الهناء رقم ‎OVY‏ قيمة موكيت</w:t>
-      </w:r>
-    </w:p>
-    <w:p>
-      <w:pPr>
-        <w:jc w:val="right"/>
-        <w:bidi/>
-      </w:pPr>
-      <w:r>
-        <w:rPr>
-          <w:b w:val="0"/>
-          <w:i w:val="0"/>
-        </w:rPr>
-        <w:t>مندوب مفروشات الهناء</w:t>
-      </w:r>
-    </w:p>
-    <w:p>
-      <w:pPr>
-        <w:jc w:val="right"/>
-        <w:bidi/>
-      </w:pPr>
-      <w:r>
-        <w:rPr>
-          <w:b w:val="0"/>
-          <w:i w:val="0"/>
-        </w:rPr>
-        <w:t>===== ملف داخلي: 1434/1434 fil no-13- inv 1291.pdf =====</w:t>
+        <w:t>Ahmed Zainy &amp;Sons Co</w:t>
+        <w:br/>
+        <w:t>Jeddah-Ozco Building</w:t>
+        <w:br/>
+        <w:t>Tel: 4.198444</w:t>
+      </w:r>
+    </w:p>
+    <w:p>
+      <w:pPr>
+        <w:jc w:val="right"/>
+        <w:bidi/>
+      </w:pPr>
+      <w:r>
+        <w:rPr>
+          <w:b w:val="0"/>
+          <w:i w:val="0"/>
+        </w:rPr>
+        <w:t>Fax: 50514 5.05١*04 ‏فاكس:‎</w:t>
+      </w:r>
+    </w:p>
+    <w:p>
+      <w:pPr>
+        <w:jc w:val="right"/>
+        <w:bidi/>
+      </w:pPr>
+      <w:r>
+        <w:rPr>
+          <w:b w:val="0"/>
+          <w:i w:val="0"/>
+        </w:rPr>
+        <w:t>‎التاريخ:  ‎١9ل"4/."١4</w:t>
+      </w:r>
+    </w:p>
+    <w:p>
+      <w:pPr>
+        <w:jc w:val="right"/>
+        <w:bidi/>
+      </w:pPr>
+      <w:r>
+        <w:rPr>
+          <w:b w:val="0"/>
+          <w:i w:val="0"/>
+        </w:rPr>
+        <w:t>00 الشيخ أحمد زيني - جاري مصاريف منزل الشيخ/احمد زينى عن شهر</w:t>
+      </w:r>
+    </w:p>
+    <w:p>
+      <w:pPr>
+        <w:jc w:val="right"/>
+        <w:bidi/>
+      </w:pPr>
+      <w:r>
+        <w:rPr>
+          <w:b w:val="0"/>
+          <w:i w:val="0"/>
+        </w:rPr>
+        <w:t>‎٠‏ االصندوق العام الشيخ/احمد زينى</w:t>
+      </w:r>
+    </w:p>
+    <w:p>
+      <w:pPr>
+        <w:pStyle w:val="Heading2"/>
+        <w:jc w:val="right"/>
+        <w:bidi/>
+      </w:pPr>
+      <w:r>
+        <w:t>صفحة 2 - OCR</w:t>
+      </w:r>
+    </w:p>
+    <w:p>
+      <w:pPr>
+        <w:pStyle w:val="Heading2"/>
+        <w:jc w:val="right"/>
+        <w:bidi/>
+      </w:pPr>
+      <w:r>
+        <w:t>[المتن الفعلي: الوقائع / الأسباب / المنطوق] ===</w:t>
+        <w:br/>
+        <w:t>= انم دن الك ان (0 ل- 02 65 به</w:t>
+      </w:r>
+    </w:p>
+    <w:p>
+      <w:pPr>
+        <w:jc w:val="right"/>
+        <w:bidi/>
+      </w:pPr>
+      <w:r>
+        <w:rPr>
+          <w:b w:val="0"/>
+          <w:i w:val="0"/>
+        </w:rPr>
+        <w:t>OMAN DOA ‏نم ين‎ =</w:t>
+      </w:r>
+    </w:p>
+    <w:p>
+      <w:pPr>
+        <w:jc w:val="right"/>
+        <w:bidi/>
+      </w:pPr>
+      <w:r>
+        <w:rPr>
+          <w:b w:val="0"/>
+          <w:i w:val="0"/>
+        </w:rPr>
+        <w:t>‎AS‏ احمد زيني وأولاده</w:t>
+      </w:r>
+    </w:p>
+    <w:p>
+      <w:pPr>
+        <w:jc w:val="right"/>
+        <w:bidi/>
+      </w:pPr>
+      <w:r>
+        <w:rPr>
+          <w:b w:val="0"/>
+          <w:i w:val="0"/>
+        </w:rPr>
+        <w:t>‏المخصصات الشهرية للشيوخ والاقارب ‎AW.‏</w:t>
+        <w:br/>
+        <w:t>‏عن شهر ربيع اول 1434ه فبراير 2013م</w:t>
+      </w:r>
+    </w:p>
+    <w:p>
+      <w:pPr>
+        <w:jc w:val="right"/>
+        <w:bidi/>
+      </w:pPr>
+      <w:r>
+        <w:rPr>
+          <w:b w:val="0"/>
+          <w:i w:val="0"/>
+        </w:rPr>
+        <w:t>‎50,700</w:t>
+        <w:br/>
+        <w:t>‎65,000</w:t>
+      </w:r>
+    </w:p>
+    <w:p>
+      <w:pPr>
+        <w:jc w:val="right"/>
+        <w:bidi/>
+      </w:pPr>
+      <w:r>
+        <w:rPr>
+          <w:b w:val="0"/>
+          <w:i w:val="0"/>
+        </w:rPr>
+        <w:t>‏اتصلت هاتقيا بتاريخ 1433/4/4ه بانها قد تزوجت وأصبحت غير محتاجة</w:t>
+      </w:r>
+    </w:p>
+    <w:p>
+      <w:pPr>
+        <w:jc w:val="right"/>
+        <w:bidi/>
+      </w:pPr>
+      <w:r>
+        <w:rPr>
+          <w:b w:val="0"/>
+          <w:i w:val="0"/>
+        </w:rPr>
+        <w:t>‏رحمة بنت عبدالرحمن حامد المتوكل</w:t>
+        <w:br/>
+        <w:t>السيدة / سهام حسن زيني</w:t>
+      </w:r>
+    </w:p>
+    <w:p>
+      <w:pPr>
+        <w:jc w:val="right"/>
+        <w:bidi/>
+      </w:pPr>
+      <w:r>
+        <w:rPr>
+          <w:b w:val="0"/>
+          <w:i w:val="0"/>
+        </w:rPr>
+        <w:t>‎SN) ‏المخصصات‎ -: Ly</w:t>
+      </w:r>
+    </w:p>
+    <w:p>
+      <w:pPr>
+        <w:jc w:val="right"/>
+        <w:bidi/>
+      </w:pPr>
+      <w:r>
+        <w:rPr>
+          <w:b w:val="0"/>
+          <w:i w:val="0"/>
+        </w:rPr>
+        <w:t>‏حرم المرحوم / فطين الحبيشي</w:t>
+      </w:r>
+    </w:p>
+    <w:p>
+      <w:pPr>
+        <w:jc w:val="right"/>
+        <w:bidi/>
+      </w:pPr>
+      <w:r>
+        <w:rPr>
+          <w:b w:val="0"/>
+          <w:i w:val="0"/>
+        </w:rPr>
+        <w:t>‏الجمعية الخيرية لتحفيظ القرآن الكريم - الجموم</w:t>
+      </w:r>
+    </w:p>
+    <w:p>
+      <w:pPr>
+        <w:jc w:val="right"/>
+        <w:bidi/>
+      </w:pPr>
+      <w:r>
+        <w:rPr>
+          <w:b w:val="0"/>
+          <w:i w:val="0"/>
+        </w:rPr>
+        <w:t>‏السيد / علي سلطان</w:t>
+      </w:r>
+    </w:p>
+    <w:p>
+      <w:pPr>
+        <w:jc w:val="right"/>
+        <w:bidi/>
+      </w:pPr>
+      <w:r>
+        <w:rPr>
+          <w:b w:val="0"/>
+          <w:i w:val="0"/>
+        </w:rPr>
+        <w:t>‏السيد / علي عبدالله ابراهيم جمعة</w:t>
+      </w:r>
+    </w:p>
+    <w:p>
+      <w:pPr>
+        <w:jc w:val="right"/>
+        <w:bidi/>
+      </w:pPr>
+      <w:r>
+        <w:rPr>
+          <w:b w:val="0"/>
+          <w:i w:val="0"/>
+        </w:rPr>
+        <w:t>‏السيد /محمد بدر النهدي</w:t>
+      </w:r>
+    </w:p>
+    <w:p>
+      <w:pPr>
+        <w:jc w:val="right"/>
+        <w:bidi/>
+      </w:pPr>
+      <w:r>
+        <w:rPr>
+          <w:b w:val="0"/>
+          <w:i w:val="0"/>
+        </w:rPr>
+        <w:t>‏السيد / اشرف جابر مصطفى خيرالدين</w:t>
+      </w:r>
+    </w:p>
+    <w:p>
+      <w:pPr>
+        <w:jc w:val="right"/>
+        <w:bidi/>
+      </w:pPr>
+      <w:r>
+        <w:rPr>
+          <w:b w:val="0"/>
+          <w:i w:val="0"/>
+        </w:rPr>
+        <w:t>‏السيد بندر الحرازي</w:t>
+      </w:r>
+    </w:p>
+    <w:p>
+      <w:pPr>
+        <w:jc w:val="right"/>
+        <w:bidi/>
+      </w:pPr>
+      <w:r>
+        <w:rPr>
+          <w:b w:val="0"/>
+          <w:i w:val="0"/>
+        </w:rPr>
+        <w:t>‏الجمعية الخيرية لتحقيظ القرآن الكريم - دار ام حميد- دف زيني</w:t>
+      </w:r>
+    </w:p>
+    <w:p>
+      <w:pPr>
+        <w:jc w:val="right"/>
+        <w:bidi/>
+      </w:pPr>
+      <w:r>
+        <w:rPr>
+          <w:b w:val="0"/>
+          <w:i w:val="0"/>
+        </w:rPr>
+        <w:t>‏مساعدة شهرية 250 ريال لغية 1434/06/30ه</w:t>
+      </w:r>
+    </w:p>
+    <w:p>
+      <w:pPr>
+        <w:jc w:val="right"/>
+        <w:bidi/>
+      </w:pPr>
+      <w:r>
+        <w:rPr>
+          <w:b w:val="0"/>
+          <w:i w:val="0"/>
+        </w:rPr>
+        <w:t>‏الهام بنت عثمان بكر زيني ‎i‏ اتصلت هاتقيا بتاريخ 1433/4/4ه بانها قد تزوجت وأصبحت غير محتاجة</w:t>
+        <w:br/>
+        <w:t>السر احمد ادريس - دايكن مساعدة شهرية 1000 ريال لفية 1434/06/30ه</w:t>
+      </w:r>
+    </w:p>
+    <w:p>
+      <w:pPr>
+        <w:jc w:val="right"/>
+        <w:bidi/>
+      </w:pPr>
+      <w:r>
+        <w:rPr>
+          <w:b w:val="0"/>
+          <w:i w:val="0"/>
+        </w:rPr>
+        <w:t>‏ا</w:t>
+      </w:r>
+    </w:p>
+    <w:p>
+      <w:pPr>
+        <w:pStyle w:val="Heading2"/>
+        <w:jc w:val="right"/>
+        <w:bidi/>
+      </w:pPr>
+      <w:r>
+        <w:t>صفحة 3 - OCR</w:t>
+      </w:r>
+    </w:p>
+    <w:p>
+      <w:pPr>
+        <w:pStyle w:val="Heading2"/>
+        <w:jc w:val="right"/>
+        <w:bidi/>
+      </w:pPr>
+      <w:r>
+        <w:t>[المتن الفعلي: الوقائع / الأسباب / المنطوق] ===</w:t>
+        <w:br/>
+        <w:t>famed Zainy 25605 Co : : ‏واولادد‎ eg) ‏شركة احمد‎ |</w:t>
+        <w:br/>
+        <w:t>| Jeddah-Gzco Building : Bisbee ba</w:t>
+      </w:r>
+    </w:p>
+    <w:p>
+      <w:pPr>
+        <w:jc w:val="right"/>
+        <w:bidi/>
+      </w:pPr>
+      <w:r>
+        <w:rPr>
+          <w:b w:val="0"/>
+          <w:i w:val="0"/>
+        </w:rPr>
+        <w:t>| ‏8زم[‎ eNotes Fawr sneer i ar Ces NNO rade</w:t>
+      </w:r>
+    </w:p>
+    <w:p>
+      <w:pPr>
+        <w:jc w:val="right"/>
+        <w:bidi/>
+      </w:pPr>
+      <w:r>
+        <w:rPr>
+          <w:b w:val="0"/>
+          <w:i w:val="0"/>
+        </w:rPr>
+        <w:t>Yaa</w:t>
+        <w:br/>
+        <w:t>Petite. tet a 1</w:t>
+        <w:br/>
+        <w:t>‏اس‎ TO ‏جمد ريا عاك سا‎ JAS eh dS ‏تسرف الى‎</w:t>
+        <w:br/>
+        <w:t>FAY TO MESSRS ‏ريْنى‎ ee ‏م1 | الشيخ‎ Re ‏تمر قب الى‎</w:t>
+        <w:br/>
+        <w:t>we 0</w:t>
+      </w:r>
+    </w:p>
+    <w:p>
+      <w:pPr>
+        <w:jc w:val="right"/>
+        <w:bidi/>
+      </w:pPr>
+      <w:r>
+        <w:rPr>
+          <w:b w:val="0"/>
+          <w:i w:val="0"/>
+        </w:rPr>
+        <w:t>ميلة شقط خسون</w:t>
+      </w:r>
+    </w:p>
+    <w:p>
+      <w:pPr>
+        <w:pStyle w:val="Heading2"/>
+        <w:jc w:val="right"/>
+        <w:bidi/>
+      </w:pPr>
+      <w:r>
+        <w:t>[بيانات الأطراف: المدعي / المدعى عليه / الحاضرون] ===</w:t>
+        <w:br/>
+        <w:t>WN ‏وسيعمانة ريال سعودي‎ ti</w:t>
+      </w:r>
+    </w:p>
+    <w:p>
+      <w:pPr>
+        <w:pStyle w:val="Heading2"/>
+        <w:jc w:val="right"/>
+        <w:bidi/>
+      </w:pPr>
+      <w:r>
+        <w:t>[المتن الفعلي: الوقائع / الأسباب / المنطوق] ===</w:t>
+        <w:br/>
+        <w:t>وذلك ‎lef‏ منزل الشيخ/احمد زينى عن شهر ربيع اول ‎١1514‏</w:t>
+      </w:r>
+    </w:p>
+    <w:p>
+      <w:pPr>
+        <w:jc w:val="right"/>
+        <w:bidi/>
+      </w:pPr>
+      <w:r>
+        <w:rPr>
+          <w:b w:val="0"/>
+          <w:i w:val="0"/>
+        </w:rPr>
+        <w:t>===== ملف داخلي: 1434/1434 fil no-7- inv 678.pdf =====</w:t>
       </w:r>
     </w:p>
     <w:p>
@@ -17293,7 +18873,1142 @@
       <w:r>
         <w:t>[المتن الفعلي: الوقائع / الأسباب / المنطوق] ===</w:t>
         <w:br/>
-        <w:t>SOON DAA WH</w:t>
+        <w:t>1( راتب شهر ربيع الثاني 1434</w:t>
+      </w:r>
+    </w:p>
+    <w:p>
+      <w:pPr>
+        <w:jc w:val="right"/>
+        <w:bidi/>
+      </w:pPr>
+      <w:r>
+        <w:rPr>
+          <w:b w:val="0"/>
+          <w:i w:val="0"/>
+        </w:rPr>
+        <w:t>أمستحنات نهاية الخدم</w:t>
+        <w:br/>
+        <w:t>| مكاأة ‎rary‏ 1</w:t>
+        <w:br/>
+        <w:t>بدل الإجازة</w:t>
+        <w:br/>
+        <w:t>ايام عمل غير مدفوعة</w:t>
+        <w:br/>
+        <w:t>مستحقات آخر فترة عمل</w:t>
+        <w:br/>
+        <w:t>الحسميات</w:t>
+        <w:br/>
+        <w:t>مجموع المستحقات النهائية</w:t>
+      </w:r>
+    </w:p>
+    <w:p>
+      <w:pPr>
+        <w:jc w:val="right"/>
+        <w:bidi/>
+      </w:pPr>
+      <w:r>
+        <w:rPr>
+          <w:b w:val="0"/>
+          <w:i w:val="0"/>
+        </w:rPr>
+        <w:t>3,567</w:t>
+      </w:r>
+    </w:p>
+    <w:p>
+      <w:pPr>
+        <w:jc w:val="right"/>
+        <w:bidi/>
+      </w:pPr>
+      <w:r>
+        <w:rPr>
+          <w:b w:val="0"/>
+          <w:i w:val="0"/>
+        </w:rPr>
+        <w:t>10,561</w:t>
+        <w:br/>
+        <w:t>2,539</w:t>
+      </w:r>
+    </w:p>
+    <w:p>
+      <w:pPr>
+        <w:jc w:val="right"/>
+        <w:bidi/>
+      </w:pPr>
+      <w:r>
+        <w:rPr>
+          <w:b w:val="0"/>
+          <w:i w:val="0"/>
+        </w:rPr>
+        <w:t>Severance Dues</w:t>
+      </w:r>
+    </w:p>
+    <w:p>
+      <w:pPr>
+        <w:jc w:val="right"/>
+        <w:bidi/>
+      </w:pPr>
+      <w:r>
+        <w:rPr>
+          <w:b w:val="0"/>
+          <w:i w:val="0"/>
+        </w:rPr>
+        <w:t>Vacation Dues</w:t>
+      </w:r>
+    </w:p>
+    <w:p>
+      <w:pPr>
+        <w:jc w:val="right"/>
+        <w:bidi/>
+      </w:pPr>
+      <w:r>
+        <w:rPr>
+          <w:b w:val="0"/>
+          <w:i w:val="0"/>
+        </w:rPr>
+        <w:t>Other Dues</w:t>
+      </w:r>
+    </w:p>
+    <w:p>
+      <w:pPr>
+        <w:jc w:val="right"/>
+        <w:bidi/>
+      </w:pPr>
+      <w:r>
+        <w:rPr>
+          <w:b w:val="0"/>
+          <w:i w:val="0"/>
+        </w:rPr>
+        <w:t>Deductions</w:t>
+      </w:r>
+    </w:p>
+    <w:p>
+      <w:pPr>
+        <w:pStyle w:val="Heading2"/>
+        <w:jc w:val="right"/>
+        <w:bidi/>
+      </w:pPr>
+      <w:r>
+        <w:t>صفحة 2 - OCR</w:t>
+      </w:r>
+    </w:p>
+    <w:p>
+      <w:pPr>
+        <w:pStyle w:val="Heading2"/>
+        <w:jc w:val="right"/>
+        <w:bidi/>
+      </w:pPr>
+      <w:r>
+        <w:t>[المتن الفعلي: الوقائع / الأسباب / المنطوق] ===</w:t>
+        <w:br/>
+        <w:t>x</w:t>
+      </w:r>
+    </w:p>
+    <w:p>
+      <w:pPr>
+        <w:jc w:val="right"/>
+        <w:bidi/>
+      </w:pPr>
+      <w:r>
+        <w:rPr>
+          <w:b w:val="0"/>
+          <w:i w:val="0"/>
+        </w:rPr>
+        <w:t>1066 = 3,567</w:t>
+        <w:br/>
+        <w:t>x¥ {ee</w:t>
+        <w:br/>
+        <w:t>360</w:t>
+      </w:r>
+    </w:p>
+    <w:p>
+      <w:pPr>
+        <w:jc w:val="right"/>
+        <w:bidi/>
+      </w:pPr>
+      <w:r>
+        <w:rPr>
+          <w:b w:val="0"/>
+          <w:i w:val="0"/>
+        </w:rPr>
+        <w:t>x 3,567</w:t>
+      </w:r>
+    </w:p>
+    <w:p>
+      <w:pPr>
+        <w:jc w:val="right"/>
+        <w:bidi/>
+      </w:pPr>
+      <w:r>
+        <w:rPr>
+          <w:b w:val="0"/>
+          <w:i w:val="0"/>
+        </w:rPr>
+        <w:t>x</w:t>
+      </w:r>
+    </w:p>
+    <w:p>
+      <w:pPr>
+        <w:jc w:val="right"/>
+        <w:bidi/>
+      </w:pPr>
+      <w:r>
+        <w:rPr>
+          <w:b w:val="0"/>
+          <w:i w:val="0"/>
+        </w:rPr>
+        <w:t>من :</w:t>
+        <w:br/>
+        <w:t>إلى : 360</w:t>
+        <w:br/>
+        <w:t>‎alates‏ نهاية الخدمة = المجمو</w:t>
+      </w:r>
+    </w:p>
+    <w:p>
+      <w:pPr>
+        <w:jc w:val="right"/>
+        <w:bidi/>
+      </w:pPr>
+      <w:r>
+        <w:rPr>
+          <w:b w:val="0"/>
+          <w:i w:val="0"/>
+        </w:rPr>
+        <w:t>بدلإج ازة: 2642</w:t>
+      </w:r>
+    </w:p>
+    <w:p>
+      <w:pPr>
+        <w:jc w:val="right"/>
+        <w:bidi/>
+      </w:pPr>
+      <w:r>
+        <w:rPr>
+          <w:b w:val="0"/>
+          <w:i w:val="0"/>
+        </w:rPr>
+        <w:t>360</w:t>
+      </w:r>
+    </w:p>
+    <w:p>
+      <w:pPr>
+        <w:jc w:val="right"/>
+        <w:bidi/>
+      </w:pPr>
+      <w:r>
+        <w:rPr>
+          <w:b w:val="0"/>
+          <w:i w:val="0"/>
+        </w:rPr>
+        <w:t>15</w:t>
+        <w:br/>
+        <w:t>30</w:t>
+        <w:br/>
+        <w:t>_ 30</w:t>
+      </w:r>
+    </w:p>
+    <w:p>
+      <w:pPr>
+        <w:jc w:val="right"/>
+        <w:bidi/>
+      </w:pPr>
+      <w:r>
+        <w:rPr>
+          <w:b w:val="0"/>
+          <w:i w:val="0"/>
+        </w:rPr>
+        <w:t>346</w:t>
+      </w:r>
+    </w:p>
+    <w:p>
+      <w:pPr>
+        <w:jc w:val="right"/>
+        <w:bidi/>
+      </w:pPr>
+      <w:r>
+        <w:rPr>
+          <w:b w:val="0"/>
+          <w:i w:val="0"/>
+        </w:rPr>
+        <w:t>i</w:t>
+      </w:r>
+    </w:p>
+    <w:p>
+      <w:pPr>
+        <w:jc w:val="right"/>
+        <w:bidi/>
+      </w:pPr>
+      <w:r>
+        <w:rPr>
+          <w:b w:val="0"/>
+          <w:i w:val="0"/>
+        </w:rPr>
+        <w:t>FINAL SETTLEMENT</w:t>
+        <w:br/>
+        <w:t>DUES CALCULATION</w:t>
+      </w:r>
+    </w:p>
+    <w:p>
+      <w:pPr>
+        <w:jc w:val="right"/>
+        <w:bidi/>
+      </w:pPr>
+      <w:r>
+        <w:rPr>
+          <w:b w:val="0"/>
+          <w:i w:val="0"/>
+        </w:rPr>
+        <w:t>EMPLOYEE NAME = Saeed Anwar Alui</w:t>
+      </w:r>
+    </w:p>
+    <w:p>
+      <w:pPr>
+        <w:jc w:val="right"/>
+        <w:bidi/>
+      </w:pPr>
+      <w:r>
+        <w:rPr>
+          <w:b w:val="0"/>
+          <w:i w:val="0"/>
+        </w:rPr>
+        <w:t>-DEPT. / DIV -Ahmed Zainy &amp; Sons Co</w:t>
+        <w:br/>
+        <w:t>IRESIGNATION TERMINATION TRANSFER</w:t>
+      </w:r>
+    </w:p>
+    <w:p>
+      <w:pPr>
+        <w:jc w:val="right"/>
+        <w:bidi/>
+      </w:pPr>
+      <w:r>
+        <w:rPr>
+          <w:b w:val="0"/>
+          <w:i w:val="0"/>
+        </w:rPr>
+        <w:t>GROSS SALARY</w:t>
+      </w:r>
+    </w:p>
+    <w:p>
+      <w:pPr>
+        <w:jc w:val="right"/>
+        <w:bidi/>
+      </w:pPr>
+      <w:r>
+        <w:rPr>
+          <w:b w:val="0"/>
+          <w:i w:val="0"/>
+        </w:rPr>
+        <w:t>Basic Salary</w:t>
+      </w:r>
+    </w:p>
+    <w:p>
+      <w:pPr>
+        <w:jc w:val="right"/>
+        <w:bidi/>
+      </w:pPr>
+      <w:r>
+        <w:rPr>
+          <w:b w:val="0"/>
+          <w:i w:val="0"/>
+        </w:rPr>
+        <w:t>Housing Allowance</w:t>
+        <w:br/>
+        <w:t>Transportation Allowance</w:t>
+        <w:br/>
+        <w:t>Others</w:t>
+      </w:r>
+    </w:p>
+    <w:p>
+      <w:pPr>
+        <w:jc w:val="right"/>
+        <w:bidi/>
+      </w:pPr>
+      <w:r>
+        <w:rPr>
+          <w:b w:val="0"/>
+          <w:i w:val="0"/>
+        </w:rPr>
+        <w:t>TOSS Salary = S.R</w:t>
+      </w:r>
+    </w:p>
+    <w:p>
+      <w:pPr>
+        <w:jc w:val="right"/>
+        <w:bidi/>
+      </w:pPr>
+      <w:r>
+        <w:rPr>
+          <w:b w:val="0"/>
+          <w:i w:val="0"/>
+        </w:rPr>
+        <w:t>EMPLOYMENT PERIOD</w:t>
+      </w:r>
+    </w:p>
+    <w:p>
+      <w:pPr>
+        <w:jc w:val="right"/>
+        <w:bidi/>
+      </w:pPr>
+      <w:r>
+        <w:rPr>
+          <w:b w:val="0"/>
+          <w:i w:val="0"/>
+        </w:rPr>
+        <w:t>Start Date</w:t>
+        <w:br/>
+        <w:t>End Date</w:t>
+      </w:r>
+    </w:p>
+    <w:p>
+      <w:pPr>
+        <w:jc w:val="right"/>
+        <w:bidi/>
+      </w:pPr>
+      <w:r>
+        <w:rPr>
+          <w:b w:val="0"/>
+          <w:i w:val="0"/>
+        </w:rPr>
+        <w:t>Unlimited Contract — Resignation - Less than 10 years of service</w:t>
+      </w:r>
+    </w:p>
+    <w:p>
+      <w:pPr>
+        <w:jc w:val="right"/>
+        <w:bidi/>
+      </w:pPr>
+      <w:r>
+        <w:rPr>
+          <w:b w:val="0"/>
+          <w:i w:val="0"/>
+        </w:rPr>
+        <w:t>Fr. To</w:t>
+      </w:r>
+    </w:p>
+    <w:p>
+      <w:pPr>
+        <w:jc w:val="right"/>
+        <w:bidi/>
+      </w:pPr>
+      <w:r>
+        <w:rPr>
+          <w:b w:val="0"/>
+          <w:i w:val="0"/>
+        </w:rPr>
+        <w:t>10,561</w:t>
+      </w:r>
+    </w:p>
+    <w:p>
+      <w:pPr>
+        <w:jc w:val="right"/>
+        <w:bidi/>
+      </w:pPr>
+      <w:r>
+        <w:rPr>
+          <w:b w:val="0"/>
+          <w:i w:val="0"/>
+        </w:rPr>
+        <w:t>Severance Dues 0 Ww.</w:t>
+      </w:r>
+    </w:p>
+    <w:p>
+      <w:pPr>
+        <w:jc w:val="right"/>
+        <w:bidi/>
+      </w:pPr>
+      <w:r>
+        <w:rPr>
+          <w:b w:val="0"/>
+          <w:i w:val="0"/>
+        </w:rPr>
+        <w:t>ACATIONDUES</w:t>
+      </w:r>
+    </w:p>
+    <w:p>
+      <w:pPr>
+        <w:jc w:val="right"/>
+        <w:bidi/>
+      </w:pPr>
+      <w:r>
+        <w:rPr>
+          <w:b w:val="0"/>
+          <w:i w:val="0"/>
+        </w:rPr>
+        <w:t>First Work Day from last vacation</w:t>
+        <w:br/>
+        <w:t>Last Working Day</w:t>
+        <w:br/>
+        <w:t>Total Days</w:t>
+      </w:r>
+    </w:p>
+    <w:p>
+      <w:pPr>
+        <w:jc w:val="right"/>
+        <w:bidi/>
+      </w:pPr>
+      <w:r>
+        <w:rPr>
+          <w:b w:val="0"/>
+          <w:i w:val="0"/>
+        </w:rPr>
+        <w:t>Vacation Due</w:t>
+      </w:r>
+    </w:p>
+    <w:p>
+      <w:pPr>
+        <w:pStyle w:val="Heading2"/>
+        <w:jc w:val="right"/>
+        <w:bidi/>
+      </w:pPr>
+      <w:r>
+        <w:t>صفحة 3 - OCR</w:t>
+      </w:r>
+    </w:p>
+    <w:p>
+      <w:pPr>
+        <w:pStyle w:val="Heading2"/>
+        <w:jc w:val="right"/>
+        <w:bidi/>
+      </w:pPr>
+      <w:r>
+        <w:t>[المتن الفعلي: الوقائع / الأسباب / المنطوق] ===</w:t>
+        <w:br/>
+        <w:t>Ahmed Zainy &amp; Sons Co.</w:t>
+      </w:r>
+    </w:p>
+    <w:p>
+      <w:pPr>
+        <w:jc w:val="right"/>
+        <w:bidi/>
+      </w:pPr>
+      <w:r>
+        <w:rPr>
+          <w:b w:val="0"/>
+          <w:i w:val="0"/>
+        </w:rPr>
+        <w:t>LIMITED LIABILITY COMPANY ‏ذات مسؤولية محدودة‎</w:t>
+      </w:r>
+    </w:p>
+    <w:p>
+      <w:pPr>
+        <w:jc w:val="right"/>
+        <w:bidi/>
+      </w:pPr>
+      <w:r>
+        <w:rPr>
+          <w:b w:val="0"/>
+          <w:i w:val="0"/>
+        </w:rPr>
+        <w:t>BV Ev ef 8/00: ‏التاريخ‎</w:t>
+        <w:br/>
+        <w:t>‎AVN O/T] 0 : ‏الموافق‎</w:t>
+      </w:r>
+    </w:p>
+    <w:p>
+      <w:pPr>
+        <w:jc w:val="right"/>
+        <w:bidi/>
+      </w:pPr>
+      <w:r>
+        <w:rPr>
+          <w:b w:val="0"/>
+          <w:i w:val="0"/>
+        </w:rPr>
+        <w:t>مخالصة واستلام حقوق</w:t>
+      </w:r>
+    </w:p>
+    <w:p>
+      <w:pPr>
+        <w:jc w:val="right"/>
+        <w:bidi/>
+      </w:pPr>
+      <w:r>
+        <w:rPr>
+          <w:b w:val="0"/>
+          <w:i w:val="0"/>
+        </w:rPr>
+        <w:t>أنا الموقع أدناه / سعيد أنور علوي - باكستاني الجنسية ‎٠‏ وأحمل إقامة نظامية رقم 588781.ه8١7‏ 2</w:t>
+      </w:r>
+    </w:p>
+    <w:p>
+      <w:pPr>
+        <w:jc w:val="right"/>
+        <w:bidi/>
+      </w:pPr>
+      <w:r>
+        <w:rPr>
+          <w:b w:val="0"/>
+          <w:i w:val="0"/>
+        </w:rPr>
+        <w:t>22 ها545١/.5/١8‎ : ‏عملت لدى شركة أحمد زيني وأولاده المحدودة خلال الفترة من‎ ally</w:t>
+        <w:br/>
+        <w:t>‏وحتى : 1454/05/9 ١ه بأنني استلمت كافة مستحقاتي من أجور أو عمل إضافي أو إجازات أو مكافآت أو‎</w:t>
+      </w:r>
+    </w:p>
+    <w:p>
+      <w:pPr>
+        <w:jc w:val="right"/>
+        <w:bidi/>
+      </w:pPr>
+      <w:r>
+        <w:rPr>
+          <w:b w:val="0"/>
+          <w:i w:val="0"/>
+        </w:rPr>
+        <w:t>أية مستحقات مالية أخرى عن كامل مدة عملي بها .</w:t>
+      </w:r>
+    </w:p>
+    <w:p>
+      <w:pPr>
+        <w:jc w:val="right"/>
+        <w:bidi/>
+      </w:pPr>
+      <w:r>
+        <w:rPr>
+          <w:b w:val="0"/>
+          <w:i w:val="0"/>
+        </w:rPr>
+        <w:t>كما أقر بأنه ليس لي حق بمطالبة الشركة أو الشركات والفروع التابعة لها أو أي من مدرائها أو الشركاء فيها</w:t>
+      </w:r>
+    </w:p>
+    <w:p>
+      <w:pPr>
+        <w:jc w:val="right"/>
+        <w:bidi/>
+      </w:pPr>
+      <w:r>
+        <w:rPr>
+          <w:b w:val="0"/>
+          <w:i w:val="0"/>
+        </w:rPr>
+        <w:t>بأي مطالبة مهما كان نوعها أو سببها ويعتبر توقبعي على هذا الإقرار إبراء لذمة الشركة وفروعها والشركات</w:t>
+      </w:r>
+    </w:p>
+    <w:p>
+      <w:pPr>
+        <w:jc w:val="right"/>
+        <w:bidi/>
+      </w:pPr>
+      <w:r>
+        <w:rPr>
+          <w:b w:val="0"/>
+          <w:i w:val="0"/>
+        </w:rPr>
+        <w:t>العائدة لها إبراء تامأ وشاملاً يسقط حقي في أي مطلب أو دعوى مهما كان سببها . وهذه مخالصة مني بذلك .</w:t>
+      </w:r>
+    </w:p>
+    <w:p>
+      <w:pPr>
+        <w:jc w:val="right"/>
+        <w:bidi/>
+      </w:pPr>
+      <w:r>
+        <w:rPr>
+          <w:b w:val="0"/>
+          <w:i w:val="0"/>
+        </w:rPr>
+        <w:t>c</w:t>
+      </w:r>
+    </w:p>
+    <w:p>
+      <w:pPr>
+        <w:pStyle w:val="Heading2"/>
+        <w:jc w:val="right"/>
+        <w:bidi/>
+      </w:pPr>
+      <w:r>
+        <w:t>[بيانات الأطراف: المدعي / المدعى عليه / الحاضرون] ===</w:t>
+        <w:br/>
+        <w:t>رأس المال ‎٠٠٠٠١ ١ ٠٠‏ ريال سعودي اتج ‎BWV‏ سات ‎١0548056:‏</w:t>
+      </w:r>
+    </w:p>
+    <w:p>
+      <w:pPr>
+        <w:pStyle w:val="Heading2"/>
+        <w:jc w:val="right"/>
+        <w:bidi/>
+      </w:pPr>
+      <w:r>
+        <w:t>[ترويسة / كليشة رسمية — معلومات متكررة] ===</w:t>
+        <w:br/>
+        <w:t>مبنى أوزكو - شارع الأأمير سلطان مع شارع قلب الجزيرة - حي الخالدية - ص.ب 17505 جدة 11444 - المملكة العربية السعودية - هاتف؛: 5050515 (؟) 405+ فاكس: 5118415 ‎AAMT)‏</w:t>
+      </w:r>
+    </w:p>
+    <w:p>
+      <w:pPr>
+        <w:pStyle w:val="Heading2"/>
+        <w:jc w:val="right"/>
+        <w:bidi/>
+      </w:pPr>
+      <w:r>
+        <w:t>[المتن الفعلي: الوقائع / الأسباب / المنطوق] ===</w:t>
+        <w:br/>
+        <w:t>OZCO Building, Prince Sultan Street with Qalb Al Jaziran Street, Al-Khalidiyah District, P.O. Box 17956, Jeddah 21494, Kingdom of Saudi Arabia</w:t>
+      </w:r>
+    </w:p>
+    <w:p>
+      <w:pPr>
+        <w:pStyle w:val="Heading2"/>
+        <w:jc w:val="right"/>
+        <w:bidi/>
+      </w:pPr>
+      <w:r>
+        <w:t>[ترويسة / كليشة رسمية — معلومات متكررة] ===</w:t>
+        <w:br/>
+        <w:t>Tel: +966 (2) 606-5216 Fax: +966 (2) 606-5416 www.ahmedzainysons.com</w:t>
+      </w:r>
+    </w:p>
+    <w:p>
+      <w:pPr>
+        <w:pStyle w:val="Heading2"/>
+        <w:jc w:val="right"/>
+        <w:bidi/>
+      </w:pPr>
+      <w:r>
+        <w:t>صفحة 4 - OCR</w:t>
+      </w:r>
+    </w:p>
+    <w:p>
+      <w:pPr>
+        <w:pStyle w:val="Heading2"/>
+        <w:jc w:val="right"/>
+        <w:bidi/>
+      </w:pPr>
+      <w:r>
+        <w:t>[المتن الفعلي: الوقائع / الأسباب / المنطوق] ===</w:t>
+        <w:br/>
+        <w:t>!</w:t>
+        <w:br/>
+        <w:t>| Ahmed Zainy 250115 Co ‏شركة احمد زيني واولادد‎</w:t>
+        <w:br/>
+        <w:t>| Jeddah-Ozco Building . ‏جدة عمارة أوزكو‎</w:t>
+      </w:r>
+    </w:p>
+    <w:p>
+      <w:pPr>
+        <w:pStyle w:val="Heading2"/>
+        <w:jc w:val="right"/>
+        <w:bidi/>
+      </w:pPr>
+      <w:r>
+        <w:t>[ترويسة / كليشة رسمية — معلومات متكررة] ===</w:t>
+        <w:br/>
+        <w:t>| Tel: “eset e\ Fax: setyret -.5١*.4 ‏فاكس:‎ TOTS ‏هاتف:‎</w:t>
+      </w:r>
+    </w:p>
+    <w:p>
+      <w:pPr>
+        <w:pStyle w:val="Heading2"/>
+        <w:jc w:val="right"/>
+        <w:bidi/>
+      </w:pPr>
+      <w:r>
+        <w:t>[المتن الفعلي: الوقائع / الأسباب / المنطوق] ===</w:t>
+        <w:br/>
+        <w:t>‎|</w:t>
+      </w:r>
+    </w:p>
+    <w:p>
+      <w:pPr>
+        <w:jc w:val="right"/>
+        <w:bidi/>
+      </w:pPr>
+      <w:r>
+        <w:rPr>
+          <w:b w:val="0"/>
+          <w:i w:val="0"/>
+        </w:rPr>
+        <w:t>‎TT 4‏</w:t>
+        <w:br/>
+        <w:t>‎i - |‏</w:t>
+        <w:br/>
+        <w:t>مر صرش تقدي |</w:t>
+        <w:br/>
+        <w:t>ري ال ‎ret‏ التاريخ: ‎1١14/24/٠‏ 1</w:t>
+        <w:br/>
+        <w:t>‎Tyo i‏ ا الموافق: ‎١‏ #"ا”2#د17م؟</w:t>
+        <w:br/>
+        <w:t>1 |</w:t>
+        <w:br/>
+        <w:t>| يصرف إلى المكرم: سعيد انور علوى ‎PAY TO MESSRS‏ ;</w:t>
+        <w:br/>
+        <w:t>‎t te 1 |‏</w:t>
+      </w:r>
+    </w:p>
+    <w:p>
+      <w:pPr>
+        <w:pStyle w:val="Heading2"/>
+        <w:jc w:val="right"/>
+        <w:bidi/>
+      </w:pPr>
+      <w:r>
+        <w:t>[بيانات الأطراف: المدعي / المدعى عليه / الحاضرون] ===</w:t>
+        <w:br/>
+        <w:t>ا مبلغ فقط ستةعشرة الف وستمانة وسبعة وستون ريال سعودي لاغير ‎SR‏</w:t>
+      </w:r>
+    </w:p>
+    <w:p>
+      <w:pPr>
+        <w:pStyle w:val="Heading2"/>
+        <w:jc w:val="right"/>
+        <w:bidi/>
+      </w:pPr>
+      <w:r>
+        <w:t>[المتن الفعلي: الوقائع / الأسباب / المنطوق] ===</w:t>
+        <w:br/>
+        <w:t>‎FOR oa ng‏ |</w:t>
+        <w:br/>
+        <w:t>وذلك / مستحقات السائق سعيد انور علوى بفيلا ش»احمد زينى حسب التصفية المرفقة ;</w:t>
+        <w:br/>
+        <w:t>‎i‏</w:t>
+        <w:br/>
+        <w:t>‎i‏</w:t>
+      </w:r>
+    </w:p>
+    <w:p>
+      <w:pPr>
+        <w:jc w:val="right"/>
+        <w:bidi/>
+      </w:pPr>
+      <w:r>
+        <w:rPr>
+          <w:b w:val="0"/>
+          <w:i w:val="0"/>
+        </w:rPr>
+        <w:t>‎Let</w:t>
+      </w:r>
+    </w:p>
+    <w:p>
+      <w:pPr>
+        <w:jc w:val="right"/>
+        <w:bidi/>
+      </w:pPr>
+      <w:r>
+        <w:rPr>
+          <w:b w:val="0"/>
+          <w:i w:val="0"/>
+        </w:rPr>
+        <w:t>‏ْ المستلم . أمين الصندوق</w:t>
+        <w:br/>
+        <w:t>‎re‏ |</w:t>
+      </w:r>
+    </w:p>
+    <w:p>
+      <w:pPr>
+        <w:jc w:val="right"/>
+        <w:bidi/>
+      </w:pPr>
+      <w:r>
+        <w:rPr>
+          <w:b w:val="0"/>
+          <w:i w:val="0"/>
+        </w:rPr>
+        <w:t>‏الحساب</w:t>
+        <w:br/>
+        <w:t>‎5٠‏</w:t>
+      </w:r>
+    </w:p>
+    <w:p>
+      <w:pPr>
+        <w:jc w:val="right"/>
+        <w:bidi/>
+      </w:pPr>
+      <w:r>
+        <w:rPr>
+          <w:b w:val="0"/>
+          <w:i w:val="0"/>
+        </w:rPr>
+        <w:t>‎1١ ‏اك‎</w:t>
+      </w:r>
+    </w:p>
+    <w:p>
+      <w:pPr>
+        <w:jc w:val="right"/>
+        <w:bidi/>
+      </w:pPr>
+      <w:r>
+        <w:rPr>
+          <w:b w:val="0"/>
+          <w:i w:val="0"/>
+        </w:rPr>
+        <w:t>‎i</w:t>
+        <w:br/>
+        <w:t>‏المجموع‎ 6 ee |</w:t>
+        <w:br/>
+        <w:t>|</w:t>
+      </w:r>
+    </w:p>
+    <w:p>
+      <w:pPr>
+        <w:jc w:val="right"/>
+        <w:bidi/>
+      </w:pPr>
+      <w:r>
+        <w:rPr>
+          <w:b w:val="0"/>
+          <w:i w:val="0"/>
+        </w:rPr>
+        <w:t>‏المدير العام</w:t>
+      </w:r>
+    </w:p>
+    <w:p>
+      <w:pPr>
+        <w:jc w:val="right"/>
+        <w:bidi/>
+      </w:pPr>
+      <w:r>
+        <w:rPr>
+          <w:b w:val="0"/>
+          <w:i w:val="0"/>
+        </w:rPr>
+        <w:t>‎a</w:t>
+      </w:r>
+    </w:p>
+    <w:p>
+      <w:pPr>
+        <w:pStyle w:val="Heading2"/>
+        <w:jc w:val="right"/>
+        <w:bidi/>
+      </w:pPr>
+      <w:r>
+        <w:t>صفحة 5 - OCR</w:t>
+      </w:r>
+    </w:p>
+    <w:p>
+      <w:pPr>
+        <w:pStyle w:val="Heading2"/>
+        <w:jc w:val="right"/>
+        <w:bidi/>
+      </w:pPr>
+      <w:r>
+        <w:t>[المتن الفعلي: الوقائع / الأسباب / المنطوق] ===</w:t>
+        <w:br/>
+        <w:t>شركة احمد زيني واولاده</w:t>
+        <w:br/>
+        <w:t>جدة عمارة اوزكو</w:t>
+      </w:r>
+    </w:p>
+    <w:p>
+      <w:pPr>
+        <w:pStyle w:val="Heading2"/>
+        <w:jc w:val="right"/>
+        <w:bidi/>
+      </w:pPr>
+      <w:r>
+        <w:t>[ترويسة / كليشة رسمية — معلومات متكررة] ===</w:t>
+        <w:br/>
+        <w:t>هاتف: ‎SAVOY‏</w:t>
+      </w:r>
+    </w:p>
+    <w:p>
+      <w:pPr>
+        <w:pStyle w:val="Heading2"/>
+        <w:jc w:val="right"/>
+        <w:bidi/>
+      </w:pPr>
+      <w:r>
+        <w:t>[المتن الفعلي: الوقائع / الأسباب / المنطوق] ===</w:t>
+        <w:br/>
+        <w:t>Ahmed Zainy &amp;Sons.Co _</w:t>
+        <w:br/>
+        <w:t>Jeddah-Ozco Building” ‏ش‎</w:t>
+        <w:br/>
+        <w:t>‎Tel: ‏لل ل خخ‎</w:t>
+      </w:r>
+    </w:p>
+    <w:p>
+      <w:pPr>
+        <w:jc w:val="right"/>
+        <w:bidi/>
+      </w:pPr>
+      <w:r>
+        <w:rPr>
+          <w:b w:val="0"/>
+          <w:i w:val="0"/>
+        </w:rPr>
+        <w:t>Fax: VeVihet</w:t>
+      </w:r>
+    </w:p>
+    <w:p>
+      <w:pPr>
+        <w:jc w:val="right"/>
+        <w:bidi/>
+      </w:pPr>
+      <w:r>
+        <w:rPr>
+          <w:b w:val="0"/>
+          <w:i w:val="0"/>
+        </w:rPr>
+        <w:t>5.51١“٠04 ‏فاكس:‎</w:t>
+      </w:r>
+    </w:p>
+    <w:p>
+      <w:pPr>
+        <w:jc w:val="right"/>
+        <w:bidi/>
+      </w:pPr>
+      <w:r>
+        <w:rPr>
+          <w:b w:val="0"/>
+          <w:i w:val="0"/>
+        </w:rPr>
+        <w:t>مستحقات السائق سعيد انور علوى بفيلا ش ‎٠‏ احمد زينى حسب التصفية المرفقة</w:t>
+      </w:r>
+    </w:p>
+    <w:p>
+      <w:pPr>
+        <w:jc w:val="right"/>
+        <w:bidi/>
+      </w:pPr>
+      <w:r>
+        <w:rPr>
+          <w:b w:val="0"/>
+          <w:i w:val="0"/>
+        </w:rPr>
+        <w:t>‎التاريخ:  ‎4/5١؛1١474/.</w:t>
+      </w:r>
+    </w:p>
+    <w:p>
+      <w:pPr>
+        <w:jc w:val="right"/>
+        <w:bidi/>
+      </w:pPr>
+      <w:r>
+        <w:rPr>
+          <w:b w:val="0"/>
+          <w:i w:val="0"/>
+        </w:rPr>
+        <w:t>مستحقات السائق سعيد انور علوى ‎Dats‏</w:t>
+      </w:r>
+    </w:p>
+    <w:p>
+      <w:pPr>
+        <w:jc w:val="right"/>
+        <w:bidi/>
+      </w:pPr>
+      <w:r>
+        <w:rPr>
+          <w:b w:val="0"/>
+          <w:i w:val="0"/>
+        </w:rPr>
+        <w:t>سعيد انور علوى</w:t>
+      </w:r>
+    </w:p>
+    <w:p>
+      <w:pPr>
+        <w:jc w:val="right"/>
+        <w:bidi/>
+      </w:pPr>
+      <w:r>
+        <w:rPr>
+          <w:b w:val="0"/>
+          <w:i w:val="0"/>
+        </w:rPr>
+        <w:t>===== ملف داخلي: 1434/1434 fil no-7- inv 699.pdf =====</w:t>
+      </w:r>
+    </w:p>
+    <w:p>
+      <w:pPr>
+        <w:pStyle w:val="Heading2"/>
+        <w:jc w:val="right"/>
+        <w:bidi/>
+      </w:pPr>
+      <w:r>
+        <w:t>صفحة 1 - OCR</w:t>
+      </w:r>
+    </w:p>
+    <w:p>
+      <w:pPr>
+        <w:pStyle w:val="Heading2"/>
+        <w:jc w:val="right"/>
+        <w:bidi/>
+      </w:pPr>
+      <w:r>
+        <w:t>[المتن الفعلي: الوقائع / الأسباب / المنطوق] ===</w:t>
+        <w:br/>
+        <w:t>شركة احمد زيني وأولاده</w:t>
+      </w:r>
+    </w:p>
+    <w:p>
+      <w:pPr>
+        <w:jc w:val="right"/>
+        <w:bidi/>
+      </w:pPr>
+      <w:r>
+        <w:rPr>
+          <w:b w:val="0"/>
+          <w:i w:val="0"/>
+        </w:rPr>
+        <w:t>المخصصات الشهرية للشيوخ والاقارب للمم ممم ملفل الخ</w:t>
+        <w:br/>
+        <w:t>عن شهر ربيع ثاني 1434ه مارس 2013م</w:t>
+      </w:r>
+    </w:p>
+    <w:p>
+      <w:pPr>
+        <w:jc w:val="right"/>
+        <w:bidi/>
+      </w:pPr>
+      <w:r>
+        <w:rPr>
+          <w:b w:val="0"/>
+          <w:i w:val="0"/>
+        </w:rPr>
+        <w:t>50,700</w:t>
+        <w:br/>
+        <w:t>85,000</w:t>
+      </w:r>
+    </w:p>
+    <w:p>
+      <w:pPr>
+        <w:jc w:val="right"/>
+        <w:bidi/>
+      </w:pPr>
+      <w:r>
+        <w:rPr>
+          <w:b w:val="0"/>
+          <w:i w:val="0"/>
+        </w:rPr>
+        <w:t>135,700</w:t>
+      </w:r>
+    </w:p>
+    <w:p>
+      <w:pPr>
+        <w:pStyle w:val="Heading2"/>
+        <w:jc w:val="right"/>
+        <w:bidi/>
+      </w:pPr>
+      <w:r>
+        <w:t>[ترويسة / كليشة رسمية — معلومات متكررة] ===</w:t>
+        <w:br/>
+        <w:t>اتصلت هاتفيا بتاريخ 1433/4/4ه بانها قد تزوجت وأصبحت غير محتاجة</w:t>
+      </w:r>
+    </w:p>
+    <w:p>
+      <w:pPr>
+        <w:pStyle w:val="Heading2"/>
+        <w:jc w:val="right"/>
+        <w:bidi/>
+      </w:pPr>
+      <w:r>
+        <w:t>[المتن الفعلي: الوقائع / الأسباب / المنطوق] ===</w:t>
+        <w:br/>
+        <w:t>رحمة بنت عبدالرحمن حامد المتوكل</w:t>
+        <w:br/>
+        <w:t>السيدة / سهام حسن زيني</w:t>
+      </w:r>
+    </w:p>
+    <w:p>
+      <w:pPr>
+        <w:jc w:val="right"/>
+        <w:bidi/>
+      </w:pPr>
+      <w:r>
+        <w:rPr>
+          <w:b w:val="0"/>
+          <w:i w:val="0"/>
+        </w:rPr>
+        <w:t>= نم نن حي لل (0 ‎COON‏</w:t>
       </w:r>
     </w:p>
     <w:p>
@@ -17319,2657 +20034,1166 @@
           <w:b w:val="0"/>
           <w:i w:val="0"/>
         </w:rPr>
-        <w:t>1</w:t>
-        <w:br/>
-        <w:t>2</w:t>
-        <w:br/>
-        <w:t>3</w:t>
-        <w:br/>
+        <w:t>12,700</w:t>
+      </w:r>
+    </w:p>
+    <w:p>
+      <w:pPr>
+        <w:jc w:val="right"/>
+        <w:bidi/>
+      </w:pPr>
+      <w:r>
+        <w:rPr>
+          <w:b w:val="0"/>
+          <w:i w:val="0"/>
+        </w:rPr>
+        <w:t>أحرم المرحوم / فطين الحبيشي</w:t>
+        <w:br/>
+        <w:t>الجمعية الخيرية لتحفيظ القرآن الكريم - الجموم</w:t>
+      </w:r>
+    </w:p>
+    <w:p>
+      <w:pPr>
+        <w:jc w:val="right"/>
+        <w:bidi/>
+      </w:pPr>
+      <w:r>
+        <w:rPr>
+          <w:b w:val="0"/>
+          <w:i w:val="0"/>
+        </w:rPr>
+        <w:t>السيد / علي سلطان</w:t>
+      </w:r>
+    </w:p>
+    <w:p>
+      <w:pPr>
+        <w:jc w:val="right"/>
+        <w:bidi/>
+      </w:pPr>
+      <w:r>
+        <w:rPr>
+          <w:b w:val="0"/>
+          <w:i w:val="0"/>
+        </w:rPr>
+        <w:t>السيد / علي عبدالله ابراهيم جمعة</w:t>
+      </w:r>
+    </w:p>
+    <w:p>
+      <w:pPr>
+        <w:jc w:val="right"/>
+        <w:bidi/>
+      </w:pPr>
+      <w:r>
+        <w:rPr>
+          <w:b w:val="0"/>
+          <w:i w:val="0"/>
+        </w:rPr>
+        <w:t>السيد بمحمد بدر النهدي</w:t>
+      </w:r>
+    </w:p>
+    <w:p>
+      <w:pPr>
+        <w:jc w:val="right"/>
+        <w:bidi/>
+      </w:pPr>
+      <w:r>
+        <w:rPr>
+          <w:b w:val="0"/>
+          <w:i w:val="0"/>
+        </w:rPr>
+        <w:t>السيد / اشعرف جابر مصطفى خيرالدين</w:t>
+      </w:r>
+    </w:p>
+    <w:p>
+      <w:pPr>
+        <w:jc w:val="right"/>
+        <w:bidi/>
+      </w:pPr>
+      <w:r>
+        <w:rPr>
+          <w:b w:val="0"/>
+          <w:i w:val="0"/>
+        </w:rPr>
+        <w:t>السيد بندر الحرازي</w:t>
+      </w:r>
+    </w:p>
+    <w:p>
+      <w:pPr>
+        <w:jc w:val="right"/>
+        <w:bidi/>
+      </w:pPr>
+      <w:r>
+        <w:rPr>
+          <w:b w:val="0"/>
+          <w:i w:val="0"/>
+        </w:rPr>
+        <w:t>الجمعية الخيرية لتحفيظ القرآن ‎ag SN‏ دارام حميد ‏ دف زيني</w:t>
+        <w:br/>
+        <w:t>ورثة المرحوم ابو بكر كنجو سليم</w:t>
+      </w:r>
+    </w:p>
+    <w:p>
+      <w:pPr>
+        <w:jc w:val="right"/>
+        <w:bidi/>
+      </w:pPr>
+      <w:r>
+        <w:rPr>
+          <w:b w:val="0"/>
+          <w:i w:val="0"/>
+        </w:rPr>
+        <w:t>الهام بنت عثمان بكر زيني</w:t>
+      </w:r>
+    </w:p>
+    <w:p>
+      <w:pPr>
+        <w:jc w:val="right"/>
+        <w:bidi/>
+      </w:pPr>
+      <w:r>
+        <w:rPr>
+          <w:b w:val="0"/>
+          <w:i w:val="0"/>
+        </w:rPr>
+        <w:t>السر احمد ادريس - دايكن</w:t>
+      </w:r>
+    </w:p>
+    <w:p>
+      <w:pPr>
+        <w:jc w:val="right"/>
+        <w:bidi/>
+      </w:pPr>
+      <w:r>
+        <w:rPr>
+          <w:b w:val="0"/>
+          <w:i w:val="0"/>
+        </w:rPr>
+        <w:t>= خر كت د يرف ‎A‏ ركس إءى زءن</w:t>
+      </w:r>
+    </w:p>
+    <w:p>
+      <w:pPr>
+        <w:jc w:val="right"/>
+        <w:bidi/>
+      </w:pPr>
+      <w:r>
+        <w:rPr>
+          <w:b w:val="0"/>
+          <w:i w:val="0"/>
+        </w:rPr>
+        <w:t>امساعدة شهرية 250 ريال لغية 1434/06/30ه</w:t>
+      </w:r>
+    </w:p>
+    <w:p>
+      <w:pPr>
+        <w:pStyle w:val="Heading2"/>
+        <w:jc w:val="right"/>
+        <w:bidi/>
+      </w:pPr>
+      <w:r>
+        <w:t>[ترويسة / كليشة رسمية — معلومات متكررة] ===</w:t>
+        <w:br/>
+        <w:t>اتصلت هاتفيا بتاريخ 1433/4/4ه بانها قد تزوجت وأصبحت غير محتاجة</w:t>
+      </w:r>
+    </w:p>
+    <w:p>
+      <w:pPr>
+        <w:pStyle w:val="Heading2"/>
+        <w:jc w:val="right"/>
+        <w:bidi/>
+      </w:pPr>
+      <w:r>
+        <w:t>[المتن الفعلي: الوقائع / الأسباب / المنطوق] ===</w:t>
+        <w:br/>
+        <w:t>مساعدة شهرية 1000 ريال لغية 1434/06/30ه</w:t>
+      </w:r>
+    </w:p>
+    <w:p>
+      <w:pPr>
+        <w:jc w:val="right"/>
+        <w:bidi/>
+      </w:pPr>
+      <w:r>
+        <w:rPr>
+          <w:b w:val="0"/>
+          <w:i w:val="0"/>
+        </w:rPr>
+        <w:t>عائلة المرحوم هارون انجي</w:t>
+      </w:r>
+    </w:p>
+    <w:p>
+      <w:pPr>
+        <w:jc w:val="right"/>
+        <w:bidi/>
+      </w:pPr>
+      <w:r>
+        <w:rPr>
+          <w:b w:val="0"/>
+          <w:i w:val="0"/>
+        </w:rPr>
+        <w:t>عائلة المرحوم يوسف لطفي</w:t>
+        <w:br/>
+        <w:t>عائلة المرحوم حامد رزق حسن رجب</w:t>
+      </w:r>
+    </w:p>
+    <w:p>
+      <w:pPr>
+        <w:jc w:val="right"/>
+        <w:bidi/>
+      </w:pPr>
+      <w:r>
+        <w:rPr>
+          <w:b w:val="0"/>
+          <w:i w:val="0"/>
+        </w:rPr>
+        <w:t>36,467</w:t>
+        <w:br/>
+        <w:t>|</w:t>
+        <w:br/>
+        <w:t>183,867</w:t>
+      </w:r>
+    </w:p>
+    <w:p>
+      <w:pPr>
+        <w:pStyle w:val="Heading2"/>
+        <w:jc w:val="right"/>
+        <w:bidi/>
+      </w:pPr>
+      <w:r>
+        <w:t>صفحة 2 - OCR</w:t>
+      </w:r>
+    </w:p>
+    <w:p>
+      <w:pPr>
+        <w:pStyle w:val="Heading2"/>
+        <w:jc w:val="right"/>
+        <w:bidi/>
+      </w:pPr>
+      <w:r>
+        <w:t>[المتن الفعلي: الوقائع / الأسباب / المنطوق] ===</w:t>
+        <w:br/>
+        <w:t>PAY TO MESSRS ‏الشيخ/احمد زينى‎ ta Sal ‏يصرف الى‎</w:t>
+        <w:br/>
+        <w:t>‏ريال‎</w:t>
+      </w:r>
+    </w:p>
+    <w:p>
+      <w:pPr>
+        <w:jc w:val="right"/>
+        <w:bidi/>
+      </w:pPr>
+      <w:r>
+        <w:rPr>
+          <w:b w:val="0"/>
+          <w:i w:val="0"/>
+        </w:rPr>
+        <w:t>ers</w:t>
+        <w:br/>
+        <w:t>| Anmed Zainy &amp;Sons Co ‏شركة احمد زيني واولاده‎</w:t>
+        <w:br/>
+        <w:t>‏ا‎ Jeddah-Ozco Building ; ‏عمارة اوزكو‎ baa |</w:t>
+      </w:r>
+    </w:p>
+    <w:p>
+      <w:pPr>
+        <w:pStyle w:val="Heading2"/>
+        <w:jc w:val="right"/>
+        <w:bidi/>
+      </w:pPr>
+      <w:r>
+        <w:t>[ترويسة / كليشة رسمية — معلومات متكررة] ===</w:t>
+        <w:br/>
+        <w:t>| Tel: weNOVIN Fax: 5.5.4 SN OG ‏هاتف» ا فاكس:‎ |</w:t>
+      </w:r>
+    </w:p>
+    <w:p>
+      <w:pPr>
+        <w:pStyle w:val="Heading2"/>
+        <w:jc w:val="right"/>
+        <w:bidi/>
+      </w:pPr>
+      <w:r>
+        <w:t>[المتن الفعلي: الوقائع / الأسباب / المنطوق] ===</w:t>
+        <w:br/>
+        <w:t>1 03</w:t>
+        <w:br/>
+        <w:t>‏ا‎ :</w:t>
+        <w:br/>
+        <w:t>5 1</w:t>
+        <w:br/>
+        <w:t>ْ — i</w:t>
+        <w:br/>
+        <w:t>i $46 2 Ho | (</w:t>
+        <w:br/>
+        <w:t>pee —</w:t>
+        <w:br/>
+        <w:t>11”: 24/5 ‏التاريخ:‎ wee ‏رياال‎ |</w:t>
+        <w:br/>
+        <w:t>| TeV t ee teed 1 Babi gall biVov,ee i</w:t>
+        <w:br/>
+        <w:t>i !</w:t>
+        <w:br/>
+        <w:t>|</w:t>
+        <w:br/>
+        <w:t>I 1</w:t>
+        <w:br/>
+        <w:t>‏ا‎ 1</w:t>
+      </w:r>
+    </w:p>
+    <w:p>
+      <w:pPr>
+        <w:pStyle w:val="Heading2"/>
+        <w:jc w:val="right"/>
+        <w:bidi/>
+      </w:pPr>
+      <w:r>
+        <w:t>[بيانات الأطراف: المدعي / المدعى عليه / الحاضرون] ===</w:t>
+        <w:br/>
+        <w:t>مبلغ فقط خمسون الف وسبعمانة ريال سعودي لاير ‎SR‏</w:t>
+      </w:r>
+    </w:p>
+    <w:p>
+      <w:pPr>
+        <w:pStyle w:val="Heading2"/>
+        <w:jc w:val="right"/>
+        <w:bidi/>
+      </w:pPr>
+      <w:r>
+        <w:t>[المتن الفعلي: الوقائع / الأسباب / المنطوق] ===</w:t>
+        <w:br/>
+        <w:t>i</w:t>
+        <w:br/>
+        <w:t>| FOR Vere BE ‏احمد زينى عن شهر ربيع‎ oh ‏مصاريف منزل‎ f ‏وذلك‎ |</w:t>
+      </w:r>
+    </w:p>
+    <w:p>
+      <w:pPr>
+        <w:jc w:val="right"/>
+        <w:bidi/>
+      </w:pPr>
+      <w:r>
+        <w:rPr>
+          <w:b w:val="0"/>
+          <w:i w:val="0"/>
+        </w:rPr>
+        <w:t>عر ولاييث 1 المجموع</w:t>
+      </w:r>
+    </w:p>
+    <w:p>
+      <w:pPr>
+        <w:jc w:val="right"/>
+        <w:bidi/>
+      </w:pPr>
+      <w:r>
+        <w:rPr>
+          <w:b w:val="0"/>
+          <w:i w:val="0"/>
+        </w:rPr>
+        <w:t>alt) ‏المدير‎</w:t>
+      </w:r>
+    </w:p>
+    <w:p>
+      <w:pPr>
+        <w:pStyle w:val="Heading2"/>
+        <w:jc w:val="right"/>
+        <w:bidi/>
+      </w:pPr>
+      <w:r>
+        <w:t>صفحة 3 - OCR</w:t>
+      </w:r>
+    </w:p>
+    <w:p>
+      <w:pPr>
+        <w:pStyle w:val="Heading2"/>
+        <w:jc w:val="right"/>
+        <w:bidi/>
+      </w:pPr>
+      <w:r>
+        <w:t>[المتن الفعلي: الوقائع / الأسباب / المنطوق] ===</w:t>
+        <w:br/>
+        <w:t>Ahmed Zainy &amp;Sons Co , ‏شركة احمد زيني واولاده‎</w:t>
+      </w:r>
+    </w:p>
+    <w:p>
+      <w:pPr>
+        <w:jc w:val="right"/>
+        <w:bidi/>
+      </w:pPr>
+      <w:r>
+        <w:rPr>
+          <w:b w:val="0"/>
+          <w:i w:val="0"/>
+        </w:rPr>
+        <w:t>جدة عمارة اوزكو ‎Jeddah-Ozco Building‏</w:t>
+        <w:br/>
+        <w:t>هائف: ‎VeVOVNS‏</w:t>
+      </w:r>
+    </w:p>
+    <w:p>
+      <w:pPr>
+        <w:jc w:val="right"/>
+        <w:bidi/>
+      </w:pPr>
+      <w:r>
+        <w:rPr>
+          <w:b w:val="0"/>
+          <w:i w:val="0"/>
+        </w:rPr>
+        <w:t>Tel: ‏ال ا‎</w:t>
+        <w:br/>
+        <w:t>Fax: 5054 "5.5١.4 ‏فاكس:‎</w:t>
+      </w:r>
+    </w:p>
+    <w:p>
+      <w:pPr>
+        <w:jc w:val="right"/>
+        <w:bidi/>
+      </w:pPr>
+      <w:r>
+        <w:rPr>
+          <w:b w:val="0"/>
+          <w:i w:val="0"/>
+        </w:rPr>
+        <w:t>‎التاريخ:  4/.4/15"١4</w:t>
+      </w:r>
+    </w:p>
+    <w:p>
+      <w:pPr>
+        <w:jc w:val="right"/>
+        <w:bidi/>
+      </w:pPr>
+      <w:r>
+        <w:rPr>
+          <w:b w:val="0"/>
+          <w:i w:val="0"/>
+        </w:rPr>
+        <w:t>مصاريف منزل ‎ti‏ احمد زينى عن شهر ربيع</w:t>
+      </w:r>
+    </w:p>
+    <w:p>
+      <w:pPr>
+        <w:jc w:val="right"/>
+        <w:bidi/>
+      </w:pPr>
+      <w:r>
+        <w:rPr>
+          <w:b w:val="0"/>
+          <w:i w:val="0"/>
+        </w:rPr>
+        <w:t>الشيخ/احمد زينى</w:t>
+      </w:r>
+    </w:p>
+    <w:p>
+      <w:pPr>
+        <w:jc w:val="right"/>
+        <w:bidi/>
+      </w:pPr>
+      <w:r>
+        <w:rPr>
+          <w:b w:val="0"/>
+          <w:i w:val="0"/>
+        </w:rPr>
+        <w:t>===== ملف داخلي: 1434/1434 fil no-8- inv 840.pdf =====</w:t>
+      </w:r>
+    </w:p>
+    <w:p>
+      <w:pPr>
+        <w:pStyle w:val="Heading2"/>
+        <w:jc w:val="right"/>
+        <w:bidi/>
+      </w:pPr>
+      <w:r>
+        <w:t>صفحة 1 - OCR</w:t>
+      </w:r>
+    </w:p>
+    <w:p>
+      <w:pPr>
+        <w:pStyle w:val="Heading2"/>
+        <w:jc w:val="right"/>
+        <w:bidi/>
+      </w:pPr>
+      <w:r>
+        <w:t>[المتن الفعلي: الوقائع / الأسباب / المنطوق] ===</w:t>
+        <w:br/>
+        <w:t>Wao ‏سجلتجساري‎</w:t>
+      </w:r>
+    </w:p>
+    <w:p>
+      <w:pPr>
+        <w:jc w:val="right"/>
+        <w:bidi/>
+      </w:pPr>
+      <w:r>
+        <w:rPr>
+          <w:b w:val="0"/>
+          <w:i w:val="0"/>
+        </w:rPr>
+        <w:t>ص .ب 4144 جسدة ‎VENT‏</w:t>
+        <w:br/>
+        <w:t>33531174 ‏J‎ 5143110 : نوفيلت‏</w:t>
+      </w:r>
+    </w:p>
+    <w:p>
+      <w:pPr>
+        <w:jc w:val="right"/>
+        <w:bidi/>
+      </w:pPr>
+      <w:r>
+        <w:rPr>
+          <w:b w:val="0"/>
+          <w:i w:val="0"/>
+        </w:rPr>
+        <w:t>فاكس : 751/0111</w:t>
+        <w:br/>
+        <w:t>جل دة- طريق المدينة</w:t>
+      </w:r>
+    </w:p>
+    <w:p>
+      <w:pPr>
+        <w:jc w:val="right"/>
+        <w:bidi/>
+      </w:pPr>
+      <w:r>
+        <w:rPr>
+          <w:b w:val="0"/>
+          <w:i w:val="0"/>
+        </w:rPr>
+        <w:t>ةدحولا رعس</w:t>
+        <w:br/>
+        <w:t>‎UNIT PRICE‏</w:t>
+      </w:r>
+    </w:p>
+    <w:p>
+      <w:pPr>
+        <w:jc w:val="right"/>
+        <w:bidi/>
+      </w:pPr>
+      <w:r>
+        <w:rPr>
+          <w:b w:val="0"/>
+          <w:i w:val="0"/>
+        </w:rPr>
+        <w:t>EE</w:t>
+      </w:r>
+    </w:p>
+    <w:p>
+      <w:pPr>
+        <w:jc w:val="right"/>
+        <w:bidi/>
+      </w:pPr>
+      <w:r>
+        <w:rPr>
+          <w:b w:val="0"/>
+          <w:i w:val="0"/>
+        </w:rPr>
+        <w:t>C.R.No. 7785 | oo</w:t>
+        <w:br/>
+        <w:t>‏.م‎ 0. Box 9148 Jeddah 21413“</w:t>
+      </w:r>
+    </w:p>
+    <w:p>
+      <w:pPr>
+        <w:jc w:val="right"/>
+        <w:bidi/>
+      </w:pPr>
+      <w:r>
+        <w:rPr>
+          <w:b w:val="0"/>
+          <w:i w:val="0"/>
+        </w:rPr>
+        <w:t>Tel. : 6646310 / 6691124</w:t>
+      </w:r>
+    </w:p>
+    <w:p>
+      <w:pPr>
+        <w:jc w:val="right"/>
+        <w:bidi/>
+      </w:pPr>
+      <w:r>
+        <w:rPr>
+          <w:b w:val="0"/>
+          <w:i w:val="0"/>
+        </w:rPr>
         <w:t>4</w:t>
-        <w:br/>
-        <w:t>5</w:t>
-        <w:br/>
-        <w:t>6</w:t>
-        <w:br/>
-        <w:t>7</w:t>
-        <w:br/>
-        <w:t>8</w:t>
-        <w:br/>
-        <w:t>9</w:t>
-      </w:r>
-    </w:p>
-    <w:p>
-      <w:pPr>
-        <w:jc w:val="right"/>
-        <w:bidi/>
-      </w:pPr>
-      <w:r>
-        <w:rPr>
-          <w:b w:val="0"/>
-          <w:i w:val="0"/>
-        </w:rPr>
-        <w:t>شركة احمد زيني وأولادة '</w:t>
-      </w:r>
-    </w:p>
-    <w:p>
-      <w:pPr>
-        <w:jc w:val="right"/>
-        <w:bidi/>
-      </w:pPr>
-      <w:r>
-        <w:rPr>
-          <w:b w:val="0"/>
-          <w:i w:val="0"/>
-        </w:rPr>
-        <w:t>خلا 00 براقالاو خويشلل ةيرهشلا تاصصخملا</w:t>
-        <w:br/>
-        <w:t>عن شهر رجب 21434 يونيو 2013م</w:t>
-      </w:r>
-    </w:p>
-    <w:p>
-      <w:pPr>
-        <w:jc w:val="right"/>
-        <w:bidi/>
-      </w:pPr>
-      <w:r>
-        <w:rPr>
-          <w:b w:val="0"/>
-          <w:i w:val="0"/>
-        </w:rPr>
-        <w:t>Se ee ‏ب‎</w:t>
-      </w:r>
-    </w:p>
-    <w:p>
-      <w:pPr>
-        <w:jc w:val="right"/>
-        <w:bidi/>
-      </w:pPr>
-      <w:r>
-        <w:rPr>
-          <w:b w:val="0"/>
-          <w:i w:val="0"/>
-        </w:rPr>
-        <w:t>50,700</w:t>
-        <w:br/>
+      </w:r>
+    </w:p>
+    <w:p>
+      <w:pPr>
+        <w:jc w:val="right"/>
+        <w:bidi/>
+      </w:pPr>
+      <w:r>
+        <w:rPr>
+          <w:b w:val="0"/>
+          <w:i w:val="0"/>
+        </w:rPr>
+        <w:t>Fax: 6875376 ° | ‏موسسة أحمد الحربي‎</w:t>
+        <w:br/>
+        <w:t>Jeddah - Madina Road Ahmed Al-Harbi Est.</w:t>
+      </w:r>
+    </w:p>
+    <w:p>
+      <w:pPr>
+        <w:jc w:val="right"/>
+        <w:bidi/>
+      </w:pPr>
+      <w:r>
+        <w:rPr>
+          <w:b w:val="0"/>
+          <w:i w:val="0"/>
+        </w:rPr>
+        <w:t>No. 0249 ‏عرض أسعار‎</w:t>
+        <w:br/>
+        <w:t>QUOTATION</w:t>
+      </w:r>
+    </w:p>
+    <w:p>
+      <w:pPr>
+        <w:jc w:val="right"/>
+        <w:bidi/>
+      </w:pPr>
+      <w:r>
+        <w:rPr>
+          <w:b w:val="0"/>
+          <w:i w:val="0"/>
+        </w:rPr>
+        <w:t>pate : ‏ملعاف‎</w:t>
+      </w:r>
+    </w:p>
+    <w:p>
+      <w:pPr>
+        <w:jc w:val="right"/>
+        <w:bidi/>
+      </w:pPr>
+      <w:r>
+        <w:rPr>
+          <w:b w:val="0"/>
+          <w:i w:val="0"/>
+        </w:rPr>
+        <w:t>الكمية</w:t>
+        <w:br/>
+        <w:t>‎QUANTITY‏</w:t>
+      </w:r>
+    </w:p>
+    <w:p>
+      <w:pPr>
+        <w:jc w:val="right"/>
+        <w:bidi/>
+      </w:pPr>
+      <w:r>
+        <w:rPr>
+          <w:b w:val="0"/>
+          <w:i w:val="0"/>
+        </w:rPr>
+        <w:t>Validity eccentric</w:t>
+      </w:r>
+    </w:p>
+    <w:p>
+      <w:pPr>
+        <w:jc w:val="right"/>
+        <w:bidi/>
+      </w:pPr>
+      <w:r>
+        <w:rPr>
+          <w:b w:val="0"/>
+          <w:i w:val="0"/>
+        </w:rPr>
+        <w:t>Terms of Payment :</w:t>
+      </w:r>
+    </w:p>
+    <w:p>
+      <w:pPr>
+        <w:jc w:val="right"/>
+        <w:bidi/>
+      </w:pPr>
+      <w:r>
+        <w:rPr>
+          <w:b w:val="0"/>
+          <w:i w:val="0"/>
+        </w:rPr>
+        <w:t>Delivery :_......</w:t>
+      </w:r>
+    </w:p>
+    <w:p>
+      <w:pPr>
+        <w:jc w:val="right"/>
+        <w:bidi/>
+      </w:pPr>
+      <w:r>
+        <w:rPr>
+          <w:b w:val="0"/>
+          <w:i w:val="0"/>
+        </w:rPr>
+        <w:t>Auth. Sig. ‏توقيع المستول‎</w:t>
+      </w:r>
+    </w:p>
+    <w:p>
+      <w:pPr>
+        <w:pStyle w:val="Heading2"/>
+        <w:jc w:val="right"/>
+        <w:bidi/>
+      </w:pPr>
+      <w:r>
+        <w:t>صفحة 2 - OCR</w:t>
+      </w:r>
+    </w:p>
+    <w:p>
+      <w:pPr>
+        <w:pStyle w:val="Heading2"/>
+        <w:jc w:val="right"/>
+        <w:bidi/>
+      </w:pPr>
+      <w:r>
+        <w:t>[المتن الفعلي: الوقائع / الأسباب / المنطوق] ===</w:t>
+        <w:br/>
+        <w:t>Date: 18% March 2013</w:t>
+      </w:r>
+    </w:p>
+    <w:p>
+      <w:pPr>
+        <w:jc w:val="right"/>
+        <w:bidi/>
+      </w:pPr>
+      <w:r>
+        <w:rPr>
+          <w:b w:val="0"/>
+          <w:i w:val="0"/>
+        </w:rPr>
+        <w:t>To: Sheikh Ossama Zainy</w:t>
+      </w:r>
+    </w:p>
+    <w:p>
+      <w:pPr>
+        <w:jc w:val="right"/>
+        <w:bidi/>
+      </w:pPr>
+      <w:r>
+        <w:rPr>
+          <w:b w:val="0"/>
+          <w:i w:val="0"/>
+        </w:rPr>
+        <w:t>From: Abdul Jabbar</w:t>
+        <w:br/>
+        <w:t>(Zainy compound)</w:t>
+        <w:br/>
+        <w:t>Subject: _Water Pump in Sheikh Ahmed Zainy villa</w:t>
+        <w:br/>
+        <w:t>Respected Sir,</w:t>
+      </w:r>
+    </w:p>
+    <w:p>
+      <w:pPr>
+        <w:jc w:val="right"/>
+        <w:bidi/>
+      </w:pPr>
+      <w:r>
+        <w:rPr>
+          <w:b w:val="0"/>
+          <w:i w:val="0"/>
+        </w:rPr>
+        <w:t>I would like to inform you that we are using Sheikh Adnan Zainy villa’s water</w:t>
+        <w:br/>
+        <w:t>pump for Sheikh Ahmed Zainy villa. We want to disconnect the water pipe line</w:t>
+        <w:br/>
+        <w:t>from Sheikh Adnan Zainy villa. Therefore we have to fix a new motor pump</w:t>
+        <w:br/>
+        <w:t>including pressure tank in Sheikh Ahmed Zainy villa as per following</w:t>
+        <w:br/>
+        <w:t>quotations:</w:t>
+      </w:r>
+    </w:p>
+    <w:p>
+      <w:pPr>
+        <w:jc w:val="right"/>
+        <w:bidi/>
+      </w:pPr>
+      <w:r>
+        <w:rPr>
+          <w:b w:val="0"/>
+          <w:i w:val="0"/>
+        </w:rPr>
+        <w:t>G) Ahmed Al-harbi Est. SR- 14,700 (Recbmmended) ZA</w:t>
+        <w:br/>
+        <w:t>2- Ekel Trading &amp; Industrial Co. ‏ص‎</w:t>
+      </w:r>
+    </w:p>
+    <w:p>
+      <w:pPr>
+        <w:jc w:val="right"/>
+        <w:bidi/>
+      </w:pPr>
+      <w:r>
+        <w:rPr>
+          <w:b w:val="0"/>
+          <w:i w:val="0"/>
+        </w:rPr>
+        <w:t>3- Ahed Al Jazeera Trading SR- 14,300</w:t>
+      </w:r>
+    </w:p>
+    <w:p>
+      <w:pPr>
+        <w:jc w:val="right"/>
+        <w:bidi/>
+      </w:pPr>
+      <w:r>
+        <w:rPr>
+          <w:b w:val="0"/>
+          <w:i w:val="0"/>
+        </w:rPr>
+        <w:t>Best regards,</w:t>
+      </w:r>
+    </w:p>
+    <w:p>
+      <w:pPr>
+        <w:jc w:val="right"/>
+        <w:bidi/>
+      </w:pPr>
+      <w:r>
+        <w:rPr>
+          <w:b w:val="0"/>
+          <w:i w:val="0"/>
+        </w:rPr>
+        <w:t>Kem =</w:t>
+      </w:r>
+    </w:p>
+    <w:p>
+      <w:pPr>
+        <w:jc w:val="right"/>
+        <w:bidi/>
+      </w:pPr>
+      <w:r>
+        <w:rPr>
+          <w:b w:val="0"/>
+          <w:i w:val="0"/>
+        </w:rPr>
+        <w:t>Abdul Jabbar 0</w:t>
+      </w:r>
+    </w:p>
+    <w:p>
+      <w:pPr>
+        <w:pStyle w:val="Heading2"/>
+        <w:jc w:val="right"/>
+        <w:bidi/>
+      </w:pPr>
+      <w:r>
+        <w:t>صفحة 3 - OCR</w:t>
+      </w:r>
+    </w:p>
+    <w:p>
+      <w:pPr>
+        <w:pStyle w:val="Heading2"/>
+        <w:jc w:val="right"/>
+        <w:bidi/>
+      </w:pPr>
+      <w:r>
+        <w:t>[المتن الفعلي: الوقائع / الأسباب / المنطوق] ===</w:t>
+        <w:br/>
+        <w:t>لش ب ا ‎eee‏</w:t>
+      </w:r>
+    </w:p>
+    <w:p>
+      <w:pPr>
+        <w:jc w:val="right"/>
+        <w:bidi/>
+      </w:pPr>
+      <w:r>
+        <w:rPr>
+          <w:b w:val="0"/>
+          <w:i w:val="0"/>
+        </w:rPr>
+        <w:t>0</w:t>
+      </w:r>
+    </w:p>
+    <w:p>
+      <w:pPr>
+        <w:jc w:val="right"/>
+        <w:bidi/>
+      </w:pPr>
+      <w:r>
+        <w:rPr>
+          <w:b w:val="0"/>
+          <w:i w:val="0"/>
+        </w:rPr>
+        <w:t>‎t !‏</w:t>
+        <w:br/>
+        <w:t>شركة احمد زيني واولاده ©6© ‎Ahmed Zainy &amp;Sons‏ |</w:t>
+        <w:br/>
+        <w:t>| جدة عمارة اوزكو ‎Jeddah-Ozco Building‏</w:t>
+      </w:r>
+    </w:p>
+    <w:p>
+      <w:pPr>
+        <w:pStyle w:val="Heading2"/>
+        <w:jc w:val="right"/>
+        <w:bidi/>
+      </w:pPr>
+      <w:r>
+        <w:t>[ترويسة / كليشة رسمية — معلومات متكررة] ===</w:t>
+        <w:br/>
+        <w:t>هاتف: ‎25551١‏ ؟ فاكس: ‎5.5١.4‏ ل لل لو 2 ‎Tel:‏</w:t>
+      </w:r>
+    </w:p>
+    <w:p>
+      <w:pPr>
+        <w:pStyle w:val="Heading2"/>
+        <w:jc w:val="right"/>
+        <w:bidi/>
+      </w:pPr>
+      <w:r>
+        <w:t>[المتن الفعلي: الوقائع / الأسباب / المنطوق] ===</w:t>
+        <w:br/>
+        <w:t>‏ريس سال بنع التاريخ: ‎١154/2.‏</w:t>
+        <w:br/>
+        <w:t>‏12000 الموافق: 2 556.- 5.1 |</w:t>
+        <w:br/>
+        <w:t>سس ‎ee‏</w:t>
+        <w:br/>
+        <w:t>‏| يصرف إلى المكرم: عبد الجبار ‎PAY TO MESSRS‏ |</w:t>
+        <w:br/>
+        <w:t>‎des : 7 eye node dah‏ ,|</w:t>
+      </w:r>
+    </w:p>
+    <w:p>
+      <w:pPr>
+        <w:pStyle w:val="Heading2"/>
+        <w:jc w:val="right"/>
+        <w:bidi/>
+      </w:pPr>
+      <w:r>
+        <w:t>[بيانات الأطراف: المدعي / المدعى عليه / الحاضرون] ===</w:t>
+        <w:br/>
+        <w:t>مبلغ فقطأربعةعشرة ألف وسبعمانة ريال سعودي لاغير ‎SR‏ |</w:t>
+      </w:r>
+    </w:p>
+    <w:p>
+      <w:pPr>
+        <w:pStyle w:val="Heading2"/>
+        <w:jc w:val="right"/>
+        <w:bidi/>
+      </w:pPr>
+      <w:r>
+        <w:t>[المتن الفعلي: الوقائع / الأسباب / المنطوق] ===</w:t>
+        <w:br/>
+        <w:t>‏وذلك / فاتورة مؤسسة الحربى قيمة مواسير مياه خاصة بصيانة فيلا ش١٠‏ احمد زينى كالمرفق ‎FOR‏ ا</w:t>
+      </w:r>
+    </w:p>
+    <w:p>
+      <w:pPr>
+        <w:jc w:val="right"/>
+        <w:bidi/>
+      </w:pPr>
+      <w:r>
+        <w:rPr>
+          <w:b w:val="0"/>
+          <w:i w:val="0"/>
+        </w:rPr>
+        <w:t>‏للرءءلاءة١‏ المجموع</w:t>
+      </w:r>
+    </w:p>
+    <w:p>
+      <w:pPr>
+        <w:pStyle w:val="Heading2"/>
+        <w:jc w:val="right"/>
+        <w:bidi/>
+      </w:pPr>
+      <w:r>
+        <w:t>صفحة 4 - OCR</w:t>
+      </w:r>
+    </w:p>
+    <w:p>
+      <w:pPr>
+        <w:pStyle w:val="Heading2"/>
+        <w:jc w:val="right"/>
+        <w:bidi/>
+      </w:pPr>
+      <w:r>
+        <w:t>[المتن الفعلي: الوقائع / الأسباب / المنطوق] ===</w:t>
+        <w:br/>
+        <w:t>شركة احمد زيني واولاده</w:t>
+      </w:r>
+    </w:p>
+    <w:p>
+      <w:pPr>
+        <w:jc w:val="right"/>
+        <w:bidi/>
+      </w:pPr>
+      <w:r>
+        <w:rPr>
+          <w:b w:val="0"/>
+          <w:i w:val="0"/>
+        </w:rPr>
+        <w:t>جدة عمارة اوزكو</w:t>
+      </w:r>
+    </w:p>
+    <w:p>
+      <w:pPr>
+        <w:pStyle w:val="Heading2"/>
+        <w:jc w:val="right"/>
+        <w:bidi/>
+      </w:pPr>
+      <w:r>
+        <w:t>[ترويسة / كليشة رسمية — معلومات متكررة] ===</w:t>
+        <w:br/>
+        <w:t>هاتف 91ه5 .5</w:t>
+      </w:r>
+    </w:p>
+    <w:p>
+      <w:pPr>
+        <w:pStyle w:val="Heading2"/>
+        <w:jc w:val="right"/>
+        <w:bidi/>
+      </w:pPr>
+      <w:r>
+        <w:t>[المتن الفعلي: الوقائع / الأسباب / المنطوق] ===</w:t>
+        <w:br/>
+        <w:t>فاكس:</w:t>
+      </w:r>
+    </w:p>
+    <w:p>
+      <w:pPr>
+        <w:jc w:val="right"/>
+        <w:bidi/>
+      </w:pPr>
+      <w:r>
+        <w:rPr>
+          <w:b w:val="0"/>
+          <w:i w:val="0"/>
+        </w:rPr>
+        <w:t>5-55</w:t>
+      </w:r>
+    </w:p>
+    <w:p>
+      <w:pPr>
+        <w:jc w:val="right"/>
+        <w:bidi/>
+      </w:pPr>
+      <w:r>
+        <w:rPr>
+          <w:b w:val="0"/>
+          <w:i w:val="0"/>
+        </w:rPr>
+        <w:t>فاتورة مؤسسة الحربى قيمة مواسير مياه خاصة بصيانة فيلا ش ‎٠‏ احمد زينى كالمرفق</w:t>
+      </w:r>
+    </w:p>
+    <w:p>
+      <w:pPr>
+        <w:jc w:val="right"/>
+        <w:bidi/>
+      </w:pPr>
+      <w:r>
+        <w:rPr>
+          <w:b w:val="0"/>
+          <w:i w:val="0"/>
+        </w:rPr>
+        <w:t>Ahmed Zainy 850115 Co:</w:t>
+      </w:r>
+    </w:p>
+    <w:p>
+      <w:pPr>
+        <w:jc w:val="right"/>
+        <w:bidi/>
+      </w:pPr>
+      <w:r>
+        <w:rPr>
+          <w:b w:val="0"/>
+          <w:i w:val="0"/>
+        </w:rPr>
+        <w:t>Jeddah-Ozco Building</w:t>
+        <w:br/>
+        <w:t>Tel: 1: 40 vac</w:t>
+      </w:r>
+    </w:p>
+    <w:p>
+      <w:pPr>
+        <w:jc w:val="right"/>
+        <w:bidi/>
+      </w:pPr>
+      <w:r>
+        <w:rPr>
+          <w:b w:val="0"/>
+          <w:i w:val="0"/>
+        </w:rPr>
+        <w:t>Fax: 50</w:t>
+      </w:r>
+    </w:p>
+    <w:p>
+      <w:pPr>
+        <w:jc w:val="right"/>
+        <w:bidi/>
+      </w:pPr>
+      <w:r>
+        <w:rPr>
+          <w:b w:val="0"/>
+          <w:i w:val="0"/>
+        </w:rPr>
+        <w:t>‎التاريخ:  OVE VEEP</w:t>
+      </w:r>
+    </w:p>
+    <w:p>
+      <w:pPr>
+        <w:jc w:val="right"/>
+        <w:bidi/>
+      </w:pPr>
+      <w:r>
+        <w:rPr>
+          <w:b w:val="0"/>
+          <w:i w:val="0"/>
+        </w:rPr>
+        <w:t>===== ملف داخلي: 1434/1434 fil no-9- inv 919.pdf =====</w:t>
+      </w:r>
+    </w:p>
+    <w:p>
+      <w:pPr>
+        <w:pStyle w:val="Heading2"/>
+        <w:jc w:val="right"/>
+        <w:bidi/>
+      </w:pPr>
+      <w:r>
+        <w:t>صفحة 1 - OCR</w:t>
+      </w:r>
+    </w:p>
+    <w:p>
+      <w:pPr>
+        <w:pStyle w:val="Heading2"/>
+        <w:jc w:val="right"/>
+        <w:bidi/>
+      </w:pPr>
+      <w:r>
+        <w:t>[المتن الفعلي: الوقائع / الأسباب / المنطوق] ===</w:t>
+        <w:br/>
+        <w:t>شركة احمد زيني وأولاده</w:t>
+      </w:r>
+    </w:p>
+    <w:p>
+      <w:pPr>
+        <w:jc w:val="right"/>
+        <w:bidi/>
+      </w:pPr>
+      <w:r>
+        <w:rPr>
+          <w:b w:val="0"/>
+          <w:i w:val="0"/>
+        </w:rPr>
+        <w:t>المخصصات الشهرية للشيوخ والاقارب ‎eee‏ الخ</w:t>
+        <w:br/>
+        <w:t>عن شهر جماد اول 1434ه ابريل 2013م</w:t>
+      </w:r>
+    </w:p>
+    <w:p>
+      <w:pPr>
+        <w:jc w:val="right"/>
+        <w:bidi/>
+      </w:pPr>
+      <w:r>
+        <w:rPr>
+          <w:b w:val="0"/>
+          <w:i w:val="0"/>
+        </w:rPr>
         <w:t>85,000</w:t>
       </w:r>
     </w:p>
     <w:p>
       <w:pPr>
-        <w:pStyle w:val="Heading2"/>
-        <w:jc w:val="right"/>
-        <w:bidi/>
-      </w:pPr>
-      <w:r>
-        <w:t>[ترويسة / كليشة رسمية — معلومات متكررة] ===</w:t>
-        <w:br/>
-        <w:t>اتصلت هاتفيا بتاريخ 1433/4/4ه بانها قد تزوجت وأصبحت غير محتاجة</w:t>
-      </w:r>
-    </w:p>
-    <w:p>
-      <w:pPr>
-        <w:pStyle w:val="Heading2"/>
-        <w:jc w:val="right"/>
-        <w:bidi/>
-      </w:pPr>
-      <w:r>
-        <w:t>[المتن الفعلي: الوقائع / الأسباب / المنطوق] ===</w:t>
-        <w:br/>
-        <w:t>رحمة بنت عبدالرحمن حامد المتوكل</w:t>
-        <w:br/>
-        <w:t>السيدة / سهام حسن زيني ‎Cc‏</w:t>
-        <w:br/>
-        <w:t>‏بنات / علياء محمد راجح</w:t>
-        <w:br/>
-        <w:t>نجاة بنت عبدالله أحمد زيني</w:t>
-        <w:br/>
-        <w:t>فوزية محمد اوان</w:t>
-      </w:r>
-    </w:p>
-    <w:p>
-      <w:pPr>
-        <w:jc w:val="right"/>
-        <w:bidi/>
-      </w:pPr>
-      <w:r>
-        <w:rPr>
-          <w:b w:val="0"/>
-          <w:i w:val="0"/>
-        </w:rPr>
-        <w:t>المجموع</w:t>
-        <w:br/>
-        <w:t>حرم المرحوم / فطين الحبيشي</w:t>
-        <w:br/>
-        <w:t>الجمعية الخيرية لتحفيظ القرآن الكريم - الجموم</w:t>
-        <w:br/>
-        <w:t>السيد / علي سلطان</w:t>
-        <w:br/>
-        <w:t>السيد / علي عبدالله ابراهيم جمعة</w:t>
-      </w:r>
-    </w:p>
-    <w:p>
-      <w:pPr>
-        <w:jc w:val="right"/>
-        <w:bidi/>
-      </w:pPr>
-      <w:r>
-        <w:rPr>
-          <w:b w:val="0"/>
-          <w:i w:val="0"/>
-        </w:rPr>
-        <w:t>السيد بندر الحرازي</w:t>
-        <w:br/>
-        <w:t>الجمعية الخيرية لتحفيظ القرآن الكريم ‏ دارام جميد - دف زيد</w:t>
-        <w:br/>
-        <w:t>تم صرف مساعدة شهرية 250 ريال لفية 1434/12/30ه</w:t>
-      </w:r>
-    </w:p>
-    <w:p>
-      <w:pPr>
-        <w:pStyle w:val="Heading2"/>
-        <w:jc w:val="right"/>
-        <w:bidi/>
-      </w:pPr>
-      <w:r>
-        <w:t>[ترويسة / كليشة رسمية — معلومات متكررة] ===</w:t>
-        <w:br/>
-        <w:t>اتصلت هاتفيا بتاريخ 1433/4/4ه بانها قد تزوجت وأصبحت غير محتاجة</w:t>
-      </w:r>
-    </w:p>
-    <w:p>
-      <w:pPr>
-        <w:pStyle w:val="Heading2"/>
-        <w:jc w:val="right"/>
-        <w:bidi/>
-      </w:pPr>
-      <w:r>
-        <w:t>[المتن الفعلي: الوقائع / الأسباب / المنطوق] ===</w:t>
-        <w:br/>
-        <w:t>تم صرف مساعدة شهرية 1000 ‎it Sky‏ 1434/12/30ه</w:t>
-      </w:r>
-    </w:p>
-    <w:p>
-      <w:pPr>
-        <w:jc w:val="right"/>
-        <w:bidi/>
-      </w:pPr>
-      <w:r>
-        <w:rPr>
-          <w:b w:val="0"/>
-          <w:i w:val="0"/>
-        </w:rPr>
-        <w:t>عائلة المرحوم يوسف لطفي</w:t>
-      </w:r>
-    </w:p>
-    <w:p>
-      <w:pPr>
-        <w:jc w:val="right"/>
-        <w:bidi/>
-      </w:pPr>
-      <w:r>
-        <w:rPr>
-          <w:b w:val="0"/>
-          <w:i w:val="0"/>
-        </w:rPr>
-        <w:t>كك</w:t>
-      </w:r>
-    </w:p>
-    <w:p>
-      <w:pPr>
-        <w:pStyle w:val="Heading2"/>
-        <w:jc w:val="right"/>
-        <w:bidi/>
-      </w:pPr>
-      <w:r>
-        <w:t>صفحة 2 - OCR</w:t>
-      </w:r>
-    </w:p>
-    <w:p>
-      <w:pPr>
-        <w:pStyle w:val="Heading2"/>
-        <w:jc w:val="right"/>
-        <w:bidi/>
-      </w:pPr>
-      <w:r>
-        <w:t>[بيانات الأطراف: المدعي / المدعى عليه / الحاضرون] ===</w:t>
-        <w:br/>
-        <w:t>شركة احمد زيني واولاده . ‎Co‏ 0115 5 كاسم</w:t>
-      </w:r>
-    </w:p>
-    <w:p>
-      <w:pPr>
-        <w:pStyle w:val="Heading2"/>
-        <w:jc w:val="right"/>
-        <w:bidi/>
-      </w:pPr>
-      <w:r>
-        <w:t>[المتن الفعلي: الوقائع / الأسباب / المنطوق] ===</w:t>
-        <w:br/>
-        <w:t>5 Building ‏جدة عمارة اوزكو‎</w:t>
-      </w:r>
-    </w:p>
-    <w:p>
-      <w:pPr>
-        <w:pStyle w:val="Heading2"/>
-        <w:jc w:val="right"/>
-        <w:bidi/>
-      </w:pPr>
-      <w:r>
-        <w:t>[ترويسة / كليشة رسمية — معلومات متكررة] ===</w:t>
-        <w:br/>
-        <w:t>eNOUSN Faxr 5051“ eV eG ‏هاتف: 515861715" فاكس:‎</w:t>
-      </w:r>
-    </w:p>
-    <w:p>
-      <w:pPr>
-        <w:pStyle w:val="Heading2"/>
-        <w:jc w:val="right"/>
-        <w:bidi/>
-      </w:pPr>
-      <w:r>
-        <w:t>[المتن الفعلي: الوقائع / الأسباب / المنطوق] ===</w:t>
-        <w:br/>
-        <w:t>Gib ‏صرف‎ pal</w:t>
-      </w:r>
-    </w:p>
-    <w:p>
-      <w:pPr>
-        <w:jc w:val="right"/>
-        <w:bidi/>
-      </w:pPr>
-      <w:r>
-        <w:rPr>
-          <w:b w:val="0"/>
-          <w:i w:val="0"/>
-        </w:rPr>
-        <w:t>Lay hd he a Sy ee Por i ‏رد‎</w:t>
-        <w:br/>
-        <w:t>‎ANPP MOA geil</w:t>
-      </w:r>
-    </w:p>
-    <w:p>
-      <w:pPr>
-        <w:jc w:val="right"/>
-        <w:bidi/>
-      </w:pPr>
-      <w:r>
-        <w:rPr>
-          <w:b w:val="0"/>
-          <w:i w:val="0"/>
-        </w:rPr>
-        <w:t>يصرف إلى المكرم: الشيخ/احمد زينى ‎PAY TO MESSRS‏</w:t>
-      </w:r>
-    </w:p>
-    <w:p>
-      <w:pPr>
-        <w:pStyle w:val="Heading2"/>
-        <w:jc w:val="right"/>
-        <w:bidi/>
-      </w:pPr>
-      <w:r>
-        <w:t>[بيانات الأطراف: المدعي / المدعى عليه / الحاضرون] ===</w:t>
-        <w:br/>
-        <w:t>مبلغ فقط خمسون ألف وسبعمانة ريال سعودي لاغير</w:t>
-      </w:r>
-    </w:p>
-    <w:p>
-      <w:pPr>
-        <w:pStyle w:val="Heading2"/>
-        <w:jc w:val="right"/>
-        <w:bidi/>
-      </w:pPr>
-      <w:r>
-        <w:t>[المتن الفعلي: الوقائع / الأسباب / المنطوق] ===</w:t>
-        <w:br/>
-        <w:t>وذلك | مصاريف منزل الشيخ/احمد زينى عن شهر رجب ‎١474‏</w:t>
-      </w:r>
-    </w:p>
-    <w:p>
-      <w:pPr>
-        <w:jc w:val="right"/>
-        <w:bidi/>
-      </w:pPr>
-      <w:r>
-        <w:rPr>
-          <w:b w:val="0"/>
-          <w:i w:val="0"/>
-        </w:rPr>
-        <w:t>المبك أسم الحساب لحسا :</w:t>
-        <w:br/>
-        <w:t>‎el‏</w:t>
-        <w:br/>
-        <w:t>‎2070.١‏ |الشيخ ‎GL‏ زيني [ الشيخ احمد -| ‎1١١٠١١١‏ | مصاريفٌ منزل ‎ea‏ زينى ‎WEE‏ رجب ‎١171‏</w:t>
-        <w:br/>
-        <w:t>‏لرءءلاءءهة المجموع</w:t>
-      </w:r>
-    </w:p>
-    <w:p>
-      <w:pPr>
-        <w:jc w:val="right"/>
-        <w:bidi/>
-      </w:pPr>
-      <w:r>
-        <w:rPr>
-          <w:b w:val="0"/>
-          <w:i w:val="0"/>
-        </w:rPr>
-        <w:t>المدير العام</w:t>
-      </w:r>
-    </w:p>
-    <w:p>
-      <w:pPr>
-        <w:pStyle w:val="Heading2"/>
-        <w:jc w:val="right"/>
-        <w:bidi/>
-      </w:pPr>
-      <w:r>
-        <w:t>صفحة 3 - OCR</w:t>
-      </w:r>
-    </w:p>
-    <w:p>
-      <w:pPr>
-        <w:pStyle w:val="Heading2"/>
-        <w:jc w:val="right"/>
-        <w:bidi/>
-      </w:pPr>
-      <w:r>
-        <w:t>[المتن الفعلي: الوقائع / الأسباب / المنطوق] ===</w:t>
-        <w:br/>
-        <w:t>شركة احمد زيني واولاده</w:t>
-        <w:br/>
-        <w:t>جدة عمارةٌ اوزكو</w:t>
-        <w:br/>
-        <w:t>هائف: 5.5691</w:t>
-      </w:r>
-    </w:p>
-    <w:p>
-      <w:pPr>
-        <w:jc w:val="right"/>
-        <w:bidi/>
-      </w:pPr>
-      <w:r>
-        <w:rPr>
-          <w:b w:val="0"/>
-          <w:i w:val="0"/>
-        </w:rPr>
-        <w:t>".51١"”.4 ‏فاكس:‎</w:t>
-      </w:r>
-    </w:p>
-    <w:p>
-      <w:pPr>
-        <w:jc w:val="right"/>
-        <w:bidi/>
-      </w:pPr>
-      <w:r>
-        <w:rPr>
-          <w:b w:val="0"/>
-          <w:i w:val="0"/>
-        </w:rPr>
-        <w:t>رقم القيد: ‎١١59١‏</w:t>
-      </w:r>
-    </w:p>
-    <w:p>
-      <w:pPr>
-        <w:jc w:val="right"/>
-        <w:bidi/>
-      </w:pPr>
-      <w:r>
-        <w:rPr>
-          <w:b w:val="0"/>
-          <w:i w:val="0"/>
-        </w:rPr>
-        <w:t>بيان القيد:</w:t>
-      </w:r>
-    </w:p>
-    <w:p>
-      <w:pPr>
-        <w:jc w:val="right"/>
-        <w:bidi/>
-      </w:pPr>
-      <w:r>
-        <w:rPr>
-          <w:b w:val="0"/>
-          <w:i w:val="0"/>
-        </w:rPr>
-        <w:t>Ahmed Zainy’&amp;Sons Co</w:t>
-        <w:br/>
-        <w:t>Jeddah-Ozco Building</w:t>
-        <w:br/>
-        <w:t>Tel: &lt;2 ‏املد‎</w:t>
-      </w:r>
-    </w:p>
-    <w:p>
-      <w:pPr>
-        <w:jc w:val="right"/>
-        <w:bidi/>
-      </w:pPr>
-      <w:r>
-        <w:rPr>
-          <w:b w:val="0"/>
-          <w:i w:val="0"/>
-        </w:rPr>
-        <w:t>Fax: 5.5١65</w:t>
-      </w:r>
-    </w:p>
-    <w:p>
-      <w:pPr>
-        <w:jc w:val="right"/>
-        <w:bidi/>
-      </w:pPr>
-      <w:r>
-        <w:rPr>
-          <w:b w:val="0"/>
-          <w:i w:val="0"/>
-        </w:rPr>
-        <w:t>لل ا</w:t>
-      </w:r>
-    </w:p>
-    <w:p>
-      <w:pPr>
-        <w:jc w:val="right"/>
-        <w:bidi/>
-      </w:pPr>
-      <w:r>
-        <w:rPr>
-          <w:b w:val="0"/>
-          <w:i w:val="0"/>
-        </w:rPr>
-        <w:t>التاريسخ:</w:t>
-      </w:r>
-    </w:p>
-    <w:p>
-      <w:pPr>
-        <w:jc w:val="right"/>
-        <w:bidi/>
-      </w:pPr>
-      <w:r>
-        <w:rPr>
-          <w:b w:val="0"/>
-          <w:i w:val="0"/>
-        </w:rPr>
-        <w:t>مصاريف منزل الشيخ/احمد زينى عن شهر رجب ‎VTE‏</w:t>
-      </w:r>
-    </w:p>
-    <w:p>
-      <w:pPr>
-        <w:jc w:val="right"/>
-        <w:bidi/>
-      </w:pPr>
-      <w:r>
-        <w:rPr>
-          <w:b w:val="0"/>
-          <w:i w:val="0"/>
-        </w:rPr>
-        <w:t>مصاريف منزل الشيخ/احمد زينى عن شهر</w:t>
-      </w:r>
-    </w:p>
-    <w:p>
-      <w:pPr>
-        <w:jc w:val="right"/>
-        <w:bidi/>
-      </w:pPr>
-      <w:r>
-        <w:rPr>
-          <w:b w:val="0"/>
-          <w:i w:val="0"/>
-        </w:rPr>
-        <w:t>الشيخ/احمد زينى</w:t>
-      </w:r>
-    </w:p>
-    <w:p>
-      <w:pPr>
-        <w:jc w:val="right"/>
-        <w:bidi/>
-      </w:pPr>
-      <w:r>
-        <w:rPr>
-          <w:b w:val="0"/>
-          <w:i w:val="0"/>
-        </w:rPr>
-        <w:t>===== ملف داخلي: 1434/1434 fil no-5- inv 459.pdf =====</w:t>
-      </w:r>
-    </w:p>
-    <w:p>
-      <w:pPr>
-        <w:pStyle w:val="Heading2"/>
-        <w:jc w:val="right"/>
-        <w:bidi/>
-      </w:pPr>
-      <w:r>
-        <w:t>صفحة 1 - OCR</w:t>
-      </w:r>
-    </w:p>
-    <w:p>
-      <w:pPr>
-        <w:pStyle w:val="Heading2"/>
-        <w:jc w:val="right"/>
-        <w:bidi/>
-      </w:pPr>
-      <w:r>
-        <w:t>[المتن الفعلي: الوقائع / الأسباب / المنطوق] ===</w:t>
-        <w:br/>
-        <w:t>Ahmed Zainy &amp;Sons Co ٠ ‏شركة احمد زيني واولاده‎</w:t>
-        <w:br/>
-        <w:t>Jeddah-Ozco Building ‏جدة عمارة اوزكو‎</w:t>
-      </w:r>
-    </w:p>
-    <w:p>
-      <w:pPr>
-        <w:pStyle w:val="Heading2"/>
-        <w:jc w:val="right"/>
-        <w:bidi/>
-      </w:pPr>
-      <w:r>
-        <w:t>[ترويسة / كليشة رسمية — معلومات متكررة] ===</w:t>
-        <w:br/>
-        <w:t>Tel: ‏كلكدكء5‎ 5.5851١5 ‏هاتف:‎</w:t>
-      </w:r>
-    </w:p>
-    <w:p>
-      <w:pPr>
-        <w:pStyle w:val="Heading2"/>
-        <w:jc w:val="right"/>
-        <w:bidi/>
-      </w:pPr>
-      <w:r>
-        <w:t>[المتن الفعلي: الوقائع / الأسباب / المنطوق] ===</w:t>
-        <w:br/>
-        <w:t>Fax: 5054 5.5١.4 ‏فاكس:‎</w:t>
-      </w:r>
-    </w:p>
-    <w:p>
-      <w:pPr>
-        <w:jc w:val="right"/>
-        <w:bidi/>
-      </w:pPr>
-      <w:r>
-        <w:rPr>
-          <w:b w:val="0"/>
-          <w:i w:val="0"/>
-        </w:rPr>
-        <w:t>‎التاريخ:  MINN VEEP</w:t>
-      </w:r>
-    </w:p>
-    <w:p>
-      <w:pPr>
-        <w:jc w:val="right"/>
-        <w:bidi/>
-      </w:pPr>
-      <w:r>
-        <w:rPr>
-          <w:b w:val="0"/>
-          <w:i w:val="0"/>
-        </w:rPr>
-        <w:t>مرتبات د.وميض شاكرمن ‎١ 477/٠١/١4‏ الى ‎١ 4 "4/1/١‏ كالتعميد المرفق</w:t>
-      </w:r>
-    </w:p>
-    <w:p>
-      <w:pPr>
-        <w:jc w:val="right"/>
-        <w:bidi/>
-      </w:pPr>
-      <w:r>
-        <w:rPr>
-          <w:b w:val="0"/>
-          <w:i w:val="0"/>
-        </w:rPr>
-        <w:t>مرتبات د١٠‏ وميض شاكرمن ‎5577/٠١/١5‏ ١الى‏</w:t>
-      </w:r>
-    </w:p>
-    <w:p>
-      <w:pPr>
-        <w:jc w:val="right"/>
-        <w:bidi/>
-      </w:pPr>
-      <w:r>
-        <w:rPr>
-          <w:b w:val="0"/>
-          <w:i w:val="0"/>
-        </w:rPr>
-        <w:t>د وميض شاكر</w:t>
-      </w:r>
-    </w:p>
-    <w:p>
-      <w:pPr>
-        <w:pStyle w:val="Heading2"/>
-        <w:jc w:val="right"/>
-        <w:bidi/>
-      </w:pPr>
-      <w:r>
-        <w:t>صفحة 2 - OCR</w:t>
-      </w:r>
-    </w:p>
-    <w:p>
-      <w:pPr>
-        <w:pStyle w:val="Heading2"/>
-        <w:jc w:val="right"/>
-        <w:bidi/>
-      </w:pPr>
-      <w:r>
-        <w:t>[المتن الفعلي: الوقائع / الأسباب / المنطوق] ===</w:t>
-        <w:br/>
-        <w:t>Part ‏لجسم‎</w:t>
-      </w:r>
-    </w:p>
-    <w:p>
-      <w:pPr>
-        <w:jc w:val="right"/>
-        <w:bidi/>
-      </w:pPr>
-      <w:r>
-        <w:rPr>
-          <w:b w:val="0"/>
-          <w:i w:val="0"/>
-        </w:rPr>
-        <w:t>‎Eng EO CAD gC)‏ ا</w:t>
-      </w:r>
-    </w:p>
-    <w:p>
-      <w:pPr>
-        <w:jc w:val="right"/>
-        <w:bidi/>
-      </w:pPr>
-      <w:r>
-        <w:rPr>
-          <w:b w:val="0"/>
-          <w:i w:val="0"/>
-        </w:rPr>
-        <w:t>‎“9 3 57 ْ</w:t>
-        <w:br/>
-        <w:t>imp inte?</w:t>
-        <w:br/>
-        <w:t>-7 7 ‏كس‎</w:t>
-        <w:br/>
-        <w:t>‎0002 aa - eye pewter CEO</w:t>
-        <w:br/>
-        <w:t>Z107/60/TO Tie ‏مم‎</w:t>
-        <w:br/>
-        <w:t>‏ع0 ع0 ع0 ع0‎ LT ‏لك‎</w:t>
-      </w:r>
-    </w:p>
-    <w:p>
-      <w:pPr>
-        <w:jc w:val="right"/>
-        <w:bidi/>
-      </w:pPr>
-      <w:r>
-        <w:rPr>
-          <w:b w:val="0"/>
-          <w:i w:val="0"/>
-        </w:rPr>
-        <w:t>‏ببس مم 5 005 |[ 2852 | 2</w:t>
-        <w:br/>
-        <w:t>“006 “00 1 الم 067 ‎ee‏</w:t>
-        <w:br/>
-        <w:t>‏06</w:t>
-      </w:r>
-    </w:p>
-    <w:p>
-      <w:pPr>
-        <w:jc w:val="right"/>
-        <w:bidi/>
-      </w:pPr>
-      <w:r>
-        <w:rPr>
-          <w:b w:val="0"/>
-          <w:i w:val="0"/>
-        </w:rPr>
-        <w:t>‏0065 0065 0065 006 14</w:t>
-        <w:br/>
-        <w:t>| مت</w:t>
-      </w:r>
-    </w:p>
-    <w:p>
-      <w:pPr>
-        <w:jc w:val="right"/>
-        <w:bidi/>
-      </w:pPr>
-      <w:r>
-        <w:rPr>
-          <w:b w:val="0"/>
-          <w:i w:val="0"/>
-        </w:rPr>
-        <w:t>‏اوماد 46ج 7 انيل ‎mre‏ | اقم بسكم</w:t>
-      </w:r>
-    </w:p>
-    <w:p>
-      <w:pPr>
-        <w:jc w:val="right"/>
-        <w:bidi/>
-      </w:pPr>
-      <w:r>
-        <w:rPr>
-          <w:b w:val="0"/>
-          <w:i w:val="0"/>
-        </w:rPr>
-        <w:t>‏,— تعدا كول</w:t>
-      </w:r>
-    </w:p>
-    <w:p>
-      <w:pPr>
-        <w:jc w:val="right"/>
-        <w:bidi/>
-      </w:pPr>
-      <w:r>
-        <w:rPr>
-          <w:b w:val="0"/>
-          <w:i w:val="0"/>
-        </w:rPr>
-        <w:t>‎005 ‏حيس كم‎ A</w:t>
-        <w:br/>
-        <w:t>NP PHC RD pest ee</w:t>
-        <w:br/>
-        <w:t>005 iia</w:t>
-      </w:r>
-    </w:p>
-    <w:p>
-      <w:pPr>
-        <w:jc w:val="right"/>
-        <w:bidi/>
-      </w:pPr>
-      <w:r>
-        <w:rPr>
-          <w:b w:val="0"/>
-          <w:i w:val="0"/>
-        </w:rPr>
-        <w:t>‎(rsneC | Sete ee) op? mse</w:t>
-      </w:r>
-    </w:p>
-    <w:p>
-      <w:pPr>
-        <w:jc w:val="right"/>
-        <w:bidi/>
-      </w:pPr>
-      <w:r>
-        <w:rPr>
-          <w:b w:val="0"/>
-          <w:i w:val="0"/>
-        </w:rPr>
-        <w:t>‎) mt Sy ‏جم‎ C9 | Aro</w:t>
-      </w:r>
-    </w:p>
-    <w:p>
-      <w:pPr>
-        <w:pStyle w:val="Heading2"/>
-        <w:jc w:val="right"/>
-        <w:bidi/>
-      </w:pPr>
-      <w:r>
-        <w:t>صفحة 3 - OCR</w:t>
-      </w:r>
-    </w:p>
-    <w:p>
-      <w:pPr>
-        <w:pStyle w:val="Heading2"/>
-        <w:jc w:val="right"/>
-        <w:bidi/>
-      </w:pPr>
-      <w:r>
-        <w:t>[المتن الفعلي: الوقائع / الأسباب / المنطوق] ===</w:t>
-        <w:br/>
-        <w:t>yyy ‏عدر‎</w:t>
-        <w:br/>
-        <w:t>‎Wee |</w:t>
-      </w:r>
-    </w:p>
-    <w:p>
-      <w:pPr>
-        <w:jc w:val="right"/>
-        <w:bidi/>
-      </w:pPr>
-      <w:r>
-        <w:rPr>
-          <w:b w:val="0"/>
-          <w:i w:val="0"/>
-        </w:rPr>
-        <w:t>02 ts ‏صم‎</w:t>
-        <w:br/>
-        <w:t>‎1 ”/</w:t>
-      </w:r>
-    </w:p>
-    <w:p>
-      <w:pPr>
-        <w:jc w:val="right"/>
-        <w:bidi/>
-      </w:pPr>
-      <w:r>
-        <w:rPr>
-          <w:b w:val="0"/>
-          <w:i w:val="0"/>
-        </w:rPr>
-        <w:t>Rae ‏ويه‎</w:t>
-      </w:r>
-    </w:p>
-    <w:p>
-      <w:pPr>
-        <w:jc w:val="right"/>
-        <w:bidi/>
-      </w:pPr>
-      <w:r>
-        <w:rPr>
-          <w:b w:val="0"/>
-          <w:i w:val="0"/>
-        </w:rPr>
-        <w:t>(BT A ‏رصم‎ Far OO es Fore, ‏كبس بصنم‎ CAD BC)</w:t>
-      </w:r>
-    </w:p>
-    <w:p>
-      <w:pPr>
-        <w:jc w:val="right"/>
-        <w:bidi/>
-      </w:pPr>
-      <w:r>
-        <w:rPr>
-          <w:b w:val="0"/>
-          <w:i w:val="0"/>
-        </w:rPr>
-        <w:t>L96'LZ ‏لجسم‎ pre?</w:t>
-        <w:br/>
-        <w:t>0002 ot? prefer ‏مجم ثم‎</w:t>
-        <w:br/>
-        <w:t>21 000 Aire ‏اد‎</w:t>
-        <w:br/>
-        <w:t>‏ع0 ع0 ع0 ع0‎ ZI ee</w:t>
-      </w:r>
-    </w:p>
-    <w:p>
-      <w:pPr>
-        <w:jc w:val="right"/>
-        <w:bidi/>
-      </w:pPr>
-      <w:r>
-        <w:rPr>
-          <w:b w:val="0"/>
-          <w:i w:val="0"/>
-        </w:rPr>
-        <w:t>‎TO 1‏ لون ل 7000 تاقد | ‎asc‏ كهداقة | ل | ‎eraasy‏ |</w:t>
-      </w:r>
-    </w:p>
-    <w:p>
-      <w:pPr>
-        <w:jc w:val="right"/>
-        <w:bidi/>
-      </w:pPr>
-      <w:r>
-        <w:rPr>
-          <w:b w:val="0"/>
-          <w:i w:val="0"/>
-        </w:rPr>
-        <w:t>‎005 Hien TH</w:t>
-        <w:br/>
-        <w:t>KD TC RD prs? ree</w:t>
-        <w:br/>
-        <w:t>0025 Ki Ra</w:t>
-      </w:r>
-    </w:p>
-    <w:p>
-      <w:pPr>
-        <w:jc w:val="right"/>
-        <w:bidi/>
-      </w:pPr>
-      <w:r>
-        <w:rPr>
-          <w:b w:val="0"/>
-          <w:i w:val="0"/>
-        </w:rPr>
-        <w:t>‎Swe whe apf? est‏ درق</w:t>
-        <w:br/>
-        <w:t>‎mM sy has Cre \F Ree‏</w:t>
-        <w:br/>
-        <w:t>‎J J‏</w:t>
-      </w:r>
-    </w:p>
-    <w:p>
-      <w:pPr>
-        <w:pStyle w:val="Heading2"/>
-        <w:jc w:val="right"/>
-        <w:bidi/>
-      </w:pPr>
-      <w:r>
-        <w:t>صفحة 4 - OCR</w:t>
-      </w:r>
-    </w:p>
-    <w:p>
-      <w:pPr>
-        <w:pStyle w:val="Heading2"/>
-        <w:jc w:val="right"/>
-        <w:bidi/>
-      </w:pPr>
-      <w:r>
-        <w:t>[المتن الفعلي: الوقائع / الأسباب / المنطوق] ===</w:t>
-        <w:br/>
-        <w:t>A ‏مسي سس لب‎</w:t>
-        <w:br/>
-        <w:t>Le 9 ‏ا‎</w:t>
-        <w:br/>
-        <w:t>‎eee Latent</w:t>
-      </w:r>
-    </w:p>
-    <w:p>
-      <w:pPr>
-        <w:jc w:val="right"/>
-        <w:bidi/>
-      </w:pPr>
-      <w:r>
-        <w:rPr>
-          <w:b w:val="0"/>
-          <w:i w:val="0"/>
-        </w:rPr>
-        <w:t>‎alt pty‏ الى المكره: دا وميض شاكر</w:t>
-      </w:r>
-    </w:p>
-    <w:p>
-      <w:pPr>
-        <w:jc w:val="right"/>
-        <w:bidi/>
-      </w:pPr>
-      <w:r>
-        <w:rPr>
-          <w:b w:val="0"/>
-          <w:i w:val="0"/>
-        </w:rPr>
-        <w:t>‎ON ‏فط سبعة وعتيرون الف وتسعمائة وسبعة وستون ريال سعودر‎ ae</w:t>
-      </w:r>
-    </w:p>
-    <w:p>
-      <w:pPr>
-        <w:jc w:val="right"/>
-        <w:bidi/>
-      </w:pPr>
-      <w:r>
-        <w:rPr>
-          <w:b w:val="0"/>
-          <w:i w:val="0"/>
-        </w:rPr>
-        <w:t>‏9 مر كنات 00-0 0 ‎yyvagre ed‏ مم 03 ‎ons)‏</w:t>
-        <w:br/>
-        <w:t>‏وذلك ‎f‏ مرتبات د وميضص شاكرمن ‎EMEA HVE PN INE‏ أكا</w:t>
-      </w:r>
-    </w:p>
-    <w:p>
-      <w:pPr>
-        <w:jc w:val="right"/>
-        <w:bidi/>
-      </w:pPr>
-      <w:r>
-        <w:rPr>
-          <w:b w:val="0"/>
-          <w:i w:val="0"/>
-        </w:rPr>
-        <w:t>‎yu aay</w:t>
-        <w:br/>
-        <w:t>rTM A NM ae</w:t>
-      </w:r>
-    </w:p>
-    <w:p>
-      <w:pPr>
-        <w:jc w:val="right"/>
-        <w:bidi/>
-      </w:pPr>
-      <w:r>
-        <w:rPr>
-          <w:b w:val="0"/>
-          <w:i w:val="0"/>
-        </w:rPr>
-        <w:t>‎a</w:t>
-      </w:r>
-    </w:p>
-    <w:p>
-      <w:pPr>
-        <w:jc w:val="right"/>
-        <w:bidi/>
-      </w:pPr>
-      <w:r>
-        <w:rPr>
-          <w:b w:val="0"/>
-          <w:i w:val="0"/>
-        </w:rPr>
-        <w:t>‎, Ahmed Zainy &amp;Sons Co</w:t>
-        <w:br/>
-        <w:t>_ Jeddah-Ozco Butiaing</w:t>
-        <w:br/>
-        <w:t>1 Jeb Veet Fax ‏مك5‎</w:t>
-      </w:r>
-    </w:p>
-    <w:p>
-      <w:pPr>
-        <w:jc w:val="right"/>
-        <w:bidi/>
-      </w:pPr>
-      <w:r>
-        <w:rPr>
-          <w:b w:val="0"/>
-          <w:i w:val="0"/>
-        </w:rPr>
-        <w:t>‎mt : Ah‏ + جلي رخ وذ</w:t>
-      </w:r>
-    </w:p>
-    <w:p>
-      <w:pPr>
-        <w:jc w:val="right"/>
-        <w:bidi/>
-      </w:pPr>
-      <w:r>
-        <w:rPr>
-          <w:b w:val="0"/>
-          <w:i w:val="0"/>
-        </w:rPr>
-        <w:t>‏الموافق: ا اا ان</w:t>
-      </w:r>
-    </w:p>
-    <w:p>
-      <w:pPr>
-        <w:jc w:val="right"/>
-        <w:bidi/>
-      </w:pPr>
-      <w:r>
-        <w:rPr>
-          <w:b w:val="0"/>
-          <w:i w:val="0"/>
-        </w:rPr>
-        <w:t>‎PAY TO MESSRS</w:t>
-        <w:br/>
-        <w:t>SR</w:t>
-        <w:br/>
-        <w:t>FOR</w:t>
-      </w:r>
-    </w:p>
-    <w:p>
-      <w:pPr>
-        <w:jc w:val="right"/>
-        <w:bidi/>
-      </w:pPr>
-      <w:r>
-        <w:rPr>
-          <w:b w:val="0"/>
-          <w:i w:val="0"/>
-        </w:rPr>
-        <w:t>===== ملف داخلي: 1434/1434 fil no-5- inv 512.pdf =====</w:t>
-      </w:r>
-    </w:p>
-    <w:p>
-      <w:pPr>
-        <w:pStyle w:val="Heading2"/>
-        <w:jc w:val="right"/>
-        <w:bidi/>
-      </w:pPr>
-      <w:r>
-        <w:t>صفحة 1 - OCR</w:t>
-      </w:r>
-    </w:p>
-    <w:p>
-      <w:pPr>
-        <w:pStyle w:val="Heading2"/>
-        <w:jc w:val="right"/>
-        <w:bidi/>
-      </w:pPr>
-      <w:r>
-        <w:t>[المتن الفعلي: الوقائع / الأسباب / المنطوق] ===</w:t>
-        <w:br/>
-        <w:t>شركة احمد زيني واولاده</w:t>
-        <w:br/>
-        <w:t>جدة عمارة اوزكو</w:t>
-      </w:r>
-    </w:p>
-    <w:p>
-      <w:pPr>
-        <w:pStyle w:val="Heading2"/>
-        <w:jc w:val="right"/>
-        <w:bidi/>
-      </w:pPr>
-      <w:r>
-        <w:t>[ترويسة / كليشة رسمية — معلومات متكررة] ===</w:t>
-        <w:br/>
-        <w:t>هاتف: 5.525515</w:t>
-      </w:r>
-    </w:p>
-    <w:p>
-      <w:pPr>
-        <w:pStyle w:val="Heading2"/>
-        <w:jc w:val="right"/>
-        <w:bidi/>
-      </w:pPr>
-      <w:r>
-        <w:t>[المتن الفعلي: الوقائع / الأسباب / المنطوق] ===</w:t>
-        <w:br/>
-        <w:t>Ahmed Zainy &amp;Sons Co</w:t>
-        <w:br/>
-        <w:t>Jeddah-Ozco Building</w:t>
-        <w:br/>
-        <w:t>Tel: 4.198444</w:t>
-      </w:r>
-    </w:p>
-    <w:p>
-      <w:pPr>
-        <w:jc w:val="right"/>
-        <w:bidi/>
-      </w:pPr>
-      <w:r>
-        <w:rPr>
-          <w:b w:val="0"/>
-          <w:i w:val="0"/>
-        </w:rPr>
-        <w:t>Fax: 50514 5.05١*04 ‏فاكس:‎</w:t>
-      </w:r>
-    </w:p>
-    <w:p>
-      <w:pPr>
-        <w:jc w:val="right"/>
-        <w:bidi/>
-      </w:pPr>
-      <w:r>
-        <w:rPr>
-          <w:b w:val="0"/>
-          <w:i w:val="0"/>
-        </w:rPr>
-        <w:t>‎التاريخ:  ‎١9ل"4/."١4</w:t>
-      </w:r>
-    </w:p>
-    <w:p>
-      <w:pPr>
-        <w:jc w:val="right"/>
-        <w:bidi/>
-      </w:pPr>
-      <w:r>
-        <w:rPr>
-          <w:b w:val="0"/>
-          <w:i w:val="0"/>
-        </w:rPr>
-        <w:t>00 الشيخ أحمد زيني - جاري مصاريف منزل الشيخ/احمد زينى عن شهر</w:t>
-      </w:r>
-    </w:p>
-    <w:p>
-      <w:pPr>
-        <w:jc w:val="right"/>
-        <w:bidi/>
-      </w:pPr>
-      <w:r>
-        <w:rPr>
-          <w:b w:val="0"/>
-          <w:i w:val="0"/>
-        </w:rPr>
-        <w:t>‎٠‏ االصندوق العام الشيخ/احمد زينى</w:t>
-      </w:r>
-    </w:p>
-    <w:p>
-      <w:pPr>
-        <w:pStyle w:val="Heading2"/>
-        <w:jc w:val="right"/>
-        <w:bidi/>
-      </w:pPr>
-      <w:r>
-        <w:t>صفحة 2 - OCR</w:t>
-      </w:r>
-    </w:p>
-    <w:p>
-      <w:pPr>
-        <w:pStyle w:val="Heading2"/>
-        <w:jc w:val="right"/>
-        <w:bidi/>
-      </w:pPr>
-      <w:r>
-        <w:t>[المتن الفعلي: الوقائع / الأسباب / المنطوق] ===</w:t>
-        <w:br/>
-        <w:t>= انم دن الك ان (0 ل- 02 65 به</w:t>
-      </w:r>
-    </w:p>
-    <w:p>
-      <w:pPr>
-        <w:jc w:val="right"/>
-        <w:bidi/>
-      </w:pPr>
-      <w:r>
-        <w:rPr>
-          <w:b w:val="0"/>
-          <w:i w:val="0"/>
-        </w:rPr>
-        <w:t>OMAN DOA ‏نم ين‎ =</w:t>
-      </w:r>
-    </w:p>
-    <w:p>
-      <w:pPr>
-        <w:jc w:val="right"/>
-        <w:bidi/>
-      </w:pPr>
-      <w:r>
-        <w:rPr>
-          <w:b w:val="0"/>
-          <w:i w:val="0"/>
-        </w:rPr>
-        <w:t>‎AS‏ احمد زيني وأولاده</w:t>
-      </w:r>
-    </w:p>
-    <w:p>
-      <w:pPr>
-        <w:jc w:val="right"/>
-        <w:bidi/>
-      </w:pPr>
-      <w:r>
-        <w:rPr>
-          <w:b w:val="0"/>
-          <w:i w:val="0"/>
-        </w:rPr>
-        <w:t>‏AW.‎ براقالاو خويشلل ةيرهشلا تاصصخملا‏</w:t>
-        <w:br/>
-        <w:t>‏عن شهر ربيع اول 1434ه فبراير 2013م</w:t>
-      </w:r>
-    </w:p>
-    <w:p>
-      <w:pPr>
-        <w:jc w:val="right"/>
-        <w:bidi/>
-      </w:pPr>
-      <w:r>
-        <w:rPr>
-          <w:b w:val="0"/>
-          <w:i w:val="0"/>
-        </w:rPr>
-        <w:t>‎50,700</w:t>
-        <w:br/>
-        <w:t>‎65,000</w:t>
-      </w:r>
-    </w:p>
-    <w:p>
-      <w:pPr>
-        <w:jc w:val="right"/>
-        <w:bidi/>
-      </w:pPr>
-      <w:r>
-        <w:rPr>
-          <w:b w:val="0"/>
-          <w:i w:val="0"/>
-        </w:rPr>
-        <w:t>‏اتصلت هاتقيا بتاريخ 1433/4/4ه بانها قد تزوجت وأصبحت غير محتاجة</w:t>
-      </w:r>
-    </w:p>
-    <w:p>
-      <w:pPr>
-        <w:jc w:val="right"/>
-        <w:bidi/>
-      </w:pPr>
-      <w:r>
-        <w:rPr>
-          <w:b w:val="0"/>
-          <w:i w:val="0"/>
-        </w:rPr>
-        <w:t>‏رحمة بنت عبدالرحمن حامد المتوكل</w:t>
-        <w:br/>
-        <w:t>السيدة / سهام حسن زيني</w:t>
-      </w:r>
-    </w:p>
-    <w:p>
-      <w:pPr>
-        <w:jc w:val="right"/>
-        <w:bidi/>
-      </w:pPr>
-      <w:r>
-        <w:rPr>
-          <w:b w:val="0"/>
-          <w:i w:val="0"/>
-        </w:rPr>
-        <w:t>‎SN) ‏المخصصات‎ -: Ly</w:t>
-      </w:r>
-    </w:p>
-    <w:p>
-      <w:pPr>
-        <w:jc w:val="right"/>
-        <w:bidi/>
-      </w:pPr>
-      <w:r>
-        <w:rPr>
-          <w:b w:val="0"/>
-          <w:i w:val="0"/>
-        </w:rPr>
-        <w:t>‏حرم المرحوم / فطين الحبيشي</w:t>
-      </w:r>
-    </w:p>
-    <w:p>
-      <w:pPr>
-        <w:jc w:val="right"/>
-        <w:bidi/>
-      </w:pPr>
-      <w:r>
-        <w:rPr>
-          <w:b w:val="0"/>
-          <w:i w:val="0"/>
-        </w:rPr>
-        <w:t>‏الجمعية الخيرية لتحفيظ القرآن الكريم - الجموم</w:t>
-      </w:r>
-    </w:p>
-    <w:p>
-      <w:pPr>
-        <w:jc w:val="right"/>
-        <w:bidi/>
-      </w:pPr>
-      <w:r>
-        <w:rPr>
-          <w:b w:val="0"/>
-          <w:i w:val="0"/>
-        </w:rPr>
-        <w:t>‏السيد / علي سلطان</w:t>
-      </w:r>
-    </w:p>
-    <w:p>
-      <w:pPr>
-        <w:jc w:val="right"/>
-        <w:bidi/>
-      </w:pPr>
-      <w:r>
-        <w:rPr>
-          <w:b w:val="0"/>
-          <w:i w:val="0"/>
-        </w:rPr>
-        <w:t>‏السيد / علي عبدالله ابراهيم جمعة</w:t>
-      </w:r>
-    </w:p>
-    <w:p>
-      <w:pPr>
-        <w:jc w:val="right"/>
-        <w:bidi/>
-      </w:pPr>
-      <w:r>
-        <w:rPr>
-          <w:b w:val="0"/>
-          <w:i w:val="0"/>
-        </w:rPr>
-        <w:t>‏السيد /محمد بدر النهدي</w:t>
-      </w:r>
-    </w:p>
-    <w:p>
-      <w:pPr>
-        <w:jc w:val="right"/>
-        <w:bidi/>
-      </w:pPr>
-      <w:r>
-        <w:rPr>
-          <w:b w:val="0"/>
-          <w:i w:val="0"/>
-        </w:rPr>
-        <w:t>‏السيد / اشرف جابر مصطفى خيرالدين</w:t>
-      </w:r>
-    </w:p>
-    <w:p>
-      <w:pPr>
-        <w:jc w:val="right"/>
-        <w:bidi/>
-      </w:pPr>
-      <w:r>
-        <w:rPr>
-          <w:b w:val="0"/>
-          <w:i w:val="0"/>
-        </w:rPr>
-        <w:t>‏السيد بندر الحرازي</w:t>
-      </w:r>
-    </w:p>
-    <w:p>
-      <w:pPr>
-        <w:jc w:val="right"/>
-        <w:bidi/>
-      </w:pPr>
-      <w:r>
-        <w:rPr>
-          <w:b w:val="0"/>
-          <w:i w:val="0"/>
-        </w:rPr>
-        <w:t>‏الجمعية الخيرية لتحقيظ القرآن الكريم - دار ام حميد- دف زيني</w:t>
-      </w:r>
-    </w:p>
-    <w:p>
-      <w:pPr>
-        <w:jc w:val="right"/>
-        <w:bidi/>
-      </w:pPr>
-      <w:r>
-        <w:rPr>
-          <w:b w:val="0"/>
-          <w:i w:val="0"/>
-        </w:rPr>
-        <w:t>‏مساعدة شهرية 250 ريال لغية 1434/06/30ه</w:t>
-      </w:r>
-    </w:p>
-    <w:p>
-      <w:pPr>
-        <w:jc w:val="right"/>
-        <w:bidi/>
-      </w:pPr>
-      <w:r>
-        <w:rPr>
-          <w:b w:val="0"/>
-          <w:i w:val="0"/>
-        </w:rPr>
-        <w:t>‏الهام بنت عثمان بكر زيني ‎i‏ اتصلت هاتقيا بتاريخ 1433/4/4ه بانها قد تزوجت وأصبحت غير محتاجة</w:t>
-        <w:br/>
-        <w:t>السر احمد ادريس - دايكن مساعدة شهرية 1000 ريال لفية 1434/06/30ه</w:t>
-      </w:r>
-    </w:p>
-    <w:p>
-      <w:pPr>
-        <w:jc w:val="right"/>
-        <w:bidi/>
-      </w:pPr>
-      <w:r>
-        <w:rPr>
-          <w:b w:val="0"/>
-          <w:i w:val="0"/>
-        </w:rPr>
-        <w:t>‏ا</w:t>
-      </w:r>
-    </w:p>
-    <w:p>
-      <w:pPr>
-        <w:pStyle w:val="Heading2"/>
-        <w:jc w:val="right"/>
-        <w:bidi/>
-      </w:pPr>
-      <w:r>
-        <w:t>صفحة 3 - OCR</w:t>
-      </w:r>
-    </w:p>
-    <w:p>
-      <w:pPr>
-        <w:pStyle w:val="Heading2"/>
-        <w:jc w:val="right"/>
-        <w:bidi/>
-      </w:pPr>
-      <w:r>
-        <w:t>[المتن الفعلي: الوقائع / الأسباب / المنطوق] ===</w:t>
-        <w:br/>
-        <w:t>famed Zainy 25605 Co : : ‏واولادد‎ eg) ‏شركة احمد‎ |</w:t>
-        <w:br/>
-        <w:t>| Jeddah-Gzco Building : Bisbee ba</w:t>
-      </w:r>
-    </w:p>
-    <w:p>
-      <w:pPr>
-        <w:jc w:val="right"/>
-        <w:bidi/>
-      </w:pPr>
-      <w:r>
-        <w:rPr>
-          <w:b w:val="0"/>
-          <w:i w:val="0"/>
-        </w:rPr>
-        <w:t>| ‏8زم[‎ eNotes Fawr sneer i ar Ces NNO rade</w:t>
-      </w:r>
-    </w:p>
-    <w:p>
-      <w:pPr>
-        <w:jc w:val="right"/>
-        <w:bidi/>
-      </w:pPr>
-      <w:r>
-        <w:rPr>
-          <w:b w:val="0"/>
-          <w:i w:val="0"/>
-        </w:rPr>
-        <w:t>Yaa</w:t>
-        <w:br/>
-        <w:t>Petite. tet a 1</w:t>
-        <w:br/>
-        <w:t>‏اس‎ TO ‏جمد ريا عاك سا‎ JAS eh dS ‏تسرف الى‎</w:t>
-        <w:br/>
-        <w:t>FAY TO MESSRS ‏ريْنى‎ ee ‏م1 | الشيخ‎ Re ‏تمر قب الى‎</w:t>
-        <w:br/>
-        <w:t>we 0</w:t>
-      </w:r>
-    </w:p>
-    <w:p>
-      <w:pPr>
-        <w:jc w:val="right"/>
-        <w:bidi/>
-      </w:pPr>
-      <w:r>
-        <w:rPr>
-          <w:b w:val="0"/>
-          <w:i w:val="0"/>
-        </w:rPr>
-        <w:t>ميلة شقط خسون</w:t>
-      </w:r>
-    </w:p>
-    <w:p>
-      <w:pPr>
-        <w:pStyle w:val="Heading2"/>
-        <w:jc w:val="right"/>
-        <w:bidi/>
-      </w:pPr>
-      <w:r>
-        <w:t>[بيانات الأطراف: المدعي / المدعى عليه / الحاضرون] ===</w:t>
-        <w:br/>
-        <w:t>WN ‏وسيعمانة ريال سعودي‎ ti</w:t>
-      </w:r>
-    </w:p>
-    <w:p>
-      <w:pPr>
-        <w:pStyle w:val="Heading2"/>
-        <w:jc w:val="right"/>
-        <w:bidi/>
-      </w:pPr>
-      <w:r>
-        <w:t>[المتن الفعلي: الوقائع / الأسباب / المنطوق] ===</w:t>
-        <w:br/>
-        <w:t>وذلك ‎lef‏ منزل الشيخ/احمد زينى عن شهر ربيع اول ‎١1514‏</w:t>
-      </w:r>
-    </w:p>
-    <w:p>
-      <w:pPr>
-        <w:jc w:val="right"/>
-        <w:bidi/>
-      </w:pPr>
-      <w:r>
-        <w:rPr>
-          <w:b w:val="0"/>
-          <w:i w:val="0"/>
-        </w:rPr>
-        <w:t>===== ملف داخلي: 1434/1434 fil no-7- inv 678.pdf =====</w:t>
-      </w:r>
-    </w:p>
-    <w:p>
-      <w:pPr>
-        <w:pStyle w:val="Heading2"/>
-        <w:jc w:val="right"/>
-        <w:bidi/>
-      </w:pPr>
-      <w:r>
-        <w:t>صفحة 1 - OCR</w:t>
-      </w:r>
-    </w:p>
-    <w:p>
-      <w:pPr>
-        <w:pStyle w:val="Heading2"/>
-        <w:jc w:val="right"/>
-        <w:bidi/>
-      </w:pPr>
-      <w:r>
-        <w:t>[المتن الفعلي: الوقائع / الأسباب / المنطوق] ===</w:t>
-        <w:br/>
-        <w:t>1( راتب شهر ربيع الثاني 1434</w:t>
-      </w:r>
-    </w:p>
-    <w:p>
-      <w:pPr>
-        <w:jc w:val="right"/>
-        <w:bidi/>
-      </w:pPr>
-      <w:r>
-        <w:rPr>
-          <w:b w:val="0"/>
-          <w:i w:val="0"/>
-        </w:rPr>
-        <w:t>أمستحنات نهاية الخدم</w:t>
-        <w:br/>
-        <w:t>| مكاأة ‎rary‏ 1</w:t>
-        <w:br/>
-        <w:t>بدل الإجازة</w:t>
-        <w:br/>
-        <w:t>ايام عمل غير مدفوعة</w:t>
-        <w:br/>
-        <w:t>مستحقات آخر فترة عمل</w:t>
-        <w:br/>
-        <w:t>الحسميات</w:t>
-        <w:br/>
-        <w:t>مجموع المستحقات النهائية</w:t>
-      </w:r>
-    </w:p>
-    <w:p>
-      <w:pPr>
-        <w:jc w:val="right"/>
-        <w:bidi/>
-      </w:pPr>
-      <w:r>
-        <w:rPr>
-          <w:b w:val="0"/>
-          <w:i w:val="0"/>
-        </w:rPr>
-        <w:t>3,567</w:t>
-      </w:r>
-    </w:p>
-    <w:p>
-      <w:pPr>
-        <w:jc w:val="right"/>
-        <w:bidi/>
-      </w:pPr>
-      <w:r>
-        <w:rPr>
-          <w:b w:val="0"/>
-          <w:i w:val="0"/>
-        </w:rPr>
-        <w:t>10,561</w:t>
-        <w:br/>
-        <w:t>2,539</w:t>
-      </w:r>
-    </w:p>
-    <w:p>
-      <w:pPr>
-        <w:jc w:val="right"/>
-        <w:bidi/>
-      </w:pPr>
-      <w:r>
-        <w:rPr>
-          <w:b w:val="0"/>
-          <w:i w:val="0"/>
-        </w:rPr>
-        <w:t>Severance Dues</w:t>
-      </w:r>
-    </w:p>
-    <w:p>
-      <w:pPr>
-        <w:jc w:val="right"/>
-        <w:bidi/>
-      </w:pPr>
-      <w:r>
-        <w:rPr>
-          <w:b w:val="0"/>
-          <w:i w:val="0"/>
-        </w:rPr>
-        <w:t>Vacation Dues</w:t>
-      </w:r>
-    </w:p>
-    <w:p>
-      <w:pPr>
-        <w:jc w:val="right"/>
-        <w:bidi/>
-      </w:pPr>
-      <w:r>
-        <w:rPr>
-          <w:b w:val="0"/>
-          <w:i w:val="0"/>
-        </w:rPr>
-        <w:t>Other Dues</w:t>
-      </w:r>
-    </w:p>
-    <w:p>
-      <w:pPr>
-        <w:jc w:val="right"/>
-        <w:bidi/>
-      </w:pPr>
-      <w:r>
-        <w:rPr>
-          <w:b w:val="0"/>
-          <w:i w:val="0"/>
-        </w:rPr>
-        <w:t>Deductions</w:t>
-      </w:r>
-    </w:p>
-    <w:p>
-      <w:pPr>
-        <w:pStyle w:val="Heading2"/>
-        <w:jc w:val="right"/>
-        <w:bidi/>
-      </w:pPr>
-      <w:r>
-        <w:t>صفحة 2 - OCR</w:t>
-      </w:r>
-    </w:p>
-    <w:p>
-      <w:pPr>
-        <w:pStyle w:val="Heading2"/>
-        <w:jc w:val="right"/>
-        <w:bidi/>
-      </w:pPr>
-      <w:r>
-        <w:t>[المتن الفعلي: الوقائع / الأسباب / المنطوق] ===</w:t>
-        <w:br/>
-        <w:t>x</w:t>
-      </w:r>
-    </w:p>
-    <w:p>
-      <w:pPr>
-        <w:jc w:val="right"/>
-        <w:bidi/>
-      </w:pPr>
-      <w:r>
-        <w:rPr>
-          <w:b w:val="0"/>
-          <w:i w:val="0"/>
-        </w:rPr>
-        <w:t>1066 = 3,567</w:t>
-        <w:br/>
-        <w:t>x¥ {ee</w:t>
-        <w:br/>
-        <w:t>360</w:t>
-      </w:r>
-    </w:p>
-    <w:p>
-      <w:pPr>
-        <w:jc w:val="right"/>
-        <w:bidi/>
-      </w:pPr>
-      <w:r>
-        <w:rPr>
-          <w:b w:val="0"/>
-          <w:i w:val="0"/>
-        </w:rPr>
-        <w:t>x 3,567</w:t>
-      </w:r>
-    </w:p>
-    <w:p>
-      <w:pPr>
-        <w:jc w:val="right"/>
-        <w:bidi/>
-      </w:pPr>
-      <w:r>
-        <w:rPr>
-          <w:b w:val="0"/>
-          <w:i w:val="0"/>
-        </w:rPr>
-        <w:t>x</w:t>
-      </w:r>
-    </w:p>
-    <w:p>
-      <w:pPr>
-        <w:jc w:val="right"/>
-        <w:bidi/>
-      </w:pPr>
-      <w:r>
-        <w:rPr>
-          <w:b w:val="0"/>
-          <w:i w:val="0"/>
-        </w:rPr>
-        <w:t>من :</w:t>
-        <w:br/>
-        <w:t>إلى : 360</w:t>
-        <w:br/>
-        <w:t>‎alates‏ نهاية الخدمة = المجمو</w:t>
-      </w:r>
-    </w:p>
-    <w:p>
-      <w:pPr>
-        <w:jc w:val="right"/>
-        <w:bidi/>
-      </w:pPr>
-      <w:r>
-        <w:rPr>
-          <w:b w:val="0"/>
-          <w:i w:val="0"/>
-        </w:rPr>
-        <w:t>بدلإج ازة: 2642</w:t>
-      </w:r>
-    </w:p>
-    <w:p>
-      <w:pPr>
-        <w:jc w:val="right"/>
-        <w:bidi/>
-      </w:pPr>
-      <w:r>
-        <w:rPr>
-          <w:b w:val="0"/>
-          <w:i w:val="0"/>
-        </w:rPr>
-        <w:t>360</w:t>
-      </w:r>
-    </w:p>
-    <w:p>
-      <w:pPr>
-        <w:jc w:val="right"/>
-        <w:bidi/>
-      </w:pPr>
-      <w:r>
-        <w:rPr>
-          <w:b w:val="0"/>
-          <w:i w:val="0"/>
-        </w:rPr>
-        <w:t>15</w:t>
-        <w:br/>
-        <w:t>30</w:t>
-        <w:br/>
-        <w:t>_ 30</w:t>
-      </w:r>
-    </w:p>
-    <w:p>
-      <w:pPr>
-        <w:jc w:val="right"/>
-        <w:bidi/>
-      </w:pPr>
-      <w:r>
-        <w:rPr>
-          <w:b w:val="0"/>
-          <w:i w:val="0"/>
-        </w:rPr>
-        <w:t>346</w:t>
-      </w:r>
-    </w:p>
-    <w:p>
-      <w:pPr>
-        <w:jc w:val="right"/>
-        <w:bidi/>
-      </w:pPr>
-      <w:r>
-        <w:rPr>
-          <w:b w:val="0"/>
-          <w:i w:val="0"/>
-        </w:rPr>
-        <w:t>i</w:t>
-      </w:r>
-    </w:p>
-    <w:p>
-      <w:pPr>
-        <w:jc w:val="right"/>
-        <w:bidi/>
-      </w:pPr>
-      <w:r>
-        <w:rPr>
-          <w:b w:val="0"/>
-          <w:i w:val="0"/>
-        </w:rPr>
-        <w:t>FINAL SETTLEMENT</w:t>
-        <w:br/>
-        <w:t>DUES CALCULATION</w:t>
-      </w:r>
-    </w:p>
-    <w:p>
-      <w:pPr>
-        <w:jc w:val="right"/>
-        <w:bidi/>
-      </w:pPr>
-      <w:r>
-        <w:rPr>
-          <w:b w:val="0"/>
-          <w:i w:val="0"/>
-        </w:rPr>
-        <w:t>EMPLOYEE NAME = Saeed Anwar Alui</w:t>
-      </w:r>
-    </w:p>
-    <w:p>
-      <w:pPr>
-        <w:jc w:val="right"/>
-        <w:bidi/>
-      </w:pPr>
-      <w:r>
-        <w:rPr>
-          <w:b w:val="0"/>
-          <w:i w:val="0"/>
-        </w:rPr>
-        <w:t>-DEPT. / DIV -Ahmed Zainy &amp; Sons Co</w:t>
-        <w:br/>
-        <w:t>IRESIGNATION TERMINATION TRANSFER</w:t>
-      </w:r>
-    </w:p>
-    <w:p>
-      <w:pPr>
-        <w:jc w:val="right"/>
-        <w:bidi/>
-      </w:pPr>
-      <w:r>
-        <w:rPr>
-          <w:b w:val="0"/>
-          <w:i w:val="0"/>
-        </w:rPr>
-        <w:t>GROSS SALARY</w:t>
-      </w:r>
-    </w:p>
-    <w:p>
-      <w:pPr>
-        <w:jc w:val="right"/>
-        <w:bidi/>
-      </w:pPr>
-      <w:r>
-        <w:rPr>
-          <w:b w:val="0"/>
-          <w:i w:val="0"/>
-        </w:rPr>
-        <w:t>Basic Salary</w:t>
-      </w:r>
-    </w:p>
-    <w:p>
-      <w:pPr>
-        <w:jc w:val="right"/>
-        <w:bidi/>
-      </w:pPr>
-      <w:r>
-        <w:rPr>
-          <w:b w:val="0"/>
-          <w:i w:val="0"/>
-        </w:rPr>
-        <w:t>Housing Allowance</w:t>
-        <w:br/>
-        <w:t>Transportation Allowance</w:t>
-        <w:br/>
-        <w:t>Others</w:t>
-      </w:r>
-    </w:p>
-    <w:p>
-      <w:pPr>
-        <w:jc w:val="right"/>
-        <w:bidi/>
-      </w:pPr>
-      <w:r>
-        <w:rPr>
-          <w:b w:val="0"/>
-          <w:i w:val="0"/>
-        </w:rPr>
-        <w:t>TOSS Salary = S.R</w:t>
-      </w:r>
-    </w:p>
-    <w:p>
-      <w:pPr>
-        <w:jc w:val="right"/>
-        <w:bidi/>
-      </w:pPr>
-      <w:r>
-        <w:rPr>
-          <w:b w:val="0"/>
-          <w:i w:val="0"/>
-        </w:rPr>
-        <w:t>EMPLOYMENT PERIOD</w:t>
-      </w:r>
-    </w:p>
-    <w:p>
-      <w:pPr>
-        <w:jc w:val="right"/>
-        <w:bidi/>
-      </w:pPr>
-      <w:r>
-        <w:rPr>
-          <w:b w:val="0"/>
-          <w:i w:val="0"/>
-        </w:rPr>
-        <w:t>Start Date</w:t>
-        <w:br/>
-        <w:t>End Date</w:t>
-      </w:r>
-    </w:p>
-    <w:p>
-      <w:pPr>
-        <w:jc w:val="right"/>
-        <w:bidi/>
-      </w:pPr>
-      <w:r>
-        <w:rPr>
-          <w:b w:val="0"/>
-          <w:i w:val="0"/>
-        </w:rPr>
-        <w:t>Unlimited Contract — Resignation - Less than 10 years of service</w:t>
-      </w:r>
-    </w:p>
-    <w:p>
-      <w:pPr>
-        <w:jc w:val="right"/>
-        <w:bidi/>
-      </w:pPr>
-      <w:r>
-        <w:rPr>
-          <w:b w:val="0"/>
-          <w:i w:val="0"/>
-        </w:rPr>
-        <w:t>Fr. To</w:t>
-      </w:r>
-    </w:p>
-    <w:p>
-      <w:pPr>
-        <w:jc w:val="right"/>
-        <w:bidi/>
-      </w:pPr>
-      <w:r>
-        <w:rPr>
-          <w:b w:val="0"/>
-          <w:i w:val="0"/>
-        </w:rPr>
-        <w:t>10,561</w:t>
-      </w:r>
-    </w:p>
-    <w:p>
-      <w:pPr>
-        <w:jc w:val="right"/>
-        <w:bidi/>
-      </w:pPr>
-      <w:r>
-        <w:rPr>
-          <w:b w:val="0"/>
-          <w:i w:val="0"/>
-        </w:rPr>
-        <w:t>Severance Dues 0 Ww.</w:t>
-      </w:r>
-    </w:p>
-    <w:p>
-      <w:pPr>
-        <w:jc w:val="right"/>
-        <w:bidi/>
-      </w:pPr>
-      <w:r>
-        <w:rPr>
-          <w:b w:val="0"/>
-          <w:i w:val="0"/>
-        </w:rPr>
-        <w:t>ACATIONDUES</w:t>
-      </w:r>
-    </w:p>
-    <w:p>
-      <w:pPr>
-        <w:jc w:val="right"/>
-        <w:bidi/>
-      </w:pPr>
-      <w:r>
-        <w:rPr>
-          <w:b w:val="0"/>
-          <w:i w:val="0"/>
-        </w:rPr>
-        <w:t>First Work Day from last vacation</w:t>
-        <w:br/>
-        <w:t>Last Working Day</w:t>
-        <w:br/>
-        <w:t>Total Days</w:t>
-      </w:r>
-    </w:p>
-    <w:p>
-      <w:pPr>
-        <w:jc w:val="right"/>
-        <w:bidi/>
-      </w:pPr>
-      <w:r>
-        <w:rPr>
-          <w:b w:val="0"/>
-          <w:i w:val="0"/>
-        </w:rPr>
-        <w:t>Vacation Due</w:t>
-      </w:r>
-    </w:p>
-    <w:p>
-      <w:pPr>
-        <w:pStyle w:val="Heading2"/>
-        <w:jc w:val="right"/>
-        <w:bidi/>
-      </w:pPr>
-      <w:r>
-        <w:t>صفحة 3 - OCR</w:t>
-      </w:r>
-    </w:p>
-    <w:p>
-      <w:pPr>
-        <w:pStyle w:val="Heading2"/>
-        <w:jc w:val="right"/>
-        <w:bidi/>
-      </w:pPr>
-      <w:r>
-        <w:t>[المتن الفعلي: الوقائع / الأسباب / المنطوق] ===</w:t>
-        <w:br/>
-        <w:t>Ahmed Zainy &amp; Sons Co.</w:t>
-      </w:r>
-    </w:p>
-    <w:p>
-      <w:pPr>
-        <w:jc w:val="right"/>
-        <w:bidi/>
-      </w:pPr>
-      <w:r>
-        <w:rPr>
-          <w:b w:val="0"/>
-          <w:i w:val="0"/>
-        </w:rPr>
-        <w:t>LIMITED LIABILITY COMPANY ‏ذات مسؤولية محدودة‎</w:t>
-      </w:r>
-    </w:p>
-    <w:p>
-      <w:pPr>
-        <w:jc w:val="right"/>
-        <w:bidi/>
-      </w:pPr>
-      <w:r>
-        <w:rPr>
-          <w:b w:val="0"/>
-          <w:i w:val="0"/>
-        </w:rPr>
-        <w:t>BV Ev ef 8/00: ‏التاريخ‎</w:t>
-        <w:br/>
-        <w:t>‎AVN O/T] 0 : ‏الموافق‎</w:t>
-      </w:r>
-    </w:p>
-    <w:p>
-      <w:pPr>
-        <w:jc w:val="right"/>
-        <w:bidi/>
-      </w:pPr>
-      <w:r>
-        <w:rPr>
-          <w:b w:val="0"/>
-          <w:i w:val="0"/>
-        </w:rPr>
-        <w:t>مخالصة واستلام حقوق</w:t>
-      </w:r>
-    </w:p>
-    <w:p>
-      <w:pPr>
-        <w:jc w:val="right"/>
-        <w:bidi/>
-      </w:pPr>
-      <w:r>
-        <w:rPr>
-          <w:b w:val="0"/>
-          <w:i w:val="0"/>
-        </w:rPr>
-        <w:t>أنا الموقع أدناه / سعيد أنور علوي - باكستاني الجنسية ‎٠‏ وأحمل إقامة نظامية رقم 588781.ه8١7‏ 2</w:t>
-      </w:r>
-    </w:p>
-    <w:p>
-      <w:pPr>
-        <w:jc w:val="right"/>
-        <w:bidi/>
-      </w:pPr>
-      <w:r>
-        <w:rPr>
-          <w:b w:val="0"/>
-          <w:i w:val="0"/>
-        </w:rPr>
-        <w:t>22 ها545١/.5/١8‎ : ‏عملت لدى شركة أحمد زيني وأولاده المحدودة خلال الفترة من‎ ally</w:t>
-        <w:br/>
-        <w:t>‏وحتى : 1454/05/9 ١ه بأنني استلمت كافة مستحقاتي من أجور أو عمل إضافي أو إجازات أو مكافآت أو‎</w:t>
-      </w:r>
-    </w:p>
-    <w:p>
-      <w:pPr>
-        <w:jc w:val="right"/>
-        <w:bidi/>
-      </w:pPr>
-      <w:r>
-        <w:rPr>
-          <w:b w:val="0"/>
-          <w:i w:val="0"/>
-        </w:rPr>
-        <w:t>أية مستحقات مالية أخرى عن كامل مدة عملي بها .</w:t>
-      </w:r>
-    </w:p>
-    <w:p>
-      <w:pPr>
-        <w:jc w:val="right"/>
-        <w:bidi/>
-      </w:pPr>
-      <w:r>
-        <w:rPr>
-          <w:b w:val="0"/>
-          <w:i w:val="0"/>
-        </w:rPr>
-        <w:t>كما أقر بأنه ليس لي حق بمطالبة الشركة أو الشركات والفروع التابعة لها أو أي من مدرائها أو الشركاء فيها</w:t>
-      </w:r>
-    </w:p>
-    <w:p>
-      <w:pPr>
-        <w:jc w:val="right"/>
-        <w:bidi/>
-      </w:pPr>
-      <w:r>
-        <w:rPr>
-          <w:b w:val="0"/>
-          <w:i w:val="0"/>
-        </w:rPr>
-        <w:t>بأي مطالبة مهما كان نوعها أو سببها ويعتبر توقبعي على هذا الإقرار إبراء لذمة الشركة وفروعها والشركات</w:t>
-      </w:r>
-    </w:p>
-    <w:p>
-      <w:pPr>
-        <w:jc w:val="right"/>
-        <w:bidi/>
-      </w:pPr>
-      <w:r>
-        <w:rPr>
-          <w:b w:val="0"/>
-          <w:i w:val="0"/>
-        </w:rPr>
-        <w:t>العائدة لها إبراء تامأ وشاملاً يسقط حقي في أي مطلب أو دعوى مهما كان سببها . وهذه مخالصة مني بذلك .</w:t>
-      </w:r>
-    </w:p>
-    <w:p>
-      <w:pPr>
-        <w:jc w:val="right"/>
-        <w:bidi/>
-      </w:pPr>
-      <w:r>
-        <w:rPr>
-          <w:b w:val="0"/>
-          <w:i w:val="0"/>
-        </w:rPr>
-        <w:t>c</w:t>
-      </w:r>
-    </w:p>
-    <w:p>
-      <w:pPr>
-        <w:pStyle w:val="Heading2"/>
-        <w:jc w:val="right"/>
-        <w:bidi/>
-      </w:pPr>
-      <w:r>
-        <w:t>[بيانات الأطراف: المدعي / المدعى عليه / الحاضرون] ===</w:t>
-        <w:br/>
-        <w:t>رأس المال ‎٠٠٠٠١ ١ ٠٠‏ ريال سعودي اتج ‎BWV‏ سات ‎١0548056:‏</w:t>
-      </w:r>
-    </w:p>
-    <w:p>
-      <w:pPr>
-        <w:pStyle w:val="Heading2"/>
-        <w:jc w:val="right"/>
-        <w:bidi/>
-      </w:pPr>
-      <w:r>
-        <w:t>[ترويسة / كليشة رسمية — معلومات متكررة] ===</w:t>
-        <w:br/>
-        <w:t>مبنى أوزكو - شارع الأأمير سلطان مع شارع قلب الجزيرة - حي الخالدية - ص.ب 17505 جدة 11444 - المملكة العربية السعودية - هاتف؛: 5050515 (؟) 405+ فاكس: 5118415 ‎AAMT)‏</w:t>
-      </w:r>
-    </w:p>
-    <w:p>
-      <w:pPr>
-        <w:pStyle w:val="Heading2"/>
-        <w:jc w:val="right"/>
-        <w:bidi/>
-      </w:pPr>
-      <w:r>
-        <w:t>[المتن الفعلي: الوقائع / الأسباب / المنطوق] ===</w:t>
-        <w:br/>
-        <w:t>OZCO Building, Prince Sultan Street with Qalb Al Jaziran Street, Al-Khalidiyah District, P.O. Box 17956, Jeddah 21494, Kingdom of Saudi Arabia</w:t>
-      </w:r>
-    </w:p>
-    <w:p>
-      <w:pPr>
-        <w:pStyle w:val="Heading2"/>
-        <w:jc w:val="right"/>
-        <w:bidi/>
-      </w:pPr>
-      <w:r>
-        <w:t>[ترويسة / كليشة رسمية — معلومات متكررة] ===</w:t>
-        <w:br/>
-        <w:t>Tel: +966 (2) 606-5216 Fax: +966 (2) 606-5416 www.ahmedzainysons.com</w:t>
-      </w:r>
-    </w:p>
-    <w:p>
-      <w:pPr>
-        <w:pStyle w:val="Heading2"/>
-        <w:jc w:val="right"/>
-        <w:bidi/>
-      </w:pPr>
-      <w:r>
-        <w:t>صفحة 4 - OCR</w:t>
-      </w:r>
-    </w:p>
-    <w:p>
-      <w:pPr>
-        <w:pStyle w:val="Heading2"/>
-        <w:jc w:val="right"/>
-        <w:bidi/>
-      </w:pPr>
-      <w:r>
-        <w:t>[المتن الفعلي: الوقائع / الأسباب / المنطوق] ===</w:t>
-        <w:br/>
-        <w:t>!</w:t>
-        <w:br/>
-        <w:t>| Ahmed Zainy 250115 Co ‏شركة احمد زيني واولادد‎</w:t>
-        <w:br/>
-        <w:t>| Jeddah-Ozco Building . ‏جدة عمارة أوزكو‎</w:t>
-      </w:r>
-    </w:p>
-    <w:p>
-      <w:pPr>
-        <w:pStyle w:val="Heading2"/>
-        <w:jc w:val="right"/>
-        <w:bidi/>
-      </w:pPr>
-      <w:r>
-        <w:t>[ترويسة / كليشة رسمية — معلومات متكررة] ===</w:t>
-        <w:br/>
-        <w:t>| Tel: “eset e\ Fax: setyret -.5١*.4 ‏فاكس:‎ TOTS ‏هاتف:‎</w:t>
-      </w:r>
-    </w:p>
-    <w:p>
-      <w:pPr>
-        <w:pStyle w:val="Heading2"/>
-        <w:jc w:val="right"/>
-        <w:bidi/>
-      </w:pPr>
-      <w:r>
-        <w:t>[المتن الفعلي: الوقائع / الأسباب / المنطوق] ===</w:t>
-        <w:br/>
-        <w:t>‎|</w:t>
-      </w:r>
-    </w:p>
-    <w:p>
-      <w:pPr>
-        <w:jc w:val="right"/>
-        <w:bidi/>
-      </w:pPr>
-      <w:r>
-        <w:rPr>
-          <w:b w:val="0"/>
-          <w:i w:val="0"/>
-        </w:rPr>
-        <w:t>‎TT 4‏</w:t>
-        <w:br/>
-        <w:t>‎i - |‏</w:t>
-        <w:br/>
-        <w:t>مر صرش تقدي |</w:t>
-        <w:br/>
-        <w:t>ري ال ‎ret‏ التاريخ: ‎1١14/24/٠‏ 1</w:t>
-        <w:br/>
-        <w:t>‎Tyo i‏ ا الموافق: ‎١‏ #"ا”2#د17م؟</w:t>
-        <w:br/>
-        <w:t>1 |</w:t>
-        <w:br/>
-        <w:t>| يصرف إلى المكرم: سعيد انور علوى ‎PAY TO MESSRS‏ ;</w:t>
-        <w:br/>
-        <w:t>‎t te 1 |‏</w:t>
-      </w:r>
-    </w:p>
-    <w:p>
-      <w:pPr>
-        <w:pStyle w:val="Heading2"/>
-        <w:jc w:val="right"/>
-        <w:bidi/>
-      </w:pPr>
-      <w:r>
-        <w:t>[بيانات الأطراف: المدعي / المدعى عليه / الحاضرون] ===</w:t>
-        <w:br/>
-        <w:t>ا مبلغ فقط ستةعشرة الف وستمانة وسبعة وستون ريال سعودي لاغير ‎SR‏</w:t>
-      </w:r>
-    </w:p>
-    <w:p>
-      <w:pPr>
-        <w:pStyle w:val="Heading2"/>
-        <w:jc w:val="right"/>
-        <w:bidi/>
-      </w:pPr>
-      <w:r>
-        <w:t>[المتن الفعلي: الوقائع / الأسباب / المنطوق] ===</w:t>
-        <w:br/>
-        <w:t>‎FOR oa ng‏ |</w:t>
-        <w:br/>
-        <w:t>وذلك / مستحقات السائق سعيد انور علوى بفيلا ش»احمد زينى حسب التصفية المرفقة ;</w:t>
-        <w:br/>
-        <w:t>‎i‏</w:t>
-        <w:br/>
-        <w:t>‎i‏</w:t>
-      </w:r>
-    </w:p>
-    <w:p>
-      <w:pPr>
-        <w:jc w:val="right"/>
-        <w:bidi/>
-      </w:pPr>
-      <w:r>
-        <w:rPr>
-          <w:b w:val="0"/>
-          <w:i w:val="0"/>
-        </w:rPr>
-        <w:t>‎Let</w:t>
-      </w:r>
-    </w:p>
-    <w:p>
-      <w:pPr>
-        <w:jc w:val="right"/>
-        <w:bidi/>
-      </w:pPr>
-      <w:r>
-        <w:rPr>
-          <w:b w:val="0"/>
-          <w:i w:val="0"/>
-        </w:rPr>
-        <w:t>‏ْ المستلم . أمين الصندوق</w:t>
-        <w:br/>
-        <w:t>‎re‏ |</w:t>
-      </w:r>
-    </w:p>
-    <w:p>
-      <w:pPr>
-        <w:jc w:val="right"/>
-        <w:bidi/>
-      </w:pPr>
-      <w:r>
-        <w:rPr>
-          <w:b w:val="0"/>
-          <w:i w:val="0"/>
-        </w:rPr>
-        <w:t>‏الحساب</w:t>
-        <w:br/>
-        <w:t>‎5٠‏</w:t>
-      </w:r>
-    </w:p>
-    <w:p>
-      <w:pPr>
-        <w:jc w:val="right"/>
-        <w:bidi/>
-      </w:pPr>
-      <w:r>
-        <w:rPr>
-          <w:b w:val="0"/>
-          <w:i w:val="0"/>
-        </w:rPr>
-        <w:t>‎1١ ‏اك‎</w:t>
-      </w:r>
-    </w:p>
-    <w:p>
-      <w:pPr>
-        <w:jc w:val="right"/>
-        <w:bidi/>
-      </w:pPr>
-      <w:r>
-        <w:rPr>
-          <w:b w:val="0"/>
-          <w:i w:val="0"/>
-        </w:rPr>
-        <w:t>‎i</w:t>
-        <w:br/>
-        <w:t>‏المجموع‎ 6 ee |</w:t>
-        <w:br/>
-        <w:t>|</w:t>
-      </w:r>
-    </w:p>
-    <w:p>
-      <w:pPr>
-        <w:jc w:val="right"/>
-        <w:bidi/>
-      </w:pPr>
-      <w:r>
-        <w:rPr>
-          <w:b w:val="0"/>
-          <w:i w:val="0"/>
-        </w:rPr>
-        <w:t>‏المدير العام</w:t>
-      </w:r>
-    </w:p>
-    <w:p>
-      <w:pPr>
-        <w:jc w:val="right"/>
-        <w:bidi/>
-      </w:pPr>
-      <w:r>
-        <w:rPr>
-          <w:b w:val="0"/>
-          <w:i w:val="0"/>
-        </w:rPr>
-        <w:t>‎a</w:t>
-      </w:r>
-    </w:p>
-    <w:p>
-      <w:pPr>
-        <w:pStyle w:val="Heading2"/>
-        <w:jc w:val="right"/>
-        <w:bidi/>
-      </w:pPr>
-      <w:r>
-        <w:t>صفحة 5 - OCR</w:t>
-      </w:r>
-    </w:p>
-    <w:p>
-      <w:pPr>
-        <w:pStyle w:val="Heading2"/>
-        <w:jc w:val="right"/>
-        <w:bidi/>
-      </w:pPr>
-      <w:r>
-        <w:t>[المتن الفعلي: الوقائع / الأسباب / المنطوق] ===</w:t>
-        <w:br/>
-        <w:t>شركة احمد زيني واولاده</w:t>
-        <w:br/>
-        <w:t>جدة عمارة اوزكو</w:t>
-      </w:r>
-    </w:p>
-    <w:p>
-      <w:pPr>
-        <w:pStyle w:val="Heading2"/>
-        <w:jc w:val="right"/>
-        <w:bidi/>
-      </w:pPr>
-      <w:r>
-        <w:t>[ترويسة / كليشة رسمية — معلومات متكررة] ===</w:t>
-        <w:br/>
-        <w:t>هاتف: ‎SAVOY‏</w:t>
-      </w:r>
-    </w:p>
-    <w:p>
-      <w:pPr>
-        <w:pStyle w:val="Heading2"/>
-        <w:jc w:val="right"/>
-        <w:bidi/>
-      </w:pPr>
-      <w:r>
-        <w:t>[المتن الفعلي: الوقائع / الأسباب / المنطوق] ===</w:t>
-        <w:br/>
-        <w:t>Ahmed Zainy &amp;Sons.Co _</w:t>
-        <w:br/>
-        <w:t>Jeddah-Ozco Building” ‏ش‎</w:t>
-        <w:br/>
-        <w:t>‎Tel: ‏لل ل خخ‎</w:t>
-      </w:r>
-    </w:p>
-    <w:p>
-      <w:pPr>
-        <w:jc w:val="right"/>
-        <w:bidi/>
-      </w:pPr>
-      <w:r>
-        <w:rPr>
-          <w:b w:val="0"/>
-          <w:i w:val="0"/>
-        </w:rPr>
-        <w:t>Fax: VeVihet</w:t>
-      </w:r>
-    </w:p>
-    <w:p>
-      <w:pPr>
-        <w:jc w:val="right"/>
-        <w:bidi/>
-      </w:pPr>
-      <w:r>
-        <w:rPr>
-          <w:b w:val="0"/>
-          <w:i w:val="0"/>
-        </w:rPr>
-        <w:t>5.51١“٠04 ‏فاكس:‎</w:t>
-      </w:r>
-    </w:p>
-    <w:p>
-      <w:pPr>
-        <w:jc w:val="right"/>
-        <w:bidi/>
-      </w:pPr>
-      <w:r>
-        <w:rPr>
-          <w:b w:val="0"/>
-          <w:i w:val="0"/>
-        </w:rPr>
-        <w:t>مستحقات السائق سعيد انور علوى بفيلا ش ‎٠‏ احمد زينى حسب التصفية المرفقة</w:t>
-      </w:r>
-    </w:p>
-    <w:p>
-      <w:pPr>
-        <w:jc w:val="right"/>
-        <w:bidi/>
-      </w:pPr>
-      <w:r>
-        <w:rPr>
-          <w:b w:val="0"/>
-          <w:i w:val="0"/>
-        </w:rPr>
-        <w:t>‎التاريخ:  ‎4/5١؛1١474/.</w:t>
-      </w:r>
-    </w:p>
-    <w:p>
-      <w:pPr>
-        <w:jc w:val="right"/>
-        <w:bidi/>
-      </w:pPr>
-      <w:r>
-        <w:rPr>
-          <w:b w:val="0"/>
-          <w:i w:val="0"/>
-        </w:rPr>
-        <w:t>مستحقات السائق سعيد انور علوى ‎Dats‏</w:t>
-      </w:r>
-    </w:p>
-    <w:p>
-      <w:pPr>
-        <w:jc w:val="right"/>
-        <w:bidi/>
-      </w:pPr>
-      <w:r>
-        <w:rPr>
-          <w:b w:val="0"/>
-          <w:i w:val="0"/>
-        </w:rPr>
-        <w:t>سعيد انور علوى</w:t>
-      </w:r>
-    </w:p>
-    <w:p>
-      <w:pPr>
-        <w:jc w:val="right"/>
-        <w:bidi/>
-      </w:pPr>
-      <w:r>
-        <w:rPr>
-          <w:b w:val="0"/>
-          <w:i w:val="0"/>
-        </w:rPr>
-        <w:t>===== ملف داخلي: 1434/1434 fil no-7- inv 699.pdf =====</w:t>
-      </w:r>
-    </w:p>
-    <w:p>
-      <w:pPr>
-        <w:pStyle w:val="Heading2"/>
-        <w:jc w:val="right"/>
-        <w:bidi/>
-      </w:pPr>
-      <w:r>
-        <w:t>صفحة 1 - OCR</w:t>
-      </w:r>
-    </w:p>
-    <w:p>
-      <w:pPr>
-        <w:pStyle w:val="Heading2"/>
-        <w:jc w:val="right"/>
-        <w:bidi/>
-      </w:pPr>
-      <w:r>
-        <w:t>[المتن الفعلي: الوقائع / الأسباب / المنطوق] ===</w:t>
-        <w:br/>
-        <w:t>شركة احمد زيني وأولاده</w:t>
-      </w:r>
-    </w:p>
-    <w:p>
-      <w:pPr>
-        <w:jc w:val="right"/>
-        <w:bidi/>
-      </w:pPr>
-      <w:r>
-        <w:rPr>
-          <w:b w:val="0"/>
-          <w:i w:val="0"/>
-        </w:rPr>
-        <w:t>خلا لفلم ممم مملل براقالاو خويشلل ةيرهشلا تاصصخملا</w:t>
-        <w:br/>
-        <w:t>عن شهر ربيع ثاني 1434ه مارس 2013م</w:t>
-      </w:r>
-    </w:p>
-    <w:p>
-      <w:pPr>
-        <w:jc w:val="right"/>
-        <w:bidi/>
-      </w:pPr>
-      <w:r>
-        <w:rPr>
-          <w:b w:val="0"/>
-          <w:i w:val="0"/>
-        </w:rPr>
-        <w:t>50,700</w:t>
-        <w:br/>
-        <w:t>85,000</w:t>
-      </w:r>
-    </w:p>
-    <w:p>
-      <w:pPr>
         <w:jc w:val="right"/>
         <w:bidi/>
       </w:pPr>
@@ -19979,1241 +21203,8 @@
           <w:i w:val="0"/>
         </w:rPr>
         <w:t>135,700</w:t>
-      </w:r>
-    </w:p>
-    <w:p>
-      <w:pPr>
-        <w:pStyle w:val="Heading2"/>
-        <w:jc w:val="right"/>
-        <w:bidi/>
-      </w:pPr>
-      <w:r>
-        <w:t>[ترويسة / كليشة رسمية — معلومات متكررة] ===</w:t>
-        <w:br/>
-        <w:t>اتصلت هاتفيا بتاريخ 1433/4/4ه بانها قد تزوجت وأصبحت غير محتاجة</w:t>
-      </w:r>
-    </w:p>
-    <w:p>
-      <w:pPr>
-        <w:pStyle w:val="Heading2"/>
-        <w:jc w:val="right"/>
-        <w:bidi/>
-      </w:pPr>
-      <w:r>
-        <w:t>[المتن الفعلي: الوقائع / الأسباب / المنطوق] ===</w:t>
-        <w:br/>
-        <w:t>رحمة بنت عبدالرحمن حامد المتوكل</w:t>
-        <w:br/>
-        <w:t>السيدة / سهام حسن زيني</w:t>
-      </w:r>
-    </w:p>
-    <w:p>
-      <w:pPr>
-        <w:jc w:val="right"/>
-        <w:bidi/>
-      </w:pPr>
-      <w:r>
-        <w:rPr>
-          <w:b w:val="0"/>
-          <w:i w:val="0"/>
-        </w:rPr>
-        <w:t>= نم نن حي لل (0 ‎COON‏</w:t>
-      </w:r>
-    </w:p>
-    <w:p>
-      <w:pPr>
-        <w:jc w:val="right"/>
-        <w:bidi/>
-      </w:pPr>
-      <w:r>
-        <w:rPr>
-          <w:b w:val="0"/>
-          <w:i w:val="0"/>
-        </w:rPr>
-        <w:t>=</w:t>
-      </w:r>
-    </w:p>
-    <w:p>
-      <w:pPr>
-        <w:jc w:val="right"/>
-        <w:bidi/>
-      </w:pPr>
-      <w:r>
-        <w:rPr>
-          <w:b w:val="0"/>
-          <w:i w:val="0"/>
-        </w:rPr>
-        <w:t>12,700</w:t>
-      </w:r>
-    </w:p>
-    <w:p>
-      <w:pPr>
-        <w:jc w:val="right"/>
-        <w:bidi/>
-      </w:pPr>
-      <w:r>
-        <w:rPr>
-          <w:b w:val="0"/>
-          <w:i w:val="0"/>
-        </w:rPr>
-        <w:t>أحرم المرحوم / فطين الحبيشي</w:t>
-        <w:br/>
-        <w:t>الجمعية الخيرية لتحفيظ القرآن الكريم - الجموم</w:t>
-      </w:r>
-    </w:p>
-    <w:p>
-      <w:pPr>
-        <w:jc w:val="right"/>
-        <w:bidi/>
-      </w:pPr>
-      <w:r>
-        <w:rPr>
-          <w:b w:val="0"/>
-          <w:i w:val="0"/>
-        </w:rPr>
-        <w:t>السيد / علي سلطان</w:t>
-      </w:r>
-    </w:p>
-    <w:p>
-      <w:pPr>
-        <w:jc w:val="right"/>
-        <w:bidi/>
-      </w:pPr>
-      <w:r>
-        <w:rPr>
-          <w:b w:val="0"/>
-          <w:i w:val="0"/>
-        </w:rPr>
-        <w:t>السيد / علي عبدالله ابراهيم جمعة</w:t>
-      </w:r>
-    </w:p>
-    <w:p>
-      <w:pPr>
-        <w:jc w:val="right"/>
-        <w:bidi/>
-      </w:pPr>
-      <w:r>
-        <w:rPr>
-          <w:b w:val="0"/>
-          <w:i w:val="0"/>
-        </w:rPr>
-        <w:t>السيد بمحمد بدر النهدي</w:t>
-      </w:r>
-    </w:p>
-    <w:p>
-      <w:pPr>
-        <w:jc w:val="right"/>
-        <w:bidi/>
-      </w:pPr>
-      <w:r>
-        <w:rPr>
-          <w:b w:val="0"/>
-          <w:i w:val="0"/>
-        </w:rPr>
-        <w:t>السيد / اشعرف جابر مصطفى خيرالدين</w:t>
-      </w:r>
-    </w:p>
-    <w:p>
-      <w:pPr>
-        <w:jc w:val="right"/>
-        <w:bidi/>
-      </w:pPr>
-      <w:r>
-        <w:rPr>
-          <w:b w:val="0"/>
-          <w:i w:val="0"/>
-        </w:rPr>
-        <w:t>السيد بندر الحرازي</w:t>
-      </w:r>
-    </w:p>
-    <w:p>
-      <w:pPr>
-        <w:jc w:val="right"/>
-        <w:bidi/>
-      </w:pPr>
-      <w:r>
-        <w:rPr>
-          <w:b w:val="0"/>
-          <w:i w:val="0"/>
-        </w:rPr>
-        <w:t>الجمعية الخيرية لتحفيظ القرآن ‎ag SN‏ دارام حميد ‏ دف زيني</w:t>
-        <w:br/>
-        <w:t>ورثة المرحوم ابو بكر كنجو سليم</w:t>
-      </w:r>
-    </w:p>
-    <w:p>
-      <w:pPr>
-        <w:jc w:val="right"/>
-        <w:bidi/>
-      </w:pPr>
-      <w:r>
-        <w:rPr>
-          <w:b w:val="0"/>
-          <w:i w:val="0"/>
-        </w:rPr>
-        <w:t>الهام بنت عثمان بكر زيني</w:t>
-      </w:r>
-    </w:p>
-    <w:p>
-      <w:pPr>
-        <w:jc w:val="right"/>
-        <w:bidi/>
-      </w:pPr>
-      <w:r>
-        <w:rPr>
-          <w:b w:val="0"/>
-          <w:i w:val="0"/>
-        </w:rPr>
-        <w:t>السر احمد ادريس - دايكن</w:t>
-      </w:r>
-    </w:p>
-    <w:p>
-      <w:pPr>
-        <w:jc w:val="right"/>
-        <w:bidi/>
-      </w:pPr>
-      <w:r>
-        <w:rPr>
-          <w:b w:val="0"/>
-          <w:i w:val="0"/>
-        </w:rPr>
-        <w:t>= خر كت د يرف ‎A‏ ركس إءى زءن</w:t>
-      </w:r>
-    </w:p>
-    <w:p>
-      <w:pPr>
-        <w:jc w:val="right"/>
-        <w:bidi/>
-      </w:pPr>
-      <w:r>
-        <w:rPr>
-          <w:b w:val="0"/>
-          <w:i w:val="0"/>
-        </w:rPr>
-        <w:t>امساعدة شهرية 250 ريال لغية 1434/06/30ه</w:t>
-      </w:r>
-    </w:p>
-    <w:p>
-      <w:pPr>
-        <w:pStyle w:val="Heading2"/>
-        <w:jc w:val="right"/>
-        <w:bidi/>
-      </w:pPr>
-      <w:r>
-        <w:t>[ترويسة / كليشة رسمية — معلومات متكررة] ===</w:t>
-        <w:br/>
-        <w:t>اتصلت هاتفيا بتاريخ 1433/4/4ه بانها قد تزوجت وأصبحت غير محتاجة</w:t>
-      </w:r>
-    </w:p>
-    <w:p>
-      <w:pPr>
-        <w:pStyle w:val="Heading2"/>
-        <w:jc w:val="right"/>
-        <w:bidi/>
-      </w:pPr>
-      <w:r>
-        <w:t>[المتن الفعلي: الوقائع / الأسباب / المنطوق] ===</w:t>
-        <w:br/>
-        <w:t>مساعدة شهرية 1000 ريال لغية 1434/06/30ه</w:t>
-      </w:r>
-    </w:p>
-    <w:p>
-      <w:pPr>
-        <w:jc w:val="right"/>
-        <w:bidi/>
-      </w:pPr>
-      <w:r>
-        <w:rPr>
-          <w:b w:val="0"/>
-          <w:i w:val="0"/>
-        </w:rPr>
-        <w:t>عائلة المرحوم هارون انجي</w:t>
-      </w:r>
-    </w:p>
-    <w:p>
-      <w:pPr>
-        <w:jc w:val="right"/>
-        <w:bidi/>
-      </w:pPr>
-      <w:r>
-        <w:rPr>
-          <w:b w:val="0"/>
-          <w:i w:val="0"/>
-        </w:rPr>
-        <w:t>عائلة المرحوم يوسف لطفي</w:t>
-        <w:br/>
-        <w:t>عائلة المرحوم حامد رزق حسن رجب</w:t>
-      </w:r>
-    </w:p>
-    <w:p>
-      <w:pPr>
-        <w:jc w:val="right"/>
-        <w:bidi/>
-      </w:pPr>
-      <w:r>
-        <w:rPr>
-          <w:b w:val="0"/>
-          <w:i w:val="0"/>
-        </w:rPr>
-        <w:t>36,467</w:t>
-        <w:br/>
-        <w:t>|</w:t>
-        <w:br/>
-        <w:t>183,867</w:t>
-      </w:r>
-    </w:p>
-    <w:p>
-      <w:pPr>
-        <w:pStyle w:val="Heading2"/>
-        <w:jc w:val="right"/>
-        <w:bidi/>
-      </w:pPr>
-      <w:r>
-        <w:t>صفحة 2 - OCR</w:t>
-      </w:r>
-    </w:p>
-    <w:p>
-      <w:pPr>
-        <w:pStyle w:val="Heading2"/>
-        <w:jc w:val="right"/>
-        <w:bidi/>
-      </w:pPr>
-      <w:r>
-        <w:t>[المتن الفعلي: الوقائع / الأسباب / المنطوق] ===</w:t>
-        <w:br/>
-        <w:t>PAY TO MESSRS ‏الشيخ/احمد زينى‎ ta Sal ‏يصرف الى‎</w:t>
-        <w:br/>
-        <w:t>‏ريال‎</w:t>
-      </w:r>
-    </w:p>
-    <w:p>
-      <w:pPr>
-        <w:jc w:val="right"/>
-        <w:bidi/>
-      </w:pPr>
-      <w:r>
-        <w:rPr>
-          <w:b w:val="0"/>
-          <w:i w:val="0"/>
-        </w:rPr>
-        <w:t>ers</w:t>
-        <w:br/>
-        <w:t>| Anmed Zainy &amp;Sons Co ‏شركة احمد زيني واولاده‎</w:t>
-        <w:br/>
-        <w:t>‏ا‎ Jeddah-Ozco Building ; ‏عمارة اوزكو‎ baa |</w:t>
-      </w:r>
-    </w:p>
-    <w:p>
-      <w:pPr>
-        <w:pStyle w:val="Heading2"/>
-        <w:jc w:val="right"/>
-        <w:bidi/>
-      </w:pPr>
-      <w:r>
-        <w:t>[ترويسة / كليشة رسمية — معلومات متكررة] ===</w:t>
-        <w:br/>
-        <w:t>| Tel: weNOVIN Fax: 5.5.4 SN OG ‏هاتف» ا فاكس:‎ |</w:t>
-      </w:r>
-    </w:p>
-    <w:p>
-      <w:pPr>
-        <w:pStyle w:val="Heading2"/>
-        <w:jc w:val="right"/>
-        <w:bidi/>
-      </w:pPr>
-      <w:r>
-        <w:t>[المتن الفعلي: الوقائع / الأسباب / المنطوق] ===</w:t>
-        <w:br/>
-        <w:t>1 03</w:t>
-        <w:br/>
-        <w:t>‏ا‎ :</w:t>
-        <w:br/>
-        <w:t>5 1</w:t>
-        <w:br/>
-        <w:t>ْ — i</w:t>
-        <w:br/>
-        <w:t>i $46 2 Ho | (</w:t>
-        <w:br/>
-        <w:t>pee —</w:t>
-        <w:br/>
-        <w:t>11”: 24/5 ‏التاريخ:‎ wee ‏رياال‎ |</w:t>
-        <w:br/>
-        <w:t>| TeV t ee teed 1 Babi gall biVov,ee i</w:t>
-        <w:br/>
-        <w:t>i !</w:t>
-        <w:br/>
-        <w:t>|</w:t>
-        <w:br/>
-        <w:t>I 1</w:t>
-        <w:br/>
-        <w:t>‏ا‎ 1</w:t>
-      </w:r>
-    </w:p>
-    <w:p>
-      <w:pPr>
-        <w:pStyle w:val="Heading2"/>
-        <w:jc w:val="right"/>
-        <w:bidi/>
-      </w:pPr>
-      <w:r>
-        <w:t>[بيانات الأطراف: المدعي / المدعى عليه / الحاضرون] ===</w:t>
-        <w:br/>
-        <w:t>مبلغ فقط خمسون الف وسبعمانة ريال سعودي لاير ‎SR‏</w:t>
-      </w:r>
-    </w:p>
-    <w:p>
-      <w:pPr>
-        <w:pStyle w:val="Heading2"/>
-        <w:jc w:val="right"/>
-        <w:bidi/>
-      </w:pPr>
-      <w:r>
-        <w:t>[المتن الفعلي: الوقائع / الأسباب / المنطوق] ===</w:t>
-        <w:br/>
-        <w:t>i</w:t>
-        <w:br/>
-        <w:t>| FOR Vere BE ‏احمد زينى عن شهر ربيع‎ oh ‏مصاريف منزل‎ f ‏وذلك‎ |</w:t>
-      </w:r>
-    </w:p>
-    <w:p>
-      <w:pPr>
-        <w:jc w:val="right"/>
-        <w:bidi/>
-      </w:pPr>
-      <w:r>
-        <w:rPr>
-          <w:b w:val="0"/>
-          <w:i w:val="0"/>
-        </w:rPr>
-        <w:t>عر ولاييث 1 المجموع</w:t>
-      </w:r>
-    </w:p>
-    <w:p>
-      <w:pPr>
-        <w:jc w:val="right"/>
-        <w:bidi/>
-      </w:pPr>
-      <w:r>
-        <w:rPr>
-          <w:b w:val="0"/>
-          <w:i w:val="0"/>
-        </w:rPr>
-        <w:t>alt) ‏المدير‎</w:t>
-      </w:r>
-    </w:p>
-    <w:p>
-      <w:pPr>
-        <w:pStyle w:val="Heading2"/>
-        <w:jc w:val="right"/>
-        <w:bidi/>
-      </w:pPr>
-      <w:r>
-        <w:t>صفحة 3 - OCR</w:t>
-      </w:r>
-    </w:p>
-    <w:p>
-      <w:pPr>
-        <w:pStyle w:val="Heading2"/>
-        <w:jc w:val="right"/>
-        <w:bidi/>
-      </w:pPr>
-      <w:r>
-        <w:t>[المتن الفعلي: الوقائع / الأسباب / المنطوق] ===</w:t>
-        <w:br/>
-        <w:t>Ahmed Zainy &amp;Sons Co , ‏شركة احمد زيني واولاده‎</w:t>
-      </w:r>
-    </w:p>
-    <w:p>
-      <w:pPr>
-        <w:jc w:val="right"/>
-        <w:bidi/>
-      </w:pPr>
-      <w:r>
-        <w:rPr>
-          <w:b w:val="0"/>
-          <w:i w:val="0"/>
-        </w:rPr>
-        <w:t>جدة عمارة اوزكو ‎Jeddah-Ozco Building‏</w:t>
-        <w:br/>
-        <w:t>هائف: ‎VeVOVNS‏</w:t>
-      </w:r>
-    </w:p>
-    <w:p>
-      <w:pPr>
-        <w:jc w:val="right"/>
-        <w:bidi/>
-      </w:pPr>
-      <w:r>
-        <w:rPr>
-          <w:b w:val="0"/>
-          <w:i w:val="0"/>
-        </w:rPr>
-        <w:t>Tel: ‏ال ا‎</w:t>
-        <w:br/>
-        <w:t>Fax: 5054 "5.5١.4 ‏فاكس:‎</w:t>
-      </w:r>
-    </w:p>
-    <w:p>
-      <w:pPr>
-        <w:jc w:val="right"/>
-        <w:bidi/>
-      </w:pPr>
-      <w:r>
-        <w:rPr>
-          <w:b w:val="0"/>
-          <w:i w:val="0"/>
-        </w:rPr>
-        <w:t>‎التاريخ:  4/.4/15"١4</w:t>
-      </w:r>
-    </w:p>
-    <w:p>
-      <w:pPr>
-        <w:jc w:val="right"/>
-        <w:bidi/>
-      </w:pPr>
-      <w:r>
-        <w:rPr>
-          <w:b w:val="0"/>
-          <w:i w:val="0"/>
-        </w:rPr>
-        <w:t>مصاريف منزل ‎ti‏ احمد زينى عن شهر ربيع</w:t>
-      </w:r>
-    </w:p>
-    <w:p>
-      <w:pPr>
-        <w:jc w:val="right"/>
-        <w:bidi/>
-      </w:pPr>
-      <w:r>
-        <w:rPr>
-          <w:b w:val="0"/>
-          <w:i w:val="0"/>
-        </w:rPr>
-        <w:t>الشيخ/احمد زينى</w:t>
-      </w:r>
-    </w:p>
-    <w:p>
-      <w:pPr>
-        <w:jc w:val="right"/>
-        <w:bidi/>
-      </w:pPr>
-      <w:r>
-        <w:rPr>
-          <w:b w:val="0"/>
-          <w:i w:val="0"/>
-        </w:rPr>
-        <w:t>===== ملف داخلي: 1434/1434 fil no-8- inv 840.pdf =====</w:t>
-      </w:r>
-    </w:p>
-    <w:p>
-      <w:pPr>
-        <w:pStyle w:val="Heading2"/>
-        <w:jc w:val="right"/>
-        <w:bidi/>
-      </w:pPr>
-      <w:r>
-        <w:t>صفحة 1 - OCR</w:t>
-      </w:r>
-    </w:p>
-    <w:p>
-      <w:pPr>
-        <w:pStyle w:val="Heading2"/>
-        <w:jc w:val="right"/>
-        <w:bidi/>
-      </w:pPr>
-      <w:r>
-        <w:t>[المتن الفعلي: الوقائع / الأسباب / المنطوق] ===</w:t>
-        <w:br/>
-        <w:t>Wao ‏سجلتجساري‎</w:t>
-      </w:r>
-    </w:p>
-    <w:p>
-      <w:pPr>
-        <w:jc w:val="right"/>
-        <w:bidi/>
-      </w:pPr>
-      <w:r>
-        <w:rPr>
-          <w:b w:val="0"/>
-          <w:i w:val="0"/>
-        </w:rPr>
-        <w:t>ص .ب 4144 جسدة ‎VENT‏</w:t>
-        <w:br/>
-        <w:t>33531174 ‏J‎ 5143110 : نوفيلت‏</w:t>
-      </w:r>
-    </w:p>
-    <w:p>
-      <w:pPr>
-        <w:jc w:val="right"/>
-        <w:bidi/>
-      </w:pPr>
-      <w:r>
-        <w:rPr>
-          <w:b w:val="0"/>
-          <w:i w:val="0"/>
-        </w:rPr>
-        <w:t>فاكس : 751/0111</w:t>
-        <w:br/>
-        <w:t>جل دة- طريق المدينة</w:t>
-      </w:r>
-    </w:p>
-    <w:p>
-      <w:pPr>
-        <w:jc w:val="right"/>
-        <w:bidi/>
-      </w:pPr>
-      <w:r>
-        <w:rPr>
-          <w:b w:val="0"/>
-          <w:i w:val="0"/>
-        </w:rPr>
-        <w:t>ةدحولا رعس</w:t>
-        <w:br/>
-        <w:t>‎UNIT PRICE‏</w:t>
-      </w:r>
-    </w:p>
-    <w:p>
-      <w:pPr>
-        <w:jc w:val="right"/>
-        <w:bidi/>
-      </w:pPr>
-      <w:r>
-        <w:rPr>
-          <w:b w:val="0"/>
-          <w:i w:val="0"/>
-        </w:rPr>
-        <w:t>EE</w:t>
-      </w:r>
-    </w:p>
-    <w:p>
-      <w:pPr>
-        <w:jc w:val="right"/>
-        <w:bidi/>
-      </w:pPr>
-      <w:r>
-        <w:rPr>
-          <w:b w:val="0"/>
-          <w:i w:val="0"/>
-        </w:rPr>
-        <w:t>C.R.No. 7785 | oo</w:t>
-        <w:br/>
-        <w:t>‏.م‎ 0. Box 9148 Jeddah 21413“</w:t>
-      </w:r>
-    </w:p>
-    <w:p>
-      <w:pPr>
-        <w:jc w:val="right"/>
-        <w:bidi/>
-      </w:pPr>
-      <w:r>
-        <w:rPr>
-          <w:b w:val="0"/>
-          <w:i w:val="0"/>
-        </w:rPr>
-        <w:t>Tel. : 6646310 / 6691124</w:t>
-      </w:r>
-    </w:p>
-    <w:p>
-      <w:pPr>
-        <w:jc w:val="right"/>
-        <w:bidi/>
-      </w:pPr>
-      <w:r>
-        <w:rPr>
-          <w:b w:val="0"/>
-          <w:i w:val="0"/>
-        </w:rPr>
-        <w:t>4</w:t>
-      </w:r>
-    </w:p>
-    <w:p>
-      <w:pPr>
-        <w:jc w:val="right"/>
-        <w:bidi/>
-      </w:pPr>
-      <w:r>
-        <w:rPr>
-          <w:b w:val="0"/>
-          <w:i w:val="0"/>
-        </w:rPr>
-        <w:t>Fax: 6875376 ° | ‏موسسة أحمد الحربي‎</w:t>
-        <w:br/>
-        <w:t>Jeddah - Madina Road Ahmed Al-Harbi Est.</w:t>
-      </w:r>
-    </w:p>
-    <w:p>
-      <w:pPr>
-        <w:jc w:val="right"/>
-        <w:bidi/>
-      </w:pPr>
-      <w:r>
-        <w:rPr>
-          <w:b w:val="0"/>
-          <w:i w:val="0"/>
-        </w:rPr>
-        <w:t>No. 0249 ‏عرض أسعار‎</w:t>
-        <w:br/>
-        <w:t>QUOTATION</w:t>
-      </w:r>
-    </w:p>
-    <w:p>
-      <w:pPr>
-        <w:jc w:val="right"/>
-        <w:bidi/>
-      </w:pPr>
-      <w:r>
-        <w:rPr>
-          <w:b w:val="0"/>
-          <w:i w:val="0"/>
-        </w:rPr>
-        <w:t>pate : ‏ملعاف‎</w:t>
-      </w:r>
-    </w:p>
-    <w:p>
-      <w:pPr>
-        <w:jc w:val="right"/>
-        <w:bidi/>
-      </w:pPr>
-      <w:r>
-        <w:rPr>
-          <w:b w:val="0"/>
-          <w:i w:val="0"/>
-        </w:rPr>
-        <w:t>الكمية</w:t>
-        <w:br/>
-        <w:t>‎QUANTITY‏</w:t>
-      </w:r>
-    </w:p>
-    <w:p>
-      <w:pPr>
-        <w:jc w:val="right"/>
-        <w:bidi/>
-      </w:pPr>
-      <w:r>
-        <w:rPr>
-          <w:b w:val="0"/>
-          <w:i w:val="0"/>
-        </w:rPr>
-        <w:t>Validity eccentric</w:t>
-      </w:r>
-    </w:p>
-    <w:p>
-      <w:pPr>
-        <w:jc w:val="right"/>
-        <w:bidi/>
-      </w:pPr>
-      <w:r>
-        <w:rPr>
-          <w:b w:val="0"/>
-          <w:i w:val="0"/>
-        </w:rPr>
-        <w:t>Terms of Payment :</w:t>
-      </w:r>
-    </w:p>
-    <w:p>
-      <w:pPr>
-        <w:jc w:val="right"/>
-        <w:bidi/>
-      </w:pPr>
-      <w:r>
-        <w:rPr>
-          <w:b w:val="0"/>
-          <w:i w:val="0"/>
-        </w:rPr>
-        <w:t>Delivery :_......</w:t>
-      </w:r>
-    </w:p>
-    <w:p>
-      <w:pPr>
-        <w:jc w:val="right"/>
-        <w:bidi/>
-      </w:pPr>
-      <w:r>
-        <w:rPr>
-          <w:b w:val="0"/>
-          <w:i w:val="0"/>
-        </w:rPr>
-        <w:t>Auth. Sig. ‏توقيع المستول‎</w:t>
-      </w:r>
-    </w:p>
-    <w:p>
-      <w:pPr>
-        <w:pStyle w:val="Heading2"/>
-        <w:jc w:val="right"/>
-        <w:bidi/>
-      </w:pPr>
-      <w:r>
-        <w:t>صفحة 2 - OCR</w:t>
-      </w:r>
-    </w:p>
-    <w:p>
-      <w:pPr>
-        <w:pStyle w:val="Heading2"/>
-        <w:jc w:val="right"/>
-        <w:bidi/>
-      </w:pPr>
-      <w:r>
-        <w:t>[المتن الفعلي: الوقائع / الأسباب / المنطوق] ===</w:t>
-        <w:br/>
-        <w:t>Date: 18% March 2013</w:t>
-      </w:r>
-    </w:p>
-    <w:p>
-      <w:pPr>
-        <w:jc w:val="right"/>
-        <w:bidi/>
-      </w:pPr>
-      <w:r>
-        <w:rPr>
-          <w:b w:val="0"/>
-          <w:i w:val="0"/>
-        </w:rPr>
-        <w:t>To: Sheikh Ossama Zainy</w:t>
-      </w:r>
-    </w:p>
-    <w:p>
-      <w:pPr>
-        <w:jc w:val="right"/>
-        <w:bidi/>
-      </w:pPr>
-      <w:r>
-        <w:rPr>
-          <w:b w:val="0"/>
-          <w:i w:val="0"/>
-        </w:rPr>
-        <w:t>From: Abdul Jabbar</w:t>
-        <w:br/>
-        <w:t>(Zainy compound)</w:t>
-        <w:br/>
-        <w:t>Subject: _Water Pump in Sheikh Ahmed Zainy villa</w:t>
-        <w:br/>
-        <w:t>Respected Sir,</w:t>
-      </w:r>
-    </w:p>
-    <w:p>
-      <w:pPr>
-        <w:jc w:val="right"/>
-        <w:bidi/>
-      </w:pPr>
-      <w:r>
-        <w:rPr>
-          <w:b w:val="0"/>
-          <w:i w:val="0"/>
-        </w:rPr>
-        <w:t>I would like to inform you that we are using Sheikh Adnan Zainy villa’s water</w:t>
-        <w:br/>
-        <w:t>pump for Sheikh Ahmed Zainy villa. We want to disconnect the water pipe line</w:t>
-        <w:br/>
-        <w:t>from Sheikh Adnan Zainy villa. Therefore we have to fix a new motor pump</w:t>
-        <w:br/>
-        <w:t>including pressure tank in Sheikh Ahmed Zainy villa as per following</w:t>
-        <w:br/>
-        <w:t>quotations:</w:t>
-      </w:r>
-    </w:p>
-    <w:p>
-      <w:pPr>
-        <w:jc w:val="right"/>
-        <w:bidi/>
-      </w:pPr>
-      <w:r>
-        <w:rPr>
-          <w:b w:val="0"/>
-          <w:i w:val="0"/>
-        </w:rPr>
-        <w:t>G) Ahmed Al-harbi Est. SR- 14,700 (Recbmmended) ZA</w:t>
-        <w:br/>
-        <w:t>2- Ekel Trading &amp; Industrial Co. ‏ص‎</w:t>
-      </w:r>
-    </w:p>
-    <w:p>
-      <w:pPr>
-        <w:jc w:val="right"/>
-        <w:bidi/>
-      </w:pPr>
-      <w:r>
-        <w:rPr>
-          <w:b w:val="0"/>
-          <w:i w:val="0"/>
-        </w:rPr>
-        <w:t>3- Ahed Al Jazeera Trading SR- 14,300</w:t>
-      </w:r>
-    </w:p>
-    <w:p>
-      <w:pPr>
-        <w:jc w:val="right"/>
-        <w:bidi/>
-      </w:pPr>
-      <w:r>
-        <w:rPr>
-          <w:b w:val="0"/>
-          <w:i w:val="0"/>
-        </w:rPr>
-        <w:t>Best regards,</w:t>
-      </w:r>
-    </w:p>
-    <w:p>
-      <w:pPr>
-        <w:jc w:val="right"/>
-        <w:bidi/>
-      </w:pPr>
-      <w:r>
-        <w:rPr>
-          <w:b w:val="0"/>
-          <w:i w:val="0"/>
-        </w:rPr>
-        <w:t>Kem =</w:t>
-      </w:r>
-    </w:p>
-    <w:p>
-      <w:pPr>
-        <w:jc w:val="right"/>
-        <w:bidi/>
-      </w:pPr>
-      <w:r>
-        <w:rPr>
-          <w:b w:val="0"/>
-          <w:i w:val="0"/>
-        </w:rPr>
-        <w:t>Abdul Jabbar 0</w:t>
-      </w:r>
-    </w:p>
-    <w:p>
-      <w:pPr>
-        <w:pStyle w:val="Heading2"/>
-        <w:jc w:val="right"/>
-        <w:bidi/>
-      </w:pPr>
-      <w:r>
-        <w:t>صفحة 3 - OCR</w:t>
-      </w:r>
-    </w:p>
-    <w:p>
-      <w:pPr>
-        <w:pStyle w:val="Heading2"/>
-        <w:jc w:val="right"/>
-        <w:bidi/>
-      </w:pPr>
-      <w:r>
-        <w:t>[المتن الفعلي: الوقائع / الأسباب / المنطوق] ===</w:t>
-        <w:br/>
-        <w:t>لش ب ا ‎eee‏</w:t>
-      </w:r>
-    </w:p>
-    <w:p>
-      <w:pPr>
-        <w:jc w:val="right"/>
-        <w:bidi/>
-      </w:pPr>
-      <w:r>
-        <w:rPr>
-          <w:b w:val="0"/>
-          <w:i w:val="0"/>
-        </w:rPr>
-        <w:t>0</w:t>
-      </w:r>
-    </w:p>
-    <w:p>
-      <w:pPr>
-        <w:jc w:val="right"/>
-        <w:bidi/>
-      </w:pPr>
-      <w:r>
-        <w:rPr>
-          <w:b w:val="0"/>
-          <w:i w:val="0"/>
-        </w:rPr>
-        <w:t>‎t !‏</w:t>
-        <w:br/>
-        <w:t>شركة احمد زيني واولاده ©6© ‎Ahmed Zainy &amp;Sons‏ |</w:t>
-        <w:br/>
-        <w:t>| جدة عمارة اوزكو ‎Jeddah-Ozco Building‏</w:t>
-      </w:r>
-    </w:p>
-    <w:p>
-      <w:pPr>
-        <w:pStyle w:val="Heading2"/>
-        <w:jc w:val="right"/>
-        <w:bidi/>
-      </w:pPr>
-      <w:r>
-        <w:t>[ترويسة / كليشة رسمية — معلومات متكررة] ===</w:t>
-        <w:br/>
-        <w:t>هاتف: ‎25551١‏ ؟ فاكس: ‎5.5١.4‏ ل لل لو 2 ‎Tel:‏</w:t>
-      </w:r>
-    </w:p>
-    <w:p>
-      <w:pPr>
-        <w:pStyle w:val="Heading2"/>
-        <w:jc w:val="right"/>
-        <w:bidi/>
-      </w:pPr>
-      <w:r>
-        <w:t>[المتن الفعلي: الوقائع / الأسباب / المنطوق] ===</w:t>
-        <w:br/>
-        <w:t>‏ريس سال بنع التاريخ: ‎١154/2.‏</w:t>
-        <w:br/>
-        <w:t>‏12000 الموافق: 2 556.- 5.1 |</w:t>
-        <w:br/>
-        <w:t>سس ‎ee‏</w:t>
-        <w:br/>
-        <w:t>‏| يصرف إلى المكرم: عبد الجبار ‎PAY TO MESSRS‏ |</w:t>
-        <w:br/>
-        <w:t>‎des : 7 eye node dah‏ ,|</w:t>
-      </w:r>
-    </w:p>
-    <w:p>
-      <w:pPr>
-        <w:pStyle w:val="Heading2"/>
-        <w:jc w:val="right"/>
-        <w:bidi/>
-      </w:pPr>
-      <w:r>
-        <w:t>[بيانات الأطراف: المدعي / المدعى عليه / الحاضرون] ===</w:t>
-        <w:br/>
-        <w:t>مبلغ فقطأربعةعشرة ألف وسبعمانة ريال سعودي لاغير ‎SR‏ |</w:t>
-      </w:r>
-    </w:p>
-    <w:p>
-      <w:pPr>
-        <w:pStyle w:val="Heading2"/>
-        <w:jc w:val="right"/>
-        <w:bidi/>
-      </w:pPr>
-      <w:r>
-        <w:t>[المتن الفعلي: الوقائع / الأسباب / المنطوق] ===</w:t>
-        <w:br/>
-        <w:t>‏وذلك / فاتورة مؤسسة الحربى قيمة مواسير مياه خاصة بصيانة فيلا ش١٠‏ احمد زينى كالمرفق ‎FOR‏ ا</w:t>
-      </w:r>
-    </w:p>
-    <w:p>
-      <w:pPr>
-        <w:jc w:val="right"/>
-        <w:bidi/>
-      </w:pPr>
-      <w:r>
-        <w:rPr>
-          <w:b w:val="0"/>
-          <w:i w:val="0"/>
-        </w:rPr>
-        <w:t>‏للرءءلاءة١‏ المجموع</w:t>
-      </w:r>
-    </w:p>
-    <w:p>
-      <w:pPr>
-        <w:pStyle w:val="Heading2"/>
-        <w:jc w:val="right"/>
-        <w:bidi/>
-      </w:pPr>
-      <w:r>
-        <w:t>صفحة 4 - OCR</w:t>
-      </w:r>
-    </w:p>
-    <w:p>
-      <w:pPr>
-        <w:pStyle w:val="Heading2"/>
-        <w:jc w:val="right"/>
-        <w:bidi/>
-      </w:pPr>
-      <w:r>
-        <w:t>[المتن الفعلي: الوقائع / الأسباب / المنطوق] ===</w:t>
-        <w:br/>
-        <w:t>شركة احمد زيني واولاده</w:t>
-      </w:r>
-    </w:p>
-    <w:p>
-      <w:pPr>
-        <w:jc w:val="right"/>
-        <w:bidi/>
-      </w:pPr>
-      <w:r>
-        <w:rPr>
-          <w:b w:val="0"/>
-          <w:i w:val="0"/>
-        </w:rPr>
-        <w:t>جدة عمارة اوزكو</w:t>
-      </w:r>
-    </w:p>
-    <w:p>
-      <w:pPr>
-        <w:pStyle w:val="Heading2"/>
-        <w:jc w:val="right"/>
-        <w:bidi/>
-      </w:pPr>
-      <w:r>
-        <w:t>[ترويسة / كليشة رسمية — معلومات متكررة] ===</w:t>
-        <w:br/>
-        <w:t>هاتف 91ه5 .5</w:t>
-      </w:r>
-    </w:p>
-    <w:p>
-      <w:pPr>
-        <w:pStyle w:val="Heading2"/>
-        <w:jc w:val="right"/>
-        <w:bidi/>
-      </w:pPr>
-      <w:r>
-        <w:t>[المتن الفعلي: الوقائع / الأسباب / المنطوق] ===</w:t>
-        <w:br/>
-        <w:t>فاكس:</w:t>
-      </w:r>
-    </w:p>
-    <w:p>
-      <w:pPr>
-        <w:jc w:val="right"/>
-        <w:bidi/>
-      </w:pPr>
-      <w:r>
-        <w:rPr>
-          <w:b w:val="0"/>
-          <w:i w:val="0"/>
-        </w:rPr>
-        <w:t>5-55</w:t>
-      </w:r>
-    </w:p>
-    <w:p>
-      <w:pPr>
-        <w:jc w:val="right"/>
-        <w:bidi/>
-      </w:pPr>
-      <w:r>
-        <w:rPr>
-          <w:b w:val="0"/>
-          <w:i w:val="0"/>
-        </w:rPr>
-        <w:t>فاتورة مؤسسة الحربى قيمة مواسير مياه خاصة بصيانة فيلا ش ‎٠‏ احمد زينى كالمرفق</w:t>
-      </w:r>
-    </w:p>
-    <w:p>
-      <w:pPr>
-        <w:jc w:val="right"/>
-        <w:bidi/>
-      </w:pPr>
-      <w:r>
-        <w:rPr>
-          <w:b w:val="0"/>
-          <w:i w:val="0"/>
-        </w:rPr>
-        <w:t>Ahmed Zainy 850115 Co:</w:t>
-      </w:r>
-    </w:p>
-    <w:p>
-      <w:pPr>
-        <w:jc w:val="right"/>
-        <w:bidi/>
-      </w:pPr>
-      <w:r>
-        <w:rPr>
-          <w:b w:val="0"/>
-          <w:i w:val="0"/>
-        </w:rPr>
-        <w:t>Jeddah-Ozco Building</w:t>
-        <w:br/>
-        <w:t>Tel: 1: 40 vac</w:t>
-      </w:r>
-    </w:p>
-    <w:p>
-      <w:pPr>
-        <w:jc w:val="right"/>
-        <w:bidi/>
-      </w:pPr>
-      <w:r>
-        <w:rPr>
-          <w:b w:val="0"/>
-          <w:i w:val="0"/>
-        </w:rPr>
-        <w:t>Fax: 50</w:t>
-      </w:r>
-    </w:p>
-    <w:p>
-      <w:pPr>
-        <w:jc w:val="right"/>
-        <w:bidi/>
-      </w:pPr>
-      <w:r>
-        <w:rPr>
-          <w:b w:val="0"/>
-          <w:i w:val="0"/>
-        </w:rPr>
-        <w:t>‎التاريخ:  OVE VEEP</w:t>
-      </w:r>
-    </w:p>
-    <w:p>
-      <w:pPr>
-        <w:jc w:val="right"/>
-        <w:bidi/>
-      </w:pPr>
-      <w:r>
-        <w:rPr>
-          <w:b w:val="0"/>
-          <w:i w:val="0"/>
-        </w:rPr>
-        <w:t>===== ملف داخلي: 1434/1434 fil no-9- inv 919.pdf =====</w:t>
-      </w:r>
-    </w:p>
-    <w:p>
-      <w:pPr>
-        <w:pStyle w:val="Heading2"/>
-        <w:jc w:val="right"/>
-        <w:bidi/>
-      </w:pPr>
-      <w:r>
-        <w:t>صفحة 1 - OCR</w:t>
-      </w:r>
-    </w:p>
-    <w:p>
-      <w:pPr>
-        <w:pStyle w:val="Heading2"/>
-        <w:jc w:val="right"/>
-        <w:bidi/>
-      </w:pPr>
-      <w:r>
-        <w:t>[المتن الفعلي: الوقائع / الأسباب / المنطوق] ===</w:t>
-        <w:br/>
-        <w:t>شركة احمد زيني وأولاده</w:t>
-      </w:r>
-    </w:p>
-    <w:p>
-      <w:pPr>
-        <w:jc w:val="right"/>
-        <w:bidi/>
-      </w:pPr>
-      <w:r>
-        <w:rPr>
-          <w:b w:val="0"/>
-          <w:i w:val="0"/>
-        </w:rPr>
-        <w:t>خلا ‏eee‎ براقالاو خويشلل ةيرهشلا تاصصخملا</w:t>
-        <w:br/>
-        <w:t>عن شهر جماد اول 1434ه ابريل 2013م</w:t>
-      </w:r>
-    </w:p>
-    <w:p>
-      <w:pPr>
-        <w:jc w:val="right"/>
-        <w:bidi/>
-      </w:pPr>
-      <w:r>
-        <w:rPr>
-          <w:b w:val="0"/>
-          <w:i w:val="0"/>
-        </w:rPr>
-        <w:t>85,000</w:t>
-      </w:r>
-    </w:p>
-    <w:p>
-      <w:pPr>
-        <w:jc w:val="right"/>
-        <w:bidi/>
-      </w:pPr>
-      <w:r>
-        <w:rPr>
-          <w:b w:val="0"/>
-          <w:i w:val="0"/>
-        </w:rPr>
-        <w:t>135,700</w:t>
-        <w:br/>
-        <w:t>براقالل ةيرهشلا تاصصخملا :- ايناث</w:t>
+        <w:br/>
+        <w:t>ثانيا :- المخصصات الشهرية للاقارب</w:t>
       </w:r>
     </w:p>
     <w:p>
